--- a/docs/manuscript/SUPPLEMENTAL_TEXT.docx
+++ b/docs/manuscript/SUPPLEMENTAL_TEXT.docx
@@ -2,7 +2,7 @@
 <file path=word/document.xml><?xml version="1.0" encoding="utf-8"?>
 <w:document xmlns:w="http://schemas.openxmlformats.org/wordprocessingml/2006/main" xmlns:m="http://schemas.openxmlformats.org/officeDocument/2006/math" xmlns:r="http://schemas.openxmlformats.org/officeDocument/2006/relationships" xmlns:o="urn:schemas-microsoft-com:office:office" xmlns:v="urn:schemas-microsoft-com:vml" xmlns:w10="urn:schemas-microsoft-com:office:word" xmlns:a="http://schemas.openxmlformats.org/drawingml/2006/main" xmlns:pic="http://schemas.openxmlformats.org/drawingml/2006/picture" xmlns:wp="http://schemas.openxmlformats.org/drawingml/2006/wordprocessingDrawing">
   <w:body>
-    <w:bookmarkStart w:id="62" w:name="supplemental-material"/>
+    <w:bookmarkStart w:id="67" w:name="supplemental-material"/>
     <w:p>
       <w:pPr>
         <w:pStyle w:val="Heading1"/>
@@ -1200,7 +1200,19 @@
         <w:t xml:space="preserve">(Neiman 1995)</w:t>
       </w:r>
       <w:r>
-        <w:t xml:space="preserve">. The alternative basin definition, the stricter watershed rule, is evaluated in full. Clustering-tendency statistics (Hopkins, silhouette, and the gap statistic) on the correspondence-analysis ordination favor a single group, with a maximum silhouette of only 0.47, consistent with a near-continuum rather than sharply bounded ceramic groups. All are provided in the supplementary code. The Neiman interassemblage-distance result is shown in Figure S1.</w:t>
+        <w:t xml:space="preserve">. The alternative basin definition, the stricter watershed rule, is evaluated in full. Clustering-tendency statistics (Hopkins, silhouette, and the gap statistic)</w:t>
+      </w:r>
+      <w:r>
+        <w:t xml:space="preserve"> </w:t>
+      </w:r>
+      <w:r>
+        <w:t xml:space="preserve">(Hopkins and Skellam 1954; Rousseeuw 1987; Tibshirani et al. 2001)</w:t>
+      </w:r>
+      <w:r>
+        <w:t xml:space="preserve"> </w:t>
+      </w:r>
+      <w:r>
+        <w:t xml:space="preserve">on the correspondence-analysis ordination favor a single group, with a maximum silhouette of only 0.47, consistent with a near-continuum rather than sharply bounded ceramic groups. All are provided in the supplementary code. The Neiman interassemblage-distance result is shown in Figure S1.</w:t>
       </w:r>
     </w:p>
     <w:p>
@@ -1887,13 +1899,34 @@
         <w:pStyle w:val="FirstParagraph"/>
       </w:pPr>
       <w:r>
-        <w:t xml:space="preserve">We calibrated the Mainfort compilation of central-valley determinations against IntCal20</w:t>
+        <w:t xml:space="preserve">We calibrated the Mainfort compilation of central-valley determinations</w:t>
       </w:r>
       <w:r>
         <w:t xml:space="preserve"> </w:t>
       </w:r>
       <w:r>
         <w:t xml:space="preserve">(Mainfort 2001)</w:t>
+      </w:r>
+      <w:r>
+        <w:t xml:space="preserve"> </w:t>
+      </w:r>
+      <w:r>
+        <w:t xml:space="preserve">against IntCal20</w:t>
+      </w:r>
+      <w:r>
+        <w:t xml:space="preserve"> </w:t>
+      </w:r>
+      <w:r>
+        <w:t xml:space="preserve">(</w:t>
+      </w:r>
+      <w:r>
+        <w:t xml:space="preserve">Reimer et al.</w:t>
+      </w:r>
+      <w:r>
+        <w:t xml:space="preserve"> </w:t>
+      </w:r>
+      <w:r>
+        <w:t xml:space="preserve">2020)</w:t>
       </w:r>
       <w:r>
         <w:t xml:space="preserve">. Forty-one determinations come from seven St. Francis Basin Parkin-phase sites, nineteen of them from Parkin. The summed probability distribution of the basin dates concentrates the occupation in the fourteenth to sixteenth centuries, with a median of AD 1422 (Parkin alone, AD 1483), and declines across the contact interval: 29 percent of the basin probability mass postdates AD 1541 and 18 percent postdates AD 1600 (Figure S3). This is consistent with occupation continuing through the De Soto entrada, which the chronicles place at Casqui, and declining thereafter, rather than with a sequence running unbroken into the seventeenth century. However, the protohistoric tail is partly a calibration artifact of low-activity determinations near the post-1650 plateau. To test the assumption that the seriation axis tracks calendar time, we pooled the dates of the five proveniences matching curated assemblages. We correlated their pooled median calibrated ages with CA1 position: Spearman’s r = +0.70 (n = 5, 27 dates pooled), with four sites in calendar order and one late-dated site, Clay Hill, departing from it. The orientation of the axis toward later time is supported but not certain, and we treat directional statements as provisional throughout.</w:t>
@@ -1965,7 +1998,7 @@
       </w:r>
     </w:p>
     <w:bookmarkEnd w:id="34"/>
-    <w:bookmarkStart w:id="61" w:name="references"/>
+    <w:bookmarkStart w:id="66" w:name="references"/>
     <w:p>
       <w:pPr>
         <w:pStyle w:val="Heading2"/>
@@ -1974,7 +2007,7 @@
         <w:t xml:space="preserve">References</w:t>
       </w:r>
     </w:p>
-    <w:bookmarkStart w:id="60" w:name="refs"/>
+    <w:bookmarkStart w:id="65" w:name="refs"/>
     <w:bookmarkStart w:id="36" w:name="ref-bell_richerson_mcelreath_2009"/>
     <w:p>
       <w:pPr>
@@ -2225,7 +2258,33 @@
       </w:r>
     </w:p>
     <w:bookmarkEnd w:id="45"/>
-    <w:bookmarkStart w:id="47" w:name="ref-hunt_2006"/>
+    <w:bookmarkStart w:id="46" w:name="ref-hopkins_skellam_1954"/>
+    <w:p>
+      <w:pPr>
+        <w:pStyle w:val="Bibliography"/>
+      </w:pPr>
+      <w:r>
+        <w:t xml:space="preserve">Hopkins, Brian, and J. G. Skellam. 1954. A New Method for Determining the Type of Distribution of Plant Individuals.</w:t>
+      </w:r>
+      <w:r>
+        <w:t xml:space="preserve"> </w:t>
+      </w:r>
+      <w:r>
+        <w:rPr>
+          <w:i/>
+          <w:iCs/>
+        </w:rPr>
+        <w:t xml:space="preserve">Annals of Botany</w:t>
+      </w:r>
+      <w:r>
+        <w:t xml:space="preserve"> </w:t>
+      </w:r>
+      <w:r>
+        <w:t xml:space="preserve">18(2):213–227.</w:t>
+      </w:r>
+    </w:p>
+    <w:bookmarkEnd w:id="46"/>
+    <w:bookmarkStart w:id="48" w:name="ref-hunt_2006"/>
     <w:p>
       <w:pPr>
         <w:pStyle w:val="Bibliography"/>
@@ -2252,7 +2311,7 @@
       <w:r>
         <w:t xml:space="preserve"> </w:t>
       </w:r>
-      <w:hyperlink r:id="rId46">
+      <w:hyperlink r:id="rId47">
         <w:r>
           <w:rPr>
             <w:rStyle w:val="Hyperlink"/>
@@ -2264,8 +2323,8 @@
         <w:t xml:space="preserve">.</w:t>
       </w:r>
     </w:p>
-    <w:bookmarkEnd w:id="47"/>
-    <w:bookmarkStart w:id="49" w:name="ref-hunt_bell_travis_2008"/>
+    <w:bookmarkEnd w:id="48"/>
+    <w:bookmarkStart w:id="50" w:name="ref-hunt_bell_travis_2008"/>
     <w:p>
       <w:pPr>
         <w:pStyle w:val="Bibliography"/>
@@ -2292,7 +2351,7 @@
       <w:r>
         <w:t xml:space="preserve"> </w:t>
       </w:r>
-      <w:hyperlink r:id="rId48">
+      <w:hyperlink r:id="rId49">
         <w:r>
           <w:rPr>
             <w:rStyle w:val="Hyperlink"/>
@@ -2304,8 +2363,8 @@
         <w:t xml:space="preserve">.</w:t>
       </w:r>
     </w:p>
-    <w:bookmarkEnd w:id="49"/>
-    <w:bookmarkStart w:id="51" w:name="ref-lipo_dinapoli_madsen_hunt_2021"/>
+    <w:bookmarkEnd w:id="50"/>
+    <w:bookmarkStart w:id="52" w:name="ref-lipo_dinapoli_madsen_hunt_2021"/>
     <w:p>
       <w:pPr>
         <w:pStyle w:val="Bibliography"/>
@@ -2332,7 +2391,7 @@
       <w:r>
         <w:t xml:space="preserve"> </w:t>
       </w:r>
-      <w:hyperlink r:id="rId50">
+      <w:hyperlink r:id="rId51">
         <w:r>
           <w:rPr>
             <w:rStyle w:val="Hyperlink"/>
@@ -2344,8 +2403,8 @@
         <w:t xml:space="preserve">.</w:t>
       </w:r>
     </w:p>
-    <w:bookmarkEnd w:id="51"/>
-    <w:bookmarkStart w:id="53" w:name="ref-lipo_madsen_dunnell_2015"/>
+    <w:bookmarkEnd w:id="52"/>
+    <w:bookmarkStart w:id="54" w:name="ref-lipo_madsen_dunnell_2015"/>
     <w:p>
       <w:pPr>
         <w:pStyle w:val="Bibliography"/>
@@ -2372,7 +2431,7 @@
       <w:r>
         <w:t xml:space="preserve"> </w:t>
       </w:r>
-      <w:hyperlink r:id="rId52">
+      <w:hyperlink r:id="rId53">
         <w:r>
           <w:rPr>
             <w:rStyle w:val="Hyperlink"/>
@@ -2384,8 +2443,8 @@
         <w:t xml:space="preserve">.</w:t>
       </w:r>
     </w:p>
-    <w:bookmarkEnd w:id="53"/>
-    <w:bookmarkStart w:id="54" w:name="ref-mainfort_2001"/>
+    <w:bookmarkEnd w:id="54"/>
+    <w:bookmarkStart w:id="55" w:name="ref-mainfort_2001"/>
     <w:p>
       <w:pPr>
         <w:pStyle w:val="Bibliography"/>
@@ -2419,8 +2478,8 @@
         <w:t xml:space="preserve">, edited by David S. Brose, C. Wesley Cowan, and Jr. Mainfort Robert C., pp. 173–190. Smithsonian Institution Press, Washington, DC.</w:t>
       </w:r>
     </w:p>
-    <w:bookmarkEnd w:id="54"/>
-    <w:bookmarkStart w:id="55" w:name="ref-neiman_1995"/>
+    <w:bookmarkEnd w:id="55"/>
+    <w:bookmarkStart w:id="56" w:name="ref-neiman_1995"/>
     <w:p>
       <w:pPr>
         <w:pStyle w:val="Bibliography"/>
@@ -2463,8 +2522,8 @@
         <w:t xml:space="preserve">60(1):7–36.</w:t>
       </w:r>
     </w:p>
-    <w:bookmarkEnd w:id="55"/>
-    <w:bookmarkStart w:id="56" w:name="ref-phillips_1970"/>
+    <w:bookmarkEnd w:id="56"/>
+    <w:bookmarkStart w:id="57" w:name="ref-phillips_1970"/>
     <w:p>
       <w:pPr>
         <w:pStyle w:val="Bibliography"/>
@@ -2535,8 +2594,101 @@
         <w:t xml:space="preserve">, Vol. 60. Papers of the Peabody Museum of Archaeology and Ethnology. Peabody Museum, Harvard University, Cambridge, MA.</w:t>
       </w:r>
     </w:p>
-    <w:bookmarkEnd w:id="56"/>
-    <w:bookmarkStart w:id="58" w:name="ref-scheffer_2009"/>
+    <w:bookmarkEnd w:id="57"/>
+    <w:bookmarkStart w:id="59" w:name="ref-reimer_etal_2020"/>
+    <w:p>
+      <w:pPr>
+        <w:pStyle w:val="Bibliography"/>
+      </w:pPr>
+      <w:r>
+        <w:t xml:space="preserve">Reimer, Paula J. et al.</w:t>
+      </w:r>
+      <w:r>
+        <w:t xml:space="preserve"> 2020. The</w:t>
+      </w:r>
+      <w:r>
+        <w:t xml:space="preserve"> </w:t>
+      </w:r>
+      <w:r>
+        <w:t xml:space="preserve">IntCal20</w:t>
+      </w:r>
+      <w:r>
+        <w:t xml:space="preserve"> </w:t>
+      </w:r>
+      <w:r>
+        <w:t xml:space="preserve">Northern</w:t>
+      </w:r>
+      <w:r>
+        <w:t xml:space="preserve"> </w:t>
+      </w:r>
+      <w:r>
+        <w:t xml:space="preserve">Hemisphere</w:t>
+      </w:r>
+      <w:r>
+        <w:t xml:space="preserve"> </w:t>
+      </w:r>
+      <w:r>
+        <w:t xml:space="preserve">Radiocarbon Age Calibration Curve (0–55 Cal kBP).</w:t>
+      </w:r>
+      <w:r>
+        <w:t xml:space="preserve"> </w:t>
+      </w:r>
+      <w:r>
+        <w:rPr>
+          <w:i/>
+          <w:iCs/>
+        </w:rPr>
+        <w:t xml:space="preserve">Radiocarbon</w:t>
+      </w:r>
+      <w:r>
+        <w:t xml:space="preserve"> </w:t>
+      </w:r>
+      <w:r>
+        <w:t xml:space="preserve">62(4):725–757.</w:t>
+      </w:r>
+      <w:r>
+        <w:t xml:space="preserve"> </w:t>
+      </w:r>
+      <w:hyperlink r:id="rId58">
+        <w:r>
+          <w:rPr>
+            <w:rStyle w:val="Hyperlink"/>
+          </w:rPr>
+          <w:t xml:space="preserve">https://doi.org/10.1017/RDC.2020.41</w:t>
+        </w:r>
+      </w:hyperlink>
+      <w:r>
+        <w:t xml:space="preserve">.</w:t>
+      </w:r>
+    </w:p>
+    <w:bookmarkEnd w:id="59"/>
+    <w:bookmarkStart w:id="60" w:name="ref-rousseeuw_1987"/>
+    <w:p>
+      <w:pPr>
+        <w:pStyle w:val="Bibliography"/>
+      </w:pPr>
+      <w:r>
+        <w:t xml:space="preserve">Rousseeuw, Peter J. 1987. Silhouettes: A Graphical Aid to the Interpretation and Validation of Cluster Analysis.</w:t>
+      </w:r>
+      <w:r>
+        <w:t xml:space="preserve"> </w:t>
+      </w:r>
+      <w:r>
+        <w:rPr>
+          <w:i/>
+          <w:iCs/>
+        </w:rPr>
+        <w:t xml:space="preserve">Journal of Computational and Applied Mathematics</w:t>
+      </w:r>
+      <w:r>
+        <w:t xml:space="preserve"> </w:t>
+      </w:r>
+      <w:r>
+        <w:t xml:space="preserve">20:53–65.</w:t>
+      </w:r>
+    </w:p>
+    <w:bookmarkEnd w:id="60"/>
+    <w:bookmarkStart w:id="62" w:name="ref-scheffer_2009"/>
     <w:p>
       <w:pPr>
         <w:pStyle w:val="Bibliography"/>
@@ -2563,7 +2715,7 @@
       <w:r>
         <w:t xml:space="preserve"> </w:t>
       </w:r>
-      <w:hyperlink r:id="rId57">
+      <w:hyperlink r:id="rId61">
         <w:r>
           <w:rPr>
             <w:rStyle w:val="Hyperlink"/>
@@ -2575,20 +2727,46 @@
         <w:t xml:space="preserve">.</w:t>
       </w:r>
     </w:p>
-    <w:bookmarkEnd w:id="58"/>
-    <w:bookmarkStart w:id="59" w:name="ref-williams_1954"/>
+    <w:bookmarkEnd w:id="62"/>
+    <w:bookmarkStart w:id="63" w:name="ref-tibshirani_walther_hastie_2001"/>
     <w:p>
       <w:pPr>
         <w:pStyle w:val="Bibliography"/>
       </w:pPr>
       <w:r>
+        <w:t xml:space="preserve">Tibshirani, Robert, Guenther Walther, and Trevor Hastie. 2001. Estimating the Number of Clusters in a Data Set via the Gap Statistic.</w:t>
+      </w:r>
+      <w:r>
+        <w:t xml:space="preserve"> </w:t>
+      </w:r>
+      <w:r>
+        <w:rPr>
+          <w:i/>
+          <w:iCs/>
+        </w:rPr>
+        <w:t xml:space="preserve">Journal of the Royal Statistical Society: Series B</w:t>
+      </w:r>
+      <w:r>
+        <w:t xml:space="preserve"> </w:t>
+      </w:r>
+      <w:r>
+        <w:t xml:space="preserve">63(2):411–423.</w:t>
+      </w:r>
+    </w:p>
+    <w:bookmarkEnd w:id="63"/>
+    <w:bookmarkStart w:id="64" w:name="ref-williams_1954"/>
+    <w:p>
+      <w:pPr>
+        <w:pStyle w:val="Bibliography"/>
+      </w:pPr>
+      <w:r>
         <w:t xml:space="preserve">Williams, Stephen. 1954. An Archeological Study of the Mississippian Culture in Southeast Missouri. PhD thesis, Yale University, New Haven.</w:t>
       </w:r>
     </w:p>
-    <w:bookmarkEnd w:id="59"/>
-    <w:bookmarkEnd w:id="60"/>
-    <w:bookmarkEnd w:id="61"/>
-    <w:bookmarkEnd w:id="62"/>
+    <w:bookmarkEnd w:id="64"/>
+    <w:bookmarkEnd w:id="65"/>
+    <w:bookmarkEnd w:id="66"/>
+    <w:bookmarkEnd w:id="67"/>
     <w:sectPr>
       <w:footnotePr>
         <w:numRestart w:val="eachSect"/>

--- a/docs/manuscript/SUPPLEMENTAL_TEXT.docx
+++ b/docs/manuscript/SUPPLEMENTAL_TEXT.docx
@@ -2,7 +2,7 @@
 <file path=word/document.xml><?xml version="1.0" encoding="utf-8"?>
 <w:document xmlns:w="http://schemas.openxmlformats.org/wordprocessingml/2006/main" xmlns:m="http://schemas.openxmlformats.org/officeDocument/2006/math" xmlns:r="http://schemas.openxmlformats.org/officeDocument/2006/relationships" xmlns:o="urn:schemas-microsoft-com:office:office" xmlns:v="urn:schemas-microsoft-com:vml" xmlns:w10="urn:schemas-microsoft-com:office:word" xmlns:a="http://schemas.openxmlformats.org/drawingml/2006/main" xmlns:pic="http://schemas.openxmlformats.org/drawingml/2006/picture" xmlns:wp="http://schemas.openxmlformats.org/drawingml/2006/wordprocessingDrawing">
   <w:body>
-    <w:bookmarkStart w:id="67" w:name="supplemental-material"/>
+    <w:bookmarkStart w:id="72" w:name="supplemental-material"/>
     <w:p>
       <w:pPr>
         <w:pStyle w:val="Heading1"/>
@@ -668,7 +668,7 @@
         <w:t xml:space="preserve"> </w:t>
       </w:r>
       <w:r>
-        <w:t xml:space="preserve">(Lipo et al. 2015)</w:t>
+        <w:t xml:space="preserve">(Dunnell 1970; Graves and Cachola-Abad 1996; Lipo et al. 1997, 2015)</w:t>
       </w:r>
       <w:r>
         <w:t xml:space="preserve">. A set of assemblages is co-seriable if some ordering renders every decorated type’s frequency both unimodal and continuous. We enumerated the complete set of maximal co-seriable groups, the subsets for which a valid ordering exists, and which are maximal under inclusion. A single group indicates one interacting community, whereas a proliferation of small, mutually non-co-seriable groups indicates a fragmented one. We report the number and maximum size of these groups and, for each assemblage, its group-membership count, which identifies the bridge assemblages that join otherwise incompatible orderings. The number of maximal groups is the continuous signature.</w:t>
@@ -1998,7 +1998,7 @@
       </w:r>
     </w:p>
     <w:bookmarkEnd w:id="34"/>
-    <w:bookmarkStart w:id="66" w:name="references"/>
+    <w:bookmarkStart w:id="71" w:name="references"/>
     <w:p>
       <w:pPr>
         <w:pStyle w:val="Heading2"/>
@@ -2007,7 +2007,7 @@
         <w:t xml:space="preserve">References</w:t>
       </w:r>
     </w:p>
-    <w:bookmarkStart w:id="65" w:name="refs"/>
+    <w:bookmarkStart w:id="70" w:name="refs"/>
     <w:bookmarkStart w:id="36" w:name="ref-bell_richerson_mcelreath_2009"/>
     <w:p>
       <w:pPr>
@@ -2192,7 +2192,47 @@
       </w:r>
     </w:p>
     <w:bookmarkEnd w:id="42"/>
-    <w:bookmarkStart w:id="43" w:name="ref-ewens_1972"/>
+    <w:bookmarkStart w:id="44" w:name="ref-dunnell_1970"/>
+    <w:p>
+      <w:pPr>
+        <w:pStyle w:val="Bibliography"/>
+      </w:pPr>
+      <w:r>
+        <w:t xml:space="preserve">Dunnell, Robert C. 1970. Seriation Method and Its Evaluation.</w:t>
+      </w:r>
+      <w:r>
+        <w:t xml:space="preserve"> </w:t>
+      </w:r>
+      <w:r>
+        <w:rPr>
+          <w:i/>
+          <w:iCs/>
+        </w:rPr>
+        <w:t xml:space="preserve">American Antiquity</w:t>
+      </w:r>
+      <w:r>
+        <w:t xml:space="preserve"> </w:t>
+      </w:r>
+      <w:r>
+        <w:t xml:space="preserve">35(3):305–319.</w:t>
+      </w:r>
+      <w:r>
+        <w:t xml:space="preserve"> </w:t>
+      </w:r>
+      <w:hyperlink r:id="rId43">
+        <w:r>
+          <w:rPr>
+            <w:rStyle w:val="Hyperlink"/>
+          </w:rPr>
+          <w:t xml:space="preserve">https://doi.org/10.2307/278341</w:t>
+        </w:r>
+      </w:hyperlink>
+      <w:r>
+        <w:t xml:space="preserve">.</w:t>
+      </w:r>
+    </w:p>
+    <w:bookmarkEnd w:id="44"/>
+    <w:bookmarkStart w:id="45" w:name="ref-ewens_1972"/>
     <w:p>
       <w:pPr>
         <w:pStyle w:val="Bibliography"/>
@@ -2217,8 +2257,8 @@
         <w:t xml:space="preserve">3(1):87–112.</w:t>
       </w:r>
     </w:p>
-    <w:bookmarkEnd w:id="43"/>
-    <w:bookmarkStart w:id="45" w:name="ref-feder_kryazhimskiy_plotkin_2014"/>
+    <w:bookmarkEnd w:id="45"/>
+    <w:bookmarkStart w:id="47" w:name="ref-feder_kryazhimskiy_plotkin_2014"/>
     <w:p>
       <w:pPr>
         <w:pStyle w:val="Bibliography"/>
@@ -2245,7 +2285,7 @@
       <w:r>
         <w:t xml:space="preserve"> </w:t>
       </w:r>
-      <w:hyperlink r:id="rId44">
+      <w:hyperlink r:id="rId46">
         <w:r>
           <w:rPr>
             <w:rStyle w:val="Hyperlink"/>
@@ -2257,8 +2297,43 @@
         <w:t xml:space="preserve">.</w:t>
       </w:r>
     </w:p>
-    <w:bookmarkEnd w:id="45"/>
-    <w:bookmarkStart w:id="46" w:name="ref-hopkins_skellam_1954"/>
+    <w:bookmarkEnd w:id="47"/>
+    <w:bookmarkStart w:id="48" w:name="ref-graves_cachola-abad_1996"/>
+    <w:p>
+      <w:pPr>
+        <w:pStyle w:val="Bibliography"/>
+      </w:pPr>
+      <w:r>
+        <w:t xml:space="preserve">Graves, Michael W., and C. Kehaunani Cachola-Abad. 1996. Seriation as a Method of Chronologically Ordering Architectural Design Traits: An Example from</w:t>
+      </w:r>
+      <w:r>
+        <w:t xml:space="preserve"> </w:t>
+      </w:r>
+      <w:r>
+        <w:t xml:space="preserve">Hawai’i</w:t>
+      </w:r>
+      <w:r>
+        <w:t xml:space="preserve">.</w:t>
+      </w:r>
+      <w:r>
+        <w:t xml:space="preserve"> </w:t>
+      </w:r>
+      <w:r>
+        <w:rPr>
+          <w:i/>
+          <w:iCs/>
+        </w:rPr>
+        <w:t xml:space="preserve">Archaeology in Oceania</w:t>
+      </w:r>
+      <w:r>
+        <w:t xml:space="preserve"> </w:t>
+      </w:r>
+      <w:r>
+        <w:t xml:space="preserve">31(1):19–32.</w:t>
+      </w:r>
+    </w:p>
+    <w:bookmarkEnd w:id="48"/>
+    <w:bookmarkStart w:id="49" w:name="ref-hopkins_skellam_1954"/>
     <w:p>
       <w:pPr>
         <w:pStyle w:val="Bibliography"/>
@@ -2283,8 +2358,8 @@
         <w:t xml:space="preserve">18(2):213–227.</w:t>
       </w:r>
     </w:p>
-    <w:bookmarkEnd w:id="46"/>
-    <w:bookmarkStart w:id="48" w:name="ref-hunt_2006"/>
+    <w:bookmarkEnd w:id="49"/>
+    <w:bookmarkStart w:id="51" w:name="ref-hunt_2006"/>
     <w:p>
       <w:pPr>
         <w:pStyle w:val="Bibliography"/>
@@ -2311,7 +2386,7 @@
       <w:r>
         <w:t xml:space="preserve"> </w:t>
       </w:r>
-      <w:hyperlink r:id="rId47">
+      <w:hyperlink r:id="rId50">
         <w:r>
           <w:rPr>
             <w:rStyle w:val="Hyperlink"/>
@@ -2323,8 +2398,8 @@
         <w:t xml:space="preserve">.</w:t>
       </w:r>
     </w:p>
-    <w:bookmarkEnd w:id="48"/>
-    <w:bookmarkStart w:id="50" w:name="ref-hunt_bell_travis_2008"/>
+    <w:bookmarkEnd w:id="51"/>
+    <w:bookmarkStart w:id="53" w:name="ref-hunt_bell_travis_2008"/>
     <w:p>
       <w:pPr>
         <w:pStyle w:val="Bibliography"/>
@@ -2351,7 +2426,7 @@
       <w:r>
         <w:t xml:space="preserve"> </w:t>
       </w:r>
-      <w:hyperlink r:id="rId49">
+      <w:hyperlink r:id="rId52">
         <w:r>
           <w:rPr>
             <w:rStyle w:val="Hyperlink"/>
@@ -2363,8 +2438,8 @@
         <w:t xml:space="preserve">.</w:t>
       </w:r>
     </w:p>
-    <w:bookmarkEnd w:id="50"/>
-    <w:bookmarkStart w:id="52" w:name="ref-lipo_dinapoli_madsen_hunt_2021"/>
+    <w:bookmarkEnd w:id="53"/>
+    <w:bookmarkStart w:id="55" w:name="ref-lipo_dinapoli_madsen_hunt_2021"/>
     <w:p>
       <w:pPr>
         <w:pStyle w:val="Bibliography"/>
@@ -2391,7 +2466,7 @@
       <w:r>
         <w:t xml:space="preserve"> </w:t>
       </w:r>
-      <w:hyperlink r:id="rId51">
+      <w:hyperlink r:id="rId54">
         <w:r>
           <w:rPr>
             <w:rStyle w:val="Hyperlink"/>
@@ -2403,8 +2478,8 @@
         <w:t xml:space="preserve">.</w:t>
       </w:r>
     </w:p>
-    <w:bookmarkEnd w:id="52"/>
-    <w:bookmarkStart w:id="54" w:name="ref-lipo_madsen_dunnell_2015"/>
+    <w:bookmarkEnd w:id="55"/>
+    <w:bookmarkStart w:id="57" w:name="ref-lipo_madsen_dunnell_2015"/>
     <w:p>
       <w:pPr>
         <w:pStyle w:val="Bibliography"/>
@@ -2431,7 +2506,7 @@
       <w:r>
         <w:t xml:space="preserve"> </w:t>
       </w:r>
-      <w:hyperlink r:id="rId53">
+      <w:hyperlink r:id="rId56">
         <w:r>
           <w:rPr>
             <w:rStyle w:val="Hyperlink"/>
@@ -2443,8 +2518,48 @@
         <w:t xml:space="preserve">.</w:t>
       </w:r>
     </w:p>
-    <w:bookmarkEnd w:id="54"/>
-    <w:bookmarkStart w:id="55" w:name="ref-mainfort_2001"/>
+    <w:bookmarkEnd w:id="57"/>
+    <w:bookmarkStart w:id="59" w:name="ref-lipo_madsen_dunnell_hunt_1997"/>
+    <w:p>
+      <w:pPr>
+        <w:pStyle w:val="Bibliography"/>
+      </w:pPr>
+      <w:r>
+        <w:t xml:space="preserve">Lipo, Carl P., Mark E. Madsen, Robert C. Dunnell, and Terry Hunt. 1997. Population Structure, Cultural Transmission, and Frequency Seriation.</w:t>
+      </w:r>
+      <w:r>
+        <w:t xml:space="preserve"> </w:t>
+      </w:r>
+      <w:r>
+        <w:rPr>
+          <w:i/>
+          <w:iCs/>
+        </w:rPr>
+        <w:t xml:space="preserve">Journal of Anthropological Archaeology</w:t>
+      </w:r>
+      <w:r>
+        <w:t xml:space="preserve"> </w:t>
+      </w:r>
+      <w:r>
+        <w:t xml:space="preserve">16(4):301–333.</w:t>
+      </w:r>
+      <w:r>
+        <w:t xml:space="preserve"> </w:t>
+      </w:r>
+      <w:hyperlink r:id="rId58">
+        <w:r>
+          <w:rPr>
+            <w:rStyle w:val="Hyperlink"/>
+          </w:rPr>
+          <w:t xml:space="preserve">https://doi.org/10.1006/jaar.1997.0314</w:t>
+        </w:r>
+      </w:hyperlink>
+      <w:r>
+        <w:t xml:space="preserve">.</w:t>
+      </w:r>
+    </w:p>
+    <w:bookmarkEnd w:id="59"/>
+    <w:bookmarkStart w:id="60" w:name="ref-mainfort_2001"/>
     <w:p>
       <w:pPr>
         <w:pStyle w:val="Bibliography"/>
@@ -2478,8 +2593,8 @@
         <w:t xml:space="preserve">, edited by David S. Brose, C. Wesley Cowan, and Jr. Mainfort Robert C., pp. 173–190. Smithsonian Institution Press, Washington, DC.</w:t>
       </w:r>
     </w:p>
-    <w:bookmarkEnd w:id="55"/>
-    <w:bookmarkStart w:id="56" w:name="ref-neiman_1995"/>
+    <w:bookmarkEnd w:id="60"/>
+    <w:bookmarkStart w:id="61" w:name="ref-neiman_1995"/>
     <w:p>
       <w:pPr>
         <w:pStyle w:val="Bibliography"/>
@@ -2522,8 +2637,8 @@
         <w:t xml:space="preserve">60(1):7–36.</w:t>
       </w:r>
     </w:p>
-    <w:bookmarkEnd w:id="56"/>
-    <w:bookmarkStart w:id="57" w:name="ref-phillips_1970"/>
+    <w:bookmarkEnd w:id="61"/>
+    <w:bookmarkStart w:id="62" w:name="ref-phillips_1970"/>
     <w:p>
       <w:pPr>
         <w:pStyle w:val="Bibliography"/>
@@ -2594,8 +2709,8 @@
         <w:t xml:space="preserve">, Vol. 60. Papers of the Peabody Museum of Archaeology and Ethnology. Peabody Museum, Harvard University, Cambridge, MA.</w:t>
       </w:r>
     </w:p>
-    <w:bookmarkEnd w:id="57"/>
-    <w:bookmarkStart w:id="59" w:name="ref-reimer_etal_2020"/>
+    <w:bookmarkEnd w:id="62"/>
+    <w:bookmarkStart w:id="64" w:name="ref-reimer_etal_2020"/>
     <w:p>
       <w:pPr>
         <w:pStyle w:val="Bibliography"/>
@@ -2649,7 +2764,7 @@
       <w:r>
         <w:t xml:space="preserve"> </w:t>
       </w:r>
-      <w:hyperlink r:id="rId58">
+      <w:hyperlink r:id="rId63">
         <w:r>
           <w:rPr>
             <w:rStyle w:val="Hyperlink"/>
@@ -2661,8 +2776,8 @@
         <w:t xml:space="preserve">.</w:t>
       </w:r>
     </w:p>
-    <w:bookmarkEnd w:id="59"/>
-    <w:bookmarkStart w:id="60" w:name="ref-rousseeuw_1987"/>
+    <w:bookmarkEnd w:id="64"/>
+    <w:bookmarkStart w:id="65" w:name="ref-rousseeuw_1987"/>
     <w:p>
       <w:pPr>
         <w:pStyle w:val="Bibliography"/>
@@ -2687,8 +2802,8 @@
         <w:t xml:space="preserve">20:53–65.</w:t>
       </w:r>
     </w:p>
-    <w:bookmarkEnd w:id="60"/>
-    <w:bookmarkStart w:id="62" w:name="ref-scheffer_2009"/>
+    <w:bookmarkEnd w:id="65"/>
+    <w:bookmarkStart w:id="67" w:name="ref-scheffer_2009"/>
     <w:p>
       <w:pPr>
         <w:pStyle w:val="Bibliography"/>
@@ -2715,7 +2830,7 @@
       <w:r>
         <w:t xml:space="preserve"> </w:t>
       </w:r>
-      <w:hyperlink r:id="rId61">
+      <w:hyperlink r:id="rId66">
         <w:r>
           <w:rPr>
             <w:rStyle w:val="Hyperlink"/>
@@ -2727,8 +2842,8 @@
         <w:t xml:space="preserve">.</w:t>
       </w:r>
     </w:p>
-    <w:bookmarkEnd w:id="62"/>
-    <w:bookmarkStart w:id="63" w:name="ref-tibshirani_walther_hastie_2001"/>
+    <w:bookmarkEnd w:id="67"/>
+    <w:bookmarkStart w:id="68" w:name="ref-tibshirani_walther_hastie_2001"/>
     <w:p>
       <w:pPr>
         <w:pStyle w:val="Bibliography"/>
@@ -2753,8 +2868,8 @@
         <w:t xml:space="preserve">63(2):411–423.</w:t>
       </w:r>
     </w:p>
-    <w:bookmarkEnd w:id="63"/>
-    <w:bookmarkStart w:id="64" w:name="ref-williams_1954"/>
+    <w:bookmarkEnd w:id="68"/>
+    <w:bookmarkStart w:id="69" w:name="ref-williams_1954"/>
     <w:p>
       <w:pPr>
         <w:pStyle w:val="Bibliography"/>
@@ -2763,10 +2878,10 @@
         <w:t xml:space="preserve">Williams, Stephen. 1954. An Archeological Study of the Mississippian Culture in Southeast Missouri. PhD thesis, Yale University, New Haven.</w:t>
       </w:r>
     </w:p>
-    <w:bookmarkEnd w:id="64"/>
-    <w:bookmarkEnd w:id="65"/>
-    <w:bookmarkEnd w:id="66"/>
-    <w:bookmarkEnd w:id="67"/>
+    <w:bookmarkEnd w:id="69"/>
+    <w:bookmarkEnd w:id="70"/>
+    <w:bookmarkEnd w:id="71"/>
+    <w:bookmarkEnd w:id="72"/>
     <w:sectPr>
       <w:footnotePr>
         <w:numRestart w:val="eachSect"/>

--- a/docs/manuscript/SUPPLEMENTAL_TEXT.docx
+++ b/docs/manuscript/SUPPLEMENTAL_TEXT.docx
@@ -2,7 +2,7 @@
 <file path=word/document.xml><?xml version="1.0" encoding="utf-8"?>
 <w:document xmlns:w="http://schemas.openxmlformats.org/wordprocessingml/2006/main" xmlns:m="http://schemas.openxmlformats.org/officeDocument/2006/math" xmlns:r="http://schemas.openxmlformats.org/officeDocument/2006/relationships" xmlns:o="urn:schemas-microsoft-com:office:office" xmlns:v="urn:schemas-microsoft-com:vml" xmlns:w10="urn:schemas-microsoft-com:office:word" xmlns:a="http://schemas.openxmlformats.org/drawingml/2006/main" xmlns:pic="http://schemas.openxmlformats.org/drawingml/2006/picture" xmlns:wp="http://schemas.openxmlformats.org/drawingml/2006/wordprocessingDrawing">
   <w:body>
-    <w:bookmarkStart w:id="72" w:name="supplemental-material"/>
+    <w:bookmarkStart w:id="82" w:name="supplemental-material"/>
     <w:p>
       <w:pPr>
         <w:pStyle w:val="Heading1"/>
@@ -668,7 +668,7 @@
         <w:t xml:space="preserve"> </w:t>
       </w:r>
       <w:r>
-        <w:t xml:space="preserve">(Dunnell 1970; Graves and Cachola-Abad 1996; Lipo et al. 1997, 2015)</w:t>
+        <w:t xml:space="preserve">(Cowgill 1972; Dunnell 1970; Graves and Cachola-Abad 1996; Lipo et al. 1997, 2015; Lyman and O’Brien 2006; Marquardt 1978; O’Brien and Lyman 1999)</w:t>
       </w:r>
       <w:r>
         <w:t xml:space="preserve">. A set of assemblages is co-seriable if some ordering renders every decorated type’s frequency both unimodal and continuous. We enumerated the complete set of maximal co-seriable groups, the subsets for which a valid ordering exists, and which are maximal under inclusion. A single group indicates one interacting community, whereas a proliferation of small, mutually non-co-seriable groups indicates a fragmented one. We report the number and maximum size of these groups and, for each assemblage, its group-membership count, which identifies the bridge assemblages that join otherwise incompatible orderings. The number of maximal groups is the continuous signature.</w:t>
@@ -1520,7 +1520,7 @@
         <w:t xml:space="preserve"> </w:t>
       </w:r>
       <w:r>
-        <w:t xml:space="preserve">(Carrignon et al. 2019; Crema et al. 2016)</w:t>
+        <w:t xml:space="preserve">(Carrignon et al. 2019; Crema et al. 2014, 2016)</w:t>
       </w:r>
       <w:r>
         <w:t xml:space="preserve">. We modeled the basin sequence as frequency-dependent copying among the ten decorated types in a finite population. Each generation, the adoption weight of a type is proportional to its frequency raised to the power</w:t>
@@ -1929,7 +1929,16 @@
         <w:t xml:space="preserve">2020)</w:t>
       </w:r>
       <w:r>
-        <w:t xml:space="preserve">. Forty-one determinations come from seven St. Francis Basin Parkin-phase sites, nineteen of them from Parkin. The summed probability distribution of the basin dates concentrates the occupation in the fourteenth to sixteenth centuries, with a median of AD 1422 (Parkin alone, AD 1483), and declines across the contact interval: 29 percent of the basin probability mass postdates AD 1541 and 18 percent postdates AD 1600 (Figure S3). This is consistent with occupation continuing through the De Soto entrada, which the chronicles place at Casqui, and declining thereafter, rather than with a sequence running unbroken into the seventeenth century. However, the protohistoric tail is partly a calibration artifact of low-activity determinations near the post-1650 plateau. To test the assumption that the seriation axis tracks calendar time, we pooled the dates of the five proveniences matching curated assemblages. We correlated their pooled median calibrated ages with CA1 position: Spearman’s r = +0.70 (n = 5, 27 dates pooled), with four sites in calendar order and one late-dated site, Clay Hill, departing from it. The orientation of the axis toward later time is supported but not certain, and we treat directional statements as provisional throughout.</w:t>
+        <w:t xml:space="preserve">. Forty-one determinations come from seven St. Francis Basin Parkin-phase sites, nineteen of them from Parkin. The summed probability distribution of the basin dates concentrates the occupation in the fourteenth to sixteenth centuries, with a median of AD 1422 (Parkin alone, AD 1483), and declines across the contact interval: 29 percent of the basin probability mass postdates AD 1541 and 18 percent postdates AD 1600 (Figure S3). This is consistent with occupation continuing through the De Soto entrada, which the chronicles place at Casqui, and declining thereafter, rather than with a sequence running unbroken into the seventeenth century. However, the protohistoric tail is partly a calibration artifact of low-activity determinations near the post-1650 plateau</w:t>
+      </w:r>
+      <w:r>
+        <w:t xml:space="preserve"> </w:t>
+      </w:r>
+      <w:r>
+        <w:t xml:space="preserve">(Surovell et al. 2009; Surovell and Brantingham 2007)</w:t>
+      </w:r>
+      <w:r>
+        <w:t xml:space="preserve">. To test the assumption that the seriation axis tracks calendar time, we pooled the dates of the five proveniences matching curated assemblages. We correlated their pooled median calibrated ages with CA1 position: Spearman’s r = +0.70 (n = 5, 27 dates pooled), with four sites in calendar order and one late-dated site, Clay Hill, departing from it. The orientation of the axis toward later time is supported but not certain, and we treat directional statements as provisional throughout.</w:t>
       </w:r>
     </w:p>
     <w:p>
@@ -1998,7 +2007,7 @@
       </w:r>
     </w:p>
     <w:bookmarkEnd w:id="34"/>
-    <w:bookmarkStart w:id="71" w:name="references"/>
+    <w:bookmarkStart w:id="81" w:name="references"/>
     <w:p>
       <w:pPr>
         <w:pStyle w:val="Heading2"/>
@@ -2007,7 +2016,7 @@
         <w:t xml:space="preserve">References</w:t>
       </w:r>
     </w:p>
-    <w:bookmarkStart w:id="70" w:name="refs"/>
+    <w:bookmarkStart w:id="80" w:name="refs"/>
     <w:bookmarkStart w:id="36" w:name="ref-bell_richerson_mcelreath_2009"/>
     <w:p>
       <w:pPr>
@@ -2112,7 +2121,82 @@
       </w:r>
     </w:p>
     <w:bookmarkEnd w:id="38"/>
-    <w:bookmarkStart w:id="40" w:name="ref-crema_kandler_shennan_2016"/>
+    <w:bookmarkStart w:id="39" w:name="ref-cowgill_1972"/>
+    <w:p>
+      <w:pPr>
+        <w:pStyle w:val="Bibliography"/>
+      </w:pPr>
+      <w:r>
+        <w:t xml:space="preserve">Cowgill, George L. 1972. Models, Methods and Techniques for Seriation. In</w:t>
+      </w:r>
+      <w:r>
+        <w:t xml:space="preserve"> </w:t>
+      </w:r>
+      <w:r>
+        <w:rPr>
+          <w:i/>
+          <w:iCs/>
+        </w:rPr>
+        <w:t xml:space="preserve">Models in Archaeology</w:t>
+      </w:r>
+      <w:r>
+        <w:t xml:space="preserve">, edited by David L. Clarke, pp. 381–424. Methuen, London.</w:t>
+      </w:r>
+    </w:p>
+    <w:bookmarkEnd w:id="39"/>
+    <w:bookmarkStart w:id="41" w:name="ref-crema_edinborough_kerig_shennan_2014"/>
+    <w:p>
+      <w:pPr>
+        <w:pStyle w:val="Bibliography"/>
+      </w:pPr>
+      <w:r>
+        <w:t xml:space="preserve">Crema, Enrico R., Kevan Edinborough, Tim Kerig, and Stephen J. Shennan. 2014. An Approximate</w:t>
+      </w:r>
+      <w:r>
+        <w:t xml:space="preserve"> </w:t>
+      </w:r>
+      <w:r>
+        <w:t xml:space="preserve">Bayesian</w:t>
+      </w:r>
+      <w:r>
+        <w:t xml:space="preserve"> </w:t>
+      </w:r>
+      <w:r>
+        <w:t xml:space="preserve">Computation Approach for Inferring Patterns of Cultural Evolutionary Change.</w:t>
+      </w:r>
+      <w:r>
+        <w:t xml:space="preserve"> </w:t>
+      </w:r>
+      <w:r>
+        <w:rPr>
+          <w:i/>
+          <w:iCs/>
+        </w:rPr>
+        <w:t xml:space="preserve">Journal of Archaeological Science</w:t>
+      </w:r>
+      <w:r>
+        <w:t xml:space="preserve"> </w:t>
+      </w:r>
+      <w:r>
+        <w:t xml:space="preserve">50:160–170.</w:t>
+      </w:r>
+      <w:r>
+        <w:t xml:space="preserve"> </w:t>
+      </w:r>
+      <w:hyperlink r:id="rId40">
+        <w:r>
+          <w:rPr>
+            <w:rStyle w:val="Hyperlink"/>
+          </w:rPr>
+          <w:t xml:space="preserve">https://doi.org/10.1016/j.jas.2014.07.014</w:t>
+        </w:r>
+      </w:hyperlink>
+      <w:r>
+        <w:t xml:space="preserve">.</w:t>
+      </w:r>
+    </w:p>
+    <w:bookmarkEnd w:id="41"/>
+    <w:bookmarkStart w:id="43" w:name="ref-crema_kandler_shennan_2016"/>
     <w:p>
       <w:pPr>
         <w:pStyle w:val="Bibliography"/>
@@ -2139,7 +2223,7 @@
       <w:r>
         <w:t xml:space="preserve"> </w:t>
       </w:r>
-      <w:hyperlink r:id="rId39">
+      <w:hyperlink r:id="rId42">
         <w:r>
           <w:rPr>
             <w:rStyle w:val="Hyperlink"/>
@@ -2151,8 +2235,8 @@
         <w:t xml:space="preserve">.</w:t>
       </w:r>
     </w:p>
-    <w:bookmarkEnd w:id="40"/>
-    <w:bookmarkStart w:id="42" w:name="ref-dakos_2012"/>
+    <w:bookmarkEnd w:id="43"/>
+    <w:bookmarkStart w:id="45" w:name="ref-dakos_2012"/>
     <w:p>
       <w:pPr>
         <w:pStyle w:val="Bibliography"/>
@@ -2179,7 +2263,7 @@
       <w:r>
         <w:t xml:space="preserve"> </w:t>
       </w:r>
-      <w:hyperlink r:id="rId41">
+      <w:hyperlink r:id="rId44">
         <w:r>
           <w:rPr>
             <w:rStyle w:val="Hyperlink"/>
@@ -2191,8 +2275,8 @@
         <w:t xml:space="preserve">.</w:t>
       </w:r>
     </w:p>
-    <w:bookmarkEnd w:id="42"/>
-    <w:bookmarkStart w:id="44" w:name="ref-dunnell_1970"/>
+    <w:bookmarkEnd w:id="45"/>
+    <w:bookmarkStart w:id="47" w:name="ref-dunnell_1970"/>
     <w:p>
       <w:pPr>
         <w:pStyle w:val="Bibliography"/>
@@ -2219,7 +2303,7 @@
       <w:r>
         <w:t xml:space="preserve"> </w:t>
       </w:r>
-      <w:hyperlink r:id="rId43">
+      <w:hyperlink r:id="rId46">
         <w:r>
           <w:rPr>
             <w:rStyle w:val="Hyperlink"/>
@@ -2231,8 +2315,8 @@
         <w:t xml:space="preserve">.</w:t>
       </w:r>
     </w:p>
-    <w:bookmarkEnd w:id="44"/>
-    <w:bookmarkStart w:id="45" w:name="ref-ewens_1972"/>
+    <w:bookmarkEnd w:id="47"/>
+    <w:bookmarkStart w:id="48" w:name="ref-ewens_1972"/>
     <w:p>
       <w:pPr>
         <w:pStyle w:val="Bibliography"/>
@@ -2257,8 +2341,8 @@
         <w:t xml:space="preserve">3(1):87–112.</w:t>
       </w:r>
     </w:p>
-    <w:bookmarkEnd w:id="45"/>
-    <w:bookmarkStart w:id="47" w:name="ref-feder_kryazhimskiy_plotkin_2014"/>
+    <w:bookmarkEnd w:id="48"/>
+    <w:bookmarkStart w:id="50" w:name="ref-feder_kryazhimskiy_plotkin_2014"/>
     <w:p>
       <w:pPr>
         <w:pStyle w:val="Bibliography"/>
@@ -2285,7 +2369,7 @@
       <w:r>
         <w:t xml:space="preserve"> </w:t>
       </w:r>
-      <w:hyperlink r:id="rId46">
+      <w:hyperlink r:id="rId49">
         <w:r>
           <w:rPr>
             <w:rStyle w:val="Hyperlink"/>
@@ -2297,8 +2381,8 @@
         <w:t xml:space="preserve">.</w:t>
       </w:r>
     </w:p>
-    <w:bookmarkEnd w:id="47"/>
-    <w:bookmarkStart w:id="48" w:name="ref-graves_cachola-abad_1996"/>
+    <w:bookmarkEnd w:id="50"/>
+    <w:bookmarkStart w:id="51" w:name="ref-graves_cachola-abad_1996"/>
     <w:p>
       <w:pPr>
         <w:pStyle w:val="Bibliography"/>
@@ -2332,8 +2416,8 @@
         <w:t xml:space="preserve">31(1):19–32.</w:t>
       </w:r>
     </w:p>
-    <w:bookmarkEnd w:id="48"/>
-    <w:bookmarkStart w:id="49" w:name="ref-hopkins_skellam_1954"/>
+    <w:bookmarkEnd w:id="51"/>
+    <w:bookmarkStart w:id="52" w:name="ref-hopkins_skellam_1954"/>
     <w:p>
       <w:pPr>
         <w:pStyle w:val="Bibliography"/>
@@ -2358,8 +2442,8 @@
         <w:t xml:space="preserve">18(2):213–227.</w:t>
       </w:r>
     </w:p>
-    <w:bookmarkEnd w:id="49"/>
-    <w:bookmarkStart w:id="51" w:name="ref-hunt_2006"/>
+    <w:bookmarkEnd w:id="52"/>
+    <w:bookmarkStart w:id="54" w:name="ref-hunt_2006"/>
     <w:p>
       <w:pPr>
         <w:pStyle w:val="Bibliography"/>
@@ -2386,7 +2470,7 @@
       <w:r>
         <w:t xml:space="preserve"> </w:t>
       </w:r>
-      <w:hyperlink r:id="rId50">
+      <w:hyperlink r:id="rId53">
         <w:r>
           <w:rPr>
             <w:rStyle w:val="Hyperlink"/>
@@ -2398,8 +2482,8 @@
         <w:t xml:space="preserve">.</w:t>
       </w:r>
     </w:p>
-    <w:bookmarkEnd w:id="51"/>
-    <w:bookmarkStart w:id="53" w:name="ref-hunt_bell_travis_2008"/>
+    <w:bookmarkEnd w:id="54"/>
+    <w:bookmarkStart w:id="56" w:name="ref-hunt_bell_travis_2008"/>
     <w:p>
       <w:pPr>
         <w:pStyle w:val="Bibliography"/>
@@ -2426,7 +2510,7 @@
       <w:r>
         <w:t xml:space="preserve"> </w:t>
       </w:r>
-      <w:hyperlink r:id="rId52">
+      <w:hyperlink r:id="rId55">
         <w:r>
           <w:rPr>
             <w:rStyle w:val="Hyperlink"/>
@@ -2438,8 +2522,8 @@
         <w:t xml:space="preserve">.</w:t>
       </w:r>
     </w:p>
-    <w:bookmarkEnd w:id="53"/>
-    <w:bookmarkStart w:id="55" w:name="ref-lipo_dinapoli_madsen_hunt_2021"/>
+    <w:bookmarkEnd w:id="56"/>
+    <w:bookmarkStart w:id="58" w:name="ref-lipo_dinapoli_madsen_hunt_2021"/>
     <w:p>
       <w:pPr>
         <w:pStyle w:val="Bibliography"/>
@@ -2466,7 +2550,7 @@
       <w:r>
         <w:t xml:space="preserve"> </w:t>
       </w:r>
-      <w:hyperlink r:id="rId54">
+      <w:hyperlink r:id="rId57">
         <w:r>
           <w:rPr>
             <w:rStyle w:val="Hyperlink"/>
@@ -2478,8 +2562,8 @@
         <w:t xml:space="preserve">.</w:t>
       </w:r>
     </w:p>
-    <w:bookmarkEnd w:id="55"/>
-    <w:bookmarkStart w:id="57" w:name="ref-lipo_madsen_dunnell_2015"/>
+    <w:bookmarkEnd w:id="58"/>
+    <w:bookmarkStart w:id="60" w:name="ref-lipo_madsen_dunnell_2015"/>
     <w:p>
       <w:pPr>
         <w:pStyle w:val="Bibliography"/>
@@ -2506,7 +2590,7 @@
       <w:r>
         <w:t xml:space="preserve"> </w:t>
       </w:r>
-      <w:hyperlink r:id="rId56">
+      <w:hyperlink r:id="rId59">
         <w:r>
           <w:rPr>
             <w:rStyle w:val="Hyperlink"/>
@@ -2518,8 +2602,8 @@
         <w:t xml:space="preserve">.</w:t>
       </w:r>
     </w:p>
-    <w:bookmarkEnd w:id="57"/>
-    <w:bookmarkStart w:id="59" w:name="ref-lipo_madsen_dunnell_hunt_1997"/>
+    <w:bookmarkEnd w:id="60"/>
+    <w:bookmarkStart w:id="62" w:name="ref-lipo_madsen_dunnell_hunt_1997"/>
     <w:p>
       <w:pPr>
         <w:pStyle w:val="Bibliography"/>
@@ -2546,7 +2630,7 @@
       <w:r>
         <w:t xml:space="preserve"> </w:t>
       </w:r>
-      <w:hyperlink r:id="rId58">
+      <w:hyperlink r:id="rId61">
         <w:r>
           <w:rPr>
             <w:rStyle w:val="Hyperlink"/>
@@ -2558,8 +2642,31 @@
         <w:t xml:space="preserve">.</w:t>
       </w:r>
     </w:p>
-    <w:bookmarkEnd w:id="59"/>
-    <w:bookmarkStart w:id="60" w:name="ref-mainfort_2001"/>
+    <w:bookmarkEnd w:id="62"/>
+    <w:bookmarkStart w:id="63" w:name="ref-lyman_obrien_2006"/>
+    <w:p>
+      <w:pPr>
+        <w:pStyle w:val="Bibliography"/>
+      </w:pPr>
+      <w:r>
+        <w:t xml:space="preserve">Lyman, R. Lee, and Michael J. O’Brien. 2006.</w:t>
+      </w:r>
+      <w:r>
+        <w:t xml:space="preserve"> </w:t>
+      </w:r>
+      <w:r>
+        <w:rPr>
+          <w:i/>
+          <w:iCs/>
+        </w:rPr>
+        <w:t xml:space="preserve">Measuring Time with Artifacts: A History of Methods in American Archaeology</w:t>
+      </w:r>
+      <w:r>
+        <w:t xml:space="preserve">. University of Nebraska Press, Lincoln.</w:t>
+      </w:r>
+    </w:p>
+    <w:bookmarkEnd w:id="63"/>
+    <w:bookmarkStart w:id="64" w:name="ref-mainfort_2001"/>
     <w:p>
       <w:pPr>
         <w:pStyle w:val="Bibliography"/>
@@ -2593,8 +2700,31 @@
         <w:t xml:space="preserve">, edited by David S. Brose, C. Wesley Cowan, and Jr. Mainfort Robert C., pp. 173–190. Smithsonian Institution Press, Washington, DC.</w:t>
       </w:r>
     </w:p>
-    <w:bookmarkEnd w:id="60"/>
-    <w:bookmarkStart w:id="61" w:name="ref-neiman_1995"/>
+    <w:bookmarkEnd w:id="64"/>
+    <w:bookmarkStart w:id="65" w:name="ref-marquardt_1978"/>
+    <w:p>
+      <w:pPr>
+        <w:pStyle w:val="Bibliography"/>
+      </w:pPr>
+      <w:r>
+        <w:t xml:space="preserve">Marquardt, William H. 1978. Advances in Archaeological Seriation. In</w:t>
+      </w:r>
+      <w:r>
+        <w:t xml:space="preserve"> </w:t>
+      </w:r>
+      <w:r>
+        <w:rPr>
+          <w:i/>
+          <w:iCs/>
+        </w:rPr>
+        <w:t xml:space="preserve">Advances in Archaeological Method and Theory, Volume 1</w:t>
+      </w:r>
+      <w:r>
+        <w:t xml:space="preserve">, edited by Michael B. Schiffer, pp. 257–314. Academic Press, New York.</w:t>
+      </w:r>
+    </w:p>
+    <w:bookmarkEnd w:id="65"/>
+    <w:bookmarkStart w:id="66" w:name="ref-neiman_1995"/>
     <w:p>
       <w:pPr>
         <w:pStyle w:val="Bibliography"/>
@@ -2637,8 +2767,31 @@
         <w:t xml:space="preserve">60(1):7–36.</w:t>
       </w:r>
     </w:p>
-    <w:bookmarkEnd w:id="61"/>
-    <w:bookmarkStart w:id="62" w:name="ref-phillips_1970"/>
+    <w:bookmarkEnd w:id="66"/>
+    <w:bookmarkStart w:id="67" w:name="ref-obrien_lyman_1999"/>
+    <w:p>
+      <w:pPr>
+        <w:pStyle w:val="Bibliography"/>
+      </w:pPr>
+      <w:r>
+        <w:t xml:space="preserve">O’Brien, Michael J., and R. Lee Lyman. 1999.</w:t>
+      </w:r>
+      <w:r>
+        <w:t xml:space="preserve"> </w:t>
+      </w:r>
+      <w:r>
+        <w:rPr>
+          <w:i/>
+          <w:iCs/>
+        </w:rPr>
+        <w:t xml:space="preserve">Seriation, Stratigraphy, and Index Fossils: The Backbone of Archaeological Dating</w:t>
+      </w:r>
+      <w:r>
+        <w:t xml:space="preserve">. Kluwer Academic/Plenum, New York.</w:t>
+      </w:r>
+    </w:p>
+    <w:bookmarkEnd w:id="67"/>
+    <w:bookmarkStart w:id="68" w:name="ref-phillips_1970"/>
     <w:p>
       <w:pPr>
         <w:pStyle w:val="Bibliography"/>
@@ -2709,8 +2862,8 @@
         <w:t xml:space="preserve">, Vol. 60. Papers of the Peabody Museum of Archaeology and Ethnology. Peabody Museum, Harvard University, Cambridge, MA.</w:t>
       </w:r>
     </w:p>
-    <w:bookmarkEnd w:id="62"/>
-    <w:bookmarkStart w:id="64" w:name="ref-reimer_etal_2020"/>
+    <w:bookmarkEnd w:id="68"/>
+    <w:bookmarkStart w:id="70" w:name="ref-reimer_etal_2020"/>
     <w:p>
       <w:pPr>
         <w:pStyle w:val="Bibliography"/>
@@ -2764,7 +2917,7 @@
       <w:r>
         <w:t xml:space="preserve"> </w:t>
       </w:r>
-      <w:hyperlink r:id="rId63">
+      <w:hyperlink r:id="rId69">
         <w:r>
           <w:rPr>
             <w:rStyle w:val="Hyperlink"/>
@@ -2776,8 +2929,8 @@
         <w:t xml:space="preserve">.</w:t>
       </w:r>
     </w:p>
-    <w:bookmarkEnd w:id="64"/>
-    <w:bookmarkStart w:id="65" w:name="ref-rousseeuw_1987"/>
+    <w:bookmarkEnd w:id="70"/>
+    <w:bookmarkStart w:id="71" w:name="ref-rousseeuw_1987"/>
     <w:p>
       <w:pPr>
         <w:pStyle w:val="Bibliography"/>
@@ -2802,8 +2955,8 @@
         <w:t xml:space="preserve">20:53–65.</w:t>
       </w:r>
     </w:p>
-    <w:bookmarkEnd w:id="65"/>
-    <w:bookmarkStart w:id="67" w:name="ref-scheffer_2009"/>
+    <w:bookmarkEnd w:id="71"/>
+    <w:bookmarkStart w:id="73" w:name="ref-scheffer_2009"/>
     <w:p>
       <w:pPr>
         <w:pStyle w:val="Bibliography"/>
@@ -2830,7 +2983,7 @@
       <w:r>
         <w:t xml:space="preserve"> </w:t>
       </w:r>
-      <w:hyperlink r:id="rId66">
+      <w:hyperlink r:id="rId72">
         <w:r>
           <w:rPr>
             <w:rStyle w:val="Hyperlink"/>
@@ -2842,8 +2995,88 @@
         <w:t xml:space="preserve">.</w:t>
       </w:r>
     </w:p>
-    <w:bookmarkEnd w:id="67"/>
-    <w:bookmarkStart w:id="68" w:name="ref-tibshirani_walther_hastie_2001"/>
+    <w:bookmarkEnd w:id="73"/>
+    <w:bookmarkStart w:id="75" w:name="ref-surovell_brantingham_2007"/>
+    <w:p>
+      <w:pPr>
+        <w:pStyle w:val="Bibliography"/>
+      </w:pPr>
+      <w:r>
+        <w:t xml:space="preserve">Surovell, Todd A., and P. Jeffrey Brantingham. 2007. A Note on the Use of Temporal Frequency Distributions in Studies of Prehistoric Demography.</w:t>
+      </w:r>
+      <w:r>
+        <w:t xml:space="preserve"> </w:t>
+      </w:r>
+      <w:r>
+        <w:rPr>
+          <w:i/>
+          <w:iCs/>
+        </w:rPr>
+        <w:t xml:space="preserve">Journal of Archaeological Science</w:t>
+      </w:r>
+      <w:r>
+        <w:t xml:space="preserve"> </w:t>
+      </w:r>
+      <w:r>
+        <w:t xml:space="preserve">34(11):1868–1877.</w:t>
+      </w:r>
+      <w:r>
+        <w:t xml:space="preserve"> </w:t>
+      </w:r>
+      <w:hyperlink r:id="rId74">
+        <w:r>
+          <w:rPr>
+            <w:rStyle w:val="Hyperlink"/>
+          </w:rPr>
+          <w:t xml:space="preserve">https://doi.org/10.1016/j.jas.2007.01.003</w:t>
+        </w:r>
+      </w:hyperlink>
+      <w:r>
+        <w:t xml:space="preserve">.</w:t>
+      </w:r>
+    </w:p>
+    <w:bookmarkEnd w:id="75"/>
+    <w:bookmarkStart w:id="77" w:name="ref-surovell_etal_2009"/>
+    <w:p>
+      <w:pPr>
+        <w:pStyle w:val="Bibliography"/>
+      </w:pPr>
+      <w:r>
+        <w:t xml:space="preserve">Surovell, Todd A., Judson B. Finley, Geoffrey M. Smith, P. Jeffrey Brantingham, and Robert L. Kelly. 2009. Correcting Temporal Frequency Distributions for Taphonomic Bias.</w:t>
+      </w:r>
+      <w:r>
+        <w:t xml:space="preserve"> </w:t>
+      </w:r>
+      <w:r>
+        <w:rPr>
+          <w:i/>
+          <w:iCs/>
+        </w:rPr>
+        <w:t xml:space="preserve">Journal of Archaeological Science</w:t>
+      </w:r>
+      <w:r>
+        <w:t xml:space="preserve"> </w:t>
+      </w:r>
+      <w:r>
+        <w:t xml:space="preserve">36(8):1715–1724.</w:t>
+      </w:r>
+      <w:r>
+        <w:t xml:space="preserve"> </w:t>
+      </w:r>
+      <w:hyperlink r:id="rId76">
+        <w:r>
+          <w:rPr>
+            <w:rStyle w:val="Hyperlink"/>
+          </w:rPr>
+          <w:t xml:space="preserve">https://doi.org/10.1016/j.jas.2009.03.029</w:t>
+        </w:r>
+      </w:hyperlink>
+      <w:r>
+        <w:t xml:space="preserve">.</w:t>
+      </w:r>
+    </w:p>
+    <w:bookmarkEnd w:id="77"/>
+    <w:bookmarkStart w:id="78" w:name="ref-tibshirani_walther_hastie_2001"/>
     <w:p>
       <w:pPr>
         <w:pStyle w:val="Bibliography"/>
@@ -2868,8 +3101,8 @@
         <w:t xml:space="preserve">63(2):411–423.</w:t>
       </w:r>
     </w:p>
-    <w:bookmarkEnd w:id="68"/>
-    <w:bookmarkStart w:id="69" w:name="ref-williams_1954"/>
+    <w:bookmarkEnd w:id="78"/>
+    <w:bookmarkStart w:id="79" w:name="ref-williams_1954"/>
     <w:p>
       <w:pPr>
         <w:pStyle w:val="Bibliography"/>
@@ -2878,10 +3111,10 @@
         <w:t xml:space="preserve">Williams, Stephen. 1954. An Archeological Study of the Mississippian Culture in Southeast Missouri. PhD thesis, Yale University, New Haven.</w:t>
       </w:r>
     </w:p>
-    <w:bookmarkEnd w:id="69"/>
-    <w:bookmarkEnd w:id="70"/>
-    <w:bookmarkEnd w:id="71"/>
-    <w:bookmarkEnd w:id="72"/>
+    <w:bookmarkEnd w:id="79"/>
+    <w:bookmarkEnd w:id="80"/>
+    <w:bookmarkEnd w:id="81"/>
+    <w:bookmarkEnd w:id="82"/>
     <w:sectPr>
       <w:footnotePr>
         <w:numRestart w:val="eachSect"/>

--- a/docs/manuscript/SUPPLEMENTAL_TEXT.docx
+++ b/docs/manuscript/SUPPLEMENTAL_TEXT.docx
@@ -2,7 +2,7 @@
 <file path=word/document.xml><?xml version="1.0" encoding="utf-8"?>
 <w:document xmlns:w="http://schemas.openxmlformats.org/wordprocessingml/2006/main" xmlns:m="http://schemas.openxmlformats.org/officeDocument/2006/math" xmlns:r="http://schemas.openxmlformats.org/officeDocument/2006/relationships" xmlns:o="urn:schemas-microsoft-com:office:office" xmlns:v="urn:schemas-microsoft-com:vml" xmlns:w10="urn:schemas-microsoft-com:office:word" xmlns:a="http://schemas.openxmlformats.org/drawingml/2006/main" xmlns:pic="http://schemas.openxmlformats.org/drawingml/2006/picture" xmlns:wp="http://schemas.openxmlformats.org/drawingml/2006/wordprocessingDrawing">
   <w:body>
-    <w:bookmarkStart w:id="82" w:name="supplemental-material"/>
+    <w:bookmarkStart w:id="86" w:name="supplemental-material"/>
     <w:p>
       <w:pPr>
         <w:pStyle w:val="Heading1"/>
@@ -61,16 +61,19 @@
         <w:pStyle w:val="FirstParagraph"/>
       </w:pPr>
       <w:r>
-        <w:t xml:space="preserve">Departure from neutral transmission follows Neiman’s application of the infinite-alleles model</w:t>
-      </w:r>
-      <w:r>
-        <w:t xml:space="preserve"> </w:t>
-      </w:r>
-      <w:r>
-        <w:t xml:space="preserve">(Neiman 1995)</w:t>
-      </w:r>
-      <w:r>
-        <w:t xml:space="preserve">. We estimated the transmission parameter</w:t>
+        <w:t xml:space="preserve">Departure from neutral transmission follows Neiman’s</w:t>
+      </w:r>
+      <w:r>
+        <w:t xml:space="preserve"> </w:t>
+      </w:r>
+      <w:r>
+        <w:t xml:space="preserve">(1995)</w:t>
+      </w:r>
+      <w:r>
+        <w:t xml:space="preserve"> </w:t>
+      </w:r>
+      <w:r>
+        <w:t xml:space="preserve">application of the infinite-alleles model. We estimated the transmission parameter</w:t>
       </w:r>
       <w:r>
         <w:t xml:space="preserve"> </w:t>
@@ -374,7 +377,19 @@
         </m:r>
       </m:oMath>
       <w:r>
-        <w:t xml:space="preserve">. The richness estimator solves the Ewens sampling expectation for the number of types</w:t>
+        <w:t xml:space="preserve">. The richness estimator solves the Ewens</w:t>
+      </w:r>
+      <w:r>
+        <w:t xml:space="preserve"> </w:t>
+      </w:r>
+      <w:r>
+        <w:t xml:space="preserve">(1972)</w:t>
+      </w:r>
+      <w:r>
+        <w:t xml:space="preserve"> </w:t>
+      </w:r>
+      <w:r>
+        <w:t xml:space="preserve">sampling expectation for the number of types</w:t>
       </w:r>
       <w:r>
         <w:t xml:space="preserve"> </w:t>
@@ -553,12 +568,6 @@
         </m:r>
       </m:oMath>
       <w:r>
-        <w:t xml:space="preserve"> </w:t>
-      </w:r>
-      <w:r>
-        <w:t xml:space="preserve">(Ewens 1972)</w:t>
-      </w:r>
-      <w:r>
         <w:t xml:space="preserve">. Under neutral drift, the two estimators agree. Conformist copying concentrates frequency on common types, raising</w:t>
       </w:r>
       <w:r>
@@ -1087,7 +1096,25 @@
         <w:pStyle w:val="FirstParagraph"/>
       </w:pPr>
       <w:r>
-        <w:t xml:space="preserve">The validation rests on a generative model with three mechanism-faithful controls: the between-group divergence of type profiles, the strength of within-group conformity, and a spatial rule placing group profiles on the landscape. Four generators instantiate the four processes of Table 1. The bounded-groups generator raises divergence and conformity together across spatially bounded groups. Environmental patchiness holds a fixed between-group difference under neutral within-group copying with an environment-keyed layout. Aggregated signaling raises within-group conformity in a single undivided pool with no between-group divergence. Drift with distance-limited interaction produces a smooth spatial gradient under neutral copying. Each generator emits a sequence of group-by-type slices along an ordinal axis. We ran the four-signature pipeline on each, blind to its source, and recorded which registered as convergent, repeating this across 20 random seeds and computing the correlation matrix of the four signatures on the bounded-groups output to confirm that their joint movement is informative rather than an artifact of redundancy (Figure S4). This idealized test uses large, clean assemblages (12 groups, several hundred sherds each) and establishes that it discriminates in principle. The record-matched, size-controlled recovery in the main text (Figure 4) is what establishes which signatures survive at the resolution of the actual data.</w:t>
+        <w:t xml:space="preserve">The validation rests on a generative model in which decorated variants are copied under neutral transmission</w:t>
+      </w:r>
+      <w:r>
+        <w:t xml:space="preserve"> </w:t>
+      </w:r>
+      <w:r>
+        <w:t xml:space="preserve">(Bentley et al. 2004; Neiman 1995)</w:t>
+      </w:r>
+      <w:r>
+        <w:t xml:space="preserve">, with three mechanism-faithful controls: the between-group divergence of type profiles, the strength of within-group conformity (a frequency-dependent copying bias, after</w:t>
+      </w:r>
+      <w:r>
+        <w:t xml:space="preserve"> </w:t>
+      </w:r>
+      <w:r>
+        <w:t xml:space="preserve">(Henrich 2001)</w:t>
+      </w:r>
+      <w:r>
+        <w:t xml:space="preserve">), and a spatial rule placing group profiles on the landscape. Four generators instantiate the four processes of Table 1. The bounded-groups generator raises divergence and conformity together across spatially bounded groups. Environmental patchiness holds a fixed between-group difference under neutral within-group copying with an environment-keyed layout. Aggregated signaling raises within-group conformity in a single undivided pool with no between-group divergence. Drift with distance-limited interaction produces a smooth spatial gradient under neutral copying. Each generator emits a sequence of group-by-type slices along an ordinal axis. We ran the four-signature pipeline on each, blind to its source, and recorded which registered as convergent, repeating this across 20 random seeds and computing the correlation matrix of the four signatures on the bounded-groups output to confirm that their joint movement is informative rather than an artifact of redundancy (Figure S4). This idealized test uses large, clean assemblages (12 groups, several hundred sherds each) and establishes that it discriminates in principle. The record-matched, size-controlled recovery in the main text (Figure 4) is what establishes which signatures survive at the resolution of the actual data.</w:t>
       </w:r>
     </w:p>
     <w:p>
@@ -1170,16 +1197,19 @@
         <w:pStyle w:val="FirstParagraph"/>
       </w:pPr>
       <w:r>
-        <w:t xml:space="preserve">Neiman’s sample-size diagnostic for the neutrality estimators supports the Discussion: across the 29 basin assemblages, we computed the homozygosity-based and richness-based estimates of the transmission parameter and their signed difference, and correlated each with assemblage size and with seriation position, following Neiman’s protocol for separating a transmission signal from a sample-size artifact</w:t>
-      </w:r>
-      <w:r>
-        <w:t xml:space="preserve"> </w:t>
-      </w:r>
-      <w:r>
-        <w:t xml:space="preserve">(Neiman 1995)</w:t>
-      </w:r>
-      <w:r>
-        <w:t xml:space="preserve">. Several further checks support the Results. A forking-paths sensitivity grid recomputes the convergence verdict across twenty-seven combinations of the basin’s spatial cutoff, bin count, and cluster number. The frequency increment test</w:t>
+        <w:t xml:space="preserve">Neiman’s</w:t>
+      </w:r>
+      <w:r>
+        <w:t xml:space="preserve"> </w:t>
+      </w:r>
+      <w:r>
+        <w:t xml:space="preserve">(1995)</w:t>
+      </w:r>
+      <w:r>
+        <w:t xml:space="preserve"> </w:t>
+      </w:r>
+      <w:r>
+        <w:t xml:space="preserve">sample-size diagnostic for the neutrality estimators supports the Discussion: across the 29 basin assemblages, we computed the homozygosity-based and richness-based estimates of the transmission parameter and their signed difference, and correlated each with assemblage size and with seriation position, following Neiman’s protocol for separating a transmission signal from a sample-size artifact. Several further checks support the Results. A forking-paths sensitivity grid recomputes the convergence verdict across twenty-seven combinations of the basin’s spatial cutoff, bin count, and cluster number. The frequency increment test</w:t>
       </w:r>
       <w:r>
         <w:t xml:space="preserve"> </w:t>
@@ -1191,16 +1221,19 @@
         <w:t xml:space="preserve"> </w:t>
       </w:r>
       <w:r>
-        <w:t xml:space="preserve">is applied to each decorated type’s binned frequency trajectory. Neiman’s squared-Euclidean interassemblage-distance is computed with its diversity-distance relationship and divergence trajectory</w:t>
-      </w:r>
-      <w:r>
-        <w:t xml:space="preserve"> </w:t>
-      </w:r>
-      <w:r>
-        <w:t xml:space="preserve">(Neiman 1995)</w:t>
-      </w:r>
-      <w:r>
-        <w:t xml:space="preserve">. The alternative basin definition, the stricter watershed rule, is evaluated in full. Clustering-tendency statistics (Hopkins, silhouette, and the gap statistic)</w:t>
+        <w:t xml:space="preserve">is applied to each decorated type’s binned frequency trajectory. Neiman’s</w:t>
+      </w:r>
+      <w:r>
+        <w:t xml:space="preserve"> </w:t>
+      </w:r>
+      <w:r>
+        <w:t xml:space="preserve">(1995)</w:t>
+      </w:r>
+      <w:r>
+        <w:t xml:space="preserve"> </w:t>
+      </w:r>
+      <w:r>
+        <w:t xml:space="preserve">squared-Euclidean interassemblage-distance is computed with its diversity-distance relationship and divergence trajectory. The alternative basin definition, the stricter watershed rule, is evaluated in full. Clustering-tendency statistics (Hopkins, silhouette, and the gap statistic)</w:t>
       </w:r>
       <w:r>
         <w:t xml:space="preserve"> </w:t>
@@ -1319,7 +1352,7 @@
         <w:t xml:space="preserve"> </w:t>
       </w:r>
       <w:r>
-        <w:t xml:space="preserve">(Lipo et al. 2021)</w:t>
+        <w:t xml:space="preserve">(2021)</w:t>
       </w:r>
       <w:r>
         <w:t xml:space="preserve">. Each assemblage is a node holding a finite population of learners that copies decorated-type variants within the node and, at a low rate, from other nodes with a probability that decays with geographic distance, with innovation and the record’s trailing-window time-averaging imposed. We compared this neutral model against a bounded-groups model in which interactions are concentrated within spatially contiguous groups, with only a small leak between them, both run on the same coordinates and rarefied to the observed per-assemblage counts. We swept the interaction range (6, 12, and 24 km), the between-node mixing rate (0.02, 0.05, and 0.20), and the innovation rate (0.005, 0.01, and 0.02), in both snapshot and time-averaged form, at 100 seeds per cell, recording for each cell whether the four observed statistics fall inside the neutral null. Across the time-averaged sweep, the region that brackets all four at once is the low-mixing, sub-basin-range corner (24 km, mixing 0.02, innovation 0.01), as reported in Figure S5. At shorter ranges, drift over-produces the distance decay. At higher mixing, it underproduces the structure, so the all-four match holds only in a plausible but specific region of parameter space rather than across the whole parameter space. In every cell, the bounded-groups model overshoots the three structural statistics by roughly two to seven times relative to the observed values, so the contrast between drift, which can reproduce the data, and bounded groups, which cannot, is robust even where the all-four drift match is not. The control also demonstrates that the distance-controlled boundary excess, near zero under smooth deterministic isolation by distance, takes substantial positive values under stochastic neutral drift, so a positive boundary excess does not by itself distinguish a social boundary from drift on a finite network.</w:t>
@@ -1411,7 +1444,7 @@
         <w:t xml:space="preserve"> </w:t>
       </w:r>
       <w:r>
-        <w:t xml:space="preserve">(Williams 1954)</w:t>
+        <w:t xml:space="preserve">(1954)</w:t>
       </w:r>
       <w:r>
         <w:t xml:space="preserve">, comprising 50 collections from 28 sites, digitized from the survey tables and georeferenced using the Lower Mississippi Survey grid. Within the central-valley regions, the decorated-ceramic differentiation is a Woodland-to-Mississippian composition gradient rather than a synchronic structure: a cultural F_ST of 0.11 across physiographic regions collapses to 0.04, near the drift level, once the analysis is restricted to Mississippian types. Between the central and lower valleys, the Phillips-Ford-Griffin assemblages present a different picture. Combining the two into one north-south transect of 133 decorated assemblages, the decline of decorated similarity with distance is itself drift-consistent (Mantel r = -0.55, inside the spatial-drift null). Still, the distance-controlled boundary excess at the central-valley and lower-valley divide is +52 Brainerd-Robinson units, far outside the drift null. The two regions carry mutually exclusive, distinctive repertoires (northern Wickliffe, O’Byam, Matthews, Kimmswick, and Varney Red against southern Barton, Walls Engraved, Carson Red-on-Buff, Avenue Polychrome, and Leland), with even the shared types differing in proportion. Restricting the comparison to types present in both regions, which removes the mutually exclusive distinctive types that carry the strongest temporal contrast, reduces the step but does not erase it: the boundary excess falls to +38 Brainerd-Robinson units. It remains above the neutral-drift null, so the boundary is not solely an artifact of distinctive-type turnover, although the shared types themselves retain some temporal structure. The step is real but confounded by time, because the northern distinctive types are early- to middle-Mississippian and the southern are late</w:t>
@@ -1899,19 +1932,19 @@
         <w:pStyle w:val="FirstParagraph"/>
       </w:pPr>
       <w:r>
-        <w:t xml:space="preserve">We calibrated the Mainfort compilation of central-valley determinations</w:t>
-      </w:r>
-      <w:r>
-        <w:t xml:space="preserve"> </w:t>
-      </w:r>
-      <w:r>
-        <w:t xml:space="preserve">(Mainfort 2001)</w:t>
-      </w:r>
-      <w:r>
-        <w:t xml:space="preserve"> </w:t>
-      </w:r>
-      <w:r>
-        <w:t xml:space="preserve">against IntCal20</w:t>
+        <w:t xml:space="preserve">We calibrated the Mainfort</w:t>
+      </w:r>
+      <w:r>
+        <w:t xml:space="preserve"> </w:t>
+      </w:r>
+      <w:r>
+        <w:t xml:space="preserve">(2001)</w:t>
+      </w:r>
+      <w:r>
+        <w:t xml:space="preserve"> </w:t>
+      </w:r>
+      <w:r>
+        <w:t xml:space="preserve">compilation of central-valley determinations against IntCal20</w:t>
       </w:r>
       <w:r>
         <w:t xml:space="preserve"> </w:t>
@@ -2007,7 +2040,7 @@
       </w:r>
     </w:p>
     <w:bookmarkEnd w:id="34"/>
-    <w:bookmarkStart w:id="81" w:name="references"/>
+    <w:bookmarkStart w:id="85" w:name="references"/>
     <w:p>
       <w:pPr>
         <w:pStyle w:val="Heading2"/>
@@ -2016,7 +2049,7 @@
         <w:t xml:space="preserve">References</w:t>
       </w:r>
     </w:p>
-    <w:bookmarkStart w:id="80" w:name="refs"/>
+    <w:bookmarkStart w:id="84" w:name="refs"/>
     <w:bookmarkStart w:id="36" w:name="ref-bell_richerson_mcelreath_2009"/>
     <w:p>
       <w:pPr>
@@ -2057,7 +2090,47 @@
       </w:r>
     </w:p>
     <w:bookmarkEnd w:id="36"/>
-    <w:bookmarkStart w:id="38" w:name="ref-carrignon_bentley_ruck_2019"/>
+    <w:bookmarkStart w:id="38" w:name="ref-bentley_hahn_shennan_2004"/>
+    <w:p>
+      <w:pPr>
+        <w:pStyle w:val="Bibliography"/>
+      </w:pPr>
+      <w:r>
+        <w:t xml:space="preserve">Bentley, R. Alexander, Matthew W. Hahn, and Stephen J. Shennan. 2004. Random Drift and Culture Change.</w:t>
+      </w:r>
+      <w:r>
+        <w:t xml:space="preserve"> </w:t>
+      </w:r>
+      <w:r>
+        <w:rPr>
+          <w:i/>
+          <w:iCs/>
+        </w:rPr>
+        <w:t xml:space="preserve">Proceedings of the Royal Society B: Biological Sciences</w:t>
+      </w:r>
+      <w:r>
+        <w:t xml:space="preserve"> </w:t>
+      </w:r>
+      <w:r>
+        <w:t xml:space="preserve">271:1443–1450.</w:t>
+      </w:r>
+      <w:r>
+        <w:t xml:space="preserve"> </w:t>
+      </w:r>
+      <w:hyperlink r:id="rId37">
+        <w:r>
+          <w:rPr>
+            <w:rStyle w:val="Hyperlink"/>
+          </w:rPr>
+          <w:t xml:space="preserve">https://doi.org/10.1098/rspb.2004.2746</w:t>
+        </w:r>
+      </w:hyperlink>
+      <w:r>
+        <w:t xml:space="preserve">.</w:t>
+      </w:r>
+    </w:p>
+    <w:bookmarkEnd w:id="38"/>
+    <w:bookmarkStart w:id="40" w:name="ref-carrignon_bentley_ruck_2019"/>
     <w:p>
       <w:pPr>
         <w:pStyle w:val="Bibliography"/>
@@ -2108,7 +2181,7 @@
       <w:r>
         <w:t xml:space="preserve"> </w:t>
       </w:r>
-      <w:hyperlink r:id="rId37">
+      <w:hyperlink r:id="rId39">
         <w:r>
           <w:rPr>
             <w:rStyle w:val="Hyperlink"/>
@@ -2120,8 +2193,8 @@
         <w:t xml:space="preserve">.</w:t>
       </w:r>
     </w:p>
-    <w:bookmarkEnd w:id="38"/>
-    <w:bookmarkStart w:id="39" w:name="ref-cowgill_1972"/>
+    <w:bookmarkEnd w:id="40"/>
+    <w:bookmarkStart w:id="41" w:name="ref-cowgill_1972"/>
     <w:p>
       <w:pPr>
         <w:pStyle w:val="Bibliography"/>
@@ -2143,8 +2216,8 @@
         <w:t xml:space="preserve">, edited by David L. Clarke, pp. 381–424. Methuen, London.</w:t>
       </w:r>
     </w:p>
-    <w:bookmarkEnd w:id="39"/>
-    <w:bookmarkStart w:id="41" w:name="ref-crema_edinborough_kerig_shennan_2014"/>
+    <w:bookmarkEnd w:id="41"/>
+    <w:bookmarkStart w:id="43" w:name="ref-crema_edinborough_kerig_shennan_2014"/>
     <w:p>
       <w:pPr>
         <w:pStyle w:val="Bibliography"/>
@@ -2183,7 +2256,7 @@
       <w:r>
         <w:t xml:space="preserve"> </w:t>
       </w:r>
-      <w:hyperlink r:id="rId40">
+      <w:hyperlink r:id="rId42">
         <w:r>
           <w:rPr>
             <w:rStyle w:val="Hyperlink"/>
@@ -2195,8 +2268,8 @@
         <w:t xml:space="preserve">.</w:t>
       </w:r>
     </w:p>
-    <w:bookmarkEnd w:id="41"/>
-    <w:bookmarkStart w:id="43" w:name="ref-crema_kandler_shennan_2016"/>
+    <w:bookmarkEnd w:id="43"/>
+    <w:bookmarkStart w:id="45" w:name="ref-crema_kandler_shennan_2016"/>
     <w:p>
       <w:pPr>
         <w:pStyle w:val="Bibliography"/>
@@ -2223,7 +2296,7 @@
       <w:r>
         <w:t xml:space="preserve"> </w:t>
       </w:r>
-      <w:hyperlink r:id="rId42">
+      <w:hyperlink r:id="rId44">
         <w:r>
           <w:rPr>
             <w:rStyle w:val="Hyperlink"/>
@@ -2235,8 +2308,8 @@
         <w:t xml:space="preserve">.</w:t>
       </w:r>
     </w:p>
-    <w:bookmarkEnd w:id="43"/>
-    <w:bookmarkStart w:id="45" w:name="ref-dakos_2012"/>
+    <w:bookmarkEnd w:id="45"/>
+    <w:bookmarkStart w:id="47" w:name="ref-dakos_2012"/>
     <w:p>
       <w:pPr>
         <w:pStyle w:val="Bibliography"/>
@@ -2263,7 +2336,7 @@
       <w:r>
         <w:t xml:space="preserve"> </w:t>
       </w:r>
-      <w:hyperlink r:id="rId44">
+      <w:hyperlink r:id="rId46">
         <w:r>
           <w:rPr>
             <w:rStyle w:val="Hyperlink"/>
@@ -2275,8 +2348,8 @@
         <w:t xml:space="preserve">.</w:t>
       </w:r>
     </w:p>
-    <w:bookmarkEnd w:id="45"/>
-    <w:bookmarkStart w:id="47" w:name="ref-dunnell_1970"/>
+    <w:bookmarkEnd w:id="47"/>
+    <w:bookmarkStart w:id="49" w:name="ref-dunnell_1970"/>
     <w:p>
       <w:pPr>
         <w:pStyle w:val="Bibliography"/>
@@ -2303,7 +2376,7 @@
       <w:r>
         <w:t xml:space="preserve"> </w:t>
       </w:r>
-      <w:hyperlink r:id="rId46">
+      <w:hyperlink r:id="rId48">
         <w:r>
           <w:rPr>
             <w:rStyle w:val="Hyperlink"/>
@@ -2315,8 +2388,8 @@
         <w:t xml:space="preserve">.</w:t>
       </w:r>
     </w:p>
-    <w:bookmarkEnd w:id="47"/>
-    <w:bookmarkStart w:id="48" w:name="ref-ewens_1972"/>
+    <w:bookmarkEnd w:id="49"/>
+    <w:bookmarkStart w:id="50" w:name="ref-ewens_1972"/>
     <w:p>
       <w:pPr>
         <w:pStyle w:val="Bibliography"/>
@@ -2341,8 +2414,8 @@
         <w:t xml:space="preserve">3(1):87–112.</w:t>
       </w:r>
     </w:p>
-    <w:bookmarkEnd w:id="48"/>
-    <w:bookmarkStart w:id="50" w:name="ref-feder_kryazhimskiy_plotkin_2014"/>
+    <w:bookmarkEnd w:id="50"/>
+    <w:bookmarkStart w:id="52" w:name="ref-feder_kryazhimskiy_plotkin_2014"/>
     <w:p>
       <w:pPr>
         <w:pStyle w:val="Bibliography"/>
@@ -2369,7 +2442,7 @@
       <w:r>
         <w:t xml:space="preserve"> </w:t>
       </w:r>
-      <w:hyperlink r:id="rId49">
+      <w:hyperlink r:id="rId51">
         <w:r>
           <w:rPr>
             <w:rStyle w:val="Hyperlink"/>
@@ -2381,8 +2454,8 @@
         <w:t xml:space="preserve">.</w:t>
       </w:r>
     </w:p>
-    <w:bookmarkEnd w:id="50"/>
-    <w:bookmarkStart w:id="51" w:name="ref-graves_cachola-abad_1996"/>
+    <w:bookmarkEnd w:id="52"/>
+    <w:bookmarkStart w:id="53" w:name="ref-graves_cachola-abad_1996"/>
     <w:p>
       <w:pPr>
         <w:pStyle w:val="Bibliography"/>
@@ -2416,8 +2489,48 @@
         <w:t xml:space="preserve">31(1):19–32.</w:t>
       </w:r>
     </w:p>
-    <w:bookmarkEnd w:id="51"/>
-    <w:bookmarkStart w:id="52" w:name="ref-hopkins_skellam_1954"/>
+    <w:bookmarkEnd w:id="53"/>
+    <w:bookmarkStart w:id="55" w:name="ref-henrich_2001"/>
+    <w:p>
+      <w:pPr>
+        <w:pStyle w:val="Bibliography"/>
+      </w:pPr>
+      <w:r>
+        <w:t xml:space="preserve">Henrich, Joseph. 2001. Cultural Transmission and the Diffusion of Innovations: Adoption Dynamics Indicate That Biased Cultural Transmission Is the Predominate Force in Behavioral Change.</w:t>
+      </w:r>
+      <w:r>
+        <w:t xml:space="preserve"> </w:t>
+      </w:r>
+      <w:r>
+        <w:rPr>
+          <w:i/>
+          <w:iCs/>
+        </w:rPr>
+        <w:t xml:space="preserve">American Anthropologist</w:t>
+      </w:r>
+      <w:r>
+        <w:t xml:space="preserve"> </w:t>
+      </w:r>
+      <w:r>
+        <w:t xml:space="preserve">103(4):992–1013.</w:t>
+      </w:r>
+      <w:r>
+        <w:t xml:space="preserve"> </w:t>
+      </w:r>
+      <w:hyperlink r:id="rId54">
+        <w:r>
+          <w:rPr>
+            <w:rStyle w:val="Hyperlink"/>
+          </w:rPr>
+          <w:t xml:space="preserve">https://doi.org/10.1525/aa.2001.103.4.992</w:t>
+        </w:r>
+      </w:hyperlink>
+      <w:r>
+        <w:t xml:space="preserve">.</w:t>
+      </w:r>
+    </w:p>
+    <w:bookmarkEnd w:id="55"/>
+    <w:bookmarkStart w:id="56" w:name="ref-hopkins_skellam_1954"/>
     <w:p>
       <w:pPr>
         <w:pStyle w:val="Bibliography"/>
@@ -2442,8 +2555,8 @@
         <w:t xml:space="preserve">18(2):213–227.</w:t>
       </w:r>
     </w:p>
-    <w:bookmarkEnd w:id="52"/>
-    <w:bookmarkStart w:id="54" w:name="ref-hunt_2006"/>
+    <w:bookmarkEnd w:id="56"/>
+    <w:bookmarkStart w:id="58" w:name="ref-hunt_2006"/>
     <w:p>
       <w:pPr>
         <w:pStyle w:val="Bibliography"/>
@@ -2470,7 +2583,7 @@
       <w:r>
         <w:t xml:space="preserve"> </w:t>
       </w:r>
-      <w:hyperlink r:id="rId53">
+      <w:hyperlink r:id="rId57">
         <w:r>
           <w:rPr>
             <w:rStyle w:val="Hyperlink"/>
@@ -2482,8 +2595,8 @@
         <w:t xml:space="preserve">.</w:t>
       </w:r>
     </w:p>
-    <w:bookmarkEnd w:id="54"/>
-    <w:bookmarkStart w:id="56" w:name="ref-hunt_bell_travis_2008"/>
+    <w:bookmarkEnd w:id="58"/>
+    <w:bookmarkStart w:id="60" w:name="ref-hunt_bell_travis_2008"/>
     <w:p>
       <w:pPr>
         <w:pStyle w:val="Bibliography"/>
@@ -2510,7 +2623,7 @@
       <w:r>
         <w:t xml:space="preserve"> </w:t>
       </w:r>
-      <w:hyperlink r:id="rId55">
+      <w:hyperlink r:id="rId59">
         <w:r>
           <w:rPr>
             <w:rStyle w:val="Hyperlink"/>
@@ -2522,8 +2635,8 @@
         <w:t xml:space="preserve">.</w:t>
       </w:r>
     </w:p>
-    <w:bookmarkEnd w:id="56"/>
-    <w:bookmarkStart w:id="58" w:name="ref-lipo_dinapoli_madsen_hunt_2021"/>
+    <w:bookmarkEnd w:id="60"/>
+    <w:bookmarkStart w:id="62" w:name="ref-lipo_dinapoli_madsen_hunt_2021"/>
     <w:p>
       <w:pPr>
         <w:pStyle w:val="Bibliography"/>
@@ -2550,7 +2663,7 @@
       <w:r>
         <w:t xml:space="preserve"> </w:t>
       </w:r>
-      <w:hyperlink r:id="rId57">
+      <w:hyperlink r:id="rId61">
         <w:r>
           <w:rPr>
             <w:rStyle w:val="Hyperlink"/>
@@ -2562,8 +2675,8 @@
         <w:t xml:space="preserve">.</w:t>
       </w:r>
     </w:p>
-    <w:bookmarkEnd w:id="58"/>
-    <w:bookmarkStart w:id="60" w:name="ref-lipo_madsen_dunnell_2015"/>
+    <w:bookmarkEnd w:id="62"/>
+    <w:bookmarkStart w:id="64" w:name="ref-lipo_madsen_dunnell_2015"/>
     <w:p>
       <w:pPr>
         <w:pStyle w:val="Bibliography"/>
@@ -2590,7 +2703,7 @@
       <w:r>
         <w:t xml:space="preserve"> </w:t>
       </w:r>
-      <w:hyperlink r:id="rId59">
+      <w:hyperlink r:id="rId63">
         <w:r>
           <w:rPr>
             <w:rStyle w:val="Hyperlink"/>
@@ -2602,8 +2715,8 @@
         <w:t xml:space="preserve">.</w:t>
       </w:r>
     </w:p>
-    <w:bookmarkEnd w:id="60"/>
-    <w:bookmarkStart w:id="62" w:name="ref-lipo_madsen_dunnell_hunt_1997"/>
+    <w:bookmarkEnd w:id="64"/>
+    <w:bookmarkStart w:id="66" w:name="ref-lipo_madsen_dunnell_hunt_1997"/>
     <w:p>
       <w:pPr>
         <w:pStyle w:val="Bibliography"/>
@@ -2630,7 +2743,7 @@
       <w:r>
         <w:t xml:space="preserve"> </w:t>
       </w:r>
-      <w:hyperlink r:id="rId61">
+      <w:hyperlink r:id="rId65">
         <w:r>
           <w:rPr>
             <w:rStyle w:val="Hyperlink"/>
@@ -2642,8 +2755,8 @@
         <w:t xml:space="preserve">.</w:t>
       </w:r>
     </w:p>
-    <w:bookmarkEnd w:id="62"/>
-    <w:bookmarkStart w:id="63" w:name="ref-lyman_obrien_2006"/>
+    <w:bookmarkEnd w:id="66"/>
+    <w:bookmarkStart w:id="67" w:name="ref-lyman_obrien_2006"/>
     <w:p>
       <w:pPr>
         <w:pStyle w:val="Bibliography"/>
@@ -2665,8 +2778,8 @@
         <w:t xml:space="preserve">. University of Nebraska Press, Lincoln.</w:t>
       </w:r>
     </w:p>
-    <w:bookmarkEnd w:id="63"/>
-    <w:bookmarkStart w:id="64" w:name="ref-mainfort_2001"/>
+    <w:bookmarkEnd w:id="67"/>
+    <w:bookmarkStart w:id="68" w:name="ref-mainfort_2001"/>
     <w:p>
       <w:pPr>
         <w:pStyle w:val="Bibliography"/>
@@ -2700,8 +2813,8 @@
         <w:t xml:space="preserve">, edited by David S. Brose, C. Wesley Cowan, and Jr. Mainfort Robert C., pp. 173–190. Smithsonian Institution Press, Washington, DC.</w:t>
       </w:r>
     </w:p>
-    <w:bookmarkEnd w:id="64"/>
-    <w:bookmarkStart w:id="65" w:name="ref-marquardt_1978"/>
+    <w:bookmarkEnd w:id="68"/>
+    <w:bookmarkStart w:id="69" w:name="ref-marquardt_1978"/>
     <w:p>
       <w:pPr>
         <w:pStyle w:val="Bibliography"/>
@@ -2723,8 +2836,8 @@
         <w:t xml:space="preserve">, edited by Michael B. Schiffer, pp. 257–314. Academic Press, New York.</w:t>
       </w:r>
     </w:p>
-    <w:bookmarkEnd w:id="65"/>
-    <w:bookmarkStart w:id="66" w:name="ref-neiman_1995"/>
+    <w:bookmarkEnd w:id="69"/>
+    <w:bookmarkStart w:id="70" w:name="ref-neiman_1995"/>
     <w:p>
       <w:pPr>
         <w:pStyle w:val="Bibliography"/>
@@ -2767,8 +2880,8 @@
         <w:t xml:space="preserve">60(1):7–36.</w:t>
       </w:r>
     </w:p>
-    <w:bookmarkEnd w:id="66"/>
-    <w:bookmarkStart w:id="67" w:name="ref-obrien_lyman_1999"/>
+    <w:bookmarkEnd w:id="70"/>
+    <w:bookmarkStart w:id="71" w:name="ref-obrien_lyman_1999"/>
     <w:p>
       <w:pPr>
         <w:pStyle w:val="Bibliography"/>
@@ -2790,8 +2903,8 @@
         <w:t xml:space="preserve">. Kluwer Academic/Plenum, New York.</w:t>
       </w:r>
     </w:p>
-    <w:bookmarkEnd w:id="67"/>
-    <w:bookmarkStart w:id="68" w:name="ref-phillips_1970"/>
+    <w:bookmarkEnd w:id="71"/>
+    <w:bookmarkStart w:id="72" w:name="ref-phillips_1970"/>
     <w:p>
       <w:pPr>
         <w:pStyle w:val="Bibliography"/>
@@ -2862,8 +2975,8 @@
         <w:t xml:space="preserve">, Vol. 60. Papers of the Peabody Museum of Archaeology and Ethnology. Peabody Museum, Harvard University, Cambridge, MA.</w:t>
       </w:r>
     </w:p>
-    <w:bookmarkEnd w:id="68"/>
-    <w:bookmarkStart w:id="70" w:name="ref-reimer_etal_2020"/>
+    <w:bookmarkEnd w:id="72"/>
+    <w:bookmarkStart w:id="74" w:name="ref-reimer_etal_2020"/>
     <w:p>
       <w:pPr>
         <w:pStyle w:val="Bibliography"/>
@@ -2917,7 +3030,7 @@
       <w:r>
         <w:t xml:space="preserve"> </w:t>
       </w:r>
-      <w:hyperlink r:id="rId69">
+      <w:hyperlink r:id="rId73">
         <w:r>
           <w:rPr>
             <w:rStyle w:val="Hyperlink"/>
@@ -2929,8 +3042,8 @@
         <w:t xml:space="preserve">.</w:t>
       </w:r>
     </w:p>
-    <w:bookmarkEnd w:id="70"/>
-    <w:bookmarkStart w:id="71" w:name="ref-rousseeuw_1987"/>
+    <w:bookmarkEnd w:id="74"/>
+    <w:bookmarkStart w:id="75" w:name="ref-rousseeuw_1987"/>
     <w:p>
       <w:pPr>
         <w:pStyle w:val="Bibliography"/>
@@ -2955,8 +3068,8 @@
         <w:t xml:space="preserve">20:53–65.</w:t>
       </w:r>
     </w:p>
-    <w:bookmarkEnd w:id="71"/>
-    <w:bookmarkStart w:id="73" w:name="ref-scheffer_2009"/>
+    <w:bookmarkEnd w:id="75"/>
+    <w:bookmarkStart w:id="77" w:name="ref-scheffer_2009"/>
     <w:p>
       <w:pPr>
         <w:pStyle w:val="Bibliography"/>
@@ -2983,7 +3096,7 @@
       <w:r>
         <w:t xml:space="preserve"> </w:t>
       </w:r>
-      <w:hyperlink r:id="rId72">
+      <w:hyperlink r:id="rId76">
         <w:r>
           <w:rPr>
             <w:rStyle w:val="Hyperlink"/>
@@ -2995,8 +3108,8 @@
         <w:t xml:space="preserve">.</w:t>
       </w:r>
     </w:p>
-    <w:bookmarkEnd w:id="73"/>
-    <w:bookmarkStart w:id="75" w:name="ref-surovell_brantingham_2007"/>
+    <w:bookmarkEnd w:id="77"/>
+    <w:bookmarkStart w:id="79" w:name="ref-surovell_brantingham_2007"/>
     <w:p>
       <w:pPr>
         <w:pStyle w:val="Bibliography"/>
@@ -3023,7 +3136,7 @@
       <w:r>
         <w:t xml:space="preserve"> </w:t>
       </w:r>
-      <w:hyperlink r:id="rId74">
+      <w:hyperlink r:id="rId78">
         <w:r>
           <w:rPr>
             <w:rStyle w:val="Hyperlink"/>
@@ -3035,8 +3148,8 @@
         <w:t xml:space="preserve">.</w:t>
       </w:r>
     </w:p>
-    <w:bookmarkEnd w:id="75"/>
-    <w:bookmarkStart w:id="77" w:name="ref-surovell_etal_2009"/>
+    <w:bookmarkEnd w:id="79"/>
+    <w:bookmarkStart w:id="81" w:name="ref-surovell_etal_2009"/>
     <w:p>
       <w:pPr>
         <w:pStyle w:val="Bibliography"/>
@@ -3063,7 +3176,7 @@
       <w:r>
         <w:t xml:space="preserve"> </w:t>
       </w:r>
-      <w:hyperlink r:id="rId76">
+      <w:hyperlink r:id="rId80">
         <w:r>
           <w:rPr>
             <w:rStyle w:val="Hyperlink"/>
@@ -3075,8 +3188,8 @@
         <w:t xml:space="preserve">.</w:t>
       </w:r>
     </w:p>
-    <w:bookmarkEnd w:id="77"/>
-    <w:bookmarkStart w:id="78" w:name="ref-tibshirani_walther_hastie_2001"/>
+    <w:bookmarkEnd w:id="81"/>
+    <w:bookmarkStart w:id="82" w:name="ref-tibshirani_walther_hastie_2001"/>
     <w:p>
       <w:pPr>
         <w:pStyle w:val="Bibliography"/>
@@ -3101,8 +3214,8 @@
         <w:t xml:space="preserve">63(2):411–423.</w:t>
       </w:r>
     </w:p>
-    <w:bookmarkEnd w:id="78"/>
-    <w:bookmarkStart w:id="79" w:name="ref-williams_1954"/>
+    <w:bookmarkEnd w:id="82"/>
+    <w:bookmarkStart w:id="83" w:name="ref-williams_1954"/>
     <w:p>
       <w:pPr>
         <w:pStyle w:val="Bibliography"/>
@@ -3111,10 +3224,10 @@
         <w:t xml:space="preserve">Williams, Stephen. 1954. An Archeological Study of the Mississippian Culture in Southeast Missouri. PhD thesis, Yale University, New Haven.</w:t>
       </w:r>
     </w:p>
-    <w:bookmarkEnd w:id="79"/>
-    <w:bookmarkEnd w:id="80"/>
-    <w:bookmarkEnd w:id="81"/>
-    <w:bookmarkEnd w:id="82"/>
+    <w:bookmarkEnd w:id="83"/>
+    <w:bookmarkEnd w:id="84"/>
+    <w:bookmarkEnd w:id="85"/>
+    <w:bookmarkEnd w:id="86"/>
     <w:sectPr>
       <w:footnotePr>
         <w:numRestart w:val="eachSect"/>

--- a/docs/manuscript/SUPPLEMENTAL_TEXT.docx
+++ b/docs/manuscript/SUPPLEMENTAL_TEXT.docx
@@ -32,7 +32,7 @@
           <w:b/>
           <w:bCs/>
         </w:rPr>
-        <w:t xml:space="preserve">Carl P. Lipo and Robert J. DiNapoli</w:t>
+        <w:t xml:space="preserve">Carl P. Lipo, Robert J. DiNapoli, and Mark E. Madsen</w:t>
       </w:r>
     </w:p>
     <w:p>
@@ -1328,7 +1328,7 @@
         <w:pStyle w:val="FirstParagraph"/>
       </w:pPr>
       <w:r>
-        <w:t xml:space="preserve">The recovery experiment injects group closure as between-cluster divergence, which is what cultural F_ST measures, so a fair objection is that the experiment merely certifies an F_ST detector recovering an F_ST-shaped signal. We tested this by injecting closure through two further channels, each matched to a different signature, and asking which signature recovers each. A within-group conformity channel raises conformity in a single undivided pool with no between-group divergence, the channel that the neutral departure is built to detect. A non-spatial social channel assembles assemblages into social groups scrambled relative to the spatial clusters, the channel seriation coherence is built to detect. The result is one-sided, and in two ways. First, the conformity channel is recovered by no signature (the neutral departure, which should detect it, inverts rather than rises), and the non-spatial social channel is not recovered by seriation either. Hence, the neutral and seriation signatures fail to register an injected signal even through the channel each is designed for. Second, F_ST is not a clean spatial-divergence detector but a near-omnibus one, responding to group structure, however it is organized. It recovers the spatial-divergence channel strongly (mean trend rising from the null to +0.76 at strong injection) and also recovers the non-spatial social channel (+0.77), because both ultimately raise between-group variance somewhere the partition can see it. The four signatures are therefore not four independent channels, even in this diagnostic. The only one that registers an injected signal at this resolution is F_ST, and it does so for divergence. However, its signal is organized. The reduction to F_ST is a property of the record’s resolution, 29 time-averaged assemblages rarefied to a common count over ten aggregated types, not an artifact of a generator whose closure axis is collinear with F_ST. A rarefaction-depth sweep (the weak signatures climb modestly with more sherds but remain well below F_ST) and a cluster-count sweep (the spatial signature stays weak through k = 5) confirm that the limitation is the record’s size and time-averaging rather than a single tuning choice. The consequence, stated in the Discussion, is that the negative bounds only result in divergence-channel closure. A closure carried purely by conformity or by a non-spatially organized social structure is below detection here at any strength.</w:t>
+        <w:t xml:space="preserve">The recovery experiment injects group closure as between-cluster divergence, which is what cultural F_ST measures, so a fair objection is that the experiment merely certifies an F_ST detector recovering an F_ST-shaped signal. We tested this by injecting closure through two further channels, each matched to a different signature, and asking which signature recovers each. A within-group conformity channel raises conformity in a single undivided pool with no between-group divergence, the channel that the neutral departure is built to detect. A non-spatial social channel assembles assemblages into social groups scrambled relative to the spatial clusters, the channel seriation coherence is built to detect. The result is one-sided, and in two ways. First, the conformity channel is recovered by no signature (the neutral departure, which should detect it, inverts rather than rises), and the non-spatial social channel is not recovered by seriation either. Hence, the neutral and seriation signatures fail to register an injected signal even through the channel each is designed for. Second, F_ST is not a clean spatial-divergence detector but a near-omnibus one, responding to group structure, however it is organized. It recovers the spatial-divergence channel strongly (mean trend rising from the null to +0.76 at strong injection) and also recovers the non-spatial social channel (+0.77), because both ultimately raise between-group variance somewhere the partition can see it. The four signatures are therefore not four independent channels, even in this diagnostic. The only one that registers an injected signal at this resolution is F_ST, and it does so for divergence. However, its signal is organized. The reduction to F_ST is a property of the record’s resolution, 29 time-averaged assemblages subsampled to a common count over ten aggregated types, not an artifact of a generator whose closure axis is collinear with F_ST. A subsampling-depth sweep (the weak signatures climb modestly with more sherds but remain well below F_ST) and a cluster-count sweep (the spatial signature stays weak through k = 5) confirm that the limitation is the record’s size and time-averaging rather than a single tuning choice. The consequence, stated in the Discussion, is that the negative bounds only result in divergence-channel closure. A closure carried purely by conformity or by a non-spatially organized social structure is below detection here at any strength.</w:t>
       </w:r>
     </w:p>
     <w:bookmarkEnd w:id="18"/>
@@ -1355,7 +1355,7 @@
         <w:t xml:space="preserve">(2021)</w:t>
       </w:r>
       <w:r>
-        <w:t xml:space="preserve">. Each assemblage is a node holding a finite population of learners that copies decorated-type variants within the node and, at a low rate, from other nodes with a probability that decays with geographic distance, with innovation and the record’s trailing-window time-averaging imposed. We compared this neutral model against a bounded-groups model in which interactions are concentrated within spatially contiguous groups, with only a small leak between them, both run on the same coordinates and rarefied to the observed per-assemblage counts. We swept the interaction range (6, 12, and 24 km), the between-node mixing rate (0.02, 0.05, and 0.20), and the innovation rate (0.005, 0.01, and 0.02), in both snapshot and time-averaged form, at 100 seeds per cell, recording for each cell whether the four observed statistics fall inside the neutral null. Across the time-averaged sweep, the region that brackets all four at once is the low-mixing, sub-basin-range corner (24 km, mixing 0.02, innovation 0.01), as reported in Figure S5. At shorter ranges, drift over-produces the distance decay. At higher mixing, it underproduces the structure, so the all-four match holds only in a plausible but specific region of parameter space rather than across the whole parameter space. In every cell, the bounded-groups model overshoots the three structural statistics by roughly two to seven times relative to the observed values, so the contrast between drift, which can reproduce the data, and bounded groups, which cannot, is robust even where the all-four drift match is not. The control also demonstrates that the distance-controlled boundary excess, near zero under smooth deterministic isolation by distance, takes substantial positive values under stochastic neutral drift, so a positive boundary excess does not by itself distinguish a social boundary from drift on a finite network.</w:t>
+        <w:t xml:space="preserve">. Each assemblage is a node holding a finite population of learners that copies decorated-type variants within the node and, at a low rate, from other nodes with a probability that decays with geographic distance, with innovation and the record’s trailing-window time-averaging imposed. We compared this neutral model against a bounded-groups model in which interactions are concentrated within spatially contiguous groups, with only a small leak between them, both run on the same coordinates and subsampled to the observed per-assemblage counts. We swept the interaction range (6, 12, and 24 km), the between-node mixing rate (0.02, 0.05, and 0.20), and the innovation rate (0.005, 0.01, and 0.02), in both snapshot and time-averaged form, at 100 seeds per cell, recording for each cell whether the four observed statistics fall inside the neutral null. Across the time-averaged sweep, the region that brackets all four at once is the low-mixing, sub-basin-range corner (24 km, mixing 0.02, innovation 0.01), as reported in Figure S5. At shorter ranges, drift over-produces the distance decay. At higher mixing, it underproduces the structure, so the all-four match holds only in a plausible but specific region of parameter space rather than across the whole parameter space. In every cell, the bounded-groups model overshoots the three structural statistics by roughly two to seven times relative to the observed values, so the contrast between drift, which can reproduce the data, and bounded groups, which cannot, is robust even where the all-four drift match is not. The control also demonstrates that the distance-controlled boundary excess, near zero under smooth deterministic isolation by distance, takes substantial positive values under stochastic neutral drift, so a positive boundary excess does not by itself distinguish a social boundary from drift on a finite network.</w:t>
       </w:r>
     </w:p>
     <w:p>
@@ -1367,7 +1367,7 @@
           <wp:inline>
             <wp:extent cx="5334000" cy="3619056"/>
             <wp:effectExtent b="0" l="0" r="0" t="0"/>
-            <wp:docPr descr="Figure S5. Spatial drift versus bounded groups on the basin geography. Top: the four observed signatures (vertical lines) against the null distributions produced by a neutral spatial-drift model (blue) and a bounded-groups model (orange) on the real coordinate layout, both time-averaged and rarefied to the observed counts. Observed values fall inside the drift distribution and far below the bounded-groups distribution for modularity, boundary excess, and cultural F_ST. Bottom: multidimensional scaling of decorated dissimilarity for the observed assemblages and one realization of each model, spatial drift reproducing the weak, spatially blurred structure while bounded groups produce a sharper split than the data show." title="" id="20" name="Picture"/>
+            <wp:docPr descr="Figure S5. Spatial drift versus bounded groups on the basin geography. Top: the four observed signatures (vertical lines) against the null distributions produced by a neutral spatial-drift model (blue) and a bounded-groups model (orange) on the real coordinate layout, both time-averaged and subsampled to the observed counts. Observed values fall inside the drift distribution and far below the bounded-groups distribution for modularity, boundary excess, and cultural F_ST. Bottom: multidimensional scaling of decorated dissimilarity for the observed assemblages and one realization of each model, spatial drift reproducing the weak, spatially blurred structure while bounded groups produce a sharper split than the data show." title="" id="20" name="Picture"/>
             <a:graphic>
               <a:graphicData uri="http://schemas.openxmlformats.org/drawingml/2006/picture">
                 <pic:pic>
@@ -1420,7 +1420,7 @@
         <w:t xml:space="preserve"> </w:t>
       </w:r>
       <w:r>
-        <w:t xml:space="preserve">Spatial drift versus bounded groups on the basin geography. Top: the four observed signatures (vertical lines) against the null distributions produced by a neutral spatial-drift model (blue) and a bounded-groups model (orange) on the real coordinate layout, both time-averaged and rarefied to the observed counts. Observed values fall inside the drift distribution and far below the bounded-groups distribution for modularity, boundary excess, and cultural F_ST. Bottom: multidimensional scaling of decorated dissimilarity for the observed assemblages and one realization of each model, spatial drift reproducing the weak, spatially blurred structure while bounded groups produce a sharper split than the data show.</w:t>
+        <w:t xml:space="preserve">Spatial drift versus bounded groups on the basin geography. Top: the four observed signatures (vertical lines) against the null distributions produced by a neutral spatial-drift model (blue) and a bounded-groups model (orange) on the real coordinate layout, both time-averaged and subsampled to the observed counts. Observed values fall inside the drift distribution and far below the bounded-groups distribution for modularity, boundary excess, and cultural F_ST. Bottom: multidimensional scaling of decorated dissimilarity for the observed assemblages and one realization of each model, spatial drift reproducing the weak, spatially blurred structure while bounded groups produce a sharper split than the data show.</w:t>
       </w:r>
     </w:p>
     <w:bookmarkEnd w:id="22"/>

--- a/docs/manuscript/SUPPLEMENTAL_TEXT.docx
+++ b/docs/manuscript/SUPPLEMENTAL_TEXT.docx
@@ -1114,7 +1114,7 @@
         <w:t xml:space="preserve">(Henrich 2001)</w:t>
       </w:r>
       <w:r>
-        <w:t xml:space="preserve">), and a spatial rule placing group profiles on the landscape. Four generators instantiate the four processes of Table 1. The bounded-groups generator raises divergence and conformity together across spatially bounded groups. Environmental patchiness holds a fixed between-group difference under neutral within-group copying with an environment-keyed layout. Aggregated signaling raises within-group conformity in a single undivided pool with no between-group divergence. Drift with distance-limited interaction produces a smooth spatial gradient under neutral copying. Each generator emits a sequence of group-by-type slices along an ordinal axis. We ran the four-signature pipeline on each, blind to its source, and recorded which registered as convergent, repeating this across 20 random seeds and computing the correlation matrix of the four signatures on the bounded-groups output to confirm that their joint movement is informative rather than an artifact of redundancy (Figure S4). This idealized test uses large, clean assemblages (12 groups, several hundred sherds each) and establishes that it discriminates in principle. The record-matched, size-controlled recovery in the main text (Figure 4) is what establishes which signatures survive at the resolution of the actual data.</w:t>
+        <w:t xml:space="preserve">), and a spatial rule placing group profiles on the landscape. Four generators instantiate the four processes of Table 1. The bounded-groups generator raises divergence and conformity together across spatially bounded groups. Environmental patchiness holds a fixed between-group difference under neutral within-group copying with an environment-keyed layout. Aggregated signaling raises within-group conformity in a single undivided pool with no between-group divergence. Drift with distance-limited interaction produces a smooth spatial gradient under neutral copying. Each generator emits a sequence of group-by-type slices along an ordinal axis. We ran the four-signature procedure on each, blind to its source, and recorded which registered as convergent, repeating this across 20 random seeds and computing the correlation matrix of the four signatures on the bounded-groups output to confirm that their joint movement is informative rather than an artifact of redundancy (Figure S4). This idealized test uses large, clean assemblages (12 groups, several hundred sherds each) and establishes that it discriminates in principle. The record-matched, size-controlled recovery in the main text (Figure 4) is what establishes which signatures survive at the resolution of the actual data.</w:t>
       </w:r>
     </w:p>
     <w:p>
@@ -1328,7 +1328,7 @@
         <w:pStyle w:val="FirstParagraph"/>
       </w:pPr>
       <w:r>
-        <w:t xml:space="preserve">The recovery experiment injects group closure as between-cluster divergence, which is what cultural F_ST measures, so a fair objection is that the experiment merely certifies an F_ST detector recovering an F_ST-shaped signal. We tested this by injecting closure through two further channels, each matched to a different signature, and asking which signature recovers each. A within-group conformity channel raises conformity in a single undivided pool with no between-group divergence, the channel that the neutral departure is built to detect. A non-spatial social channel assembles assemblages into social groups scrambled relative to the spatial clusters, the channel seriation coherence is built to detect. The result is one-sided, and in two ways. First, the conformity channel is recovered by no signature (the neutral departure, which should detect it, inverts rather than rises), and the non-spatial social channel is not recovered by seriation either. Hence, the neutral and seriation signatures fail to register an injected signal even through the channel each is designed for. Second, F_ST is not a clean spatial-divergence detector but a near-omnibus one, responding to group structure, however it is organized. It recovers the spatial-divergence channel strongly (mean trend rising from the null to +0.76 at strong injection) and also recovers the non-spatial social channel (+0.77), because both ultimately raise between-group variance somewhere the partition can see it. The four signatures are therefore not four independent channels, even in this diagnostic. The only one that registers an injected signal at this resolution is F_ST, and it does so for divergence. However, its signal is organized. The reduction to F_ST is a property of the record’s resolution, 29 time-averaged assemblages subsampled to a common count over ten aggregated types, not an artifact of a generator whose closure axis is collinear with F_ST. A subsampling-depth sweep (the weak signatures climb modestly with more sherds but remain well below F_ST) and a cluster-count sweep (the spatial signature stays weak through k = 5) confirm that the limitation is the record’s size and time-averaging rather than a single tuning choice. The consequence, stated in the Discussion, is that the negative bounds only result in divergence-channel closure. A closure carried purely by conformity or by a non-spatially organized social structure is below detection here at any strength.</w:t>
+        <w:t xml:space="preserve">The recovery experiment injects group closure as between-cluster divergence, which is what cultural F_ST measures, so a fair objection is that the experiment merely certifies an F_ST test recovering an F_ST-shaped signal. We tested this by injecting closure through two further pathways, each matched to a different signature, and asking which signature recovers each. A within-group conformity pathway raises conformity in a single undivided pool with no between-group divergence, the pathway that the neutral departure is meant to detect. A non-spatial social pathway assembles assemblages into social groups scrambled relative to the spatial clusters, the pathway seriation coherence is meant to detect. The result is one-sided, and in two ways. First, the conformity pathway is recovered by no signature (the neutral departure, which should detect it, inverts rather than rises), and the non-spatial social pathway is not recovered by seriation either. Hence, the neutral and seriation signatures fail to register an injected signal even through the pathway each is designed for. Second, F_ST is not a clean spatial-divergence test but a near-omnibus one, responding to group structure, however it is organized. It recovers the spatial-divergence pathway strongly (mean trend rising from the null to +0.76 at strong injection) and also recovers the non-spatial social pathway (+0.77), because both ultimately raise between-group variance somewhere the partition can see it. The four signatures are therefore not four independent pathways, even in this diagnostic. The only one that registers an injected signal at this resolution is F_ST, and it does so for divergence. However, its signal is organized. The reduction to F_ST is a property of the record’s resolution, 29 time-averaged assemblages subsampled to a common count over ten aggregated types, not an artifact of a generator whose injected closure is collinear with F_ST. A subsampling-depth sweep (the weak signatures climb modestly with more sherds but remain well below F_ST) and a cluster-count sweep (the spatial signature stays weak through k = 5) confirm that the limitation is the record’s size and time-averaging rather than a single tuning choice. The consequence, stated in the Discussion, is that the negative bounds only cover closure expressed as between-group divergence. A closure carried purely by conformity or by a non-spatially organized social structure is below detection here at any strength.</w:t>
       </w:r>
     </w:p>
     <w:bookmarkEnd w:id="18"/>

--- a/docs/manuscript/SUPPLEMENTAL_TEXT.docx
+++ b/docs/manuscript/SUPPLEMENTAL_TEXT.docx
@@ -2,7 +2,7 @@
 <file path=word/document.xml><?xml version="1.0" encoding="utf-8"?>
 <w:document xmlns:w="http://schemas.openxmlformats.org/wordprocessingml/2006/main" xmlns:m="http://schemas.openxmlformats.org/officeDocument/2006/math" xmlns:r="http://schemas.openxmlformats.org/officeDocument/2006/relationships" xmlns:o="urn:schemas-microsoft-com:office:office" xmlns:v="urn:schemas-microsoft-com:vml" xmlns:w10="urn:schemas-microsoft-com:office:word" xmlns:a="http://schemas.openxmlformats.org/drawingml/2006/main" xmlns:pic="http://schemas.openxmlformats.org/drawingml/2006/picture" xmlns:wp="http://schemas.openxmlformats.org/drawingml/2006/wordprocessingDrawing">
   <w:body>
-    <w:bookmarkStart w:id="86" w:name="supplemental-material"/>
+    <w:bookmarkStart w:id="91" w:name="supplemental-material"/>
     <w:p>
       <w:pPr>
         <w:pStyle w:val="Heading1"/>
@@ -1424,13 +1424,13 @@
       </w:r>
     </w:p>
     <w:bookmarkEnd w:id="22"/>
-    <w:bookmarkStart w:id="26" w:name="X4b657c0117a02bedc64d2fce6fe36b11976cd64"/>
+    <w:bookmarkStart w:id="23" w:name="the-time-aware-emergence-simulation"/>
     <w:p>
       <w:pPr>
         <w:pStyle w:val="Heading2"/>
       </w:pPr>
       <w:r>
-        <w:t xml:space="preserve">Regional extension: the central-valley and lower-valley assemblages</w:t>
+        <w:t xml:space="preserve">The time-aware emergence simulation</w:t>
       </w:r>
     </w:p>
     <w:p>
@@ -1438,25 +1438,58 @@
         <w:pStyle w:val="FirstParagraph"/>
       </w:pPr>
       <w:r>
-        <w:t xml:space="preserve">We extended the analysis to the southeast Missouri survey assemblages of Williams</w:t>
-      </w:r>
-      <w:r>
-        <w:t xml:space="preserve"> </w:t>
-      </w:r>
-      <w:r>
-        <w:t xml:space="preserve">(1954)</w:t>
-      </w:r>
-      <w:r>
-        <w:t xml:space="preserve">, comprising 50 collections from 28 sites, digitized from the survey tables and georeferenced using the Lower Mississippi Survey grid. Within the central-valley regions, the decorated-ceramic differentiation is a Woodland-to-Mississippian composition gradient rather than a synchronic structure: a cultural F_ST of 0.11 across physiographic regions collapses to 0.04, near the drift level, once the analysis is restricted to Mississippian types. Between the central and lower valleys, the Phillips-Ford-Griffin assemblages present a different picture. Combining the two into one north-south transect of 133 decorated assemblages, the decline of decorated similarity with distance is itself drift-consistent (Mantel r = -0.55, inside the spatial-drift null). Still, the distance-controlled boundary excess at the central-valley and lower-valley divide is +52 Brainerd-Robinson units, far outside the drift null. The two regions carry mutually exclusive, distinctive repertoires (northern Wickliffe, O’Byam, Matthews, Kimmswick, and Varney Red against southern Barton, Walls Engraved, Carson Red-on-Buff, Avenue Polychrome, and Leland), with even the shared types differing in proportion. Restricting the comparison to types present in both regions, which removes the mutually exclusive distinctive types that carry the strongest temporal contrast, reduces the step but does not erase it: the boundary excess falls to +38 Brainerd-Robinson units. It remains above the neutral-drift null, so the boundary is not solely an artifact of distinctive-type turnover, although the shared types themselves retain some temporal structure. The step is real but confounded by time, because the northern distinctive types are early- to middle-Mississippian and the southern are late</w:t>
-      </w:r>
-      <w:r>
-        <w:t xml:space="preserve"> </w:t>
-      </w:r>
-      <w:r>
-        <w:t xml:space="preserve">(Phillips 1970; Williams 1954)</w:t>
-      </w:r>
-      <w:r>
-        <w:t xml:space="preserve">, so it cannot be separated from a chronological succession without independent central-valley radiocarbon (Figure S6). It is further confounded by analytical history: the lower-valley assemblages were classified in the Phillips-Ford-Griffin tradition, and the central-valley assemblages were classified separately by Williams, so even shared type names may have been applied to different criteria. The shared-type restriction (boundary excess falling to +38 Brainerd-Robinson units but not vanishing) limits this artifact without removing it, leaving open the possibility that the interaction was continuous across the entire region and that the apparent boundary is a product of two separate collection and analysis histories.</w:t>
+        <w:t xml:space="preserve">The constructive demonstration in the main text (Figure 8) and its robustness check (Figure S7) use a forward neutral-drift model run on the real geography, distinct from the null-comparison of the positive control above. The model evolves a population of decorated-type variants at each of the 29 assemblage locations. Each location holds a fixed finite population of 120 learners. In each generation every learner copies the decorated type of another learner, drawn from its own location with high probability and, with probability 0.02, from another location chosen with a weight that decays exponentially with along-waterway (river-network) distance, described below, at a length scale of 24 river-km. With probability 0.012 a learner instead adopts a newly invented type, so the decorated repertoire turns over and new types appear through time. That turnover is the source of the differential late-type frequencies that let assemblages be seriated. No interaction boundary is imposed anywhere, so any structure in the output is produced by river-network position and time alone. The engine is the finite-population network-drift model of Lipo, DiNapoli, Madsen, and Hunt</w:t>
+      </w:r>
+      <w:r>
+        <w:t xml:space="preserve"> </w:t>
+      </w:r>
+      <w:r>
+        <w:t xml:space="preserve">(2021)</w:t>
+      </w:r>
+      <w:r>
+        <w:t xml:space="preserve">, here run forward with innovation switched on rather than set to zero to isolate structure.</w:t>
+      </w:r>
+    </w:p>
+    <w:p>
+      <w:pPr>
+        <w:pStyle w:val="BodyText"/>
+      </w:pPr>
+      <w:r>
+        <w:t xml:space="preserve">Interaction in this riverine settlement system travels along watercourses, so the copying kernel uses river-network distance rather than straight-line distance. We build a graph from the mapped hydrography (the LMVHydrology centerlines clipped to the basin with a 25 km margin), repair its topology by bridging vertices within 250 m of one another, keep the largest connected component, and snap each assemblage to the nearest network node, adding the snap distance as an access cost at both ends. The distance between two assemblages is the shortest along-water path between their snapped nodes. All 29 assemblages connect on the resulting network, the mean access distance from an assemblage to a mapped channel is 3.1 km, and along-water paths average about 2.3 times the straight-line distance. Substituting straight-line distance changes the results negligibly (between-group F_ST and community counts shift within sampling error), so the conclusions do not depend on the choice, but the river-network distance is the more faithful representation of how potters in the basin could interact.</w:t>
+      </w:r>
+    </w:p>
+    <w:p>
+      <w:pPr>
+        <w:pStyle w:val="BodyText"/>
+      </w:pPr>
+      <w:r>
+        <w:t xml:space="preserve">The assemblages are not contemporaneous, which is both why they can be seriated and why some carry more of the late types than others, so the evolving field is sampled time-transgressively rather than at a single instant. The field is recorded at 90 evenly spaced time slices over 1,800 generations. Each synthetic assemblage is drawn from the slice that matches its observed seriation position, its rank on the first correspondence-analysis axis of the real data, and accumulated over a trailing window of eight slices so that, like a real death assemblage, it mixes production across its span. Each synthetic assemblage is then sampled to the observed sherd count of the corresponding real assemblage. The synthetic assemblages are read exactly as the empirical ones: interaction communities by the same modularity partition, between-group cultural F_ST on the resulting groups, and a seriation order from a fresh correspondence analysis. A contemporaneous control, with every assemblage drawn from the final slice, is sampled the same way for comparison.</w:t>
+      </w:r>
+    </w:p>
+    <w:p>
+      <w:pPr>
+        <w:pStyle w:val="BodyText"/>
+      </w:pPr>
+      <w:r>
+        <w:t xml:space="preserve">For Figure 8 we summarize 500 independent realizations at the positive-control corner (interaction length 24 river-km, between-node mixing 0.02, innovation 0.012). Because community labels are arbitrary and switch between runs, groupness is summarized by co-membership rather than by a single partition: for each assemblage, the fraction of the 500 runs in which it falls in the same emergent community as Parkin. This quantity is label-invariant, needs no alignment across runs, and renders the otherwise hidden contingency of any one solution as a probability surface. Figure 8A shows this for the contemporaneous snapshot, in which every assemblage is drawn from the same final time slice, so it isolates the spatial signal: co-membership with Parkin falls off with river distance, the intuitive gradient. Under the full time-transgressive sampling that gradient disappears, because assemblages drawn at different seriation positions carry different repertoires and fall into different, time-defined communities; membership then reflects space and time jointly, and a site’s nearest neighbors need not share its phase. Either way, no assemblage is a certain member or non-member, so the phase has no stable membership. Figure S7 repeats the experiment across a grid of the three governing parameters to show that the result does not depend on this corner.</w:t>
+      </w:r>
+    </w:p>
+    <w:bookmarkEnd w:id="23"/>
+    <w:bookmarkStart w:id="27" w:name="X46f06afe48e87b8ae1167d65cf212c2920f73fa"/>
+    <w:p>
+      <w:pPr>
+        <w:pStyle w:val="Heading2"/>
+      </w:pPr>
+      <w:r>
+        <w:t xml:space="preserve">Robustness of the emergent phase-like structure</w:t>
+      </w:r>
+    </w:p>
+    <w:p>
+      <w:pPr>
+        <w:pStyle w:val="FirstParagraph"/>
+      </w:pPr>
+      <w:r>
+        <w:t xml:space="preserve">The positive control shows the observed structure falls inside the drift distribution. The constructive demonstration in the main text (Figure 8) goes further, generating phase-like structure from drift on the real geography, and we checked that this generative result is not contingent on a single stochastic draw or a tuned parameter set. We repeated the time-transgressive emergence experiment across 432 runs spanning a grid of interaction length (12, 18, 24, and 36 river-km), between-node mixing (0.01, 0.02, and 0.05), and innovation rate (0.006, 0.012, and 0.024), with twelve seeds per cell (Figure S7). Two or more spatially coherent communities, the phase-like territories a culture historian would name, emerge in every run. The between-group cultural F_ST sits at or below the observed value in 85 percent of runs and within a factor of two of it in 53 percent, short of the bounded-groups expectation throughout. F_ST is essentially flat across interaction length and declines with more mixing or more innovation, the expected behavior of a drift process, and the synthetic record re-seriates across the full grid (mean absolute Spearman correlation 0.44 between recovered and imposed order). The appearance of phase-like structure at the observed magnitude is therefore a generic outcome of distance-structured drift on this geography rather than a product of the chosen parameters.</w:t>
       </w:r>
     </w:p>
     <w:p>
@@ -1466,20 +1499,121 @@
       <w:r>
         <w:drawing>
           <wp:inline>
-            <wp:extent cx="5334000" cy="3424782"/>
+            <wp:extent cx="5334000" cy="4112375"/>
             <wp:effectExtent b="0" l="0" r="0" t="0"/>
-            <wp:docPr descr="Figure S6. The central-valley and lower-valley transect. Left: the georeferenced decorated assemblages, central-valley (Williams 1954, blue) and lower-valley (Phillips-Ford-Griffin, orange), with the latitudinal gap between the blocks. Right: distance-decay of decorated Brainerd-Robinson similarity across the transect, within-region and between-region pairs distinguished. Similarity declines smoothly with distance as neutral drift predicts, but within-region pairs are markedly more similar than between-region pairs at matched distance, the step at the boundary." title="" id="24" name="Picture"/>
+            <wp:docPr descr="Figure S7. Robustness of phase-like emergence to contingency and model factors, across 432 time-transgressive runs (a grid of interaction length, between-node mixing, and innovation rate, twelve seeds per cell). (A) Between-group cultural F_ST by between-node mixing and (B) by innovation rate, boxes taken over all other factors and seeds; the observed value (dashed) is bracketed, and F_ST falls with both factors but never reaches the bounded-groups level. (C) Distribution of the number of emergent communities per run, with 99 percent yielding two or more, the phase-like groups. (D) Distribution of seriation recovery, the absolute Spearman correlation between the recovered CA1 rank and the imposed time order, across runs (mean 0.45)." title="" id="25" name="Picture"/>
             <a:graphic>
               <a:graphicData uri="http://schemas.openxmlformats.org/drawingml/2006/picture">
                 <pic:pic>
                   <pic:nvPicPr>
-                    <pic:cNvPr descr="../../figures/figS6_macro_transect.png" id="25" name="Picture"/>
+                    <pic:cNvPr descr="../../figures/figS7_emergence_robustness.png" id="26" name="Picture"/>
                     <pic:cNvPicPr>
                       <a:picLocks noChangeArrowheads="1" noChangeAspect="1"/>
                     </pic:cNvPicPr>
                   </pic:nvPicPr>
                   <pic:blipFill>
-                    <a:blip r:embed="rId23"/>
+                    <a:blip r:embed="rId24"/>
+                    <a:stretch>
+                      <a:fillRect/>
+                    </a:stretch>
+                  </pic:blipFill>
+                  <pic:spPr bwMode="auto">
+                    <a:xfrm>
+                      <a:off x="0" y="0"/>
+                      <a:ext cx="5334000" cy="4112375"/>
+                    </a:xfrm>
+                    <a:prstGeom prst="rect">
+                      <a:avLst/>
+                    </a:prstGeom>
+                    <a:noFill/>
+                    <a:ln w="9525">
+                      <a:noFill/>
+                      <a:headEnd/>
+                      <a:tailEnd/>
+                    </a:ln>
+                  </pic:spPr>
+                </pic:pic>
+              </a:graphicData>
+            </a:graphic>
+          </wp:inline>
+        </w:drawing>
+      </w:r>
+    </w:p>
+    <w:p>
+      <w:pPr>
+        <w:pStyle w:val="ImageCaption"/>
+      </w:pPr>
+      <w:r>
+        <w:rPr>
+          <w:b/>
+          <w:bCs/>
+        </w:rPr>
+        <w:t xml:space="preserve">Figure S7.</w:t>
+      </w:r>
+      <w:r>
+        <w:t xml:space="preserve"> </w:t>
+      </w:r>
+      <w:r>
+        <w:t xml:space="preserve">Robustness of phase-like emergence to contingency and model factors, across 432 time-transgressive runs (a grid of interaction length, between-node mixing, and innovation rate, twelve seeds per cell). (A) Between-group cultural F_ST by between-node mixing and (B) by innovation rate, boxes taken over all other factors and seeds; the observed value (dashed) is bracketed, and F_ST falls with both factors but never reaches the bounded-groups level. (C) Distribution of the number of emergent communities per run, with 99 percent yielding two or more, the phase-like groups. (D) Distribution of seriation recovery, the absolute Spearman correlation between the recovered CA1 rank and the imposed time order, across runs (mean 0.45).</w:t>
+      </w:r>
+    </w:p>
+    <w:bookmarkEnd w:id="27"/>
+    <w:bookmarkStart w:id="31" w:name="X4b657c0117a02bedc64d2fce6fe36b11976cd64"/>
+    <w:p>
+      <w:pPr>
+        <w:pStyle w:val="Heading2"/>
+      </w:pPr>
+      <w:r>
+        <w:t xml:space="preserve">Regional extension: the central-valley and lower-valley assemblages</w:t>
+      </w:r>
+    </w:p>
+    <w:p>
+      <w:pPr>
+        <w:pStyle w:val="FirstParagraph"/>
+      </w:pPr>
+      <w:r>
+        <w:t xml:space="preserve">We extended the analysis to the southeast Missouri survey assemblages of Williams</w:t>
+      </w:r>
+      <w:r>
+        <w:t xml:space="preserve"> </w:t>
+      </w:r>
+      <w:r>
+        <w:t xml:space="preserve">(1954)</w:t>
+      </w:r>
+      <w:r>
+        <w:t xml:space="preserve">, comprising 50 collections from 28 sites, digitized from the survey tables and georeferenced using the Lower Mississippi Survey grid. Within the central-valley regions, the decorated-ceramic differentiation is a Woodland-to-Mississippian composition gradient rather than a synchronic structure: a cultural F_ST of 0.11 across physiographic regions collapses to 0.04, near the drift level, once the analysis is restricted to Mississippian types. Between the central and lower valleys, the Phillips-Ford-Griffin assemblages present a different picture. Combining the two into one north-south transect of 133 decorated assemblages, the decline of decorated similarity with distance is itself drift-consistent (Mantel r = -0.55, inside the spatial-drift null). Still, the distance-controlled boundary excess at the central-valley and lower-valley divide is +52 Brainerd-Robinson units, far outside the drift null. The two regions carry mutually exclusive, distinctive repertoires (northern Wickliffe, O’Byam, Matthews, Kimmswick, and Varney Red against southern Barton, Walls Engraved, Carson Red-on-Buff, Avenue Polychrome, and Leland), with even the shared types differing in proportion. Restricting the comparison to types present in both regions, which removes the mutually exclusive distinctive types that carry the strongest temporal contrast, reduces the step but does not erase it: the boundary excess falls to +38 Brainerd-Robinson units. It remains above the neutral-drift null, so the boundary is not solely an artifact of distinctive-type turnover, although the shared types themselves retain some temporal structure. The step is real but confounded by time, because the northern distinctive types are early- to middle-Mississippian and the southern are late</w:t>
+      </w:r>
+      <w:r>
+        <w:t xml:space="preserve"> </w:t>
+      </w:r>
+      <w:r>
+        <w:t xml:space="preserve">(Phillips 1970; Williams 1954)</w:t>
+      </w:r>
+      <w:r>
+        <w:t xml:space="preserve">, so it cannot be separated from a chronological succession without independent central-valley radiocarbon (Figure S6). It is further confounded by analytical history: the lower-valley assemblages were classified in the Phillips-Ford-Griffin tradition, and the central-valley assemblages were classified separately by Williams, so even shared type names may have been applied to different criteria. The shared-type restriction (boundary excess falling to +38 Brainerd-Robinson units but not vanishing) limits this artifact without removing it, leaving open the possibility that the interaction was continuous across the entire region and that the apparent boundary is a product of two separate collection and analysis histories.</w:t>
+      </w:r>
+    </w:p>
+    <w:p>
+      <w:pPr>
+        <w:pStyle w:val="CaptionedFigure"/>
+      </w:pPr>
+      <w:r>
+        <w:drawing>
+          <wp:inline>
+            <wp:extent cx="5334000" cy="3424782"/>
+            <wp:effectExtent b="0" l="0" r="0" t="0"/>
+            <wp:docPr descr="Figure S6. The central-valley and lower-valley transect. Left: the georeferenced decorated assemblages, central-valley (Williams 1954, blue) and lower-valley (Phillips-Ford-Griffin, orange), with the latitudinal gap between the blocks. Right: distance-decay of decorated Brainerd-Robinson similarity across the transect, within-region and between-region pairs distinguished. Similarity declines smoothly with distance as neutral drift predicts, but within-region pairs are markedly more similar than between-region pairs at matched distance, the step at the boundary." title="" id="29" name="Picture"/>
+            <a:graphic>
+              <a:graphicData uri="http://schemas.openxmlformats.org/drawingml/2006/picture">
+                <pic:pic>
+                  <pic:nvPicPr>
+                    <pic:cNvPr descr="../../figures/figS6_macro_transect.png" id="30" name="Picture"/>
+                    <pic:cNvPicPr>
+                      <a:picLocks noChangeArrowheads="1" noChangeAspect="1"/>
+                    </pic:cNvPicPr>
+                  </pic:nvPicPr>
+                  <pic:blipFill>
+                    <a:blip r:embed="rId28"/>
                     <a:stretch>
                       <a:fillRect/>
                     </a:stretch>
@@ -1524,8 +1658,8 @@
         <w:t xml:space="preserve">The central-valley and lower-valley transect. Left: the georeferenced decorated assemblages, central-valley (Williams 1954, blue) and lower-valley (Phillips-Ford-Griffin, orange), with the latitudinal gap between the blocks. Right: distance-decay of decorated Brainerd-Robinson similarity across the transect, within-region and between-region pairs distinguished. Similarity declines smoothly with distance as neutral drift predicts, but within-region pairs are markedly more similar than between-region pairs at matched distance, the step at the boundary.</w:t>
       </w:r>
     </w:p>
-    <w:bookmarkEnd w:id="26"/>
-    <w:bookmarkStart w:id="30" w:name="X61b4c874ea32e31666b882bda5fae1d71873809"/>
+    <w:bookmarkEnd w:id="31"/>
+    <w:bookmarkStart w:id="35" w:name="X61b4c874ea32e31666b882bda5fae1d71873809"/>
     <w:p>
       <w:pPr>
         <w:pStyle w:val="Heading2"/>
@@ -1798,18 +1932,18 @@
           <wp:inline>
             <wp:extent cx="5334000" cy="2794140"/>
             <wp:effectExtent b="0" l="0" r="0" t="0"/>
-            <wp:docPr descr="Figure S2. Dynamic-sufficiency tests. (A) Posterior of the transmission-bias parameter b from the generative, time-averaging-aware inference (b = 0 neutral, b &gt; 0 conformist, b &lt; 0 anti-conformist). The whole-sequence posterior (filled) and the early- and late-half posteriors (outlines) are all tightly constrained near neutral and include zero, ruling out the strong conformity a marker dynamic would require. (B) Tempo-and-mode Akaike weights of the four time-series models (BM unbiased random walk, GRW directional walk, Stasis, OU mean reversion) for the Gini-Simpson diversity trajectory and averaged across the abundant type trajectories. The diversity trajectory, which the correspondence-analysis ordering does not arrange by construction, favors the unbiased random walk (neutral drift), a concordance rather than a decisive selection given only six points." title="" id="28" name="Picture"/>
+            <wp:docPr descr="Figure S2. Dynamic-sufficiency tests. (A) Posterior of the transmission-bias parameter b from the generative, time-averaging-aware inference (b = 0 neutral, b &gt; 0 conformist, b &lt; 0 anti-conformist). The whole-sequence posterior (filled) and the early- and late-half posteriors (outlines) are all tightly constrained near neutral and include zero, ruling out the strong conformity a marker dynamic would require. (B) Tempo-and-mode Akaike weights of the four time-series models (BM unbiased random walk, GRW directional walk, Stasis, OU mean reversion) for the Gini-Simpson diversity trajectory and averaged across the abundant type trajectories. The diversity trajectory, which the correspondence-analysis ordering does not arrange by construction, favors the unbiased random walk (neutral drift), a concordance rather than a decisive selection given only six points." title="" id="33" name="Picture"/>
             <a:graphic>
               <a:graphicData uri="http://schemas.openxmlformats.org/drawingml/2006/picture">
                 <pic:pic>
                   <pic:nvPicPr>
-                    <pic:cNvPr descr="../../figures/figS2_dynamic.png" id="29" name="Picture"/>
+                    <pic:cNvPr descr="../../figures/figS2_dynamic.png" id="34" name="Picture"/>
                     <pic:cNvPicPr>
                       <a:picLocks noChangeArrowheads="1" noChangeAspect="1"/>
                     </pic:cNvPicPr>
                   </pic:nvPicPr>
                   <pic:blipFill>
-                    <a:blip r:embed="rId27"/>
+                    <a:blip r:embed="rId32"/>
                     <a:stretch>
                       <a:fillRect/>
                     </a:stretch>
@@ -1917,8 +2051,8 @@
         <w:t xml:space="preserve">.</w:t>
       </w:r>
     </w:p>
-    <w:bookmarkEnd w:id="30"/>
-    <w:bookmarkStart w:id="34" w:name="radiocarbon-chronology"/>
+    <w:bookmarkEnd w:id="35"/>
+    <w:bookmarkStart w:id="39" w:name="radiocarbon-chronology"/>
     <w:p>
       <w:pPr>
         <w:pStyle w:val="Heading2"/>
@@ -1983,18 +2117,18 @@
           <wp:inline>
             <wp:extent cx="5334000" cy="2715284"/>
             <wp:effectExtent b="0" l="0" r="0" t="0"/>
-            <wp:docPr descr="Figure S3. Radiocarbon chronology of the St. Francis basin (Mainfort determinations calibrated against IntCal20). Left: summed probability distribution for the basin Parkin-phase sites (filled) and for Parkin alone (line, scaled), with the De Soto entrada (AD 1541) marked. Occupation concentrates in the fourteenth to sixteenth centuries and declines across contact. Right: CA1 seriation position against the pooled median calibrated age for the five proveniences matching curated assemblages (point size proportional to the number of dates). The axis tracks calendar age (Spearman +0.70) except for the late-dated Clay Hill." title="" id="32" name="Picture"/>
+            <wp:docPr descr="Figure S3. Radiocarbon chronology of the St. Francis basin (Mainfort determinations calibrated against IntCal20). Left: summed probability distribution for the basin Parkin-phase sites (filled) and for Parkin alone (line, scaled), with the De Soto entrada (AD 1541) marked. Occupation concentrates in the fourteenth to sixteenth centuries and declines across contact. Right: CA1 seriation position against the pooled median calibrated age for the five proveniences matching curated assemblages (point size proportional to the number of dates). The axis tracks calendar age (Spearman +0.70) except for the late-dated Clay Hill." title="" id="37" name="Picture"/>
             <a:graphic>
               <a:graphicData uri="http://schemas.openxmlformats.org/drawingml/2006/picture">
                 <pic:pic>
                   <pic:nvPicPr>
-                    <pic:cNvPr descr="../../figures/figS3_chronology.png" id="33" name="Picture"/>
+                    <pic:cNvPr descr="../../figures/figS3_chronology.png" id="38" name="Picture"/>
                     <pic:cNvPicPr>
                       <a:picLocks noChangeArrowheads="1" noChangeAspect="1"/>
                     </pic:cNvPicPr>
                   </pic:nvPicPr>
                   <pic:blipFill>
-                    <a:blip r:embed="rId31"/>
+                    <a:blip r:embed="rId36"/>
                     <a:stretch>
                       <a:fillRect/>
                     </a:stretch>
@@ -2039,8 +2173,8 @@
         <w:t xml:space="preserve">Radiocarbon chronology of the St. Francis basin (Mainfort determinations calibrated against IntCal20). Left: summed probability distribution for the basin Parkin-phase sites (filled) and for Parkin alone (line, scaled), with the De Soto entrada (AD 1541) marked. Occupation concentrates in the fourteenth to sixteenth centuries and declines across contact. Right: CA1 seriation position against the pooled median calibrated age for the five proveniences matching curated assemblages (point size proportional to the number of dates). The axis tracks calendar age (Spearman +0.70) except for the late-dated Clay Hill.</w:t>
       </w:r>
     </w:p>
-    <w:bookmarkEnd w:id="34"/>
-    <w:bookmarkStart w:id="85" w:name="references"/>
+    <w:bookmarkEnd w:id="39"/>
+    <w:bookmarkStart w:id="90" w:name="references"/>
     <w:p>
       <w:pPr>
         <w:pStyle w:val="Heading2"/>
@@ -2049,8 +2183,8 @@
         <w:t xml:space="preserve">References</w:t>
       </w:r>
     </w:p>
-    <w:bookmarkStart w:id="84" w:name="refs"/>
-    <w:bookmarkStart w:id="36" w:name="ref-bell_richerson_mcelreath_2009"/>
+    <w:bookmarkStart w:id="89" w:name="refs"/>
+    <w:bookmarkStart w:id="41" w:name="ref-bell_richerson_mcelreath_2009"/>
     <w:p>
       <w:pPr>
         <w:pStyle w:val="Bibliography"/>
@@ -2077,7 +2211,7 @@
       <w:r>
         <w:t xml:space="preserve"> </w:t>
       </w:r>
-      <w:hyperlink r:id="rId35">
+      <w:hyperlink r:id="rId40">
         <w:r>
           <w:rPr>
             <w:rStyle w:val="Hyperlink"/>
@@ -2089,8 +2223,8 @@
         <w:t xml:space="preserve">.</w:t>
       </w:r>
     </w:p>
-    <w:bookmarkEnd w:id="36"/>
-    <w:bookmarkStart w:id="38" w:name="ref-bentley_hahn_shennan_2004"/>
+    <w:bookmarkEnd w:id="41"/>
+    <w:bookmarkStart w:id="43" w:name="ref-bentley_hahn_shennan_2004"/>
     <w:p>
       <w:pPr>
         <w:pStyle w:val="Bibliography"/>
@@ -2117,7 +2251,7 @@
       <w:r>
         <w:t xml:space="preserve"> </w:t>
       </w:r>
-      <w:hyperlink r:id="rId37">
+      <w:hyperlink r:id="rId42">
         <w:r>
           <w:rPr>
             <w:rStyle w:val="Hyperlink"/>
@@ -2129,8 +2263,8 @@
         <w:t xml:space="preserve">.</w:t>
       </w:r>
     </w:p>
-    <w:bookmarkEnd w:id="38"/>
-    <w:bookmarkStart w:id="40" w:name="ref-carrignon_bentley_ruck_2019"/>
+    <w:bookmarkEnd w:id="43"/>
+    <w:bookmarkStart w:id="45" w:name="ref-carrignon_bentley_ruck_2019"/>
     <w:p>
       <w:pPr>
         <w:pStyle w:val="Bibliography"/>
@@ -2181,7 +2315,7 @@
       <w:r>
         <w:t xml:space="preserve"> </w:t>
       </w:r>
-      <w:hyperlink r:id="rId39">
+      <w:hyperlink r:id="rId44">
         <w:r>
           <w:rPr>
             <w:rStyle w:val="Hyperlink"/>
@@ -2193,8 +2327,8 @@
         <w:t xml:space="preserve">.</w:t>
       </w:r>
     </w:p>
-    <w:bookmarkEnd w:id="40"/>
-    <w:bookmarkStart w:id="41" w:name="ref-cowgill_1972"/>
+    <w:bookmarkEnd w:id="45"/>
+    <w:bookmarkStart w:id="46" w:name="ref-cowgill_1972"/>
     <w:p>
       <w:pPr>
         <w:pStyle w:val="Bibliography"/>
@@ -2216,8 +2350,8 @@
         <w:t xml:space="preserve">, edited by David L. Clarke, pp. 381–424. Methuen, London.</w:t>
       </w:r>
     </w:p>
-    <w:bookmarkEnd w:id="41"/>
-    <w:bookmarkStart w:id="43" w:name="ref-crema_edinborough_kerig_shennan_2014"/>
+    <w:bookmarkEnd w:id="46"/>
+    <w:bookmarkStart w:id="48" w:name="ref-crema_edinborough_kerig_shennan_2014"/>
     <w:p>
       <w:pPr>
         <w:pStyle w:val="Bibliography"/>
@@ -2256,7 +2390,7 @@
       <w:r>
         <w:t xml:space="preserve"> </w:t>
       </w:r>
-      <w:hyperlink r:id="rId42">
+      <w:hyperlink r:id="rId47">
         <w:r>
           <w:rPr>
             <w:rStyle w:val="Hyperlink"/>
@@ -2268,8 +2402,8 @@
         <w:t xml:space="preserve">.</w:t>
       </w:r>
     </w:p>
-    <w:bookmarkEnd w:id="43"/>
-    <w:bookmarkStart w:id="45" w:name="ref-crema_kandler_shennan_2016"/>
+    <w:bookmarkEnd w:id="48"/>
+    <w:bookmarkStart w:id="50" w:name="ref-crema_kandler_shennan_2016"/>
     <w:p>
       <w:pPr>
         <w:pStyle w:val="Bibliography"/>
@@ -2296,7 +2430,7 @@
       <w:r>
         <w:t xml:space="preserve"> </w:t>
       </w:r>
-      <w:hyperlink r:id="rId44">
+      <w:hyperlink r:id="rId49">
         <w:r>
           <w:rPr>
             <w:rStyle w:val="Hyperlink"/>
@@ -2308,8 +2442,8 @@
         <w:t xml:space="preserve">.</w:t>
       </w:r>
     </w:p>
-    <w:bookmarkEnd w:id="45"/>
-    <w:bookmarkStart w:id="47" w:name="ref-dakos_2012"/>
+    <w:bookmarkEnd w:id="50"/>
+    <w:bookmarkStart w:id="52" w:name="ref-dakos_2012"/>
     <w:p>
       <w:pPr>
         <w:pStyle w:val="Bibliography"/>
@@ -2336,7 +2470,7 @@
       <w:r>
         <w:t xml:space="preserve"> </w:t>
       </w:r>
-      <w:hyperlink r:id="rId46">
+      <w:hyperlink r:id="rId51">
         <w:r>
           <w:rPr>
             <w:rStyle w:val="Hyperlink"/>
@@ -2348,8 +2482,8 @@
         <w:t xml:space="preserve">.</w:t>
       </w:r>
     </w:p>
-    <w:bookmarkEnd w:id="47"/>
-    <w:bookmarkStart w:id="49" w:name="ref-dunnell_1970"/>
+    <w:bookmarkEnd w:id="52"/>
+    <w:bookmarkStart w:id="54" w:name="ref-dunnell_1970"/>
     <w:p>
       <w:pPr>
         <w:pStyle w:val="Bibliography"/>
@@ -2376,7 +2510,7 @@
       <w:r>
         <w:t xml:space="preserve"> </w:t>
       </w:r>
-      <w:hyperlink r:id="rId48">
+      <w:hyperlink r:id="rId53">
         <w:r>
           <w:rPr>
             <w:rStyle w:val="Hyperlink"/>
@@ -2388,8 +2522,8 @@
         <w:t xml:space="preserve">.</w:t>
       </w:r>
     </w:p>
-    <w:bookmarkEnd w:id="49"/>
-    <w:bookmarkStart w:id="50" w:name="ref-ewens_1972"/>
+    <w:bookmarkEnd w:id="54"/>
+    <w:bookmarkStart w:id="55" w:name="ref-ewens_1972"/>
     <w:p>
       <w:pPr>
         <w:pStyle w:val="Bibliography"/>
@@ -2414,8 +2548,8 @@
         <w:t xml:space="preserve">3(1):87–112.</w:t>
       </w:r>
     </w:p>
-    <w:bookmarkEnd w:id="50"/>
-    <w:bookmarkStart w:id="52" w:name="ref-feder_kryazhimskiy_plotkin_2014"/>
+    <w:bookmarkEnd w:id="55"/>
+    <w:bookmarkStart w:id="57" w:name="ref-feder_kryazhimskiy_plotkin_2014"/>
     <w:p>
       <w:pPr>
         <w:pStyle w:val="Bibliography"/>
@@ -2442,7 +2576,7 @@
       <w:r>
         <w:t xml:space="preserve"> </w:t>
       </w:r>
-      <w:hyperlink r:id="rId51">
+      <w:hyperlink r:id="rId56">
         <w:r>
           <w:rPr>
             <w:rStyle w:val="Hyperlink"/>
@@ -2454,8 +2588,8 @@
         <w:t xml:space="preserve">.</w:t>
       </w:r>
     </w:p>
-    <w:bookmarkEnd w:id="52"/>
-    <w:bookmarkStart w:id="53" w:name="ref-graves_cachola-abad_1996"/>
+    <w:bookmarkEnd w:id="57"/>
+    <w:bookmarkStart w:id="58" w:name="ref-graves_cachola-abad_1996"/>
     <w:p>
       <w:pPr>
         <w:pStyle w:val="Bibliography"/>
@@ -2489,8 +2623,8 @@
         <w:t xml:space="preserve">31(1):19–32.</w:t>
       </w:r>
     </w:p>
-    <w:bookmarkEnd w:id="53"/>
-    <w:bookmarkStart w:id="55" w:name="ref-henrich_2001"/>
+    <w:bookmarkEnd w:id="58"/>
+    <w:bookmarkStart w:id="60" w:name="ref-henrich_2001"/>
     <w:p>
       <w:pPr>
         <w:pStyle w:val="Bibliography"/>
@@ -2517,7 +2651,7 @@
       <w:r>
         <w:t xml:space="preserve"> </w:t>
       </w:r>
-      <w:hyperlink r:id="rId54">
+      <w:hyperlink r:id="rId59">
         <w:r>
           <w:rPr>
             <w:rStyle w:val="Hyperlink"/>
@@ -2529,8 +2663,8 @@
         <w:t xml:space="preserve">.</w:t>
       </w:r>
     </w:p>
-    <w:bookmarkEnd w:id="55"/>
-    <w:bookmarkStart w:id="56" w:name="ref-hopkins_skellam_1954"/>
+    <w:bookmarkEnd w:id="60"/>
+    <w:bookmarkStart w:id="61" w:name="ref-hopkins_skellam_1954"/>
     <w:p>
       <w:pPr>
         <w:pStyle w:val="Bibliography"/>
@@ -2555,8 +2689,8 @@
         <w:t xml:space="preserve">18(2):213–227.</w:t>
       </w:r>
     </w:p>
-    <w:bookmarkEnd w:id="56"/>
-    <w:bookmarkStart w:id="58" w:name="ref-hunt_2006"/>
+    <w:bookmarkEnd w:id="61"/>
+    <w:bookmarkStart w:id="63" w:name="ref-hunt_2006"/>
     <w:p>
       <w:pPr>
         <w:pStyle w:val="Bibliography"/>
@@ -2583,7 +2717,7 @@
       <w:r>
         <w:t xml:space="preserve"> </w:t>
       </w:r>
-      <w:hyperlink r:id="rId57">
+      <w:hyperlink r:id="rId62">
         <w:r>
           <w:rPr>
             <w:rStyle w:val="Hyperlink"/>
@@ -2595,8 +2729,8 @@
         <w:t xml:space="preserve">.</w:t>
       </w:r>
     </w:p>
-    <w:bookmarkEnd w:id="58"/>
-    <w:bookmarkStart w:id="60" w:name="ref-hunt_bell_travis_2008"/>
+    <w:bookmarkEnd w:id="63"/>
+    <w:bookmarkStart w:id="65" w:name="ref-hunt_bell_travis_2008"/>
     <w:p>
       <w:pPr>
         <w:pStyle w:val="Bibliography"/>
@@ -2623,7 +2757,7 @@
       <w:r>
         <w:t xml:space="preserve"> </w:t>
       </w:r>
-      <w:hyperlink r:id="rId59">
+      <w:hyperlink r:id="rId64">
         <w:r>
           <w:rPr>
             <w:rStyle w:val="Hyperlink"/>
@@ -2635,8 +2769,8 @@
         <w:t xml:space="preserve">.</w:t>
       </w:r>
     </w:p>
-    <w:bookmarkEnd w:id="60"/>
-    <w:bookmarkStart w:id="62" w:name="ref-lipo_dinapoli_madsen_hunt_2021"/>
+    <w:bookmarkEnd w:id="65"/>
+    <w:bookmarkStart w:id="67" w:name="ref-lipo_dinapoli_madsen_hunt_2021"/>
     <w:p>
       <w:pPr>
         <w:pStyle w:val="Bibliography"/>
@@ -2663,7 +2797,7 @@
       <w:r>
         <w:t xml:space="preserve"> </w:t>
       </w:r>
-      <w:hyperlink r:id="rId61">
+      <w:hyperlink r:id="rId66">
         <w:r>
           <w:rPr>
             <w:rStyle w:val="Hyperlink"/>
@@ -2675,8 +2809,8 @@
         <w:t xml:space="preserve">.</w:t>
       </w:r>
     </w:p>
-    <w:bookmarkEnd w:id="62"/>
-    <w:bookmarkStart w:id="64" w:name="ref-lipo_madsen_dunnell_2015"/>
+    <w:bookmarkEnd w:id="67"/>
+    <w:bookmarkStart w:id="69" w:name="ref-lipo_madsen_dunnell_2015"/>
     <w:p>
       <w:pPr>
         <w:pStyle w:val="Bibliography"/>
@@ -2703,7 +2837,7 @@
       <w:r>
         <w:t xml:space="preserve"> </w:t>
       </w:r>
-      <w:hyperlink r:id="rId63">
+      <w:hyperlink r:id="rId68">
         <w:r>
           <w:rPr>
             <w:rStyle w:val="Hyperlink"/>
@@ -2715,8 +2849,8 @@
         <w:t xml:space="preserve">.</w:t>
       </w:r>
     </w:p>
-    <w:bookmarkEnd w:id="64"/>
-    <w:bookmarkStart w:id="66" w:name="ref-lipo_madsen_dunnell_hunt_1997"/>
+    <w:bookmarkEnd w:id="69"/>
+    <w:bookmarkStart w:id="71" w:name="ref-lipo_madsen_dunnell_hunt_1997"/>
     <w:p>
       <w:pPr>
         <w:pStyle w:val="Bibliography"/>
@@ -2743,7 +2877,7 @@
       <w:r>
         <w:t xml:space="preserve"> </w:t>
       </w:r>
-      <w:hyperlink r:id="rId65">
+      <w:hyperlink r:id="rId70">
         <w:r>
           <w:rPr>
             <w:rStyle w:val="Hyperlink"/>
@@ -2755,8 +2889,8 @@
         <w:t xml:space="preserve">.</w:t>
       </w:r>
     </w:p>
-    <w:bookmarkEnd w:id="66"/>
-    <w:bookmarkStart w:id="67" w:name="ref-lyman_obrien_2006"/>
+    <w:bookmarkEnd w:id="71"/>
+    <w:bookmarkStart w:id="72" w:name="ref-lyman_obrien_2006"/>
     <w:p>
       <w:pPr>
         <w:pStyle w:val="Bibliography"/>
@@ -2778,8 +2912,8 @@
         <w:t xml:space="preserve">. University of Nebraska Press, Lincoln.</w:t>
       </w:r>
     </w:p>
-    <w:bookmarkEnd w:id="67"/>
-    <w:bookmarkStart w:id="68" w:name="ref-mainfort_2001"/>
+    <w:bookmarkEnd w:id="72"/>
+    <w:bookmarkStart w:id="73" w:name="ref-mainfort_2001"/>
     <w:p>
       <w:pPr>
         <w:pStyle w:val="Bibliography"/>
@@ -2813,8 +2947,8 @@
         <w:t xml:space="preserve">, edited by David S. Brose, C. Wesley Cowan, and Jr. Mainfort Robert C., pp. 173–190. Smithsonian Institution Press, Washington, DC.</w:t>
       </w:r>
     </w:p>
-    <w:bookmarkEnd w:id="68"/>
-    <w:bookmarkStart w:id="69" w:name="ref-marquardt_1978"/>
+    <w:bookmarkEnd w:id="73"/>
+    <w:bookmarkStart w:id="74" w:name="ref-marquardt_1978"/>
     <w:p>
       <w:pPr>
         <w:pStyle w:val="Bibliography"/>
@@ -2836,8 +2970,8 @@
         <w:t xml:space="preserve">, edited by Michael B. Schiffer, pp. 257–314. Academic Press, New York.</w:t>
       </w:r>
     </w:p>
-    <w:bookmarkEnd w:id="69"/>
-    <w:bookmarkStart w:id="70" w:name="ref-neiman_1995"/>
+    <w:bookmarkEnd w:id="74"/>
+    <w:bookmarkStart w:id="75" w:name="ref-neiman_1995"/>
     <w:p>
       <w:pPr>
         <w:pStyle w:val="Bibliography"/>
@@ -2880,8 +3014,8 @@
         <w:t xml:space="preserve">60(1):7–36.</w:t>
       </w:r>
     </w:p>
-    <w:bookmarkEnd w:id="70"/>
-    <w:bookmarkStart w:id="71" w:name="ref-obrien_lyman_1999"/>
+    <w:bookmarkEnd w:id="75"/>
+    <w:bookmarkStart w:id="76" w:name="ref-obrien_lyman_1999"/>
     <w:p>
       <w:pPr>
         <w:pStyle w:val="Bibliography"/>
@@ -2903,8 +3037,8 @@
         <w:t xml:space="preserve">. Kluwer Academic/Plenum, New York.</w:t>
       </w:r>
     </w:p>
-    <w:bookmarkEnd w:id="71"/>
-    <w:bookmarkStart w:id="72" w:name="ref-phillips_1970"/>
+    <w:bookmarkEnd w:id="76"/>
+    <w:bookmarkStart w:id="77" w:name="ref-phillips_1970"/>
     <w:p>
       <w:pPr>
         <w:pStyle w:val="Bibliography"/>
@@ -2975,8 +3109,8 @@
         <w:t xml:space="preserve">, Vol. 60. Papers of the Peabody Museum of Archaeology and Ethnology. Peabody Museum, Harvard University, Cambridge, MA.</w:t>
       </w:r>
     </w:p>
-    <w:bookmarkEnd w:id="72"/>
-    <w:bookmarkStart w:id="74" w:name="ref-reimer_etal_2020"/>
+    <w:bookmarkEnd w:id="77"/>
+    <w:bookmarkStart w:id="79" w:name="ref-reimer_etal_2020"/>
     <w:p>
       <w:pPr>
         <w:pStyle w:val="Bibliography"/>
@@ -3030,7 +3164,7 @@
       <w:r>
         <w:t xml:space="preserve"> </w:t>
       </w:r>
-      <w:hyperlink r:id="rId73">
+      <w:hyperlink r:id="rId78">
         <w:r>
           <w:rPr>
             <w:rStyle w:val="Hyperlink"/>
@@ -3042,8 +3176,8 @@
         <w:t xml:space="preserve">.</w:t>
       </w:r>
     </w:p>
-    <w:bookmarkEnd w:id="74"/>
-    <w:bookmarkStart w:id="75" w:name="ref-rousseeuw_1987"/>
+    <w:bookmarkEnd w:id="79"/>
+    <w:bookmarkStart w:id="80" w:name="ref-rousseeuw_1987"/>
     <w:p>
       <w:pPr>
         <w:pStyle w:val="Bibliography"/>
@@ -3068,8 +3202,8 @@
         <w:t xml:space="preserve">20:53–65.</w:t>
       </w:r>
     </w:p>
-    <w:bookmarkEnd w:id="75"/>
-    <w:bookmarkStart w:id="77" w:name="ref-scheffer_2009"/>
+    <w:bookmarkEnd w:id="80"/>
+    <w:bookmarkStart w:id="82" w:name="ref-scheffer_2009"/>
     <w:p>
       <w:pPr>
         <w:pStyle w:val="Bibliography"/>
@@ -3096,7 +3230,7 @@
       <w:r>
         <w:t xml:space="preserve"> </w:t>
       </w:r>
-      <w:hyperlink r:id="rId76">
+      <w:hyperlink r:id="rId81">
         <w:r>
           <w:rPr>
             <w:rStyle w:val="Hyperlink"/>
@@ -3108,8 +3242,8 @@
         <w:t xml:space="preserve">.</w:t>
       </w:r>
     </w:p>
-    <w:bookmarkEnd w:id="77"/>
-    <w:bookmarkStart w:id="79" w:name="ref-surovell_brantingham_2007"/>
+    <w:bookmarkEnd w:id="82"/>
+    <w:bookmarkStart w:id="84" w:name="ref-surovell_brantingham_2007"/>
     <w:p>
       <w:pPr>
         <w:pStyle w:val="Bibliography"/>
@@ -3136,7 +3270,7 @@
       <w:r>
         <w:t xml:space="preserve"> </w:t>
       </w:r>
-      <w:hyperlink r:id="rId78">
+      <w:hyperlink r:id="rId83">
         <w:r>
           <w:rPr>
             <w:rStyle w:val="Hyperlink"/>
@@ -3148,8 +3282,8 @@
         <w:t xml:space="preserve">.</w:t>
       </w:r>
     </w:p>
-    <w:bookmarkEnd w:id="79"/>
-    <w:bookmarkStart w:id="81" w:name="ref-surovell_etal_2009"/>
+    <w:bookmarkEnd w:id="84"/>
+    <w:bookmarkStart w:id="86" w:name="ref-surovell_etal_2009"/>
     <w:p>
       <w:pPr>
         <w:pStyle w:val="Bibliography"/>
@@ -3176,7 +3310,7 @@
       <w:r>
         <w:t xml:space="preserve"> </w:t>
       </w:r>
-      <w:hyperlink r:id="rId80">
+      <w:hyperlink r:id="rId85">
         <w:r>
           <w:rPr>
             <w:rStyle w:val="Hyperlink"/>
@@ -3188,8 +3322,8 @@
         <w:t xml:space="preserve">.</w:t>
       </w:r>
     </w:p>
-    <w:bookmarkEnd w:id="81"/>
-    <w:bookmarkStart w:id="82" w:name="ref-tibshirani_walther_hastie_2001"/>
+    <w:bookmarkEnd w:id="86"/>
+    <w:bookmarkStart w:id="87" w:name="ref-tibshirani_walther_hastie_2001"/>
     <w:p>
       <w:pPr>
         <w:pStyle w:val="Bibliography"/>
@@ -3214,8 +3348,8 @@
         <w:t xml:space="preserve">63(2):411–423.</w:t>
       </w:r>
     </w:p>
-    <w:bookmarkEnd w:id="82"/>
-    <w:bookmarkStart w:id="83" w:name="ref-williams_1954"/>
+    <w:bookmarkEnd w:id="87"/>
+    <w:bookmarkStart w:id="88" w:name="ref-williams_1954"/>
     <w:p>
       <w:pPr>
         <w:pStyle w:val="Bibliography"/>
@@ -3224,10 +3358,10 @@
         <w:t xml:space="preserve">Williams, Stephen. 1954. An Archeological Study of the Mississippian Culture in Southeast Missouri. PhD thesis, Yale University, New Haven.</w:t>
       </w:r>
     </w:p>
-    <w:bookmarkEnd w:id="83"/>
-    <w:bookmarkEnd w:id="84"/>
-    <w:bookmarkEnd w:id="85"/>
-    <w:bookmarkEnd w:id="86"/>
+    <w:bookmarkEnd w:id="88"/>
+    <w:bookmarkEnd w:id="89"/>
+    <w:bookmarkEnd w:id="90"/>
+    <w:bookmarkEnd w:id="91"/>
     <w:sectPr>
       <w:footnotePr>
         <w:numRestart w:val="eachSect"/>

--- a/docs/manuscript/SUPPLEMENTAL_TEXT.docx
+++ b/docs/manuscript/SUPPLEMENTAL_TEXT.docx
@@ -237,7 +237,7 @@
         <w:t xml:space="preserve"> </w:t>
       </w:r>
       <w:r>
-        <w:t xml:space="preserve">is the count of type</w:t>
+        <w:t xml:space="preserve">is the count of class</w:t>
       </w:r>
       <w:r>
         <w:t xml:space="preserve"> </w:t>
@@ -389,7 +389,7 @@
         <w:t xml:space="preserve"> </w:t>
       </w:r>
       <w:r>
-        <w:t xml:space="preserve">sampling expectation for the number of types</w:t>
+        <w:t xml:space="preserve">sampling expectation for the number of classes</w:t>
       </w:r>
       <w:r>
         <w:t xml:space="preserve"> </w:t>
@@ -568,7 +568,7 @@
         </m:r>
       </m:oMath>
       <w:r>
-        <w:t xml:space="preserve">. Under neutral drift, the two estimators agree. Conformist copying concentrates frequency on common types, raising</w:t>
+        <w:t xml:space="preserve">. Under neutral drift, the two estimators agree. Conformist copying concentrates frequency on common classes, raising</w:t>
       </w:r>
       <w:r>
         <w:t xml:space="preserve"> </w:t>
@@ -680,7 +680,7 @@
         <w:t xml:space="preserve">(Cowgill 1972; Dunnell 1970; Graves and Cachola-Abad 1996; Lipo et al. 1997, 2015; Lyman and O’Brien 2006; Marquardt 1978; O’Brien and Lyman 1999)</w:t>
       </w:r>
       <w:r>
-        <w:t xml:space="preserve">. A set of assemblages is co-seriable if some ordering renders every decorated type’s frequency both unimodal and continuous. We enumerated the complete set of maximal co-seriable groups, the subsets for which a valid ordering exists, and which are maximal under inclusion. A single group indicates one interacting community, whereas a proliferation of small, mutually non-co-seriable groups indicates a fragmented one. We report the number and maximum size of these groups and, for each assemblage, its group-membership count, which identifies the bridge assemblages that join otherwise incompatible orderings. The number of maximal groups is the continuous signature.</w:t>
+        <w:t xml:space="preserve">. A set of assemblages is co-seriable if some ordering renders every decorated class’s frequency curve single-peaked and without gaps, the battleship-shaped distribution of frequency seriation. We enumerated the complete set of maximal co-seriable groups, the subsets for which a valid ordering exists, and which are maximal under inclusion. A single group indicates one interacting community, whereas a proliferation of small, mutually non-co-seriable groups indicates a fragmented one. We report the number and maximum size of these groups and, for each assemblage, its group-membership count, which identifies the bridge assemblages that join otherwise incompatible orderings. The number of maximal groups is the continuous signature.</w:t>
       </w:r>
     </w:p>
     <w:p>
@@ -1105,7 +1105,7 @@
         <w:t xml:space="preserve">(Bentley et al. 2004; Neiman 1995)</w:t>
       </w:r>
       <w:r>
-        <w:t xml:space="preserve">, with three mechanism-faithful controls: the between-group divergence of type profiles, the strength of within-group conformity (a frequency-dependent copying bias, after</w:t>
+        <w:t xml:space="preserve">, with three mechanism-faithful controls: the between-group divergence of class profiles, the strength of within-group conformity (a frequency-dependent copying bias, after</w:t>
       </w:r>
       <w:r>
         <w:t xml:space="preserve"> </w:t>
@@ -1114,7 +1114,7 @@
         <w:t xml:space="preserve">(Henrich 2001)</w:t>
       </w:r>
       <w:r>
-        <w:t xml:space="preserve">), and a spatial rule placing group profiles on the landscape. Four generators instantiate the four processes of Table 1. The bounded-groups generator raises divergence and conformity together across spatially bounded groups. Environmental patchiness holds a fixed between-group difference under neutral within-group copying with an environment-keyed layout. Aggregated signaling raises within-group conformity in a single undivided pool with no between-group divergence. Drift with distance-limited interaction produces a smooth spatial gradient under neutral copying. Each generator emits a sequence of group-by-type slices along an ordinal axis. We ran the four-signature procedure on each, blind to its source, and recorded which registered as convergent, repeating this across 20 random seeds and computing the correlation matrix of the four signatures on the bounded-groups output to confirm that their joint movement is informative rather than an artifact of redundancy (Figure S4). This idealized test uses large, clean assemblages (12 groups, several hundred sherds each) and establishes that it discriminates in principle. The record-matched, size-controlled recovery in the main text (Figure 4) is what establishes which signatures survive at the resolution of the actual data.</w:t>
+        <w:t xml:space="preserve">), and a spatial rule placing group profiles on the landscape. Four generators instantiate the four processes of Table 1. The bounded-groups generator raises divergence and conformity together across spatially bounded groups. Environmental patchiness holds a fixed between-group difference under neutral within-group copying with an environment-keyed layout. Aggregated signaling raises within-group conformity in a single undivided pool with no between-group divergence. Drift with distance-limited interaction produces a smooth spatial gradient under neutral copying. Each generator emits a sequence of group-by-class slices along an ordinal axis. We ran the four-signature procedure on each, blind to its source, and recorded which registered as convergent, repeating this across 20 random seeds and computing the correlation matrix of the four signatures on the bounded-groups output to confirm that their joint movement is informative rather than an artifact of redundancy (Figure S4). This idealized test uses large, clean assemblages (12 groups, several hundred sherds each) and establishes that it discriminates in principle. The record-matched, size-controlled recovery in the main text (Figure 4) is what establishes which signatures survive at the resolution of the actual data.</w:t>
       </w:r>
     </w:p>
     <w:p>
@@ -1221,7 +1221,7 @@
         <w:t xml:space="preserve"> </w:t>
       </w:r>
       <w:r>
-        <w:t xml:space="preserve">is applied to each decorated type’s binned frequency trajectory. Neiman’s</w:t>
+        <w:t xml:space="preserve">is applied to each decorated class’s binned frequency trajectory. Neiman’s</w:t>
       </w:r>
       <w:r>
         <w:t xml:space="preserve"> </w:t>
@@ -1328,7 +1328,7 @@
         <w:pStyle w:val="FirstParagraph"/>
       </w:pPr>
       <w:r>
-        <w:t xml:space="preserve">The recovery experiment injects group closure as between-cluster divergence, which is what cultural F_ST measures, so a fair objection is that the experiment merely certifies an F_ST test recovering an F_ST-shaped signal. We tested this by injecting closure through two further pathways, each matched to a different signature, and asking which signature recovers each. A within-group conformity pathway raises conformity in a single undivided pool with no between-group divergence, the pathway that the neutral departure is meant to detect. A non-spatial social pathway assembles assemblages into social groups scrambled relative to the spatial clusters, the pathway seriation coherence is meant to detect. The result is one-sided, and in two ways. First, the conformity pathway is recovered by no signature (the neutral departure, which should detect it, inverts rather than rises), and the non-spatial social pathway is not recovered by seriation either. Hence, the neutral and seriation signatures fail to register an injected signal even through the pathway each is designed for. Second, F_ST is not a clean spatial-divergence test but a near-omnibus one, responding to group structure, however it is organized. It recovers the spatial-divergence pathway strongly (mean trend rising from the null to +0.76 at strong injection) and also recovers the non-spatial social pathway (+0.77), because both ultimately raise between-group variance somewhere the partition can see it. The four signatures are therefore not four independent pathways, even in this diagnostic. The only one that registers an injected signal at this resolution is F_ST, and it does so for divergence. However, its signal is organized. The reduction to F_ST is a property of the record’s resolution, 29 time-averaged assemblages subsampled to a common count over ten aggregated types, not an artifact of a generator whose injected closure is collinear with F_ST. A subsampling-depth sweep (the weak signatures climb modestly with more sherds but remain well below F_ST) and a cluster-count sweep (the spatial signature stays weak through k = 5) confirm that the limitation is the record’s size and time-averaging rather than a single tuning choice. The consequence, stated in the Discussion, is that the negative bounds only cover closure expressed as between-group divergence. A closure carried purely by conformity or by a non-spatially organized social structure is below detection here at any strength.</w:t>
+        <w:t xml:space="preserve">The recovery experiment injects group closure as between-cluster divergence, which is what cultural F_ST measures, so one objection is that the experiment only certifies an F_ST test recovering an F_ST-shaped signal. We tested this by injecting closure through two further pathways, each matched to a different signature, and asking which signature recovers each. A within-group conformity pathway raises conformity in a single undivided pool with no between-group divergence, the pathway that the neutral departure is meant to detect. A non-spatial social pathway assembles assemblages into social groups scrambled relative to the spatial clusters, the pathway seriation coherence is meant to detect. The result is one-sided in two ways. First, the conformity pathway is recovered by no signature (the neutral departure, which should detect it, inverts rather than rises), and the non-spatial social pathway is not recovered by seriation either. Hence, the neutral and seriation signatures fail to register an injected signal even through the pathway each is designed for. Second, F_ST is not a clean spatial-divergence test but a near-omnibus one, responding to group structure, however it is organized. It recovers the spatial-divergence pathway strongly (mean trend rising from the null to +0.76 at strong injection) and also recovers the non-spatial social pathway (+0.77), because both ultimately raise between-group variance somewhere the partition can see it. The four signatures are therefore not four independent pathways, even in this diagnostic. The only one that registers an injected signal at this resolution is F_ST, and it does so however the underlying divergence is organized. The reduction to F_ST is a property of the record’s resolution, not an artifact of a generator whose injected closure is collinear with F_ST. That resolution is 29 time-averaged assemblages subsampled to a common count over ten aggregated classes. A subsampling-depth sweep (the weak signatures climb modestly with more sherds but remain well below F_ST) and a cluster-count sweep (the spatial signature stays weak through k = 5) confirm that the limitation is the record’s size and time-averaging rather than a single tuning choice. The consequence, stated in the Discussion, is that the negative bounds only cover closure expressed as between-group divergence. A closure carried purely by conformity or by a non-spatially organized social structure is below detection here at any strength.</w:t>
       </w:r>
     </w:p>
     <w:bookmarkEnd w:id="18"/>
@@ -1355,7 +1355,7 @@
         <w:t xml:space="preserve">(2021)</w:t>
       </w:r>
       <w:r>
-        <w:t xml:space="preserve">. Each assemblage is a node holding a finite population of learners that copies decorated-type variants within the node and, at a low rate, from other nodes with a probability that decays with geographic distance, with innovation and the record’s trailing-window time-averaging imposed. We compared this neutral model against a bounded-groups model in which interactions are concentrated within spatially contiguous groups, with only a small leak between them, both run on the same coordinates and subsampled to the observed per-assemblage counts. We swept the interaction range (6, 12, and 24 km), the between-node mixing rate (0.02, 0.05, and 0.20), and the innovation rate (0.005, 0.01, and 0.02), in both snapshot and time-averaged form, at 100 seeds per cell, recording for each cell whether the four observed statistics fall inside the neutral null. Across the time-averaged sweep, the region that brackets all four at once is the low-mixing, sub-basin-range corner (24 km, mixing 0.02, innovation 0.01), as reported in Figure S5. At shorter ranges, drift over-produces the distance decay. At higher mixing, it underproduces the structure, so the all-four match holds only in a plausible but specific region of parameter space rather than across the whole parameter space. In every cell, the bounded-groups model overshoots the three structural statistics by roughly two to seven times relative to the observed values, so the contrast between drift, which can reproduce the data, and bounded groups, which cannot, is robust even where the all-four drift match is not. The control also demonstrates that the distance-controlled boundary excess, near zero under smooth deterministic isolation by distance, takes substantial positive values under stochastic neutral drift, so a positive boundary excess does not by itself distinguish a social boundary from drift on a finite network.</w:t>
+        <w:t xml:space="preserve">. Each assemblage is a node holding a finite population of learners that copies decorated-class variants within the node and, at a low rate, from other nodes with a probability that decays with geographic distance, with innovation and the record’s trailing-window time-averaging imposed. We compared this neutral model against a bounded-groups model in which interactions are concentrated within spatially contiguous groups, with only a small leak between them, both run on the same coordinates and subsampled to the observed per-assemblage counts. We swept the interaction range (6, 12, and 24 km), the between-node mixing rate (0.02, 0.05, and 0.20), and the innovation rate (0.005, 0.01, and 0.02), in both snapshot and time-averaged form, at 100 seeds per cell, recording for each cell whether the four observed statistics fall inside the neutral null. Across the time-averaged sweep, the region that brackets all four at once is the low-mixing, sub-basin-range corner (24 km, mixing 0.02, innovation 0.01), as reported in Figure S5. At shorter ranges, drift over-produces the distance decay. At higher mixing, it underproduces the structure, so the all-four match holds only in a plausible but specific region of parameter space rather than across the whole parameter space. In every cell, the bounded-groups model overshoots the three structural statistics by roughly two to seven times relative to the observed values, so the contrast between drift, which can reproduce the data, and bounded groups, which cannot, is robust even where the all-four drift match is not. The control also demonstrates that the distance-controlled boundary excess, near zero under smooth deterministic isolation by distance, takes substantial positive values under stochastic neutral drift, so a positive boundary excess does not by itself distinguish a social boundary from drift on a finite network.</w:t>
       </w:r>
     </w:p>
     <w:p>
@@ -1438,7 +1438,7 @@
         <w:pStyle w:val="FirstParagraph"/>
       </w:pPr>
       <w:r>
-        <w:t xml:space="preserve">The constructive demonstration in the main text (Figure 8) and its robustness check (Figure S7) use a forward neutral-drift model run on the real geography, distinct from the null-comparison of the positive control above. The model evolves a population of decorated-type variants at each of the 29 assemblage locations. Each location holds a fixed finite population of 120 learners. In each generation every learner copies the decorated type of another learner, drawn from its own location with high probability and, with probability 0.02, from another location chosen with a weight that decays exponentially with along-waterway (river-network) distance, described below, at a length scale of 24 river-km. With probability 0.012 a learner instead adopts a newly invented type, so the decorated repertoire turns over and new types appear through time. That turnover is the source of the differential late-type frequencies that let assemblages be seriated. No interaction boundary is imposed anywhere, so any structure in the output is produced by river-network position and time alone. The engine is the finite-population network-drift model of Lipo, DiNapoli, Madsen, and Hunt</w:t>
+        <w:t xml:space="preserve">The constructive demonstration in the main text (Figure 8) and its robustness check (Figure S7) use a forward neutral-drift model run on the real geography, distinct from the null-comparison of the positive control above. The model evolves a population of decorated-class variants at each of the 29 assemblage locations. Each location holds a fixed finite population of 120 learners. In each generation every learner copies the decorated class of another learner, drawn from its own location with high probability and, with probability 0.02, from another location chosen with a weight that decays exponentially with along-waterway (river-network) distance, described below, at a length scale of 24 river-km. With probability 0.012 a learner instead adopts a newly invented class, so the decorated repertoire turns over and new classes appear through time. That turnover is the source of the differential late-class frequencies that let assemblages be seriated. No interaction boundary is imposed anywhere, so any structure in the output is produced by river-network position and time alone. The engine is the finite-population network-drift model of Lipo, DiNapoli, Madsen, and Hunt</w:t>
       </w:r>
       <w:r>
         <w:t xml:space="preserve"> </w:t>
@@ -1463,7 +1463,7 @@
         <w:pStyle w:val="BodyText"/>
       </w:pPr>
       <w:r>
-        <w:t xml:space="preserve">The assemblages are not contemporaneous, which is both why they can be seriated and why some carry more of the late types than others, so the evolving field is sampled time-transgressively rather than at a single instant. The field is recorded at 90 evenly spaced time slices over 1,800 generations. Each synthetic assemblage is drawn from the slice that matches its observed seriation position, its rank on the first correspondence-analysis axis of the real data, and accumulated over a trailing window of eight slices so that, like a real death assemblage, it mixes production across its span. Each synthetic assemblage is then sampled to the observed sherd count of the corresponding real assemblage. The synthetic assemblages are read exactly as the empirical ones: interaction communities by the same modularity partition, between-group cultural F_ST on the resulting groups, and a seriation order from a fresh correspondence analysis. A contemporaneous control, with every assemblage drawn from the final slice, is sampled the same way for comparison.</w:t>
+        <w:t xml:space="preserve">The assemblages are not contemporaneous, which is both why they can be seriated and why some carry more of the late classes than others, so the evolving field is sampled time-transgressively rather than at a single instant. The field is recorded at 90 evenly spaced time slices over 1,800 generations. Each synthetic assemblage is drawn from the slice that matches its observed seriation position, its rank on the first correspondence-analysis axis of the real data, and accumulated over a trailing window of eight slices so that, like a real death assemblage, it mixes production across its span. Each synthetic assemblage is then sampled to the observed sherd count of the corresponding real assemblage. The synthetic assemblages are read exactly as the empirical ones: interaction communities by the same modularity partition, between-group cultural F_ST on the resulting groups, and a seriation order from a fresh correspondence analysis. A contemporaneous control, with every assemblage drawn from the final slice, is sampled the same way for comparison.</w:t>
       </w:r>
     </w:p>
     <w:p>
@@ -1471,7 +1471,7 @@
         <w:pStyle w:val="BodyText"/>
       </w:pPr>
       <w:r>
-        <w:t xml:space="preserve">For Figure 8 we summarize 500 independent realizations at the positive-control corner (interaction length 24 river-km, between-node mixing 0.02, innovation 0.012). Because community labels are arbitrary and switch between runs, groupness is summarized by co-membership rather than by a single partition: for each assemblage, the fraction of the 500 runs in which it falls in the same emergent community as Parkin. This quantity is label-invariant, needs no alignment across runs, and renders the otherwise hidden contingency of any one solution as a probability surface. Figure 8A shows this for the contemporaneous snapshot, in which every assemblage is drawn from the same final time slice, so it isolates the spatial signal: co-membership with Parkin falls off with river distance, the intuitive gradient. Under the full time-transgressive sampling that gradient disappears, because assemblages drawn at different seriation positions carry different repertoires and fall into different, time-defined communities; membership then reflects space and time jointly, and a site’s nearest neighbors need not share its phase. Either way, no assemblage is a certain member or non-member, so the phase has no stable membership. Figure S7 repeats the experiment across a grid of the three governing parameters to show that the result does not depend on this corner.</w:t>
+        <w:t xml:space="preserve">For Figure 8 we summarize 500 independent realizations at the positive-control corner (interaction length 24 river-km, between-node mixing 0.02, innovation 0.012). Because community labels are arbitrary and switch between runs, groupness is summarized by co-membership rather than by a single partition: for each assemblage, the fraction of the 500 runs in which it falls in the same emergent community as Parkin. This quantity is label-invariant, needs no alignment across runs, and expresses the contingency of any single solution as a probability surface. Figure 8A shows this for the contemporaneous snapshot, in which every assemblage is drawn from the same final time slice, so it isolates the spatial signal: co-membership with Parkin falls off with river distance. Under the full time-transgressive sampling that gradient disappears, because assemblages drawn at different seriation positions carry different repertoires and fall into different, time-defined communities. Membership then reflects space and time jointly, and a site’s nearest neighbors need not share its phase. Either way, no assemblage is a certain member or non-member, so the phase has no stable membership. Figure S7 repeats the experiment across a grid of the three governing parameters to show that the result does not depend on this corner.</w:t>
       </w:r>
     </w:p>
     <w:bookmarkEnd w:id="23"/>
@@ -1501,7 +1501,7 @@
           <wp:inline>
             <wp:extent cx="5334000" cy="4112375"/>
             <wp:effectExtent b="0" l="0" r="0" t="0"/>
-            <wp:docPr descr="Figure S7. Robustness of phase-like emergence to contingency and model factors, across 432 time-transgressive runs (a grid of interaction length, between-node mixing, and innovation rate, twelve seeds per cell). (A) Between-group cultural F_ST by between-node mixing and (B) by innovation rate, boxes taken over all other factors and seeds; the observed value (dashed) is bracketed, and F_ST falls with both factors but never reaches the bounded-groups level. (C) Distribution of the number of emergent communities per run, with 99 percent yielding two or more, the phase-like groups. (D) Distribution of seriation recovery, the absolute Spearman correlation between the recovered CA1 rank and the imposed time order, across runs (mean 0.45)." title="" id="25" name="Picture"/>
+            <wp:docPr descr="Figure S7. Robustness of phase-like emergence to contingency and model factors, across 432 time-transgressive runs (a grid of interaction length, between-node mixing, and innovation rate, twelve seeds per cell). (A) Between-group cultural F_ST by between-node mixing and (B) by innovation rate, boxes taken over all other factors and seeds. The observed value (dashed) is bracketed, and F_ST falls with both factors but never reaches the bounded-groups level. (C) Distribution of the number of emergent communities per run, with every run yielding two or more, the phase-like groups. (D) Distribution of seriation recovery, the absolute Spearman correlation between the recovered CA1 rank and the imposed time order, across runs (mean 0.44)." title="" id="25" name="Picture"/>
             <a:graphic>
               <a:graphicData uri="http://schemas.openxmlformats.org/drawingml/2006/picture">
                 <pic:pic>
@@ -1554,7 +1554,7 @@
         <w:t xml:space="preserve"> </w:t>
       </w:r>
       <w:r>
-        <w:t xml:space="preserve">Robustness of phase-like emergence to contingency and model factors, across 432 time-transgressive runs (a grid of interaction length, between-node mixing, and innovation rate, twelve seeds per cell). (A) Between-group cultural F_ST by between-node mixing and (B) by innovation rate, boxes taken over all other factors and seeds; the observed value (dashed) is bracketed, and F_ST falls with both factors but never reaches the bounded-groups level. (C) Distribution of the number of emergent communities per run, with 99 percent yielding two or more, the phase-like groups. (D) Distribution of seriation recovery, the absolute Spearman correlation between the recovered CA1 rank and the imposed time order, across runs (mean 0.45).</w:t>
+        <w:t xml:space="preserve">Robustness of phase-like emergence to contingency and model factors, across 432 time-transgressive runs (a grid of interaction length, between-node mixing, and innovation rate, twelve seeds per cell). (A) Between-group cultural F_ST by between-node mixing and (B) by innovation rate, boxes taken over all other factors and seeds. The observed value (dashed) is bracketed, and F_ST falls with both factors but never reaches the bounded-groups level. (C) Distribution of the number of emergent communities per run, with every run yielding two or more, the phase-like groups. (D) Distribution of seriation recovery, the absolute Spearman correlation between the recovered CA1 rank and the imposed time order, across runs (mean 0.44).</w:t>
       </w:r>
     </w:p>
     <w:bookmarkEnd w:id="27"/>
@@ -1581,7 +1581,7 @@
         <w:t xml:space="preserve">(1954)</w:t>
       </w:r>
       <w:r>
-        <w:t xml:space="preserve">, comprising 50 collections from 28 sites, digitized from the survey tables and georeferenced using the Lower Mississippi Survey grid. Within the central-valley regions, the decorated-ceramic differentiation is a Woodland-to-Mississippian composition gradient rather than a synchronic structure: a cultural F_ST of 0.11 across physiographic regions collapses to 0.04, near the drift level, once the analysis is restricted to Mississippian types. Between the central and lower valleys, the Phillips-Ford-Griffin assemblages present a different picture. Combining the two into one north-south transect of 133 decorated assemblages, the decline of decorated similarity with distance is itself drift-consistent (Mantel r = -0.55, inside the spatial-drift null). Still, the distance-controlled boundary excess at the central-valley and lower-valley divide is +52 Brainerd-Robinson units, far outside the drift null. The two regions carry mutually exclusive, distinctive repertoires (northern Wickliffe, O’Byam, Matthews, Kimmswick, and Varney Red against southern Barton, Walls Engraved, Carson Red-on-Buff, Avenue Polychrome, and Leland), with even the shared types differing in proportion. Restricting the comparison to types present in both regions, which removes the mutually exclusive distinctive types that carry the strongest temporal contrast, reduces the step but does not erase it: the boundary excess falls to +38 Brainerd-Robinson units. It remains above the neutral-drift null, so the boundary is not solely an artifact of distinctive-type turnover, although the shared types themselves retain some temporal structure. The step is real but confounded by time, because the northern distinctive types are early- to middle-Mississippian and the southern are late</w:t>
+        <w:t xml:space="preserve">, comprising 50 assemblages from 28 sites, digitized from the survey tables and georeferenced using the Lower Mississippi Survey grid. Within the central-valley regions, the decorated-ceramic differentiation is a Woodland-to-Mississippian composition gradient rather than a synchronic structure: a cultural F_ST of 0.11 across physiographic regions collapses to 0.04, near the drift level, once the analysis is restricted to Mississippian classes. Between the central and lower valleys, the Phillips-Ford-Griffin assemblages present a different picture. Combining the two into one north-south transect of 133 decorated assemblages, the decline of decorated similarity with distance is itself drift-consistent (Mantel r = -0.55, inside the spatial-drift null). Still, the distance-controlled boundary excess at the central-valley and lower-valley divide is +52 Brainerd-Robinson units, far outside the drift null. The two regions carry mutually exclusive, distinctive repertoires (northern Wickliffe, O’Byam, Matthews, Kimmswick, and Varney Red against southern Barton, Walls Engraved, Carson Red-on-Buff, Avenue Polychrome, and Leland), with even the shared classes differing in proportion. Restricting the comparison to classes present in both regions, which removes the mutually exclusive distinctive classes that carry the strongest temporal contrast, reduces the step but does not erase it: the boundary excess falls to +38 Brainerd-Robinson units. It remains above the neutral-drift null, so the boundary is not solely an artifact of distinctive-class turnover, although the shared classes themselves retain some temporal structure. The step is real but confounded by time, because the northern distinctive classes are early- to middle-Mississippian and the southern are late</w:t>
       </w:r>
       <w:r>
         <w:t xml:space="preserve"> </w:t>
@@ -1590,7 +1590,7 @@
         <w:t xml:space="preserve">(Phillips 1970; Williams 1954)</w:t>
       </w:r>
       <w:r>
-        <w:t xml:space="preserve">, so it cannot be separated from a chronological succession without independent central-valley radiocarbon (Figure S6). It is further confounded by analytical history: the lower-valley assemblages were classified in the Phillips-Ford-Griffin tradition, and the central-valley assemblages were classified separately by Williams, so even shared type names may have been applied to different criteria. The shared-type restriction (boundary excess falling to +38 Brainerd-Robinson units but not vanishing) limits this artifact without removing it, leaving open the possibility that the interaction was continuous across the entire region and that the apparent boundary is a product of two separate collection and analysis histories.</w:t>
+        <w:t xml:space="preserve">, so it cannot be separated from a chronological succession without independent central-valley radiocarbon (Figure S6). It is further confounded by analytical history: the lower-valley assemblages were classified in the Phillips-Ford-Griffin tradition, and the central-valley assemblages were classified separately by Williams, so even shared class names may have been applied to different criteria. The shared-class restriction (boundary excess falling to +38 Brainerd-Robinson units but not vanishing) limits this artifact without removing it, leaving open the possibility that the interaction was continuous across the entire region and that the apparent boundary is a product of two separate assemblage and analysis histories.</w:t>
       </w:r>
     </w:p>
     <w:p>
@@ -1673,7 +1673,7 @@
         <w:pStyle w:val="FirstParagraph"/>
       </w:pPr>
       <w:r>
-        <w:t xml:space="preserve">The four convergence signatures are read as states along the seriation sequence, so on their own they are only partially dynamically sufficient. Two further tests work on the transformation between states, and a third, underpowered probe is reported in the code for completeness. The two we rely on are dynamically and empirically sufficient at once, because each models the change between states while respecting the time-averaged resolution of the record.</w:t>
+        <w:t xml:space="preserve">The four convergence signatures are read as states along the seriation sequence, so on their own they are only partially dynamically sufficient: they describe states rather than the transitions between them. Two further tests work on the transformation between states, and a third, underpowered probe is reported in the code for completeness. The two we rely on are dynamically and empirically sufficient at once, because each models the change between states while respecting the time-averaged resolution of the record.</w:t>
       </w:r>
     </w:p>
     <w:p>
@@ -1681,7 +1681,7 @@
         <w:pStyle w:val="BodyText"/>
       </w:pPr>
       <w:r>
-        <w:t xml:space="preserve">The first infers how potters were copying by simulation. We run many copying scenarios, ranging from strongly conformist to neutral to novelty-seeking, and keep only the ones that reproduce the real collections, then read off the kind of copying implied by the surviving scenarios, with the record’s time-averaging built into each simulation (the approximate-Bayesian-computation approach)</w:t>
+        <w:t xml:space="preserve">The first infers how potters were copying by simulation. We run many copying scenarios, ranging from strongly conformist to neutral to novelty-seeking, and keep only the ones that reproduce the real assemblages, then read off the kind of copying implied by the surviving scenarios, with the record’s time-averaging built into each simulation (the approximate-Bayesian-computation approach)</w:t>
       </w:r>
       <w:r>
         <w:t xml:space="preserve"> </w:t>
@@ -1690,7 +1690,7 @@
         <w:t xml:space="preserve">(Carrignon et al. 2019; Crema et al. 2014, 2016)</w:t>
       </w:r>
       <w:r>
-        <w:t xml:space="preserve">. We modeled the basin sequence as frequency-dependent copying among the ten decorated types in a finite population. Each generation, the adoption weight of a type is proportional to its frequency raised to the power</w:t>
+        <w:t xml:space="preserve">. We modeled the basin sequence as frequency-dependent copying among the ten decorated classes in a finite population. Each generation, the adoption weight of a class is proportional to its frequency raised to the power</w:t>
       </w:r>
       <w:r>
         <w:t xml:space="preserve"> </w:t>
@@ -1779,7 +1779,7 @@
         <w:t xml:space="preserve"> </w:t>
       </w:r>
       <w:r>
-        <w:t xml:space="preserve">is neutral copying, with an innovation rate that mixes in a uniform draw from the set of types. An assemblage pools production over a window of generations, so the time-averaging that distorts the static statistics is built into the generative process rather than corrected after the fact. This is what makes the test both empirically and dynamically sufficient. We drew 40,000 parameter sets from broad priors (innovation rate, bias</w:t>
+        <w:t xml:space="preserve">is neutral copying, with an innovation rate that mixes in a uniform draw from the set of classes. An assemblage pools production over a window of generations, so the time-averaging that distorts the static statistics is built into the generative process rather than corrected after the fact. This is what makes the test both empirically and dynamically sufficient. We drew 40,000 parameter sets from broad priors (innovation rate, bias</w:t>
       </w:r>
       <w:r>
         <w:t xml:space="preserve"> </w:t>
@@ -1911,7 +1911,7 @@
         <w:pStyle w:val="BodyText"/>
       </w:pPr>
       <w:r>
-        <w:t xml:space="preserve">The second test asks, in plain terms, whether the collections’ diversity drifts aimlessly through time, heads steadily in one direction, or is pulled back toward a stable value, by comparing four standard time-series models (an unbiased random walk, a directional walk, stasis, and a mean-reverting Ornstein-Uhlenbeck process)</w:t>
+        <w:t xml:space="preserve">The second test asks, in plain terms, whether the assemblages’ diversity drifts aimlessly through time, heads steadily in one direction, or is pulled back toward a stable value, by comparing four standard time-series models (an unbiased random walk, a directional walk, stasis, and a mean-reverting Ornstein-Uhlenbeck process)</w:t>
       </w:r>
       <w:r>
         <w:t xml:space="preserve"> </w:t>
@@ -1920,7 +1920,7 @@
         <w:t xml:space="preserve">(Hunt 2006; Hunt et al. 2008)</w:t>
       </w:r>
       <w:r>
-        <w:t xml:space="preserve">. For the Gini-Simpson diversity trajectory and for the abundant decorated types, binned along the oriented axis, we fit on the same level vector an unbiased random walk (Brownian motion, the neutral-drift expectation), a general biased random walk (the directional signature a sustained transition would leave), a stasis model (white noise about a constant mean), and an Ornstein-Uhlenbeck model (mean reversion toward an optimum), and compared them by the small-sample Akaike information criterion. The aggregate diversity trajectory favors the unbiased random walk, with an Akaike weight of 0.81 against 0.19 for the directional model and negligible weight for stasis or the Ornstein-Uhlenbeck model. The model comparison has only six points, so it is weak. This result is a concordance rather than a decisive selection (Figure S4B). The diversity trajectory is the trait of interest here, because the correspondence-analysis ordering does not arrange it by construction. Individual-type trajectories more often favor the directional model. That comparison, however, is weak and partly tautological because the seriation axis is designed to maximize monotonic type-frequency turnover, and only three types are abundant enough across the sequence to fit. The robust reading is neutral drift, not a sustained directional transition.</w:t>
+        <w:t xml:space="preserve">. For the Gini-Simpson diversity trajectory and for the abundant decorated classes, binned along the oriented axis, we fit on the same level vector an unbiased random walk (Brownian motion, the neutral-drift expectation), a general biased random walk (the directional signature a sustained transition would leave), a stasis model (white noise about a constant mean), and an Ornstein-Uhlenbeck model (mean reversion toward an optimum), and compared them by the small-sample Akaike information criterion. The aggregate diversity trajectory favors the unbiased random walk, with an Akaike weight of 0.81 against 0.19 for the directional model and negligible weight for stasis or the Ornstein-Uhlenbeck model. The model comparison has only six points, so it is weak. This result is a concordance rather than a decisive selection (Figure S4B). The diversity trajectory is the trait of interest here, because the correspondence-analysis ordering does not arrange it by construction. Individual-class trajectories more often favor the directional model. That comparison, however, is weak and partly tautological because the seriation axis is designed to maximize monotonic class-frequency turnover, and only three classes are abundant enough across the sequence to fit. The robust reading is neutral drift, not a sustained directional transition.</w:t>
       </w:r>
     </w:p>
     <w:p>
@@ -1932,7 +1932,7 @@
           <wp:inline>
             <wp:extent cx="5334000" cy="2794140"/>
             <wp:effectExtent b="0" l="0" r="0" t="0"/>
-            <wp:docPr descr="Figure S2. Dynamic-sufficiency tests. (A) Posterior of the transmission-bias parameter b from the generative, time-averaging-aware inference (b = 0 neutral, b &gt; 0 conformist, b &lt; 0 anti-conformist). The whole-sequence posterior (filled) and the early- and late-half posteriors (outlines) are all tightly constrained near neutral and include zero, ruling out the strong conformity a marker dynamic would require. (B) Tempo-and-mode Akaike weights of the four time-series models (BM unbiased random walk, GRW directional walk, Stasis, OU mean reversion) for the Gini-Simpson diversity trajectory and averaged across the abundant type trajectories. The diversity trajectory, which the correspondence-analysis ordering does not arrange by construction, favors the unbiased random walk (neutral drift), a concordance rather than a decisive selection given only six points." title="" id="33" name="Picture"/>
+            <wp:docPr descr="Figure S2. Dynamic-sufficiency tests. (A) Posterior of the transmission-bias parameter b from the generative, time-averaging-aware inference (b = 0 neutral, b &gt; 0 conformist, b &lt; 0 anti-conformist). The whole-sequence posterior (filled) and the early- and late-half posteriors (outlines) are all tightly constrained near neutral and include zero, ruling out the strong conformity a marker dynamic would require. (B) Tempo-and-mode Akaike weights of the four time-series models (BM unbiased random walk, GRW directional walk, Stasis, OU mean reversion) for the Gini-Simpson diversity trajectory and averaged across the abundant class trajectories. The diversity trajectory, which the correspondence-analysis ordering does not arrange by construction, favors the unbiased random walk (neutral drift), a concordance rather than a decisive selection given only six points." title="" id="33" name="Picture"/>
             <a:graphic>
               <a:graphicData uri="http://schemas.openxmlformats.org/drawingml/2006/picture">
                 <pic:pic>
@@ -1985,7 +1985,7 @@
         <w:t xml:space="preserve"> </w:t>
       </w:r>
       <w:r>
-        <w:t xml:space="preserve">Dynamic-sufficiency tests. (A) Posterior of the transmission-bias parameter b from the generative, time-averaging-aware inference (b = 0 neutral, b &gt; 0 conformist, b &lt; 0 anti-conformist). The whole-sequence posterior (filled) and the early- and late-half posteriors (outlines) are all tightly constrained near neutral and include zero, ruling out the strong conformity a marker dynamic would require. (B) Tempo-and-mode Akaike weights of the four time-series models (BM unbiased random walk, GRW directional walk, Stasis, OU mean reversion) for the Gini-Simpson diversity trajectory and averaged across the abundant type trajectories. The diversity trajectory, which the correspondence-analysis ordering does not arrange by construction, favors the unbiased random walk (neutral drift), a concordance rather than a decisive selection given only six points.</w:t>
+        <w:t xml:space="preserve">Dynamic-sufficiency tests. (A) Posterior of the transmission-bias parameter b from the generative, time-averaging-aware inference (b = 0 neutral, b &gt; 0 conformist, b &lt; 0 anti-conformist). The whole-sequence posterior (filled) and the early- and late-half posteriors (outlines) are all tightly constrained near neutral and include zero, ruling out the strong conformity a marker dynamic would require. (B) Tempo-and-mode Akaike weights of the four time-series models (BM unbiased random walk, GRW directional walk, Stasis, OU mean reversion) for the Gini-Simpson diversity trajectory and averaged across the abundant class trajectories. The diversity trajectory, which the correspondence-analysis ordering does not arrange by construction, favors the unbiased random walk (neutral drift), a concordance rather than a decisive selection given only six points.</w:t>
       </w:r>
     </w:p>
     <w:p>

--- a/docs/manuscript/SUPPLEMENTAL_TEXT.docx
+++ b/docs/manuscript/SUPPLEMENTAL_TEXT.docx
@@ -2,7 +2,7 @@
 <file path=word/document.xml><?xml version="1.0" encoding="utf-8"?>
 <w:document xmlns:w="http://schemas.openxmlformats.org/wordprocessingml/2006/main" xmlns:m="http://schemas.openxmlformats.org/officeDocument/2006/math" xmlns:r="http://schemas.openxmlformats.org/officeDocument/2006/relationships" xmlns:o="urn:schemas-microsoft-com:office:office" xmlns:v="urn:schemas-microsoft-com:vml" xmlns:w10="urn:schemas-microsoft-com:office:word" xmlns:a="http://schemas.openxmlformats.org/drawingml/2006/main" xmlns:pic="http://schemas.openxmlformats.org/drawingml/2006/picture" xmlns:wp="http://schemas.openxmlformats.org/drawingml/2006/wordprocessingDrawing">
   <w:body>
-    <w:bookmarkStart w:id="91" w:name="supplemental-material"/>
+    <w:bookmarkStart w:id="96" w:name="supplemental-material"/>
     <w:p>
       <w:pPr>
         <w:pStyle w:val="Heading1"/>
@@ -1659,13 +1659,13 @@
       </w:r>
     </w:p>
     <w:bookmarkEnd w:id="31"/>
-    <w:bookmarkStart w:id="35" w:name="X61b4c874ea32e31666b882bda5fae1d71873809"/>
+    <w:bookmarkStart w:id="35" w:name="X277a96650522b7b47fba3d3f1909d23b46c51a6"/>
     <w:p>
       <w:pPr>
         <w:pStyle w:val="Heading2"/>
       </w:pPr>
       <w:r>
-        <w:t xml:space="preserve">Dynamic-sufficiency tests in the time domain</w:t>
+        <w:t xml:space="preserve">Does the Parkin phase pull out of the wider valley?</w:t>
       </w:r>
     </w:p>
     <w:p>
@@ -1673,7 +1673,19 @@
         <w:pStyle w:val="FirstParagraph"/>
       </w:pPr>
       <w:r>
-        <w:t xml:space="preserve">The four convergence signatures are read as states along the seriation sequence, so on their own they are only partially dynamically sufficient: they describe states rather than the transitions between them. Two further tests work on the transformation between states, and a third, underpowered probe is reported in the code for completeness. The two we rely on are dynamically and empirically sufficient at once, because each models the change between states while respecting the time-averaged resolution of the record.</w:t>
+        <w:t xml:space="preserve">The basin analysis treats the St. Francis drainage as a geographic unit. A complementary test poses the question in the culture historian’s own terms: taking the named phases of the wider valley, does the Parkin phase emerge as a coherent community under drift alone, and is its differentiation sharper than drift produces? We assembled all 55 Mainfort-PFG decorated assemblages of the lower Mississippi Valley, labeled each by its culture-historical phase after Mainfort</w:t>
+      </w:r>
+      <w:r>
+        <w:t xml:space="preserve"> </w:t>
+      </w:r>
+      <w:r>
+        <w:t xml:space="preserve">(1996)</w:t>
+      </w:r>
+      <w:r>
+        <w:t xml:space="preserve"> </w:t>
+      </w:r>
+      <w:r>
+        <w:t xml:space="preserve">(8 Parkin-phase against 47 in the Nodena, Kent, Walls, Tipton, Jones Bayou, and Parchman phases), and ran the time-transgressive river-network drift model of the emergence simulation over the full set with no boundary imposed (500 realizations; Figure S8).</w:t>
       </w:r>
     </w:p>
     <w:p>
@@ -1681,246 +1693,7 @@
         <w:pStyle w:val="BodyText"/>
       </w:pPr>
       <w:r>
-        <w:t xml:space="preserve">The first infers how potters were copying by simulation. We run many copying scenarios, ranging from strongly conformist to neutral to novelty-seeking, and keep only the ones that reproduce the real assemblages, then read off the kind of copying implied by the surviving scenarios, with the record’s time-averaging built into each simulation (the approximate-Bayesian-computation approach)</w:t>
-      </w:r>
-      <w:r>
-        <w:t xml:space="preserve"> </w:t>
-      </w:r>
-      <w:r>
-        <w:t xml:space="preserve">(Carrignon et al. 2019; Crema et al. 2014, 2016)</w:t>
-      </w:r>
-      <w:r>
-        <w:t xml:space="preserve">. We modeled the basin sequence as frequency-dependent copying among the ten decorated classes in a finite population. Each generation, the adoption weight of a class is proportional to its frequency raised to the power</w:t>
-      </w:r>
-      <w:r>
-        <w:t xml:space="preserve"> </w:t>
-      </w:r>
-      <m:oMath>
-        <m:r>
-          <m:t>1</m:t>
-        </m:r>
-        <m:r>
-          <m:rPr>
-            <m:sty m:val="p"/>
-          </m:rPr>
-          <m:t>+</m:t>
-        </m:r>
-        <m:r>
-          <m:t>b</m:t>
-        </m:r>
-      </m:oMath>
-      <w:r>
-        <w:t xml:space="preserve">, where</w:t>
-      </w:r>
-      <w:r>
-        <w:t xml:space="preserve"> </w:t>
-      </w:r>
-      <m:oMath>
-        <m:r>
-          <m:t>b</m:t>
-        </m:r>
-        <m:r>
-          <m:rPr>
-            <m:sty m:val="p"/>
-          </m:rPr>
-          <m:t>&gt;</m:t>
-        </m:r>
-        <m:r>
-          <m:t>0</m:t>
-        </m:r>
-      </m:oMath>
-      <w:r>
-        <w:t xml:space="preserve"> </w:t>
-      </w:r>
-      <w:r>
-        <w:t xml:space="preserve">is conformity,</w:t>
-      </w:r>
-      <w:r>
-        <w:t xml:space="preserve"> </w:t>
-      </w:r>
-      <m:oMath>
-        <m:r>
-          <m:t>b</m:t>
-        </m:r>
-        <m:r>
-          <m:rPr>
-            <m:sty m:val="p"/>
-          </m:rPr>
-          <m:t>&lt;</m:t>
-        </m:r>
-        <m:r>
-          <m:t>0</m:t>
-        </m:r>
-      </m:oMath>
-      <w:r>
-        <w:t xml:space="preserve"> </w:t>
-      </w:r>
-      <w:r>
-        <w:t xml:space="preserve">is anti-conformity, and</w:t>
-      </w:r>
-      <w:r>
-        <w:t xml:space="preserve"> </w:t>
-      </w:r>
-      <m:oMath>
-        <m:r>
-          <m:t>b</m:t>
-        </m:r>
-        <m:r>
-          <m:rPr>
-            <m:sty m:val="p"/>
-          </m:rPr>
-          <m:t>=</m:t>
-        </m:r>
-        <m:r>
-          <m:t>0</m:t>
-        </m:r>
-      </m:oMath>
-      <w:r>
-        <w:t xml:space="preserve"> </w:t>
-      </w:r>
-      <w:r>
-        <w:t xml:space="preserve">is neutral copying, with an innovation rate that mixes in a uniform draw from the set of classes. An assemblage pools production over a window of generations, so the time-averaging that distorts the static statistics is built into the generative process rather than corrected after the fact. This is what makes the test both empirically and dynamically sufficient. We drew 40,000 parameter sets from broad priors (innovation rate, bias</w:t>
-      </w:r>
-      <w:r>
-        <w:t xml:space="preserve"> </w:t>
-      </w:r>
-      <m:oMath>
-        <m:r>
-          <m:t>b</m:t>
-        </m:r>
-      </m:oMath>
-      <w:r>
-        <w:t xml:space="preserve">, population size, and time-averaging window), simulated a six-bin sequence from each, and accepted the 400 parameter sets closest to the observed diversity trajectory and rank-frequency profile, ranked by Euclidean distance over the summary statistics. The posterior of the bias is tightly constrained near neutral, with mean</w:t>
-      </w:r>
-      <w:r>
-        <w:t xml:space="preserve"> </w:t>
-      </w:r>
-      <m:oMath>
-        <m:r>
-          <m:t>b</m:t>
-        </m:r>
-        <m:r>
-          <m:rPr>
-            <m:sty m:val="p"/>
-          </m:rPr>
-          <m:t>=</m:t>
-        </m:r>
-        <m:r>
-          <m:rPr>
-            <m:sty m:val="p"/>
-          </m:rPr>
-          <m:t>+</m:t>
-        </m:r>
-        <m:r>
-          <m:t>0.028</m:t>
-        </m:r>
-      </m:oMath>
-      <w:r>
-        <w:t xml:space="preserve"> </w:t>
-      </w:r>
-      <w:r>
-        <w:t xml:space="preserve">and a 95 percent interval of</w:t>
-      </w:r>
-      <w:r>
-        <w:t xml:space="preserve"> </w:t>
-      </w:r>
-      <m:oMath>
-        <m:r>
-          <m:rPr>
-            <m:sty m:val="p"/>
-          </m:rPr>
-          <m:t>−</m:t>
-        </m:r>
-        <m:r>
-          <m:t>0.021</m:t>
-        </m:r>
-      </m:oMath>
-      <w:r>
-        <w:t xml:space="preserve"> </w:t>
-      </w:r>
-      <w:r>
-        <w:t xml:space="preserve">to</w:t>
-      </w:r>
-      <w:r>
-        <w:t xml:space="preserve"> </w:t>
-      </w:r>
-      <m:oMath>
-        <m:r>
-          <m:rPr>
-            <m:sty m:val="p"/>
-          </m:rPr>
-          <m:t>+</m:t>
-        </m:r>
-        <m:r>
-          <m:t>0.063</m:t>
-        </m:r>
-      </m:oMath>
-      <w:r>
-        <w:t xml:space="preserve"> </w:t>
-      </w:r>
-      <w:r>
-        <w:t xml:space="preserve">that includes zero (Figure S4A). The posterior standard deviation is 0.021 against a prior of 0.289, so the data appreciably constrain the bias rather than leaving it at the prior, placing it close to neutral. A weak conformist lean is visible, with</w:t>
-      </w:r>
-      <w:r>
-        <w:t xml:space="preserve"> </w:t>
-      </w:r>
-      <m:oMath>
-        <m:r>
-          <m:t>P</m:t>
-        </m:r>
-        <m:r>
-          <m:rPr>
-            <m:sty m:val="p"/>
-          </m:rPr>
-          <m:t>(</m:t>
-        </m:r>
-        <m:r>
-          <m:t>b</m:t>
-        </m:r>
-        <m:r>
-          <m:rPr>
-            <m:sty m:val="p"/>
-          </m:rPr>
-          <m:t>&gt;</m:t>
-        </m:r>
-        <m:r>
-          <m:t>0</m:t>
-        </m:r>
-        <m:r>
-          <m:rPr>
-            <m:sty m:val="p"/>
-          </m:rPr>
-          <m:t>)</m:t>
-        </m:r>
-        <m:r>
-          <m:rPr>
-            <m:sty m:val="p"/>
-          </m:rPr>
-          <m:t>=</m:t>
-        </m:r>
-        <m:r>
-          <m:t>0.91</m:t>
-        </m:r>
-      </m:oMath>
-      <w:r>
-        <w:t xml:space="preserve">, but it is not resolved as a departure from neutral, and refitting the bias separately to the early and late halves of the sequence recovers no shift between them. The inference rules out the strong conformist bias that a marker- or assortment-based dynamic would require by modeling copying dynamics rather than a single static moment. The posterior contraction should be read with one caveat: rejection sampling at a one percent acceptance tolerance is not formally calibrated here, so we present this inference as concordant with the record-matched recovery and the static signatures rather than as a standalone result.</w:t>
-      </w:r>
-    </w:p>
-    <w:p>
-      <w:pPr>
-        <w:pStyle w:val="BodyText"/>
-      </w:pPr>
-      <w:r>
-        <w:t xml:space="preserve">The second test asks, in plain terms, whether the assemblages’ diversity drifts aimlessly through time, heads steadily in one direction, or is pulled back toward a stable value, by comparing four standard time-series models (an unbiased random walk, a directional walk, stasis, and a mean-reverting Ornstein-Uhlenbeck process)</w:t>
-      </w:r>
-      <w:r>
-        <w:t xml:space="preserve"> </w:t>
-      </w:r>
-      <w:r>
-        <w:t xml:space="preserve">(Hunt 2006; Hunt et al. 2008)</w:t>
-      </w:r>
-      <w:r>
-        <w:t xml:space="preserve">. For the Gini-Simpson diversity trajectory and for the abundant decorated classes, binned along the oriented axis, we fit on the same level vector an unbiased random walk (Brownian motion, the neutral-drift expectation), a general biased random walk (the directional signature a sustained transition would leave), a stasis model (white noise about a constant mean), and an Ornstein-Uhlenbeck model (mean reversion toward an optimum), and compared them by the small-sample Akaike information criterion. The aggregate diversity trajectory favors the unbiased random walk, with an Akaike weight of 0.81 against 0.19 for the directional model and negligible weight for stasis or the Ornstein-Uhlenbeck model. The model comparison has only six points, so it is weak. This result is a concordance rather than a decisive selection (Figure S4B). The diversity trajectory is the trait of interest here, because the correspondence-analysis ordering does not arrange it by construction. Individual-class trajectories more often favor the directional model. That comparison, however, is weak and partly tautological because the seriation axis is designed to maximize monotonic class-frequency turnover, and only three classes are abundant enough across the sequence to fit. The robust reading is neutral drift, not a sustained directional transition.</w:t>
+        <w:t xml:space="preserve">The Parkin-phase assemblages do co-occur with Parkin more often than the other-phase assemblages do (mean co-membership 0.88 against 0.68; AUC 0.88, Mann-Whitney p &lt; 0.001). That separation is what drift on the river network predicts, because the Parkin-phase assemblages lie near Parkin and so fall in its emergent community more often than distant assemblages do; Parkin’s community is only 19 percent Parkin-phase per run. The discriminating test is whether the observed between-group differentiation exceeds the drift null. The observed Parkin-vs-others cultural F_ST is 0.012, at the 99.6th percentile of the drift null (mean 0.005, 95 percent interval 0.003 to 0.009), but the contrast is small and the null’s own tail reaches past it: the maximum drift value is 0.017, and 0.4 percent of the 500 runs reach or exceed the observed. A leave-one-out jackknife against a matched per-drop null, each Parkin assemblage relabeled into the comparison group and tested against a null recomputed under the same relabeling, leaves seven of the eight single drops outside their null, so the contrast does not rest on any one assemblage, although dropping the Parkin type-site gives the lowest value (0.007). Time-averaging, which is not modeled in the null and tends to deflate between-group variance, and the small Parkin sample (n = 8) further limit the claim. We therefore read the Parkin phase as consistent with drift structured by geography, with at most a weak hint of structure beyond drift rather than a demonstrated social boundary.</w:t>
       </w:r>
     </w:p>
     <w:p>
@@ -1930,20 +1703,359 @@
       <w:r>
         <w:drawing>
           <wp:inline>
-            <wp:extent cx="5334000" cy="2794140"/>
+            <wp:extent cx="5120640" cy="4956534"/>
             <wp:effectExtent b="0" l="0" r="0" t="0"/>
-            <wp:docPr descr="Figure S2. Dynamic-sufficiency tests. (A) Posterior of the transmission-bias parameter b from the generative, time-averaging-aware inference (b = 0 neutral, b &gt; 0 conformist, b &lt; 0 anti-conformist). The whole-sequence posterior (filled) and the early- and late-half posteriors (outlines) are all tightly constrained near neutral and include zero, ruling out the strong conformity a marker dynamic would require. (B) Tempo-and-mode Akaike weights of the four time-series models (BM unbiased random walk, GRW directional walk, Stasis, OU mean reversion) for the Gini-Simpson diversity trajectory and averaged across the abundant class trajectories. The diversity trajectory, which the correspondence-analysis ordering does not arrange by construction, favors the unbiased random walk (neutral drift), a concordance rather than a decisive selection given only six points." title="" id="33" name="Picture"/>
+            <wp:docPr descr="Figure S8. Does the Parkin phase pull out of the wider lower Mississippi Valley set under drift? All 55 Mainfort-PFG decorated assemblages, labeled by culture-historical phase after Mainfort (1996), under time-transgressive river-network drift with no boundary imposed (500 realizations). (A) Each assemblage shaded by the probability that it falls in the same emergent community as Parkin (star); Parkin-phase assemblages are circles, other phases squares. (B) Co-membership with Parkin for the Parkin phase against the other phases (AUC 0.88). (C) Observed Parkin-vs-others between-group cultural F_ST (dashed) against the drift null, with 0.4 percent of runs reaching or exceeding it. (D) Leave-one-out jackknife: the observed F_ST with each Parkin assemblage in turn relabeled into the comparison group, against the 2.5 to 97.5 percentile band of its matched per-drop null. Open points fall inside the band (drift-consistent), filled points stay outside, and seven of the eight single drops remain outside." title="" id="33" name="Picture"/>
             <a:graphic>
               <a:graphicData uri="http://schemas.openxmlformats.org/drawingml/2006/picture">
                 <pic:pic>
                   <pic:nvPicPr>
-                    <pic:cNvPr descr="../../figures/figS2_dynamic.png" id="34" name="Picture"/>
+                    <pic:cNvPr descr="../../figures/figS8_basin_pullout.png" id="34" name="Picture"/>
                     <pic:cNvPicPr>
                       <a:picLocks noChangeArrowheads="1" noChangeAspect="1"/>
                     </pic:cNvPicPr>
                   </pic:nvPicPr>
                   <pic:blipFill>
                     <a:blip r:embed="rId32"/>
+                    <a:stretch>
+                      <a:fillRect/>
+                    </a:stretch>
+                  </pic:blipFill>
+                  <pic:spPr bwMode="auto">
+                    <a:xfrm>
+                      <a:off x="0" y="0"/>
+                      <a:ext cx="5120640" cy="4956534"/>
+                    </a:xfrm>
+                    <a:prstGeom prst="rect">
+                      <a:avLst/>
+                    </a:prstGeom>
+                    <a:noFill/>
+                    <a:ln w="9525">
+                      <a:noFill/>
+                      <a:headEnd/>
+                      <a:tailEnd/>
+                    </a:ln>
+                  </pic:spPr>
+                </pic:pic>
+              </a:graphicData>
+            </a:graphic>
+          </wp:inline>
+        </w:drawing>
+      </w:r>
+    </w:p>
+    <w:p>
+      <w:pPr>
+        <w:pStyle w:val="ImageCaption"/>
+      </w:pPr>
+      <w:r>
+        <w:rPr>
+          <w:b/>
+          <w:bCs/>
+        </w:rPr>
+        <w:t xml:space="preserve">Figure S8.</w:t>
+      </w:r>
+      <w:r>
+        <w:t xml:space="preserve"> </w:t>
+      </w:r>
+      <w:r>
+        <w:t xml:space="preserve">Does the Parkin phase pull out of the wider lower Mississippi Valley set under drift? All 55 Mainfort-PFG decorated assemblages, labeled by culture-historical phase after Mainfort</w:t>
+      </w:r>
+      <w:r>
+        <w:t xml:space="preserve"> </w:t>
+      </w:r>
+      <w:r>
+        <w:t xml:space="preserve">(1996)</w:t>
+      </w:r>
+      <w:r>
+        <w:t xml:space="preserve">, under time-transgressive river-network drift with no boundary imposed (500 realizations). (A) Each assemblage shaded by the probability that it falls in the same emergent community as Parkin (star); Parkin-phase assemblages are circles, other phases squares. (B) Co-membership with Parkin for the Parkin phase against the other phases (AUC 0.88). (C) Observed Parkin-vs-others between-group cultural F_ST (dashed) against the drift null, with 0.4 percent of runs reaching or exceeding it. (D) Leave-one-out jackknife: the observed F_ST with each Parkin assemblage in turn relabeled into the comparison group, against the 2.5 to 97.5 percentile band of its matched per-drop null. Open points fall inside the band (drift-consistent), filled points stay outside, and seven of the eight single drops remain outside.</w:t>
+      </w:r>
+    </w:p>
+    <w:bookmarkEnd w:id="35"/>
+    <w:bookmarkStart w:id="39" w:name="X61b4c874ea32e31666b882bda5fae1d71873809"/>
+    <w:p>
+      <w:pPr>
+        <w:pStyle w:val="Heading2"/>
+      </w:pPr>
+      <w:r>
+        <w:t xml:space="preserve">Dynamic-sufficiency tests in the time domain</w:t>
+      </w:r>
+    </w:p>
+    <w:p>
+      <w:pPr>
+        <w:pStyle w:val="FirstParagraph"/>
+      </w:pPr>
+      <w:r>
+        <w:t xml:space="preserve">The four convergence signatures are read as states along the seriation sequence, so on their own they are only partially dynamically sufficient: they describe states rather than the transitions between them. Two further tests work on the transformation between states, and a third, underpowered probe is reported in the code for completeness. The two we rely on are dynamically and empirically sufficient at once, because each models the change between states while respecting the time-averaged resolution of the record.</w:t>
+      </w:r>
+    </w:p>
+    <w:p>
+      <w:pPr>
+        <w:pStyle w:val="BodyText"/>
+      </w:pPr>
+      <w:r>
+        <w:t xml:space="preserve">The first infers how potters were copying by simulation. We run many copying scenarios, ranging from strongly conformist to neutral to novelty-seeking, and keep only the ones that reproduce the real assemblages, then read off the kind of copying implied by the surviving scenarios, with the record’s time-averaging built into each simulation (the approximate-Bayesian-computation approach)</w:t>
+      </w:r>
+      <w:r>
+        <w:t xml:space="preserve"> </w:t>
+      </w:r>
+      <w:r>
+        <w:t xml:space="preserve">(Carrignon et al. 2019; Crema et al. 2014, 2016)</w:t>
+      </w:r>
+      <w:r>
+        <w:t xml:space="preserve">. We modeled the basin sequence as frequency-dependent copying among the ten decorated classes in a finite population. Each generation, the adoption weight of a class is proportional to its frequency raised to the power</w:t>
+      </w:r>
+      <w:r>
+        <w:t xml:space="preserve"> </w:t>
+      </w:r>
+      <m:oMath>
+        <m:r>
+          <m:t>1</m:t>
+        </m:r>
+        <m:r>
+          <m:rPr>
+            <m:sty m:val="p"/>
+          </m:rPr>
+          <m:t>+</m:t>
+        </m:r>
+        <m:r>
+          <m:t>b</m:t>
+        </m:r>
+      </m:oMath>
+      <w:r>
+        <w:t xml:space="preserve">, where</w:t>
+      </w:r>
+      <w:r>
+        <w:t xml:space="preserve"> </w:t>
+      </w:r>
+      <m:oMath>
+        <m:r>
+          <m:t>b</m:t>
+        </m:r>
+        <m:r>
+          <m:rPr>
+            <m:sty m:val="p"/>
+          </m:rPr>
+          <m:t>&gt;</m:t>
+        </m:r>
+        <m:r>
+          <m:t>0</m:t>
+        </m:r>
+      </m:oMath>
+      <w:r>
+        <w:t xml:space="preserve"> </w:t>
+      </w:r>
+      <w:r>
+        <w:t xml:space="preserve">is conformity,</w:t>
+      </w:r>
+      <w:r>
+        <w:t xml:space="preserve"> </w:t>
+      </w:r>
+      <m:oMath>
+        <m:r>
+          <m:t>b</m:t>
+        </m:r>
+        <m:r>
+          <m:rPr>
+            <m:sty m:val="p"/>
+          </m:rPr>
+          <m:t>&lt;</m:t>
+        </m:r>
+        <m:r>
+          <m:t>0</m:t>
+        </m:r>
+      </m:oMath>
+      <w:r>
+        <w:t xml:space="preserve"> </w:t>
+      </w:r>
+      <w:r>
+        <w:t xml:space="preserve">is anti-conformity, and</w:t>
+      </w:r>
+      <w:r>
+        <w:t xml:space="preserve"> </w:t>
+      </w:r>
+      <m:oMath>
+        <m:r>
+          <m:t>b</m:t>
+        </m:r>
+        <m:r>
+          <m:rPr>
+            <m:sty m:val="p"/>
+          </m:rPr>
+          <m:t>=</m:t>
+        </m:r>
+        <m:r>
+          <m:t>0</m:t>
+        </m:r>
+      </m:oMath>
+      <w:r>
+        <w:t xml:space="preserve"> </w:t>
+      </w:r>
+      <w:r>
+        <w:t xml:space="preserve">is neutral copying, with an innovation rate that mixes in a uniform draw from the set of classes. An assemblage pools production over a window of generations, so the time-averaging that distorts the static statistics is built into the generative process rather than corrected after the fact. This is what makes the test both empirically and dynamically sufficient. We drew 40,000 parameter sets from broad priors (innovation rate, bias</w:t>
+      </w:r>
+      <w:r>
+        <w:t xml:space="preserve"> </w:t>
+      </w:r>
+      <m:oMath>
+        <m:r>
+          <m:t>b</m:t>
+        </m:r>
+      </m:oMath>
+      <w:r>
+        <w:t xml:space="preserve">, population size, and time-averaging window), simulated a six-bin sequence from each, and accepted the 400 parameter sets closest to the observed diversity trajectory and rank-frequency profile, ranked by Euclidean distance over the summary statistics. The posterior of the bias is tightly constrained near neutral, with mean</w:t>
+      </w:r>
+      <w:r>
+        <w:t xml:space="preserve"> </w:t>
+      </w:r>
+      <m:oMath>
+        <m:r>
+          <m:t>b</m:t>
+        </m:r>
+        <m:r>
+          <m:rPr>
+            <m:sty m:val="p"/>
+          </m:rPr>
+          <m:t>=</m:t>
+        </m:r>
+        <m:r>
+          <m:rPr>
+            <m:sty m:val="p"/>
+          </m:rPr>
+          <m:t>+</m:t>
+        </m:r>
+        <m:r>
+          <m:t>0.028</m:t>
+        </m:r>
+      </m:oMath>
+      <w:r>
+        <w:t xml:space="preserve"> </w:t>
+      </w:r>
+      <w:r>
+        <w:t xml:space="preserve">and a 95 percent interval of</w:t>
+      </w:r>
+      <w:r>
+        <w:t xml:space="preserve"> </w:t>
+      </w:r>
+      <m:oMath>
+        <m:r>
+          <m:rPr>
+            <m:sty m:val="p"/>
+          </m:rPr>
+          <m:t>−</m:t>
+        </m:r>
+        <m:r>
+          <m:t>0.021</m:t>
+        </m:r>
+      </m:oMath>
+      <w:r>
+        <w:t xml:space="preserve"> </w:t>
+      </w:r>
+      <w:r>
+        <w:t xml:space="preserve">to</w:t>
+      </w:r>
+      <w:r>
+        <w:t xml:space="preserve"> </w:t>
+      </w:r>
+      <m:oMath>
+        <m:r>
+          <m:rPr>
+            <m:sty m:val="p"/>
+          </m:rPr>
+          <m:t>+</m:t>
+        </m:r>
+        <m:r>
+          <m:t>0.063</m:t>
+        </m:r>
+      </m:oMath>
+      <w:r>
+        <w:t xml:space="preserve"> </w:t>
+      </w:r>
+      <w:r>
+        <w:t xml:space="preserve">that includes zero (Figure S4A). The posterior standard deviation is 0.021 against a prior of 0.289, so the data appreciably constrain the bias rather than leaving it at the prior, placing it close to neutral. A weak conformist lean is visible, with</w:t>
+      </w:r>
+      <w:r>
+        <w:t xml:space="preserve"> </w:t>
+      </w:r>
+      <m:oMath>
+        <m:r>
+          <m:t>P</m:t>
+        </m:r>
+        <m:r>
+          <m:rPr>
+            <m:sty m:val="p"/>
+          </m:rPr>
+          <m:t>(</m:t>
+        </m:r>
+        <m:r>
+          <m:t>b</m:t>
+        </m:r>
+        <m:r>
+          <m:rPr>
+            <m:sty m:val="p"/>
+          </m:rPr>
+          <m:t>&gt;</m:t>
+        </m:r>
+        <m:r>
+          <m:t>0</m:t>
+        </m:r>
+        <m:r>
+          <m:rPr>
+            <m:sty m:val="p"/>
+          </m:rPr>
+          <m:t>)</m:t>
+        </m:r>
+        <m:r>
+          <m:rPr>
+            <m:sty m:val="p"/>
+          </m:rPr>
+          <m:t>=</m:t>
+        </m:r>
+        <m:r>
+          <m:t>0.91</m:t>
+        </m:r>
+      </m:oMath>
+      <w:r>
+        <w:t xml:space="preserve">, but it is not resolved as a departure from neutral, and refitting the bias separately to the early and late halves of the sequence recovers no shift between them. The inference rules out the strong conformist bias that a marker- or assortment-based dynamic would require by modeling copying dynamics rather than a single static moment. The posterior contraction should be read with one caveat: rejection sampling at a one percent acceptance tolerance is not formally calibrated here, so we present this inference as concordant with the record-matched recovery and the static signatures rather than as a standalone result.</w:t>
+      </w:r>
+    </w:p>
+    <w:p>
+      <w:pPr>
+        <w:pStyle w:val="BodyText"/>
+      </w:pPr>
+      <w:r>
+        <w:t xml:space="preserve">The second test asks, in plain terms, whether the assemblages’ diversity drifts aimlessly through time, heads steadily in one direction, or is pulled back toward a stable value, by comparing four standard time-series models (an unbiased random walk, a directional walk, stasis, and a mean-reverting Ornstein-Uhlenbeck process)</w:t>
+      </w:r>
+      <w:r>
+        <w:t xml:space="preserve"> </w:t>
+      </w:r>
+      <w:r>
+        <w:t xml:space="preserve">(Hunt 2006; Hunt et al. 2008)</w:t>
+      </w:r>
+      <w:r>
+        <w:t xml:space="preserve">. For the Gini-Simpson diversity trajectory and for the abundant decorated classes, binned along the oriented axis, we fit on the same level vector an unbiased random walk (Brownian motion, the neutral-drift expectation), a general biased random walk (the directional signature a sustained transition would leave), a stasis model (white noise about a constant mean), and an Ornstein-Uhlenbeck model (mean reversion toward an optimum), and compared them by the small-sample Akaike information criterion. The aggregate diversity trajectory favors the unbiased random walk, with an Akaike weight of 0.81 against 0.19 for the directional model and negligible weight for stasis or the Ornstein-Uhlenbeck model. The model comparison has only six points, so it is weak. This result is a concordance rather than a decisive selection (Figure S4B). The diversity trajectory is the trait of interest here, because the correspondence-analysis ordering does not arrange it by construction. Individual-class trajectories more often favor the directional model. That comparison, however, is weak and partly tautological because the seriation axis is designed to maximize monotonic class-frequency turnover, and only three classes are abundant enough across the sequence to fit. The robust reading is neutral drift, not a sustained directional transition.</w:t>
+      </w:r>
+    </w:p>
+    <w:p>
+      <w:pPr>
+        <w:pStyle w:val="CaptionedFigure"/>
+      </w:pPr>
+      <w:r>
+        <w:drawing>
+          <wp:inline>
+            <wp:extent cx="5334000" cy="2794140"/>
+            <wp:effectExtent b="0" l="0" r="0" t="0"/>
+            <wp:docPr descr="Figure S2. Dynamic-sufficiency tests. (A) Posterior of the transmission-bias parameter b from the generative, time-averaging-aware inference (b = 0 neutral, b &gt; 0 conformist, b &lt; 0 anti-conformist). The whole-sequence posterior (filled) and the early- and late-half posteriors (outlines) are all tightly constrained near neutral and include zero, ruling out the strong conformity a marker dynamic would require. (B) Tempo-and-mode Akaike weights of the four time-series models (BM unbiased random walk, GRW directional walk, Stasis, OU mean reversion) for the Gini-Simpson diversity trajectory and averaged across the abundant class trajectories. The diversity trajectory, which the correspondence-analysis ordering does not arrange by construction, favors the unbiased random walk (neutral drift), a concordance rather than a decisive selection given only six points." title="" id="37" name="Picture"/>
+            <a:graphic>
+              <a:graphicData uri="http://schemas.openxmlformats.org/drawingml/2006/picture">
+                <pic:pic>
+                  <pic:nvPicPr>
+                    <pic:cNvPr descr="../../figures/figS2_dynamic.png" id="38" name="Picture"/>
+                    <pic:cNvPicPr>
+                      <a:picLocks noChangeArrowheads="1" noChangeAspect="1"/>
+                    </pic:cNvPicPr>
+                  </pic:nvPicPr>
+                  <pic:blipFill>
+                    <a:blip r:embed="rId36"/>
                     <a:stretch>
                       <a:fillRect/>
                     </a:stretch>
@@ -2051,8 +2163,8 @@
         <w:t xml:space="preserve">.</w:t>
       </w:r>
     </w:p>
-    <w:bookmarkEnd w:id="35"/>
-    <w:bookmarkStart w:id="39" w:name="radiocarbon-chronology"/>
+    <w:bookmarkEnd w:id="39"/>
+    <w:bookmarkStart w:id="43" w:name="radiocarbon-chronology"/>
     <w:p>
       <w:pPr>
         <w:pStyle w:val="Heading2"/>
@@ -2117,18 +2229,18 @@
           <wp:inline>
             <wp:extent cx="5334000" cy="2715284"/>
             <wp:effectExtent b="0" l="0" r="0" t="0"/>
-            <wp:docPr descr="Figure S3. Radiocarbon chronology of the St. Francis basin (Mainfort determinations calibrated against IntCal20). Left: summed probability distribution for the basin Parkin-phase sites (filled) and for Parkin alone (line, scaled), with the De Soto entrada (AD 1541) marked. Occupation concentrates in the fourteenth to sixteenth centuries and declines across contact. Right: CA1 seriation position against the pooled median calibrated age for the five proveniences matching curated assemblages (point size proportional to the number of dates). The axis tracks calendar age (Spearman +0.70) except for the late-dated Clay Hill." title="" id="37" name="Picture"/>
+            <wp:docPr descr="Figure S3. Radiocarbon chronology of the St. Francis basin (Mainfort determinations calibrated against IntCal20). Left: summed probability distribution for the basin Parkin-phase sites (filled) and for Parkin alone (line, scaled), with the De Soto entrada (AD 1541) marked. Occupation concentrates in the fourteenth to sixteenth centuries and declines across contact. Right: CA1 seriation position against the pooled median calibrated age for the five proveniences matching curated assemblages (point size proportional to the number of dates). The axis tracks calendar age (Spearman +0.70) except for the late-dated Clay Hill." title="" id="41" name="Picture"/>
             <a:graphic>
               <a:graphicData uri="http://schemas.openxmlformats.org/drawingml/2006/picture">
                 <pic:pic>
                   <pic:nvPicPr>
-                    <pic:cNvPr descr="../../figures/figS3_chronology.png" id="38" name="Picture"/>
+                    <pic:cNvPr descr="../../figures/figS3_chronology.png" id="42" name="Picture"/>
                     <pic:cNvPicPr>
                       <a:picLocks noChangeArrowheads="1" noChangeAspect="1"/>
                     </pic:cNvPicPr>
                   </pic:nvPicPr>
                   <pic:blipFill>
-                    <a:blip r:embed="rId36"/>
+                    <a:blip r:embed="rId40"/>
                     <a:stretch>
                       <a:fillRect/>
                     </a:stretch>
@@ -2173,8 +2285,8 @@
         <w:t xml:space="preserve">Radiocarbon chronology of the St. Francis basin (Mainfort determinations calibrated against IntCal20). Left: summed probability distribution for the basin Parkin-phase sites (filled) and for Parkin alone (line, scaled), with the De Soto entrada (AD 1541) marked. Occupation concentrates in the fourteenth to sixteenth centuries and declines across contact. Right: CA1 seriation position against the pooled median calibrated age for the five proveniences matching curated assemblages (point size proportional to the number of dates). The axis tracks calendar age (Spearman +0.70) except for the late-dated Clay Hill.</w:t>
       </w:r>
     </w:p>
-    <w:bookmarkEnd w:id="39"/>
-    <w:bookmarkStart w:id="90" w:name="references"/>
+    <w:bookmarkEnd w:id="43"/>
+    <w:bookmarkStart w:id="95" w:name="references"/>
     <w:p>
       <w:pPr>
         <w:pStyle w:val="Heading2"/>
@@ -2183,8 +2295,8 @@
         <w:t xml:space="preserve">References</w:t>
       </w:r>
     </w:p>
-    <w:bookmarkStart w:id="89" w:name="refs"/>
-    <w:bookmarkStart w:id="41" w:name="ref-bell_richerson_mcelreath_2009"/>
+    <w:bookmarkStart w:id="94" w:name="refs"/>
+    <w:bookmarkStart w:id="45" w:name="ref-bell_richerson_mcelreath_2009"/>
     <w:p>
       <w:pPr>
         <w:pStyle w:val="Bibliography"/>
@@ -2211,7 +2323,7 @@
       <w:r>
         <w:t xml:space="preserve"> </w:t>
       </w:r>
-      <w:hyperlink r:id="rId40">
+      <w:hyperlink r:id="rId44">
         <w:r>
           <w:rPr>
             <w:rStyle w:val="Hyperlink"/>
@@ -2223,8 +2335,8 @@
         <w:t xml:space="preserve">.</w:t>
       </w:r>
     </w:p>
-    <w:bookmarkEnd w:id="41"/>
-    <w:bookmarkStart w:id="43" w:name="ref-bentley_hahn_shennan_2004"/>
+    <w:bookmarkEnd w:id="45"/>
+    <w:bookmarkStart w:id="47" w:name="ref-bentley_hahn_shennan_2004"/>
     <w:p>
       <w:pPr>
         <w:pStyle w:val="Bibliography"/>
@@ -2251,7 +2363,7 @@
       <w:r>
         <w:t xml:space="preserve"> </w:t>
       </w:r>
-      <w:hyperlink r:id="rId42">
+      <w:hyperlink r:id="rId46">
         <w:r>
           <w:rPr>
             <w:rStyle w:val="Hyperlink"/>
@@ -2263,8 +2375,8 @@
         <w:t xml:space="preserve">.</w:t>
       </w:r>
     </w:p>
-    <w:bookmarkEnd w:id="43"/>
-    <w:bookmarkStart w:id="45" w:name="ref-carrignon_bentley_ruck_2019"/>
+    <w:bookmarkEnd w:id="47"/>
+    <w:bookmarkStart w:id="49" w:name="ref-carrignon_bentley_ruck_2019"/>
     <w:p>
       <w:pPr>
         <w:pStyle w:val="Bibliography"/>
@@ -2315,7 +2427,7 @@
       <w:r>
         <w:t xml:space="preserve"> </w:t>
       </w:r>
-      <w:hyperlink r:id="rId44">
+      <w:hyperlink r:id="rId48">
         <w:r>
           <w:rPr>
             <w:rStyle w:val="Hyperlink"/>
@@ -2327,8 +2439,8 @@
         <w:t xml:space="preserve">.</w:t>
       </w:r>
     </w:p>
-    <w:bookmarkEnd w:id="45"/>
-    <w:bookmarkStart w:id="46" w:name="ref-cowgill_1972"/>
+    <w:bookmarkEnd w:id="49"/>
+    <w:bookmarkStart w:id="50" w:name="ref-cowgill_1972"/>
     <w:p>
       <w:pPr>
         <w:pStyle w:val="Bibliography"/>
@@ -2350,8 +2462,8 @@
         <w:t xml:space="preserve">, edited by David L. Clarke, pp. 381–424. Methuen, London.</w:t>
       </w:r>
     </w:p>
-    <w:bookmarkEnd w:id="46"/>
-    <w:bookmarkStart w:id="48" w:name="ref-crema_edinborough_kerig_shennan_2014"/>
+    <w:bookmarkEnd w:id="50"/>
+    <w:bookmarkStart w:id="52" w:name="ref-crema_edinborough_kerig_shennan_2014"/>
     <w:p>
       <w:pPr>
         <w:pStyle w:val="Bibliography"/>
@@ -2390,7 +2502,7 @@
       <w:r>
         <w:t xml:space="preserve"> </w:t>
       </w:r>
-      <w:hyperlink r:id="rId47">
+      <w:hyperlink r:id="rId51">
         <w:r>
           <w:rPr>
             <w:rStyle w:val="Hyperlink"/>
@@ -2402,8 +2514,8 @@
         <w:t xml:space="preserve">.</w:t>
       </w:r>
     </w:p>
-    <w:bookmarkEnd w:id="48"/>
-    <w:bookmarkStart w:id="50" w:name="ref-crema_kandler_shennan_2016"/>
+    <w:bookmarkEnd w:id="52"/>
+    <w:bookmarkStart w:id="54" w:name="ref-crema_kandler_shennan_2016"/>
     <w:p>
       <w:pPr>
         <w:pStyle w:val="Bibliography"/>
@@ -2430,7 +2542,7 @@
       <w:r>
         <w:t xml:space="preserve"> </w:t>
       </w:r>
-      <w:hyperlink r:id="rId49">
+      <w:hyperlink r:id="rId53">
         <w:r>
           <w:rPr>
             <w:rStyle w:val="Hyperlink"/>
@@ -2442,8 +2554,8 @@
         <w:t xml:space="preserve">.</w:t>
       </w:r>
     </w:p>
-    <w:bookmarkEnd w:id="50"/>
-    <w:bookmarkStart w:id="52" w:name="ref-dakos_2012"/>
+    <w:bookmarkEnd w:id="54"/>
+    <w:bookmarkStart w:id="56" w:name="ref-dakos_2012"/>
     <w:p>
       <w:pPr>
         <w:pStyle w:val="Bibliography"/>
@@ -2470,7 +2582,7 @@
       <w:r>
         <w:t xml:space="preserve"> </w:t>
       </w:r>
-      <w:hyperlink r:id="rId51">
+      <w:hyperlink r:id="rId55">
         <w:r>
           <w:rPr>
             <w:rStyle w:val="Hyperlink"/>
@@ -2482,8 +2594,8 @@
         <w:t xml:space="preserve">.</w:t>
       </w:r>
     </w:p>
-    <w:bookmarkEnd w:id="52"/>
-    <w:bookmarkStart w:id="54" w:name="ref-dunnell_1970"/>
+    <w:bookmarkEnd w:id="56"/>
+    <w:bookmarkStart w:id="58" w:name="ref-dunnell_1970"/>
     <w:p>
       <w:pPr>
         <w:pStyle w:val="Bibliography"/>
@@ -2510,7 +2622,7 @@
       <w:r>
         <w:t xml:space="preserve"> </w:t>
       </w:r>
-      <w:hyperlink r:id="rId53">
+      <w:hyperlink r:id="rId57">
         <w:r>
           <w:rPr>
             <w:rStyle w:val="Hyperlink"/>
@@ -2522,8 +2634,8 @@
         <w:t xml:space="preserve">.</w:t>
       </w:r>
     </w:p>
-    <w:bookmarkEnd w:id="54"/>
-    <w:bookmarkStart w:id="55" w:name="ref-ewens_1972"/>
+    <w:bookmarkEnd w:id="58"/>
+    <w:bookmarkStart w:id="59" w:name="ref-ewens_1972"/>
     <w:p>
       <w:pPr>
         <w:pStyle w:val="Bibliography"/>
@@ -2548,8 +2660,8 @@
         <w:t xml:space="preserve">3(1):87–112.</w:t>
       </w:r>
     </w:p>
-    <w:bookmarkEnd w:id="55"/>
-    <w:bookmarkStart w:id="57" w:name="ref-feder_kryazhimskiy_plotkin_2014"/>
+    <w:bookmarkEnd w:id="59"/>
+    <w:bookmarkStart w:id="61" w:name="ref-feder_kryazhimskiy_plotkin_2014"/>
     <w:p>
       <w:pPr>
         <w:pStyle w:val="Bibliography"/>
@@ -2576,7 +2688,7 @@
       <w:r>
         <w:t xml:space="preserve"> </w:t>
       </w:r>
-      <w:hyperlink r:id="rId56">
+      <w:hyperlink r:id="rId60">
         <w:r>
           <w:rPr>
             <w:rStyle w:val="Hyperlink"/>
@@ -2588,8 +2700,8 @@
         <w:t xml:space="preserve">.</w:t>
       </w:r>
     </w:p>
-    <w:bookmarkEnd w:id="57"/>
-    <w:bookmarkStart w:id="58" w:name="ref-graves_cachola-abad_1996"/>
+    <w:bookmarkEnd w:id="61"/>
+    <w:bookmarkStart w:id="62" w:name="ref-graves_cachola-abad_1996"/>
     <w:p>
       <w:pPr>
         <w:pStyle w:val="Bibliography"/>
@@ -2623,8 +2735,8 @@
         <w:t xml:space="preserve">31(1):19–32.</w:t>
       </w:r>
     </w:p>
-    <w:bookmarkEnd w:id="58"/>
-    <w:bookmarkStart w:id="60" w:name="ref-henrich_2001"/>
+    <w:bookmarkEnd w:id="62"/>
+    <w:bookmarkStart w:id="64" w:name="ref-henrich_2001"/>
     <w:p>
       <w:pPr>
         <w:pStyle w:val="Bibliography"/>
@@ -2651,7 +2763,7 @@
       <w:r>
         <w:t xml:space="preserve"> </w:t>
       </w:r>
-      <w:hyperlink r:id="rId59">
+      <w:hyperlink r:id="rId63">
         <w:r>
           <w:rPr>
             <w:rStyle w:val="Hyperlink"/>
@@ -2663,8 +2775,8 @@
         <w:t xml:space="preserve">.</w:t>
       </w:r>
     </w:p>
-    <w:bookmarkEnd w:id="60"/>
-    <w:bookmarkStart w:id="61" w:name="ref-hopkins_skellam_1954"/>
+    <w:bookmarkEnd w:id="64"/>
+    <w:bookmarkStart w:id="65" w:name="ref-hopkins_skellam_1954"/>
     <w:p>
       <w:pPr>
         <w:pStyle w:val="Bibliography"/>
@@ -2689,8 +2801,8 @@
         <w:t xml:space="preserve">18(2):213–227.</w:t>
       </w:r>
     </w:p>
-    <w:bookmarkEnd w:id="61"/>
-    <w:bookmarkStart w:id="63" w:name="ref-hunt_2006"/>
+    <w:bookmarkEnd w:id="65"/>
+    <w:bookmarkStart w:id="67" w:name="ref-hunt_2006"/>
     <w:p>
       <w:pPr>
         <w:pStyle w:val="Bibliography"/>
@@ -2717,7 +2829,7 @@
       <w:r>
         <w:t xml:space="preserve"> </w:t>
       </w:r>
-      <w:hyperlink r:id="rId62">
+      <w:hyperlink r:id="rId66">
         <w:r>
           <w:rPr>
             <w:rStyle w:val="Hyperlink"/>
@@ -2729,8 +2841,8 @@
         <w:t xml:space="preserve">.</w:t>
       </w:r>
     </w:p>
-    <w:bookmarkEnd w:id="63"/>
-    <w:bookmarkStart w:id="65" w:name="ref-hunt_bell_travis_2008"/>
+    <w:bookmarkEnd w:id="67"/>
+    <w:bookmarkStart w:id="69" w:name="ref-hunt_bell_travis_2008"/>
     <w:p>
       <w:pPr>
         <w:pStyle w:val="Bibliography"/>
@@ -2757,7 +2869,7 @@
       <w:r>
         <w:t xml:space="preserve"> </w:t>
       </w:r>
-      <w:hyperlink r:id="rId64">
+      <w:hyperlink r:id="rId68">
         <w:r>
           <w:rPr>
             <w:rStyle w:val="Hyperlink"/>
@@ -2769,8 +2881,8 @@
         <w:t xml:space="preserve">.</w:t>
       </w:r>
     </w:p>
-    <w:bookmarkEnd w:id="65"/>
-    <w:bookmarkStart w:id="67" w:name="ref-lipo_dinapoli_madsen_hunt_2021"/>
+    <w:bookmarkEnd w:id="69"/>
+    <w:bookmarkStart w:id="71" w:name="ref-lipo_dinapoli_madsen_hunt_2021"/>
     <w:p>
       <w:pPr>
         <w:pStyle w:val="Bibliography"/>
@@ -2797,7 +2909,7 @@
       <w:r>
         <w:t xml:space="preserve"> </w:t>
       </w:r>
-      <w:hyperlink r:id="rId66">
+      <w:hyperlink r:id="rId70">
         <w:r>
           <w:rPr>
             <w:rStyle w:val="Hyperlink"/>
@@ -2809,8 +2921,8 @@
         <w:t xml:space="preserve">.</w:t>
       </w:r>
     </w:p>
-    <w:bookmarkEnd w:id="67"/>
-    <w:bookmarkStart w:id="69" w:name="ref-lipo_madsen_dunnell_2015"/>
+    <w:bookmarkEnd w:id="71"/>
+    <w:bookmarkStart w:id="73" w:name="ref-lipo_madsen_dunnell_2015"/>
     <w:p>
       <w:pPr>
         <w:pStyle w:val="Bibliography"/>
@@ -2837,7 +2949,7 @@
       <w:r>
         <w:t xml:space="preserve"> </w:t>
       </w:r>
-      <w:hyperlink r:id="rId68">
+      <w:hyperlink r:id="rId72">
         <w:r>
           <w:rPr>
             <w:rStyle w:val="Hyperlink"/>
@@ -2849,8 +2961,8 @@
         <w:t xml:space="preserve">.</w:t>
       </w:r>
     </w:p>
-    <w:bookmarkEnd w:id="69"/>
-    <w:bookmarkStart w:id="71" w:name="ref-lipo_madsen_dunnell_hunt_1997"/>
+    <w:bookmarkEnd w:id="73"/>
+    <w:bookmarkStart w:id="75" w:name="ref-lipo_madsen_dunnell_hunt_1997"/>
     <w:p>
       <w:pPr>
         <w:pStyle w:val="Bibliography"/>
@@ -2877,7 +2989,7 @@
       <w:r>
         <w:t xml:space="preserve"> </w:t>
       </w:r>
-      <w:hyperlink r:id="rId70">
+      <w:hyperlink r:id="rId74">
         <w:r>
           <w:rPr>
             <w:rStyle w:val="Hyperlink"/>
@@ -2889,8 +3001,8 @@
         <w:t xml:space="preserve">.</w:t>
       </w:r>
     </w:p>
-    <w:bookmarkEnd w:id="71"/>
-    <w:bookmarkStart w:id="72" w:name="ref-lyman_obrien_2006"/>
+    <w:bookmarkEnd w:id="75"/>
+    <w:bookmarkStart w:id="76" w:name="ref-lyman_obrien_2006"/>
     <w:p>
       <w:pPr>
         <w:pStyle w:val="Bibliography"/>
@@ -2912,8 +3024,34 @@
         <w:t xml:space="preserve">. University of Nebraska Press, Lincoln.</w:t>
       </w:r>
     </w:p>
-    <w:bookmarkEnd w:id="72"/>
-    <w:bookmarkStart w:id="73" w:name="ref-mainfort_2001"/>
+    <w:bookmarkEnd w:id="76"/>
+    <w:bookmarkStart w:id="77" w:name="ref-mainfort_1996b"/>
+    <w:p>
+      <w:pPr>
+        <w:pStyle w:val="Bibliography"/>
+      </w:pPr>
+      <w:r>
+        <w:t xml:space="preserve">Mainfort, Jr., Robert C. 1996. Late Period Chronology in the Central Mississippi Valley: A Western Tennessee Perspective.</w:t>
+      </w:r>
+      <w:r>
+        <w:t xml:space="preserve"> </w:t>
+      </w:r>
+      <w:r>
+        <w:rPr>
+          <w:i/>
+          <w:iCs/>
+        </w:rPr>
+        <w:t xml:space="preserve">Southeastern Archaeology</w:t>
+      </w:r>
+      <w:r>
+        <w:t xml:space="preserve"> </w:t>
+      </w:r>
+      <w:r>
+        <w:t xml:space="preserve">15(2):172–181.</w:t>
+      </w:r>
+    </w:p>
+    <w:bookmarkEnd w:id="77"/>
+    <w:bookmarkStart w:id="78" w:name="ref-mainfort_2001"/>
     <w:p>
       <w:pPr>
         <w:pStyle w:val="Bibliography"/>
@@ -2947,8 +3085,8 @@
         <w:t xml:space="preserve">, edited by David S. Brose, C. Wesley Cowan, and Jr. Mainfort Robert C., pp. 173–190. Smithsonian Institution Press, Washington, DC.</w:t>
       </w:r>
     </w:p>
-    <w:bookmarkEnd w:id="73"/>
-    <w:bookmarkStart w:id="74" w:name="ref-marquardt_1978"/>
+    <w:bookmarkEnd w:id="78"/>
+    <w:bookmarkStart w:id="79" w:name="ref-marquardt_1978"/>
     <w:p>
       <w:pPr>
         <w:pStyle w:val="Bibliography"/>
@@ -2970,8 +3108,8 @@
         <w:t xml:space="preserve">, edited by Michael B. Schiffer, pp. 257–314. Academic Press, New York.</w:t>
       </w:r>
     </w:p>
-    <w:bookmarkEnd w:id="74"/>
-    <w:bookmarkStart w:id="75" w:name="ref-neiman_1995"/>
+    <w:bookmarkEnd w:id="79"/>
+    <w:bookmarkStart w:id="80" w:name="ref-neiman_1995"/>
     <w:p>
       <w:pPr>
         <w:pStyle w:val="Bibliography"/>
@@ -3014,8 +3152,8 @@
         <w:t xml:space="preserve">60(1):7–36.</w:t>
       </w:r>
     </w:p>
-    <w:bookmarkEnd w:id="75"/>
-    <w:bookmarkStart w:id="76" w:name="ref-obrien_lyman_1999"/>
+    <w:bookmarkEnd w:id="80"/>
+    <w:bookmarkStart w:id="81" w:name="ref-obrien_lyman_1999"/>
     <w:p>
       <w:pPr>
         <w:pStyle w:val="Bibliography"/>
@@ -3037,8 +3175,8 @@
         <w:t xml:space="preserve">. Kluwer Academic/Plenum, New York.</w:t>
       </w:r>
     </w:p>
-    <w:bookmarkEnd w:id="76"/>
-    <w:bookmarkStart w:id="77" w:name="ref-phillips_1970"/>
+    <w:bookmarkEnd w:id="81"/>
+    <w:bookmarkStart w:id="82" w:name="ref-phillips_1970"/>
     <w:p>
       <w:pPr>
         <w:pStyle w:val="Bibliography"/>
@@ -3109,8 +3247,8 @@
         <w:t xml:space="preserve">, Vol. 60. Papers of the Peabody Museum of Archaeology and Ethnology. Peabody Museum, Harvard University, Cambridge, MA.</w:t>
       </w:r>
     </w:p>
-    <w:bookmarkEnd w:id="77"/>
-    <w:bookmarkStart w:id="79" w:name="ref-reimer_etal_2020"/>
+    <w:bookmarkEnd w:id="82"/>
+    <w:bookmarkStart w:id="84" w:name="ref-reimer_etal_2020"/>
     <w:p>
       <w:pPr>
         <w:pStyle w:val="Bibliography"/>
@@ -3164,7 +3302,7 @@
       <w:r>
         <w:t xml:space="preserve"> </w:t>
       </w:r>
-      <w:hyperlink r:id="rId78">
+      <w:hyperlink r:id="rId83">
         <w:r>
           <w:rPr>
             <w:rStyle w:val="Hyperlink"/>
@@ -3176,8 +3314,8 @@
         <w:t xml:space="preserve">.</w:t>
       </w:r>
     </w:p>
-    <w:bookmarkEnd w:id="79"/>
-    <w:bookmarkStart w:id="80" w:name="ref-rousseeuw_1987"/>
+    <w:bookmarkEnd w:id="84"/>
+    <w:bookmarkStart w:id="85" w:name="ref-rousseeuw_1987"/>
     <w:p>
       <w:pPr>
         <w:pStyle w:val="Bibliography"/>
@@ -3202,8 +3340,8 @@
         <w:t xml:space="preserve">20:53–65.</w:t>
       </w:r>
     </w:p>
-    <w:bookmarkEnd w:id="80"/>
-    <w:bookmarkStart w:id="82" w:name="ref-scheffer_2009"/>
+    <w:bookmarkEnd w:id="85"/>
+    <w:bookmarkStart w:id="87" w:name="ref-scheffer_2009"/>
     <w:p>
       <w:pPr>
         <w:pStyle w:val="Bibliography"/>
@@ -3230,7 +3368,7 @@
       <w:r>
         <w:t xml:space="preserve"> </w:t>
       </w:r>
-      <w:hyperlink r:id="rId81">
+      <w:hyperlink r:id="rId86">
         <w:r>
           <w:rPr>
             <w:rStyle w:val="Hyperlink"/>
@@ -3242,8 +3380,8 @@
         <w:t xml:space="preserve">.</w:t>
       </w:r>
     </w:p>
-    <w:bookmarkEnd w:id="82"/>
-    <w:bookmarkStart w:id="84" w:name="ref-surovell_brantingham_2007"/>
+    <w:bookmarkEnd w:id="87"/>
+    <w:bookmarkStart w:id="89" w:name="ref-surovell_brantingham_2007"/>
     <w:p>
       <w:pPr>
         <w:pStyle w:val="Bibliography"/>
@@ -3270,7 +3408,7 @@
       <w:r>
         <w:t xml:space="preserve"> </w:t>
       </w:r>
-      <w:hyperlink r:id="rId83">
+      <w:hyperlink r:id="rId88">
         <w:r>
           <w:rPr>
             <w:rStyle w:val="Hyperlink"/>
@@ -3282,8 +3420,8 @@
         <w:t xml:space="preserve">.</w:t>
       </w:r>
     </w:p>
-    <w:bookmarkEnd w:id="84"/>
-    <w:bookmarkStart w:id="86" w:name="ref-surovell_etal_2009"/>
+    <w:bookmarkEnd w:id="89"/>
+    <w:bookmarkStart w:id="91" w:name="ref-surovell_etal_2009"/>
     <w:p>
       <w:pPr>
         <w:pStyle w:val="Bibliography"/>
@@ -3310,7 +3448,7 @@
       <w:r>
         <w:t xml:space="preserve"> </w:t>
       </w:r>
-      <w:hyperlink r:id="rId85">
+      <w:hyperlink r:id="rId90">
         <w:r>
           <w:rPr>
             <w:rStyle w:val="Hyperlink"/>
@@ -3322,8 +3460,8 @@
         <w:t xml:space="preserve">.</w:t>
       </w:r>
     </w:p>
-    <w:bookmarkEnd w:id="86"/>
-    <w:bookmarkStart w:id="87" w:name="ref-tibshirani_walther_hastie_2001"/>
+    <w:bookmarkEnd w:id="91"/>
+    <w:bookmarkStart w:id="92" w:name="ref-tibshirani_walther_hastie_2001"/>
     <w:p>
       <w:pPr>
         <w:pStyle w:val="Bibliography"/>
@@ -3348,8 +3486,8 @@
         <w:t xml:space="preserve">63(2):411–423.</w:t>
       </w:r>
     </w:p>
-    <w:bookmarkEnd w:id="87"/>
-    <w:bookmarkStart w:id="88" w:name="ref-williams_1954"/>
+    <w:bookmarkEnd w:id="92"/>
+    <w:bookmarkStart w:id="93" w:name="ref-williams_1954"/>
     <w:p>
       <w:pPr>
         <w:pStyle w:val="Bibliography"/>
@@ -3358,10 +3496,10 @@
         <w:t xml:space="preserve">Williams, Stephen. 1954. An Archeological Study of the Mississippian Culture in Southeast Missouri. PhD thesis, Yale University, New Haven.</w:t>
       </w:r>
     </w:p>
-    <w:bookmarkEnd w:id="88"/>
-    <w:bookmarkEnd w:id="89"/>
-    <w:bookmarkEnd w:id="90"/>
-    <w:bookmarkEnd w:id="91"/>
+    <w:bookmarkEnd w:id="93"/>
+    <w:bookmarkEnd w:id="94"/>
+    <w:bookmarkEnd w:id="95"/>
+    <w:bookmarkEnd w:id="96"/>
     <w:sectPr>
       <w:footnotePr>
         <w:numRestart w:val="eachSect"/>

--- a/docs/manuscript/SUPPLEMENTAL_TEXT.docx
+++ b/docs/manuscript/SUPPLEMENTAL_TEXT.docx
@@ -2,7 +2,7 @@
 <file path=word/document.xml><?xml version="1.0" encoding="utf-8"?>
 <w:document xmlns:w="http://schemas.openxmlformats.org/wordprocessingml/2006/main" xmlns:m="http://schemas.openxmlformats.org/officeDocument/2006/math" xmlns:r="http://schemas.openxmlformats.org/officeDocument/2006/relationships" xmlns:o="urn:schemas-microsoft-com:office:office" xmlns:v="urn:schemas-microsoft-com:vml" xmlns:w10="urn:schemas-microsoft-com:office:word" xmlns:a="http://schemas.openxmlformats.org/drawingml/2006/main" xmlns:pic="http://schemas.openxmlformats.org/drawingml/2006/picture" xmlns:wp="http://schemas.openxmlformats.org/drawingml/2006/wordprocessingDrawing">
   <w:body>
-    <w:bookmarkStart w:id="96" w:name="supplemental-material"/>
+    <w:bookmarkStart w:id="94" w:name="supplemental-material"/>
     <w:p>
       <w:pPr>
         <w:pStyle w:val="Heading1"/>
@@ -1424,13 +1424,13 @@
       </w:r>
     </w:p>
     <w:bookmarkEnd w:id="22"/>
-    <w:bookmarkStart w:id="23" w:name="the-time-aware-emergence-simulation"/>
+    <w:bookmarkStart w:id="26" w:name="the-time-aware-drift-simulation"/>
     <w:p>
       <w:pPr>
         <w:pStyle w:val="Heading2"/>
       </w:pPr>
       <w:r>
-        <w:t xml:space="preserve">The time-aware emergence simulation</w:t>
+        <w:t xml:space="preserve">The time-aware drift simulation</w:t>
       </w:r>
     </w:p>
     <w:p>
@@ -1438,7 +1438,7 @@
         <w:pStyle w:val="FirstParagraph"/>
       </w:pPr>
       <w:r>
-        <w:t xml:space="preserve">The constructive demonstration in the main text (Figure 8) and its robustness check (Figure S7) use a forward neutral-drift model run on the real geography, distinct from the null-comparison of the positive control above. The model evolves a population of decorated-class variants at each of the 29 assemblage locations. Each location holds a fixed finite population of 120 learners. In each generation every learner copies the decorated class of another learner, drawn from its own location with high probability and, with probability 0.02, from another location chosen with a weight that decays exponentially with along-waterway (river-network) distance, described below, at a length scale of 24 river-km. With probability 0.012 a learner instead adopts a newly invented class, so the decorated repertoire turns over and new classes appear through time. That turnover is the source of the differential late-class frequencies that let assemblages be seriated. No interaction boundary is imposed anywhere, so any structure in the output is produced by river-network position and time alone. The engine is the finite-population network-drift model of Lipo, DiNapoli, Madsen, and Hunt</w:t>
+        <w:t xml:space="preserve">The forward demonstrations in the main text (Figures 8 and 9) and the basin positive control (Figure S8) use the same neutral-drift model run on the real geography, distinct from the null-comparison of the positive control above. The model is run at two scales: on the 29 St. Francis basin assemblages for the positive control (Figure S8) and on all 55 Mainfort-PFG decorated assemblages of the wider lower Mississippi Valley for the region-wide group counts (Figure 8) and the Parkin pull-out (Figure 9). The model evolves a population of decorated-class variants at each assemblage location. Each location holds a fixed finite population of 120 learners. In each generation every learner copies the decorated class of another learner, drawn from its own location with high probability and, with probability 0.02, from another location chosen with a weight that decays exponentially with along-waterway (river-network) distance, described below, at a length scale of 24 river-km. With probability 0.012 a learner instead adopts a newly invented class, so the decorated repertoire turns over and new classes appear through time. That turnover is the source of the differential late-class frequencies that let assemblages be seriated. No interaction boundary is imposed anywhere, so any structure in the output is produced by river-network position and time alone. The engine is the finite-population network-drift model of Lipo, DiNapoli, Madsen, and Hunt</w:t>
       </w:r>
       <w:r>
         <w:t xml:space="preserve"> </w:t>
@@ -1455,7 +1455,7 @@
         <w:pStyle w:val="BodyText"/>
       </w:pPr>
       <w:r>
-        <w:t xml:space="preserve">Interaction in this riverine settlement system travels along watercourses, so the copying kernel uses river-network distance rather than straight-line distance. We build a graph from the mapped hydrography (the LMVHydrology centerlines clipped to the basin with a 25 km margin), repair its topology by bridging vertices within 250 m of one another, keep the largest connected component, and snap each assemblage to the nearest network node, adding the snap distance as an access cost at both ends. The distance between two assemblages is the shortest along-water path between their snapped nodes. All 29 assemblages connect on the resulting network, the mean access distance from an assemblage to a mapped channel is 3.1 km, and along-water paths average about 2.3 times the straight-line distance. Substituting straight-line distance changes the results negligibly (between-group F_ST and community counts shift within sampling error), so the conclusions do not depend on the choice, but the river-network distance is the more faithful representation of how potters in the basin could interact.</w:t>
+        <w:t xml:space="preserve">Interaction in this riverine settlement system travels along watercourses, so the copying kernel uses river-network distance rather than straight-line distance. We build a graph from the mapped hydrography (the LMVHydrology centerlines clipped to the basin with a 25 km margin), repair its topology by bridging vertices within 250 m of one another, keep the largest connected component, and snap each assemblage to the nearest network node, adding the snap distance as an access cost at both ends. The distance between two assemblages is the shortest along-water path between their snapped nodes. All 29 assemblages connect on the resulting network, the mean access distance from an assemblage to a mapped channel is 3.1 km, and along-water paths average about 2.3 times the straight-line distance. Substituting straight-line distance changes the results negligibly (between-group F_ST and community counts shift within sampling error), so the conclusions do not depend on the choice, but the river-network distance is the more faithful representation of how potters in the basin could interact. The same construction over all 55 lower-valley assemblages yields a single connected network for the wider-valley analyses (maximum access 19.6 km).</w:t>
       </w:r>
     </w:p>
     <w:p>
@@ -1471,25 +1471,7 @@
         <w:pStyle w:val="BodyText"/>
       </w:pPr>
       <w:r>
-        <w:t xml:space="preserve">For Figure 8 we summarize 500 independent realizations at the positive-control corner (interaction length 24 river-km, between-node mixing 0.02, innovation 0.012). Because community labels are arbitrary and switch between runs, groupness is summarized by co-membership rather than by a single partition: for each assemblage, the fraction of the 500 runs in which it falls in the same emergent community as Parkin. This quantity is label-invariant, needs no alignment across runs, and expresses the contingency of any single solution as a probability surface. Figure 8A shows this for the contemporaneous snapshot, in which every assemblage is drawn from the same final time slice, so it isolates the spatial signal: co-membership with Parkin falls off with river distance. Under the full time-transgressive sampling that gradient disappears, because assemblages drawn at different seriation positions carry different repertoires and fall into different, time-defined communities. Membership then reflects space and time jointly, and a site’s nearest neighbors need not share its phase. Either way, no assemblage is a certain member or non-member, so the phase has no stable membership. Figure S7 repeats the experiment across a grid of the three governing parameters to show that the result does not depend on this corner.</w:t>
-      </w:r>
-    </w:p>
-    <w:bookmarkEnd w:id="23"/>
-    <w:bookmarkStart w:id="27" w:name="X46f06afe48e87b8ae1167d65cf212c2920f73fa"/>
-    <w:p>
-      <w:pPr>
-        <w:pStyle w:val="Heading2"/>
-      </w:pPr>
-      <w:r>
-        <w:t xml:space="preserve">Robustness of the emergent phase-like structure</w:t>
-      </w:r>
-    </w:p>
-    <w:p>
-      <w:pPr>
-        <w:pStyle w:val="FirstParagraph"/>
-      </w:pPr>
-      <w:r>
-        <w:t xml:space="preserve">The positive control shows the observed structure falls inside the drift distribution. The constructive demonstration in the main text (Figure 8) goes further, generating phase-like structure from drift on the real geography, and we checked that this generative result is not contingent on a single stochastic draw or a tuned parameter set. We repeated the time-transgressive emergence experiment across 432 runs spanning a grid of interaction length (12, 18, 24, and 36 river-km), between-node mixing (0.01, 0.02, and 0.05), and innovation rate (0.006, 0.012, and 0.024), with twelve seeds per cell (Figure S7). Two or more spatially coherent communities, the phase-like territories a culture historian would name, emerge in every run. The between-group cultural F_ST sits at or below the observed value in 85 percent of runs and within a factor of two of it in 53 percent, short of the bounded-groups expectation throughout. F_ST is essentially flat across interaction length and declines with more mixing or more innovation, the expected behavior of a drift process, and the synthetic record re-seriates across the full grid (mean absolute Spearman correlation 0.44 between recovered and imposed order). The appearance of phase-like structure at the observed magnitude is therefore a generic outcome of distance-structured drift on this geography rather than a product of the chosen parameters.</w:t>
+        <w:t xml:space="preserve">For the basin positive control (Figure S8) we summarize 500 independent realizations at the positive-control corner (interaction length 24 river-km, between-node mixing 0.02, innovation 0.012). Because group labels are arbitrary and switch between runs, groupness is summarized by co-membership rather than by a single partition: for each assemblage, the fraction of the 500 runs in which it falls in the same drift-detected group as Parkin. This quantity is label-invariant, needs no alignment across runs, and expresses the contingency of any single solution as a probability surface. Figure S8A shows this for the contemporaneous snapshot, in which every assemblage is drawn from the same final time slice, so it isolates the spatial signal: co-membership with Parkin falls off with river distance. Under the full time-transgressive sampling that gradient disappears, because assemblages drawn at different seriation positions carry different repertoires and fall into different, time-defined groups. Membership then reflects space and time jointly, and a site’s nearest neighbors need not share its phase. Either way, no assemblage is a certain member or non-member, so the phase has no stable membership. Figure S7 repeats the experiment across a grid of the three governing parameters to show that the result does not depend on this corner. The same model applied to the wider 55-assemblage valley gives the region-wide group counts of Figure 8 and the Parkin pull-out of Figure 9.</w:t>
       </w:r>
     </w:p>
     <w:p>
@@ -1499,20 +1481,115 @@
       <w:r>
         <w:drawing>
           <wp:inline>
-            <wp:extent cx="5334000" cy="4112375"/>
+            <wp:extent cx="5334000" cy="4248345"/>
             <wp:effectExtent b="0" l="0" r="0" t="0"/>
-            <wp:docPr descr="Figure S7. Robustness of phase-like emergence to contingency and model factors, across 432 time-transgressive runs (a grid of interaction length, between-node mixing, and innovation rate, twelve seeds per cell). (A) Between-group cultural F_ST by between-node mixing and (B) by innovation rate, boxes taken over all other factors and seeds. The observed value (dashed) is bracketed, and F_ST falls with both factors but never reaches the bounded-groups level. (C) Distribution of the number of emergent communities per run, with every run yielding two or more, the phase-like groups. (D) Distribution of seriation recovery, the absolute Spearman correlation between the recovered CA1 rank and the imposed time order, across runs (mean 0.44)." title="" id="25" name="Picture"/>
+            <wp:docPr descr="Figure S8. Basin positive control: phase-like structure generated by neutral drift on the 29 St. Francis basin assemblages, with no bounded group imposed, over 500 realizations. (A) Each assemblage shaded by the probability that it shares Parkin’s drift-detected group (star) under the contemporaneous snapshot that isolates the spatial signal; the probability falls off smoothly with river distance from Parkin (Spearman rho = -0.72), from about 0.70 nearby to 0.17 far away, so Parkin’s “phase” is a graded, probabilistic field rather than a bounded set. (B) Between-group cultural F_ST for the observed data (0.04) against contemporaneous and time-transgressive drift (medians with 95% intervals across the 500 runs); the observed value falls within the contemporaneous-drift interval, with 7.4% of drift runs reaching or exceeding it, so drift reproduces the observed level rather than the higher value a bounded group would leave." title="" id="24" name="Picture"/>
             <a:graphic>
               <a:graphicData uri="http://schemas.openxmlformats.org/drawingml/2006/picture">
                 <pic:pic>
                   <pic:nvPicPr>
-                    <pic:cNvPr descr="../../figures/figS7_emergence_robustness.png" id="26" name="Picture"/>
+                    <pic:cNvPr descr="../../figures/fig8_emergent_phases.png" id="25" name="Picture"/>
                     <pic:cNvPicPr>
                       <a:picLocks noChangeArrowheads="1" noChangeAspect="1"/>
                     </pic:cNvPicPr>
                   </pic:nvPicPr>
                   <pic:blipFill>
-                    <a:blip r:embed="rId24"/>
+                    <a:blip r:embed="rId23"/>
+                    <a:stretch>
+                      <a:fillRect/>
+                    </a:stretch>
+                  </pic:blipFill>
+                  <pic:spPr bwMode="auto">
+                    <a:xfrm>
+                      <a:off x="0" y="0"/>
+                      <a:ext cx="5334000" cy="4248345"/>
+                    </a:xfrm>
+                    <a:prstGeom prst="rect">
+                      <a:avLst/>
+                    </a:prstGeom>
+                    <a:noFill/>
+                    <a:ln w="9525">
+                      <a:noFill/>
+                      <a:headEnd/>
+                      <a:tailEnd/>
+                    </a:ln>
+                  </pic:spPr>
+                </pic:pic>
+              </a:graphicData>
+            </a:graphic>
+          </wp:inline>
+        </w:drawing>
+      </w:r>
+    </w:p>
+    <w:p>
+      <w:pPr>
+        <w:pStyle w:val="ImageCaption"/>
+      </w:pPr>
+      <w:r>
+        <w:rPr>
+          <w:b/>
+          <w:bCs/>
+        </w:rPr>
+        <w:t xml:space="preserve">Figure S8.</w:t>
+      </w:r>
+      <w:r>
+        <w:t xml:space="preserve"> </w:t>
+      </w:r>
+      <w:r>
+        <w:t xml:space="preserve">Basin positive control: phase-like structure generated by neutral drift on the 29 St. Francis basin assemblages, with no bounded group imposed, over 500 realizations. (A) Each assemblage shaded by the probability that it shares Parkin’s drift-detected group (star) under the contemporaneous snapshot that isolates the spatial signal; the probability falls off smoothly with river distance from Parkin (Spearman rho = -0.72), from about 0.70 nearby to 0.17 far away, so Parkin’s</w:t>
+      </w:r>
+      <w:r>
+        <w:t xml:space="preserve"> </w:t>
+      </w:r>
+      <w:r>
+        <w:t xml:space="preserve">“phase”</w:t>
+      </w:r>
+      <w:r>
+        <w:t xml:space="preserve"> </w:t>
+      </w:r>
+      <w:r>
+        <w:t xml:space="preserve">is a graded, probabilistic field rather than a bounded set. (B) Between-group cultural F_ST for the observed data (0.04) against contemporaneous and time-transgressive drift (medians with 95% intervals across the 500 runs); the observed value falls within the contemporaneous-drift interval, with 7.4% of drift runs reaching or exceeding it, so drift reproduces the observed level rather than the higher value a bounded group would leave.</w:t>
+      </w:r>
+    </w:p>
+    <w:bookmarkEnd w:id="26"/>
+    <w:bookmarkStart w:id="30" w:name="X6d476687f47a0d618599d6e92ccf5fe018c978b"/>
+    <w:p>
+      <w:pPr>
+        <w:pStyle w:val="Heading2"/>
+      </w:pPr>
+      <w:r>
+        <w:t xml:space="preserve">Robustness of the drift-generated structure</w:t>
+      </w:r>
+    </w:p>
+    <w:p>
+      <w:pPr>
+        <w:pStyle w:val="FirstParagraph"/>
+      </w:pPr>
+      <w:r>
+        <w:t xml:space="preserve">The positive control shows the observed structure falls inside the drift distribution. The wider-valley demonstration (Figure 8) goes further, generating phase-like structure from drift on the real geography, and we checked that this result is not contingent on a single stochastic draw or a tuned parameter set. We repeated the time-transgressive drift experiment across 432 runs spanning a grid of interaction length (12, 18, 24, and 36 river-km), between-node mixing (0.01, 0.02, and 0.05), and innovation rate (0.006, 0.012, and 0.024), with twelve seeds per cell (Figure S7). Two or more spatially coherent groups, the phase-like territories a culture historian would name, appear in every run. The between-group cultural F_ST sits at or below the observed value in 85 percent of runs and within a factor of two of it in 53 percent, short of the bounded-groups expectation throughout. F_ST is essentially flat across interaction length and declines with more mixing or more innovation, the expected behavior of a drift process, and the synthetic record re-seriates across the full grid (mean absolute Spearman correlation 0.44 between recovered and imposed order). The appearance of phase-like structure at the observed magnitude is therefore a generic outcome of distance-structured drift on this geography rather than a product of the chosen parameters.</w:t>
+      </w:r>
+    </w:p>
+    <w:p>
+      <w:pPr>
+        <w:pStyle w:val="CaptionedFigure"/>
+      </w:pPr>
+      <w:r>
+        <w:drawing>
+          <wp:inline>
+            <wp:extent cx="5334000" cy="4112375"/>
+            <wp:effectExtent b="0" l="0" r="0" t="0"/>
+            <wp:docPr descr="Figure S7. Robustness of phase-like grouping to contingency and model factors, across 432 time-transgressive runs (a grid of interaction length, between-node mixing, and innovation rate, twelve seeds per cell). (A) Between-group cultural F_ST by between-node mixing and (B) by innovation rate, boxes taken over all other factors and seeds. The observed value (dashed) is bracketed, and F_ST falls with both factors but never reaches the bounded-groups level. (C) Distribution of the number of drift-detected groups per run, with every run yielding two or more. (D) Distribution of seriation recovery, the absolute Spearman correlation between the recovered CA1 rank and the imposed time order, across runs (mean 0.44)." title="" id="28" name="Picture"/>
+            <a:graphic>
+              <a:graphicData uri="http://schemas.openxmlformats.org/drawingml/2006/picture">
+                <pic:pic>
+                  <pic:nvPicPr>
+                    <pic:cNvPr descr="../../figures/figS7_emergence_robustness.png" id="29" name="Picture"/>
+                    <pic:cNvPicPr>
+                      <a:picLocks noChangeArrowheads="1" noChangeAspect="1"/>
+                    </pic:cNvPicPr>
+                  </pic:nvPicPr>
+                  <pic:blipFill>
+                    <a:blip r:embed="rId27"/>
                     <a:stretch>
                       <a:fillRect/>
                     </a:stretch>
@@ -1554,11 +1631,11 @@
         <w:t xml:space="preserve"> </w:t>
       </w:r>
       <w:r>
-        <w:t xml:space="preserve">Robustness of phase-like emergence to contingency and model factors, across 432 time-transgressive runs (a grid of interaction length, between-node mixing, and innovation rate, twelve seeds per cell). (A) Between-group cultural F_ST by between-node mixing and (B) by innovation rate, boxes taken over all other factors and seeds. The observed value (dashed) is bracketed, and F_ST falls with both factors but never reaches the bounded-groups level. (C) Distribution of the number of emergent communities per run, with every run yielding two or more, the phase-like groups. (D) Distribution of seriation recovery, the absolute Spearman correlation between the recovered CA1 rank and the imposed time order, across runs (mean 0.44).</w:t>
-      </w:r>
-    </w:p>
-    <w:bookmarkEnd w:id="27"/>
-    <w:bookmarkStart w:id="31" w:name="X4b657c0117a02bedc64d2fce6fe36b11976cd64"/>
+        <w:t xml:space="preserve">Robustness of phase-like grouping to contingency and model factors, across 432 time-transgressive runs (a grid of interaction length, between-node mixing, and innovation rate, twelve seeds per cell). (A) Between-group cultural F_ST by between-node mixing and (B) by innovation rate, boxes taken over all other factors and seeds. The observed value (dashed) is bracketed, and F_ST falls with both factors but never reaches the bounded-groups level. (C) Distribution of the number of drift-detected groups per run, with every run yielding two or more. (D) Distribution of seriation recovery, the absolute Spearman correlation between the recovered CA1 rank and the imposed time order, across runs (mean 0.44).</w:t>
+      </w:r>
+    </w:p>
+    <w:bookmarkEnd w:id="30"/>
+    <w:bookmarkStart w:id="34" w:name="X4b657c0117a02bedc64d2fce6fe36b11976cd64"/>
     <w:p>
       <w:pPr>
         <w:pStyle w:val="Heading2"/>
@@ -1602,18 +1679,18 @@
           <wp:inline>
             <wp:extent cx="5334000" cy="3424782"/>
             <wp:effectExtent b="0" l="0" r="0" t="0"/>
-            <wp:docPr descr="Figure S6. The central-valley and lower-valley transect. Left: the georeferenced decorated assemblages, central-valley (Williams 1954, blue) and lower-valley (Phillips-Ford-Griffin, orange), with the latitudinal gap between the blocks. Right: distance-decay of decorated Brainerd-Robinson similarity across the transect, within-region and between-region pairs distinguished. Similarity declines smoothly with distance as neutral drift predicts, but within-region pairs are markedly more similar than between-region pairs at matched distance, the step at the boundary." title="" id="29" name="Picture"/>
+            <wp:docPr descr="Figure S6. The central-valley and lower-valley transect. Left: the georeferenced decorated assemblages, central-valley (Williams 1954, blue) and lower-valley (Phillips-Ford-Griffin, orange), with the latitudinal gap between the blocks. Right: distance-decay of decorated Brainerd-Robinson similarity across the transect, within-region and between-region pairs distinguished. Similarity declines smoothly with distance as neutral drift predicts, but within-region pairs are markedly more similar than between-region pairs at matched distance, the step at the boundary." title="" id="32" name="Picture"/>
             <a:graphic>
               <a:graphicData uri="http://schemas.openxmlformats.org/drawingml/2006/picture">
                 <pic:pic>
                   <pic:nvPicPr>
-                    <pic:cNvPr descr="../../figures/figS6_macro_transect.png" id="30" name="Picture"/>
+                    <pic:cNvPr descr="../../figures/figS6_macro_transect.png" id="33" name="Picture"/>
                     <pic:cNvPicPr>
                       <a:picLocks noChangeArrowheads="1" noChangeAspect="1"/>
                     </pic:cNvPicPr>
                   </pic:nvPicPr>
                   <pic:blipFill>
-                    <a:blip r:embed="rId28"/>
+                    <a:blip r:embed="rId31"/>
                     <a:stretch>
                       <a:fillRect/>
                     </a:stretch>
@@ -1658,14 +1735,14 @@
         <w:t xml:space="preserve">The central-valley and lower-valley transect. Left: the georeferenced decorated assemblages, central-valley (Williams 1954, blue) and lower-valley (Phillips-Ford-Griffin, orange), with the latitudinal gap between the blocks. Right: distance-decay of decorated Brainerd-Robinson similarity across the transect, within-region and between-region pairs distinguished. Similarity declines smoothly with distance as neutral drift predicts, but within-region pairs are markedly more similar than between-region pairs at matched distance, the step at the boundary.</w:t>
       </w:r>
     </w:p>
-    <w:bookmarkEnd w:id="31"/>
-    <w:bookmarkStart w:id="35" w:name="X277a96650522b7b47fba3d3f1909d23b46c51a6"/>
+    <w:bookmarkEnd w:id="34"/>
+    <w:bookmarkStart w:id="38" w:name="X61b4c874ea32e31666b882bda5fae1d71873809"/>
     <w:p>
       <w:pPr>
         <w:pStyle w:val="Heading2"/>
       </w:pPr>
       <w:r>
-        <w:t xml:space="preserve">Does the Parkin phase pull out of the wider valley?</w:t>
+        <w:t xml:space="preserve">Dynamic-sufficiency tests in the time domain</w:t>
       </w:r>
     </w:p>
     <w:p>
@@ -1673,19 +1750,7 @@
         <w:pStyle w:val="FirstParagraph"/>
       </w:pPr>
       <w:r>
-        <w:t xml:space="preserve">The basin analysis treats the St. Francis drainage as a geographic unit. A complementary test poses the question in the culture historian’s own terms: taking the named phases of the wider valley, does the Parkin phase emerge as a coherent community under drift alone, and is its differentiation sharper than drift produces? We assembled all 55 Mainfort-PFG decorated assemblages of the lower Mississippi Valley, labeled each by its culture-historical phase after Mainfort</w:t>
-      </w:r>
-      <w:r>
-        <w:t xml:space="preserve"> </w:t>
-      </w:r>
-      <w:r>
-        <w:t xml:space="preserve">(1996)</w:t>
-      </w:r>
-      <w:r>
-        <w:t xml:space="preserve"> </w:t>
-      </w:r>
-      <w:r>
-        <w:t xml:space="preserve">(8 Parkin-phase against 47 in the Nodena, Kent, Walls, Tipton, Jones Bayou, and Parchman phases), and ran the time-transgressive river-network drift model of the emergence simulation over the full set with no boundary imposed (500 realizations; Figure S8).</w:t>
+        <w:t xml:space="preserve">The four convergence signatures are read as states along the seriation sequence, so on their own they are only partially dynamically sufficient: they describe states rather than the transitions between them. Two further tests work on the transformation between states, and a third, underpowered probe is reported in the code for completeness. The two we rely on are dynamically and empirically sufficient at once, because each models the change between states while respecting the time-averaged resolution of the record.</w:t>
       </w:r>
     </w:p>
     <w:p>
@@ -1693,7 +1758,246 @@
         <w:pStyle w:val="BodyText"/>
       </w:pPr>
       <w:r>
-        <w:t xml:space="preserve">The Parkin-phase assemblages do co-occur with Parkin more often than the other-phase assemblages do (mean co-membership 0.88 against 0.68; AUC 0.88, Mann-Whitney p &lt; 0.001). That separation is what drift on the river network predicts, because the Parkin-phase assemblages lie near Parkin and so fall in its emergent community more often than distant assemblages do; Parkin’s community is only 19 percent Parkin-phase per run. The discriminating test is whether the observed between-group differentiation exceeds the drift null. The observed Parkin-vs-others cultural F_ST is 0.012, at the 99.6th percentile of the drift null (mean 0.005, 95 percent interval 0.003 to 0.009), but the contrast is small and the null’s own tail reaches past it: the maximum drift value is 0.017, and 0.4 percent of the 500 runs reach or exceed the observed. A leave-one-out jackknife against a matched per-drop null, each Parkin assemblage relabeled into the comparison group and tested against a null recomputed under the same relabeling, leaves seven of the eight single drops outside their null, so the contrast does not rest on any one assemblage, although dropping the Parkin type-site gives the lowest value (0.007). Time-averaging, which is not modeled in the null and tends to deflate between-group variance, and the small Parkin sample (n = 8) further limit the claim. We therefore read the Parkin phase as consistent with drift structured by geography, with at most a weak hint of structure beyond drift rather than a demonstrated social boundary.</w:t>
+        <w:t xml:space="preserve">The first infers how potters were copying by simulation. We run many copying scenarios, ranging from strongly conformist to neutral to novelty-seeking, and keep only the ones that reproduce the real assemblages, then read off the kind of copying implied by the surviving scenarios, with the record’s time-averaging built into each simulation (the approximate-Bayesian-computation approach)</w:t>
+      </w:r>
+      <w:r>
+        <w:t xml:space="preserve"> </w:t>
+      </w:r>
+      <w:r>
+        <w:t xml:space="preserve">(Carrignon et al. 2019; Crema et al. 2014, 2016)</w:t>
+      </w:r>
+      <w:r>
+        <w:t xml:space="preserve">. We modeled the basin sequence as frequency-dependent copying among the ten decorated classes in a finite population. Each generation, the adoption weight of a class is proportional to its frequency raised to the power</w:t>
+      </w:r>
+      <w:r>
+        <w:t xml:space="preserve"> </w:t>
+      </w:r>
+      <m:oMath>
+        <m:r>
+          <m:t>1</m:t>
+        </m:r>
+        <m:r>
+          <m:rPr>
+            <m:sty m:val="p"/>
+          </m:rPr>
+          <m:t>+</m:t>
+        </m:r>
+        <m:r>
+          <m:t>b</m:t>
+        </m:r>
+      </m:oMath>
+      <w:r>
+        <w:t xml:space="preserve">, where</w:t>
+      </w:r>
+      <w:r>
+        <w:t xml:space="preserve"> </w:t>
+      </w:r>
+      <m:oMath>
+        <m:r>
+          <m:t>b</m:t>
+        </m:r>
+        <m:r>
+          <m:rPr>
+            <m:sty m:val="p"/>
+          </m:rPr>
+          <m:t>&gt;</m:t>
+        </m:r>
+        <m:r>
+          <m:t>0</m:t>
+        </m:r>
+      </m:oMath>
+      <w:r>
+        <w:t xml:space="preserve"> </w:t>
+      </w:r>
+      <w:r>
+        <w:t xml:space="preserve">is conformity,</w:t>
+      </w:r>
+      <w:r>
+        <w:t xml:space="preserve"> </w:t>
+      </w:r>
+      <m:oMath>
+        <m:r>
+          <m:t>b</m:t>
+        </m:r>
+        <m:r>
+          <m:rPr>
+            <m:sty m:val="p"/>
+          </m:rPr>
+          <m:t>&lt;</m:t>
+        </m:r>
+        <m:r>
+          <m:t>0</m:t>
+        </m:r>
+      </m:oMath>
+      <w:r>
+        <w:t xml:space="preserve"> </w:t>
+      </w:r>
+      <w:r>
+        <w:t xml:space="preserve">is anti-conformity, and</w:t>
+      </w:r>
+      <w:r>
+        <w:t xml:space="preserve"> </w:t>
+      </w:r>
+      <m:oMath>
+        <m:r>
+          <m:t>b</m:t>
+        </m:r>
+        <m:r>
+          <m:rPr>
+            <m:sty m:val="p"/>
+          </m:rPr>
+          <m:t>=</m:t>
+        </m:r>
+        <m:r>
+          <m:t>0</m:t>
+        </m:r>
+      </m:oMath>
+      <w:r>
+        <w:t xml:space="preserve"> </w:t>
+      </w:r>
+      <w:r>
+        <w:t xml:space="preserve">is neutral copying, with an innovation rate that mixes in a uniform draw from the set of classes. An assemblage pools production over a window of generations, so the time-averaging that distorts the static statistics is built into the generative process rather than corrected after the fact. This is what makes the test both empirically and dynamically sufficient. We drew 40,000 parameter sets from broad priors (innovation rate, bias</w:t>
+      </w:r>
+      <w:r>
+        <w:t xml:space="preserve"> </w:t>
+      </w:r>
+      <m:oMath>
+        <m:r>
+          <m:t>b</m:t>
+        </m:r>
+      </m:oMath>
+      <w:r>
+        <w:t xml:space="preserve">, population size, and time-averaging window), simulated a six-bin sequence from each, and accepted the 400 parameter sets closest to the observed diversity trajectory and rank-frequency profile, ranked by Euclidean distance over the summary statistics. The posterior of the bias is tightly constrained near neutral, with mean</w:t>
+      </w:r>
+      <w:r>
+        <w:t xml:space="preserve"> </w:t>
+      </w:r>
+      <m:oMath>
+        <m:r>
+          <m:t>b</m:t>
+        </m:r>
+        <m:r>
+          <m:rPr>
+            <m:sty m:val="p"/>
+          </m:rPr>
+          <m:t>=</m:t>
+        </m:r>
+        <m:r>
+          <m:rPr>
+            <m:sty m:val="p"/>
+          </m:rPr>
+          <m:t>+</m:t>
+        </m:r>
+        <m:r>
+          <m:t>0.028</m:t>
+        </m:r>
+      </m:oMath>
+      <w:r>
+        <w:t xml:space="preserve"> </w:t>
+      </w:r>
+      <w:r>
+        <w:t xml:space="preserve">and a 95 percent interval of</w:t>
+      </w:r>
+      <w:r>
+        <w:t xml:space="preserve"> </w:t>
+      </w:r>
+      <m:oMath>
+        <m:r>
+          <m:rPr>
+            <m:sty m:val="p"/>
+          </m:rPr>
+          <m:t>−</m:t>
+        </m:r>
+        <m:r>
+          <m:t>0.021</m:t>
+        </m:r>
+      </m:oMath>
+      <w:r>
+        <w:t xml:space="preserve"> </w:t>
+      </w:r>
+      <w:r>
+        <w:t xml:space="preserve">to</w:t>
+      </w:r>
+      <w:r>
+        <w:t xml:space="preserve"> </w:t>
+      </w:r>
+      <m:oMath>
+        <m:r>
+          <m:rPr>
+            <m:sty m:val="p"/>
+          </m:rPr>
+          <m:t>+</m:t>
+        </m:r>
+        <m:r>
+          <m:t>0.063</m:t>
+        </m:r>
+      </m:oMath>
+      <w:r>
+        <w:t xml:space="preserve"> </w:t>
+      </w:r>
+      <w:r>
+        <w:t xml:space="preserve">that includes zero (Figure S4A). The posterior standard deviation is 0.021 against a prior of 0.289, so the data appreciably constrain the bias rather than leaving it at the prior, placing it close to neutral. A weak conformist lean is visible, with</w:t>
+      </w:r>
+      <w:r>
+        <w:t xml:space="preserve"> </w:t>
+      </w:r>
+      <m:oMath>
+        <m:r>
+          <m:t>P</m:t>
+        </m:r>
+        <m:r>
+          <m:rPr>
+            <m:sty m:val="p"/>
+          </m:rPr>
+          <m:t>(</m:t>
+        </m:r>
+        <m:r>
+          <m:t>b</m:t>
+        </m:r>
+        <m:r>
+          <m:rPr>
+            <m:sty m:val="p"/>
+          </m:rPr>
+          <m:t>&gt;</m:t>
+        </m:r>
+        <m:r>
+          <m:t>0</m:t>
+        </m:r>
+        <m:r>
+          <m:rPr>
+            <m:sty m:val="p"/>
+          </m:rPr>
+          <m:t>)</m:t>
+        </m:r>
+        <m:r>
+          <m:rPr>
+            <m:sty m:val="p"/>
+          </m:rPr>
+          <m:t>=</m:t>
+        </m:r>
+        <m:r>
+          <m:t>0.91</m:t>
+        </m:r>
+      </m:oMath>
+      <w:r>
+        <w:t xml:space="preserve">, but it is not resolved as a departure from neutral, and refitting the bias separately to the early and late halves of the sequence recovers no shift between them. The inference rules out the strong conformist bias that a marker- or assortment-based dynamic would require by modeling copying dynamics rather than a single static moment. The posterior contraction should be read with one caveat: rejection sampling at a one percent acceptance tolerance is not formally calibrated here, so we present this inference as concordant with the record-matched recovery and the static signatures rather than as a standalone result.</w:t>
+      </w:r>
+    </w:p>
+    <w:p>
+      <w:pPr>
+        <w:pStyle w:val="BodyText"/>
+      </w:pPr>
+      <w:r>
+        <w:t xml:space="preserve">The second test asks, in plain terms, whether the assemblages’ diversity drifts aimlessly through time, heads steadily in one direction, or is pulled back toward a stable value, by comparing four standard time-series models (an unbiased random walk, a directional walk, stasis, and a mean-reverting Ornstein-Uhlenbeck process)</w:t>
+      </w:r>
+      <w:r>
+        <w:t xml:space="preserve"> </w:t>
+      </w:r>
+      <w:r>
+        <w:t xml:space="preserve">(Hunt 2006; Hunt et al. 2008)</w:t>
+      </w:r>
+      <w:r>
+        <w:t xml:space="preserve">. For the Gini-Simpson diversity trajectory and for the abundant decorated classes, binned along the oriented axis, we fit on the same level vector an unbiased random walk (Brownian motion, the neutral-drift expectation), a general biased random walk (the directional signature a sustained transition would leave), a stasis model (white noise about a constant mean), and an Ornstein-Uhlenbeck model (mean reversion toward an optimum), and compared them by the small-sample Akaike information criterion. The aggregate diversity trajectory favors the unbiased random walk, with an Akaike weight of 0.81 against 0.19 for the directional model and negligible weight for stasis or the Ornstein-Uhlenbeck model. The model comparison has only six points, so it is weak. This result is a concordance rather than a decisive selection (Figure S4B). The diversity trajectory is the trait of interest here, because the correspondence-analysis ordering does not arrange it by construction. Individual-class trajectories more often favor the directional model. That comparison, however, is weak and partly tautological because the seriation axis is designed to maximize monotonic class-frequency turnover, and only three classes are abundant enough across the sequence to fit. The robust reading is neutral drift, not a sustained directional transition.</w:t>
       </w:r>
     </w:p>
     <w:p>
@@ -1703,359 +2007,20 @@
       <w:r>
         <w:drawing>
           <wp:inline>
-            <wp:extent cx="5120640" cy="4956534"/>
+            <wp:extent cx="5334000" cy="2794140"/>
             <wp:effectExtent b="0" l="0" r="0" t="0"/>
-            <wp:docPr descr="Figure S8. Does the Parkin phase pull out of the wider lower Mississippi Valley set under drift? All 55 Mainfort-PFG decorated assemblages, labeled by culture-historical phase after Mainfort (1996), under time-transgressive river-network drift with no boundary imposed (500 realizations). (A) Each assemblage shaded by the probability that it falls in the same emergent community as Parkin (star); Parkin-phase assemblages are circles, other phases squares. (B) Co-membership with Parkin for the Parkin phase against the other phases (AUC 0.88). (C) Observed Parkin-vs-others between-group cultural F_ST (dashed) against the drift null, with 0.4 percent of runs reaching or exceeding it. (D) Leave-one-out jackknife: the observed F_ST with each Parkin assemblage in turn relabeled into the comparison group, against the 2.5 to 97.5 percentile band of its matched per-drop null. Open points fall inside the band (drift-consistent), filled points stay outside, and seven of the eight single drops remain outside." title="" id="33" name="Picture"/>
+            <wp:docPr descr="Figure S2. Dynamic-sufficiency tests. (A) Posterior of the transmission-bias parameter b from the generative, time-averaging-aware inference (b = 0 neutral, b &gt; 0 conformist, b &lt; 0 anti-conformist). The whole-sequence posterior (filled) and the early- and late-half posteriors (outlines) are all tightly constrained near neutral and include zero, ruling out the strong conformity a marker dynamic would require. (B) Tempo-and-mode Akaike weights of the four time-series models (BM unbiased random walk, GRW directional walk, Stasis, OU mean reversion) for the Gini-Simpson diversity trajectory and averaged across the abundant class trajectories. The diversity trajectory, which the correspondence-analysis ordering does not arrange by construction, favors the unbiased random walk (neutral drift), a concordance rather than a decisive selection given only six points." title="" id="36" name="Picture"/>
             <a:graphic>
               <a:graphicData uri="http://schemas.openxmlformats.org/drawingml/2006/picture">
                 <pic:pic>
                   <pic:nvPicPr>
-                    <pic:cNvPr descr="../../figures/figS8_basin_pullout.png" id="34" name="Picture"/>
+                    <pic:cNvPr descr="../../figures/figS2_dynamic.png" id="37" name="Picture"/>
                     <pic:cNvPicPr>
                       <a:picLocks noChangeArrowheads="1" noChangeAspect="1"/>
                     </pic:cNvPicPr>
                   </pic:nvPicPr>
                   <pic:blipFill>
-                    <a:blip r:embed="rId32"/>
-                    <a:stretch>
-                      <a:fillRect/>
-                    </a:stretch>
-                  </pic:blipFill>
-                  <pic:spPr bwMode="auto">
-                    <a:xfrm>
-                      <a:off x="0" y="0"/>
-                      <a:ext cx="5120640" cy="4956534"/>
-                    </a:xfrm>
-                    <a:prstGeom prst="rect">
-                      <a:avLst/>
-                    </a:prstGeom>
-                    <a:noFill/>
-                    <a:ln w="9525">
-                      <a:noFill/>
-                      <a:headEnd/>
-                      <a:tailEnd/>
-                    </a:ln>
-                  </pic:spPr>
-                </pic:pic>
-              </a:graphicData>
-            </a:graphic>
-          </wp:inline>
-        </w:drawing>
-      </w:r>
-    </w:p>
-    <w:p>
-      <w:pPr>
-        <w:pStyle w:val="ImageCaption"/>
-      </w:pPr>
-      <w:r>
-        <w:rPr>
-          <w:b/>
-          <w:bCs/>
-        </w:rPr>
-        <w:t xml:space="preserve">Figure S8.</w:t>
-      </w:r>
-      <w:r>
-        <w:t xml:space="preserve"> </w:t>
-      </w:r>
-      <w:r>
-        <w:t xml:space="preserve">Does the Parkin phase pull out of the wider lower Mississippi Valley set under drift? All 55 Mainfort-PFG decorated assemblages, labeled by culture-historical phase after Mainfort</w:t>
-      </w:r>
-      <w:r>
-        <w:t xml:space="preserve"> </w:t>
-      </w:r>
-      <w:r>
-        <w:t xml:space="preserve">(1996)</w:t>
-      </w:r>
-      <w:r>
-        <w:t xml:space="preserve">, under time-transgressive river-network drift with no boundary imposed (500 realizations). (A) Each assemblage shaded by the probability that it falls in the same emergent community as Parkin (star); Parkin-phase assemblages are circles, other phases squares. (B) Co-membership with Parkin for the Parkin phase against the other phases (AUC 0.88). (C) Observed Parkin-vs-others between-group cultural F_ST (dashed) against the drift null, with 0.4 percent of runs reaching or exceeding it. (D) Leave-one-out jackknife: the observed F_ST with each Parkin assemblage in turn relabeled into the comparison group, against the 2.5 to 97.5 percentile band of its matched per-drop null. Open points fall inside the band (drift-consistent), filled points stay outside, and seven of the eight single drops remain outside.</w:t>
-      </w:r>
-    </w:p>
-    <w:bookmarkEnd w:id="35"/>
-    <w:bookmarkStart w:id="39" w:name="X61b4c874ea32e31666b882bda5fae1d71873809"/>
-    <w:p>
-      <w:pPr>
-        <w:pStyle w:val="Heading2"/>
-      </w:pPr>
-      <w:r>
-        <w:t xml:space="preserve">Dynamic-sufficiency tests in the time domain</w:t>
-      </w:r>
-    </w:p>
-    <w:p>
-      <w:pPr>
-        <w:pStyle w:val="FirstParagraph"/>
-      </w:pPr>
-      <w:r>
-        <w:t xml:space="preserve">The four convergence signatures are read as states along the seriation sequence, so on their own they are only partially dynamically sufficient: they describe states rather than the transitions between them. Two further tests work on the transformation between states, and a third, underpowered probe is reported in the code for completeness. The two we rely on are dynamically and empirically sufficient at once, because each models the change between states while respecting the time-averaged resolution of the record.</w:t>
-      </w:r>
-    </w:p>
-    <w:p>
-      <w:pPr>
-        <w:pStyle w:val="BodyText"/>
-      </w:pPr>
-      <w:r>
-        <w:t xml:space="preserve">The first infers how potters were copying by simulation. We run many copying scenarios, ranging from strongly conformist to neutral to novelty-seeking, and keep only the ones that reproduce the real assemblages, then read off the kind of copying implied by the surviving scenarios, with the record’s time-averaging built into each simulation (the approximate-Bayesian-computation approach)</w:t>
-      </w:r>
-      <w:r>
-        <w:t xml:space="preserve"> </w:t>
-      </w:r>
-      <w:r>
-        <w:t xml:space="preserve">(Carrignon et al. 2019; Crema et al. 2014, 2016)</w:t>
-      </w:r>
-      <w:r>
-        <w:t xml:space="preserve">. We modeled the basin sequence as frequency-dependent copying among the ten decorated classes in a finite population. Each generation, the adoption weight of a class is proportional to its frequency raised to the power</w:t>
-      </w:r>
-      <w:r>
-        <w:t xml:space="preserve"> </w:t>
-      </w:r>
-      <m:oMath>
-        <m:r>
-          <m:t>1</m:t>
-        </m:r>
-        <m:r>
-          <m:rPr>
-            <m:sty m:val="p"/>
-          </m:rPr>
-          <m:t>+</m:t>
-        </m:r>
-        <m:r>
-          <m:t>b</m:t>
-        </m:r>
-      </m:oMath>
-      <w:r>
-        <w:t xml:space="preserve">, where</w:t>
-      </w:r>
-      <w:r>
-        <w:t xml:space="preserve"> </w:t>
-      </w:r>
-      <m:oMath>
-        <m:r>
-          <m:t>b</m:t>
-        </m:r>
-        <m:r>
-          <m:rPr>
-            <m:sty m:val="p"/>
-          </m:rPr>
-          <m:t>&gt;</m:t>
-        </m:r>
-        <m:r>
-          <m:t>0</m:t>
-        </m:r>
-      </m:oMath>
-      <w:r>
-        <w:t xml:space="preserve"> </w:t>
-      </w:r>
-      <w:r>
-        <w:t xml:space="preserve">is conformity,</w:t>
-      </w:r>
-      <w:r>
-        <w:t xml:space="preserve"> </w:t>
-      </w:r>
-      <m:oMath>
-        <m:r>
-          <m:t>b</m:t>
-        </m:r>
-        <m:r>
-          <m:rPr>
-            <m:sty m:val="p"/>
-          </m:rPr>
-          <m:t>&lt;</m:t>
-        </m:r>
-        <m:r>
-          <m:t>0</m:t>
-        </m:r>
-      </m:oMath>
-      <w:r>
-        <w:t xml:space="preserve"> </w:t>
-      </w:r>
-      <w:r>
-        <w:t xml:space="preserve">is anti-conformity, and</w:t>
-      </w:r>
-      <w:r>
-        <w:t xml:space="preserve"> </w:t>
-      </w:r>
-      <m:oMath>
-        <m:r>
-          <m:t>b</m:t>
-        </m:r>
-        <m:r>
-          <m:rPr>
-            <m:sty m:val="p"/>
-          </m:rPr>
-          <m:t>=</m:t>
-        </m:r>
-        <m:r>
-          <m:t>0</m:t>
-        </m:r>
-      </m:oMath>
-      <w:r>
-        <w:t xml:space="preserve"> </w:t>
-      </w:r>
-      <w:r>
-        <w:t xml:space="preserve">is neutral copying, with an innovation rate that mixes in a uniform draw from the set of classes. An assemblage pools production over a window of generations, so the time-averaging that distorts the static statistics is built into the generative process rather than corrected after the fact. This is what makes the test both empirically and dynamically sufficient. We drew 40,000 parameter sets from broad priors (innovation rate, bias</w:t>
-      </w:r>
-      <w:r>
-        <w:t xml:space="preserve"> </w:t>
-      </w:r>
-      <m:oMath>
-        <m:r>
-          <m:t>b</m:t>
-        </m:r>
-      </m:oMath>
-      <w:r>
-        <w:t xml:space="preserve">, population size, and time-averaging window), simulated a six-bin sequence from each, and accepted the 400 parameter sets closest to the observed diversity trajectory and rank-frequency profile, ranked by Euclidean distance over the summary statistics. The posterior of the bias is tightly constrained near neutral, with mean</w:t>
-      </w:r>
-      <w:r>
-        <w:t xml:space="preserve"> </w:t>
-      </w:r>
-      <m:oMath>
-        <m:r>
-          <m:t>b</m:t>
-        </m:r>
-        <m:r>
-          <m:rPr>
-            <m:sty m:val="p"/>
-          </m:rPr>
-          <m:t>=</m:t>
-        </m:r>
-        <m:r>
-          <m:rPr>
-            <m:sty m:val="p"/>
-          </m:rPr>
-          <m:t>+</m:t>
-        </m:r>
-        <m:r>
-          <m:t>0.028</m:t>
-        </m:r>
-      </m:oMath>
-      <w:r>
-        <w:t xml:space="preserve"> </w:t>
-      </w:r>
-      <w:r>
-        <w:t xml:space="preserve">and a 95 percent interval of</w:t>
-      </w:r>
-      <w:r>
-        <w:t xml:space="preserve"> </w:t>
-      </w:r>
-      <m:oMath>
-        <m:r>
-          <m:rPr>
-            <m:sty m:val="p"/>
-          </m:rPr>
-          <m:t>−</m:t>
-        </m:r>
-        <m:r>
-          <m:t>0.021</m:t>
-        </m:r>
-      </m:oMath>
-      <w:r>
-        <w:t xml:space="preserve"> </w:t>
-      </w:r>
-      <w:r>
-        <w:t xml:space="preserve">to</w:t>
-      </w:r>
-      <w:r>
-        <w:t xml:space="preserve"> </w:t>
-      </w:r>
-      <m:oMath>
-        <m:r>
-          <m:rPr>
-            <m:sty m:val="p"/>
-          </m:rPr>
-          <m:t>+</m:t>
-        </m:r>
-        <m:r>
-          <m:t>0.063</m:t>
-        </m:r>
-      </m:oMath>
-      <w:r>
-        <w:t xml:space="preserve"> </w:t>
-      </w:r>
-      <w:r>
-        <w:t xml:space="preserve">that includes zero (Figure S4A). The posterior standard deviation is 0.021 against a prior of 0.289, so the data appreciably constrain the bias rather than leaving it at the prior, placing it close to neutral. A weak conformist lean is visible, with</w:t>
-      </w:r>
-      <w:r>
-        <w:t xml:space="preserve"> </w:t>
-      </w:r>
-      <m:oMath>
-        <m:r>
-          <m:t>P</m:t>
-        </m:r>
-        <m:r>
-          <m:rPr>
-            <m:sty m:val="p"/>
-          </m:rPr>
-          <m:t>(</m:t>
-        </m:r>
-        <m:r>
-          <m:t>b</m:t>
-        </m:r>
-        <m:r>
-          <m:rPr>
-            <m:sty m:val="p"/>
-          </m:rPr>
-          <m:t>&gt;</m:t>
-        </m:r>
-        <m:r>
-          <m:t>0</m:t>
-        </m:r>
-        <m:r>
-          <m:rPr>
-            <m:sty m:val="p"/>
-          </m:rPr>
-          <m:t>)</m:t>
-        </m:r>
-        <m:r>
-          <m:rPr>
-            <m:sty m:val="p"/>
-          </m:rPr>
-          <m:t>=</m:t>
-        </m:r>
-        <m:r>
-          <m:t>0.91</m:t>
-        </m:r>
-      </m:oMath>
-      <w:r>
-        <w:t xml:space="preserve">, but it is not resolved as a departure from neutral, and refitting the bias separately to the early and late halves of the sequence recovers no shift between them. The inference rules out the strong conformist bias that a marker- or assortment-based dynamic would require by modeling copying dynamics rather than a single static moment. The posterior contraction should be read with one caveat: rejection sampling at a one percent acceptance tolerance is not formally calibrated here, so we present this inference as concordant with the record-matched recovery and the static signatures rather than as a standalone result.</w:t>
-      </w:r>
-    </w:p>
-    <w:p>
-      <w:pPr>
-        <w:pStyle w:val="BodyText"/>
-      </w:pPr>
-      <w:r>
-        <w:t xml:space="preserve">The second test asks, in plain terms, whether the assemblages’ diversity drifts aimlessly through time, heads steadily in one direction, or is pulled back toward a stable value, by comparing four standard time-series models (an unbiased random walk, a directional walk, stasis, and a mean-reverting Ornstein-Uhlenbeck process)</w:t>
-      </w:r>
-      <w:r>
-        <w:t xml:space="preserve"> </w:t>
-      </w:r>
-      <w:r>
-        <w:t xml:space="preserve">(Hunt 2006; Hunt et al. 2008)</w:t>
-      </w:r>
-      <w:r>
-        <w:t xml:space="preserve">. For the Gini-Simpson diversity trajectory and for the abundant decorated classes, binned along the oriented axis, we fit on the same level vector an unbiased random walk (Brownian motion, the neutral-drift expectation), a general biased random walk (the directional signature a sustained transition would leave), a stasis model (white noise about a constant mean), and an Ornstein-Uhlenbeck model (mean reversion toward an optimum), and compared them by the small-sample Akaike information criterion. The aggregate diversity trajectory favors the unbiased random walk, with an Akaike weight of 0.81 against 0.19 for the directional model and negligible weight for stasis or the Ornstein-Uhlenbeck model. The model comparison has only six points, so it is weak. This result is a concordance rather than a decisive selection (Figure S4B). The diversity trajectory is the trait of interest here, because the correspondence-analysis ordering does not arrange it by construction. Individual-class trajectories more often favor the directional model. That comparison, however, is weak and partly tautological because the seriation axis is designed to maximize monotonic class-frequency turnover, and only three classes are abundant enough across the sequence to fit. The robust reading is neutral drift, not a sustained directional transition.</w:t>
-      </w:r>
-    </w:p>
-    <w:p>
-      <w:pPr>
-        <w:pStyle w:val="CaptionedFigure"/>
-      </w:pPr>
-      <w:r>
-        <w:drawing>
-          <wp:inline>
-            <wp:extent cx="5334000" cy="2794140"/>
-            <wp:effectExtent b="0" l="0" r="0" t="0"/>
-            <wp:docPr descr="Figure S2. Dynamic-sufficiency tests. (A) Posterior of the transmission-bias parameter b from the generative, time-averaging-aware inference (b = 0 neutral, b &gt; 0 conformist, b &lt; 0 anti-conformist). The whole-sequence posterior (filled) and the early- and late-half posteriors (outlines) are all tightly constrained near neutral and include zero, ruling out the strong conformity a marker dynamic would require. (B) Tempo-and-mode Akaike weights of the four time-series models (BM unbiased random walk, GRW directional walk, Stasis, OU mean reversion) for the Gini-Simpson diversity trajectory and averaged across the abundant class trajectories. The diversity trajectory, which the correspondence-analysis ordering does not arrange by construction, favors the unbiased random walk (neutral drift), a concordance rather than a decisive selection given only six points." title="" id="37" name="Picture"/>
-            <a:graphic>
-              <a:graphicData uri="http://schemas.openxmlformats.org/drawingml/2006/picture">
-                <pic:pic>
-                  <pic:nvPicPr>
-                    <pic:cNvPr descr="../../figures/figS2_dynamic.png" id="38" name="Picture"/>
-                    <pic:cNvPicPr>
-                      <a:picLocks noChangeArrowheads="1" noChangeAspect="1"/>
-                    </pic:cNvPicPr>
-                  </pic:nvPicPr>
-                  <pic:blipFill>
-                    <a:blip r:embed="rId36"/>
+                    <a:blip r:embed="rId35"/>
                     <a:stretch>
                       <a:fillRect/>
                     </a:stretch>
@@ -2163,8 +2128,8 @@
         <w:t xml:space="preserve">.</w:t>
       </w:r>
     </w:p>
-    <w:bookmarkEnd w:id="39"/>
-    <w:bookmarkStart w:id="43" w:name="radiocarbon-chronology"/>
+    <w:bookmarkEnd w:id="38"/>
+    <w:bookmarkStart w:id="42" w:name="radiocarbon-chronology"/>
     <w:p>
       <w:pPr>
         <w:pStyle w:val="Heading2"/>
@@ -2229,18 +2194,18 @@
           <wp:inline>
             <wp:extent cx="5334000" cy="2715284"/>
             <wp:effectExtent b="0" l="0" r="0" t="0"/>
-            <wp:docPr descr="Figure S3. Radiocarbon chronology of the St. Francis basin (Mainfort determinations calibrated against IntCal20). Left: summed probability distribution for the basin Parkin-phase sites (filled) and for Parkin alone (line, scaled), with the De Soto entrada (AD 1541) marked. Occupation concentrates in the fourteenth to sixteenth centuries and declines across contact. Right: CA1 seriation position against the pooled median calibrated age for the five proveniences matching curated assemblages (point size proportional to the number of dates). The axis tracks calendar age (Spearman +0.70) except for the late-dated Clay Hill." title="" id="41" name="Picture"/>
+            <wp:docPr descr="Figure S3. Radiocarbon chronology of the St. Francis basin (Mainfort determinations calibrated against IntCal20). Left: summed probability distribution for the basin Parkin-phase sites (filled) and for Parkin alone (line, scaled), with the De Soto entrada (AD 1541) marked. Occupation concentrates in the fourteenth to sixteenth centuries and declines across contact. Right: CA1 seriation position against the pooled median calibrated age for the five proveniences matching curated assemblages (point size proportional to the number of dates). The axis tracks calendar age (Spearman +0.70) except for the late-dated Clay Hill." title="" id="40" name="Picture"/>
             <a:graphic>
               <a:graphicData uri="http://schemas.openxmlformats.org/drawingml/2006/picture">
                 <pic:pic>
                   <pic:nvPicPr>
-                    <pic:cNvPr descr="../../figures/figS3_chronology.png" id="42" name="Picture"/>
+                    <pic:cNvPr descr="../../figures/figS3_chronology.png" id="41" name="Picture"/>
                     <pic:cNvPicPr>
                       <a:picLocks noChangeArrowheads="1" noChangeAspect="1"/>
                     </pic:cNvPicPr>
                   </pic:nvPicPr>
                   <pic:blipFill>
-                    <a:blip r:embed="rId40"/>
+                    <a:blip r:embed="rId39"/>
                     <a:stretch>
                       <a:fillRect/>
                     </a:stretch>
@@ -2285,8 +2250,8 @@
         <w:t xml:space="preserve">Radiocarbon chronology of the St. Francis basin (Mainfort determinations calibrated against IntCal20). Left: summed probability distribution for the basin Parkin-phase sites (filled) and for Parkin alone (line, scaled), with the De Soto entrada (AD 1541) marked. Occupation concentrates in the fourteenth to sixteenth centuries and declines across contact. Right: CA1 seriation position against the pooled median calibrated age for the five proveniences matching curated assemblages (point size proportional to the number of dates). The axis tracks calendar age (Spearman +0.70) except for the late-dated Clay Hill.</w:t>
       </w:r>
     </w:p>
-    <w:bookmarkEnd w:id="43"/>
-    <w:bookmarkStart w:id="95" w:name="references"/>
+    <w:bookmarkEnd w:id="42"/>
+    <w:bookmarkStart w:id="93" w:name="references"/>
     <w:p>
       <w:pPr>
         <w:pStyle w:val="Heading2"/>
@@ -2295,8 +2260,8 @@
         <w:t xml:space="preserve">References</w:t>
       </w:r>
     </w:p>
-    <w:bookmarkStart w:id="94" w:name="refs"/>
-    <w:bookmarkStart w:id="45" w:name="ref-bell_richerson_mcelreath_2009"/>
+    <w:bookmarkStart w:id="92" w:name="refs"/>
+    <w:bookmarkStart w:id="44" w:name="ref-bell_richerson_mcelreath_2009"/>
     <w:p>
       <w:pPr>
         <w:pStyle w:val="Bibliography"/>
@@ -2323,7 +2288,7 @@
       <w:r>
         <w:t xml:space="preserve"> </w:t>
       </w:r>
-      <w:hyperlink r:id="rId44">
+      <w:hyperlink r:id="rId43">
         <w:r>
           <w:rPr>
             <w:rStyle w:val="Hyperlink"/>
@@ -2335,8 +2300,8 @@
         <w:t xml:space="preserve">.</w:t>
       </w:r>
     </w:p>
-    <w:bookmarkEnd w:id="45"/>
-    <w:bookmarkStart w:id="47" w:name="ref-bentley_hahn_shennan_2004"/>
+    <w:bookmarkEnd w:id="44"/>
+    <w:bookmarkStart w:id="46" w:name="ref-bentley_hahn_shennan_2004"/>
     <w:p>
       <w:pPr>
         <w:pStyle w:val="Bibliography"/>
@@ -2363,7 +2328,7 @@
       <w:r>
         <w:t xml:space="preserve"> </w:t>
       </w:r>
-      <w:hyperlink r:id="rId46">
+      <w:hyperlink r:id="rId45">
         <w:r>
           <w:rPr>
             <w:rStyle w:val="Hyperlink"/>
@@ -2375,8 +2340,8 @@
         <w:t xml:space="preserve">.</w:t>
       </w:r>
     </w:p>
-    <w:bookmarkEnd w:id="47"/>
-    <w:bookmarkStart w:id="49" w:name="ref-carrignon_bentley_ruck_2019"/>
+    <w:bookmarkEnd w:id="46"/>
+    <w:bookmarkStart w:id="48" w:name="ref-carrignon_bentley_ruck_2019"/>
     <w:p>
       <w:pPr>
         <w:pStyle w:val="Bibliography"/>
@@ -2427,7 +2392,7 @@
       <w:r>
         <w:t xml:space="preserve"> </w:t>
       </w:r>
-      <w:hyperlink r:id="rId48">
+      <w:hyperlink r:id="rId47">
         <w:r>
           <w:rPr>
             <w:rStyle w:val="Hyperlink"/>
@@ -2439,8 +2404,8 @@
         <w:t xml:space="preserve">.</w:t>
       </w:r>
     </w:p>
-    <w:bookmarkEnd w:id="49"/>
-    <w:bookmarkStart w:id="50" w:name="ref-cowgill_1972"/>
+    <w:bookmarkEnd w:id="48"/>
+    <w:bookmarkStart w:id="49" w:name="ref-cowgill_1972"/>
     <w:p>
       <w:pPr>
         <w:pStyle w:val="Bibliography"/>
@@ -2462,8 +2427,8 @@
         <w:t xml:space="preserve">, edited by David L. Clarke, pp. 381–424. Methuen, London.</w:t>
       </w:r>
     </w:p>
-    <w:bookmarkEnd w:id="50"/>
-    <w:bookmarkStart w:id="52" w:name="ref-crema_edinborough_kerig_shennan_2014"/>
+    <w:bookmarkEnd w:id="49"/>
+    <w:bookmarkStart w:id="51" w:name="ref-crema_edinborough_kerig_shennan_2014"/>
     <w:p>
       <w:pPr>
         <w:pStyle w:val="Bibliography"/>
@@ -2502,7 +2467,7 @@
       <w:r>
         <w:t xml:space="preserve"> </w:t>
       </w:r>
-      <w:hyperlink r:id="rId51">
+      <w:hyperlink r:id="rId50">
         <w:r>
           <w:rPr>
             <w:rStyle w:val="Hyperlink"/>
@@ -2514,8 +2479,8 @@
         <w:t xml:space="preserve">.</w:t>
       </w:r>
     </w:p>
-    <w:bookmarkEnd w:id="52"/>
-    <w:bookmarkStart w:id="54" w:name="ref-crema_kandler_shennan_2016"/>
+    <w:bookmarkEnd w:id="51"/>
+    <w:bookmarkStart w:id="53" w:name="ref-crema_kandler_shennan_2016"/>
     <w:p>
       <w:pPr>
         <w:pStyle w:val="Bibliography"/>
@@ -2542,7 +2507,7 @@
       <w:r>
         <w:t xml:space="preserve"> </w:t>
       </w:r>
-      <w:hyperlink r:id="rId53">
+      <w:hyperlink r:id="rId52">
         <w:r>
           <w:rPr>
             <w:rStyle w:val="Hyperlink"/>
@@ -2554,8 +2519,8 @@
         <w:t xml:space="preserve">.</w:t>
       </w:r>
     </w:p>
-    <w:bookmarkEnd w:id="54"/>
-    <w:bookmarkStart w:id="56" w:name="ref-dakos_2012"/>
+    <w:bookmarkEnd w:id="53"/>
+    <w:bookmarkStart w:id="55" w:name="ref-dakos_2012"/>
     <w:p>
       <w:pPr>
         <w:pStyle w:val="Bibliography"/>
@@ -2582,7 +2547,7 @@
       <w:r>
         <w:t xml:space="preserve"> </w:t>
       </w:r>
-      <w:hyperlink r:id="rId55">
+      <w:hyperlink r:id="rId54">
         <w:r>
           <w:rPr>
             <w:rStyle w:val="Hyperlink"/>
@@ -2594,8 +2559,8 @@
         <w:t xml:space="preserve">.</w:t>
       </w:r>
     </w:p>
-    <w:bookmarkEnd w:id="56"/>
-    <w:bookmarkStart w:id="58" w:name="ref-dunnell_1970"/>
+    <w:bookmarkEnd w:id="55"/>
+    <w:bookmarkStart w:id="57" w:name="ref-dunnell_1970"/>
     <w:p>
       <w:pPr>
         <w:pStyle w:val="Bibliography"/>
@@ -2622,7 +2587,7 @@
       <w:r>
         <w:t xml:space="preserve"> </w:t>
       </w:r>
-      <w:hyperlink r:id="rId57">
+      <w:hyperlink r:id="rId56">
         <w:r>
           <w:rPr>
             <w:rStyle w:val="Hyperlink"/>
@@ -2634,8 +2599,8 @@
         <w:t xml:space="preserve">.</w:t>
       </w:r>
     </w:p>
-    <w:bookmarkEnd w:id="58"/>
-    <w:bookmarkStart w:id="59" w:name="ref-ewens_1972"/>
+    <w:bookmarkEnd w:id="57"/>
+    <w:bookmarkStart w:id="58" w:name="ref-ewens_1972"/>
     <w:p>
       <w:pPr>
         <w:pStyle w:val="Bibliography"/>
@@ -2660,8 +2625,8 @@
         <w:t xml:space="preserve">3(1):87–112.</w:t>
       </w:r>
     </w:p>
-    <w:bookmarkEnd w:id="59"/>
-    <w:bookmarkStart w:id="61" w:name="ref-feder_kryazhimskiy_plotkin_2014"/>
+    <w:bookmarkEnd w:id="58"/>
+    <w:bookmarkStart w:id="60" w:name="ref-feder_kryazhimskiy_plotkin_2014"/>
     <w:p>
       <w:pPr>
         <w:pStyle w:val="Bibliography"/>
@@ -2688,7 +2653,7 @@
       <w:r>
         <w:t xml:space="preserve"> </w:t>
       </w:r>
-      <w:hyperlink r:id="rId60">
+      <w:hyperlink r:id="rId59">
         <w:r>
           <w:rPr>
             <w:rStyle w:val="Hyperlink"/>
@@ -2700,8 +2665,8 @@
         <w:t xml:space="preserve">.</w:t>
       </w:r>
     </w:p>
-    <w:bookmarkEnd w:id="61"/>
-    <w:bookmarkStart w:id="62" w:name="ref-graves_cachola-abad_1996"/>
+    <w:bookmarkEnd w:id="60"/>
+    <w:bookmarkStart w:id="61" w:name="ref-graves_cachola-abad_1996"/>
     <w:p>
       <w:pPr>
         <w:pStyle w:val="Bibliography"/>
@@ -2735,8 +2700,8 @@
         <w:t xml:space="preserve">31(1):19–32.</w:t>
       </w:r>
     </w:p>
-    <w:bookmarkEnd w:id="62"/>
-    <w:bookmarkStart w:id="64" w:name="ref-henrich_2001"/>
+    <w:bookmarkEnd w:id="61"/>
+    <w:bookmarkStart w:id="63" w:name="ref-henrich_2001"/>
     <w:p>
       <w:pPr>
         <w:pStyle w:val="Bibliography"/>
@@ -2763,7 +2728,7 @@
       <w:r>
         <w:t xml:space="preserve"> </w:t>
       </w:r>
-      <w:hyperlink r:id="rId63">
+      <w:hyperlink r:id="rId62">
         <w:r>
           <w:rPr>
             <w:rStyle w:val="Hyperlink"/>
@@ -2775,8 +2740,8 @@
         <w:t xml:space="preserve">.</w:t>
       </w:r>
     </w:p>
-    <w:bookmarkEnd w:id="64"/>
-    <w:bookmarkStart w:id="65" w:name="ref-hopkins_skellam_1954"/>
+    <w:bookmarkEnd w:id="63"/>
+    <w:bookmarkStart w:id="64" w:name="ref-hopkins_skellam_1954"/>
     <w:p>
       <w:pPr>
         <w:pStyle w:val="Bibliography"/>
@@ -2801,8 +2766,8 @@
         <w:t xml:space="preserve">18(2):213–227.</w:t>
       </w:r>
     </w:p>
-    <w:bookmarkEnd w:id="65"/>
-    <w:bookmarkStart w:id="67" w:name="ref-hunt_2006"/>
+    <w:bookmarkEnd w:id="64"/>
+    <w:bookmarkStart w:id="66" w:name="ref-hunt_2006"/>
     <w:p>
       <w:pPr>
         <w:pStyle w:val="Bibliography"/>
@@ -2829,7 +2794,7 @@
       <w:r>
         <w:t xml:space="preserve"> </w:t>
       </w:r>
-      <w:hyperlink r:id="rId66">
+      <w:hyperlink r:id="rId65">
         <w:r>
           <w:rPr>
             <w:rStyle w:val="Hyperlink"/>
@@ -2841,8 +2806,8 @@
         <w:t xml:space="preserve">.</w:t>
       </w:r>
     </w:p>
-    <w:bookmarkEnd w:id="67"/>
-    <w:bookmarkStart w:id="69" w:name="ref-hunt_bell_travis_2008"/>
+    <w:bookmarkEnd w:id="66"/>
+    <w:bookmarkStart w:id="68" w:name="ref-hunt_bell_travis_2008"/>
     <w:p>
       <w:pPr>
         <w:pStyle w:val="Bibliography"/>
@@ -2869,7 +2834,7 @@
       <w:r>
         <w:t xml:space="preserve"> </w:t>
       </w:r>
-      <w:hyperlink r:id="rId68">
+      <w:hyperlink r:id="rId67">
         <w:r>
           <w:rPr>
             <w:rStyle w:val="Hyperlink"/>
@@ -2881,8 +2846,8 @@
         <w:t xml:space="preserve">.</w:t>
       </w:r>
     </w:p>
-    <w:bookmarkEnd w:id="69"/>
-    <w:bookmarkStart w:id="71" w:name="ref-lipo_dinapoli_madsen_hunt_2021"/>
+    <w:bookmarkEnd w:id="68"/>
+    <w:bookmarkStart w:id="70" w:name="ref-lipo_dinapoli_madsen_hunt_2021"/>
     <w:p>
       <w:pPr>
         <w:pStyle w:val="Bibliography"/>
@@ -2909,7 +2874,7 @@
       <w:r>
         <w:t xml:space="preserve"> </w:t>
       </w:r>
-      <w:hyperlink r:id="rId70">
+      <w:hyperlink r:id="rId69">
         <w:r>
           <w:rPr>
             <w:rStyle w:val="Hyperlink"/>
@@ -2921,8 +2886,8 @@
         <w:t xml:space="preserve">.</w:t>
       </w:r>
     </w:p>
-    <w:bookmarkEnd w:id="71"/>
-    <w:bookmarkStart w:id="73" w:name="ref-lipo_madsen_dunnell_2015"/>
+    <w:bookmarkEnd w:id="70"/>
+    <w:bookmarkStart w:id="72" w:name="ref-lipo_madsen_dunnell_2015"/>
     <w:p>
       <w:pPr>
         <w:pStyle w:val="Bibliography"/>
@@ -2949,7 +2914,7 @@
       <w:r>
         <w:t xml:space="preserve"> </w:t>
       </w:r>
-      <w:hyperlink r:id="rId72">
+      <w:hyperlink r:id="rId71">
         <w:r>
           <w:rPr>
             <w:rStyle w:val="Hyperlink"/>
@@ -2961,8 +2926,8 @@
         <w:t xml:space="preserve">.</w:t>
       </w:r>
     </w:p>
-    <w:bookmarkEnd w:id="73"/>
-    <w:bookmarkStart w:id="75" w:name="ref-lipo_madsen_dunnell_hunt_1997"/>
+    <w:bookmarkEnd w:id="72"/>
+    <w:bookmarkStart w:id="74" w:name="ref-lipo_madsen_dunnell_hunt_1997"/>
     <w:p>
       <w:pPr>
         <w:pStyle w:val="Bibliography"/>
@@ -2989,7 +2954,7 @@
       <w:r>
         <w:t xml:space="preserve"> </w:t>
       </w:r>
-      <w:hyperlink r:id="rId74">
+      <w:hyperlink r:id="rId73">
         <w:r>
           <w:rPr>
             <w:rStyle w:val="Hyperlink"/>
@@ -3001,8 +2966,8 @@
         <w:t xml:space="preserve">.</w:t>
       </w:r>
     </w:p>
-    <w:bookmarkEnd w:id="75"/>
-    <w:bookmarkStart w:id="76" w:name="ref-lyman_obrien_2006"/>
+    <w:bookmarkEnd w:id="74"/>
+    <w:bookmarkStart w:id="75" w:name="ref-lyman_obrien_2006"/>
     <w:p>
       <w:pPr>
         <w:pStyle w:val="Bibliography"/>
@@ -3024,34 +2989,8 @@
         <w:t xml:space="preserve">. University of Nebraska Press, Lincoln.</w:t>
       </w:r>
     </w:p>
-    <w:bookmarkEnd w:id="76"/>
-    <w:bookmarkStart w:id="77" w:name="ref-mainfort_1996b"/>
-    <w:p>
-      <w:pPr>
-        <w:pStyle w:val="Bibliography"/>
-      </w:pPr>
-      <w:r>
-        <w:t xml:space="preserve">Mainfort, Jr., Robert C. 1996. Late Period Chronology in the Central Mississippi Valley: A Western Tennessee Perspective.</w:t>
-      </w:r>
-      <w:r>
-        <w:t xml:space="preserve"> </w:t>
-      </w:r>
-      <w:r>
-        <w:rPr>
-          <w:i/>
-          <w:iCs/>
-        </w:rPr>
-        <w:t xml:space="preserve">Southeastern Archaeology</w:t>
-      </w:r>
-      <w:r>
-        <w:t xml:space="preserve"> </w:t>
-      </w:r>
-      <w:r>
-        <w:t xml:space="preserve">15(2):172–181.</w:t>
-      </w:r>
-    </w:p>
-    <w:bookmarkEnd w:id="77"/>
-    <w:bookmarkStart w:id="78" w:name="ref-mainfort_2001"/>
+    <w:bookmarkEnd w:id="75"/>
+    <w:bookmarkStart w:id="76" w:name="ref-mainfort_2001"/>
     <w:p>
       <w:pPr>
         <w:pStyle w:val="Bibliography"/>
@@ -3085,8 +3024,8 @@
         <w:t xml:space="preserve">, edited by David S. Brose, C. Wesley Cowan, and Jr. Mainfort Robert C., pp. 173–190. Smithsonian Institution Press, Washington, DC.</w:t>
       </w:r>
     </w:p>
-    <w:bookmarkEnd w:id="78"/>
-    <w:bookmarkStart w:id="79" w:name="ref-marquardt_1978"/>
+    <w:bookmarkEnd w:id="76"/>
+    <w:bookmarkStart w:id="77" w:name="ref-marquardt_1978"/>
     <w:p>
       <w:pPr>
         <w:pStyle w:val="Bibliography"/>
@@ -3108,8 +3047,8 @@
         <w:t xml:space="preserve">, edited by Michael B. Schiffer, pp. 257–314. Academic Press, New York.</w:t>
       </w:r>
     </w:p>
-    <w:bookmarkEnd w:id="79"/>
-    <w:bookmarkStart w:id="80" w:name="ref-neiman_1995"/>
+    <w:bookmarkEnd w:id="77"/>
+    <w:bookmarkStart w:id="78" w:name="ref-neiman_1995"/>
     <w:p>
       <w:pPr>
         <w:pStyle w:val="Bibliography"/>
@@ -3152,8 +3091,8 @@
         <w:t xml:space="preserve">60(1):7–36.</w:t>
       </w:r>
     </w:p>
-    <w:bookmarkEnd w:id="80"/>
-    <w:bookmarkStart w:id="81" w:name="ref-obrien_lyman_1999"/>
+    <w:bookmarkEnd w:id="78"/>
+    <w:bookmarkStart w:id="79" w:name="ref-obrien_lyman_1999"/>
     <w:p>
       <w:pPr>
         <w:pStyle w:val="Bibliography"/>
@@ -3175,8 +3114,8 @@
         <w:t xml:space="preserve">. Kluwer Academic/Plenum, New York.</w:t>
       </w:r>
     </w:p>
-    <w:bookmarkEnd w:id="81"/>
-    <w:bookmarkStart w:id="82" w:name="ref-phillips_1970"/>
+    <w:bookmarkEnd w:id="79"/>
+    <w:bookmarkStart w:id="80" w:name="ref-phillips_1970"/>
     <w:p>
       <w:pPr>
         <w:pStyle w:val="Bibliography"/>
@@ -3247,8 +3186,8 @@
         <w:t xml:space="preserve">, Vol. 60. Papers of the Peabody Museum of Archaeology and Ethnology. Peabody Museum, Harvard University, Cambridge, MA.</w:t>
       </w:r>
     </w:p>
-    <w:bookmarkEnd w:id="82"/>
-    <w:bookmarkStart w:id="84" w:name="ref-reimer_etal_2020"/>
+    <w:bookmarkEnd w:id="80"/>
+    <w:bookmarkStart w:id="82" w:name="ref-reimer_etal_2020"/>
     <w:p>
       <w:pPr>
         <w:pStyle w:val="Bibliography"/>
@@ -3302,7 +3241,7 @@
       <w:r>
         <w:t xml:space="preserve"> </w:t>
       </w:r>
-      <w:hyperlink r:id="rId83">
+      <w:hyperlink r:id="rId81">
         <w:r>
           <w:rPr>
             <w:rStyle w:val="Hyperlink"/>
@@ -3314,8 +3253,8 @@
         <w:t xml:space="preserve">.</w:t>
       </w:r>
     </w:p>
-    <w:bookmarkEnd w:id="84"/>
-    <w:bookmarkStart w:id="85" w:name="ref-rousseeuw_1987"/>
+    <w:bookmarkEnd w:id="82"/>
+    <w:bookmarkStart w:id="83" w:name="ref-rousseeuw_1987"/>
     <w:p>
       <w:pPr>
         <w:pStyle w:val="Bibliography"/>
@@ -3340,8 +3279,8 @@
         <w:t xml:space="preserve">20:53–65.</w:t>
       </w:r>
     </w:p>
-    <w:bookmarkEnd w:id="85"/>
-    <w:bookmarkStart w:id="87" w:name="ref-scheffer_2009"/>
+    <w:bookmarkEnd w:id="83"/>
+    <w:bookmarkStart w:id="85" w:name="ref-scheffer_2009"/>
     <w:p>
       <w:pPr>
         <w:pStyle w:val="Bibliography"/>
@@ -3368,7 +3307,7 @@
       <w:r>
         <w:t xml:space="preserve"> </w:t>
       </w:r>
-      <w:hyperlink r:id="rId86">
+      <w:hyperlink r:id="rId84">
         <w:r>
           <w:rPr>
             <w:rStyle w:val="Hyperlink"/>
@@ -3380,8 +3319,8 @@
         <w:t xml:space="preserve">.</w:t>
       </w:r>
     </w:p>
-    <w:bookmarkEnd w:id="87"/>
-    <w:bookmarkStart w:id="89" w:name="ref-surovell_brantingham_2007"/>
+    <w:bookmarkEnd w:id="85"/>
+    <w:bookmarkStart w:id="87" w:name="ref-surovell_brantingham_2007"/>
     <w:p>
       <w:pPr>
         <w:pStyle w:val="Bibliography"/>
@@ -3408,7 +3347,7 @@
       <w:r>
         <w:t xml:space="preserve"> </w:t>
       </w:r>
-      <w:hyperlink r:id="rId88">
+      <w:hyperlink r:id="rId86">
         <w:r>
           <w:rPr>
             <w:rStyle w:val="Hyperlink"/>
@@ -3420,8 +3359,8 @@
         <w:t xml:space="preserve">.</w:t>
       </w:r>
     </w:p>
-    <w:bookmarkEnd w:id="89"/>
-    <w:bookmarkStart w:id="91" w:name="ref-surovell_etal_2009"/>
+    <w:bookmarkEnd w:id="87"/>
+    <w:bookmarkStart w:id="89" w:name="ref-surovell_etal_2009"/>
     <w:p>
       <w:pPr>
         <w:pStyle w:val="Bibliography"/>
@@ -3448,7 +3387,7 @@
       <w:r>
         <w:t xml:space="preserve"> </w:t>
       </w:r>
-      <w:hyperlink r:id="rId90">
+      <w:hyperlink r:id="rId88">
         <w:r>
           <w:rPr>
             <w:rStyle w:val="Hyperlink"/>
@@ -3460,8 +3399,8 @@
         <w:t xml:space="preserve">.</w:t>
       </w:r>
     </w:p>
-    <w:bookmarkEnd w:id="91"/>
-    <w:bookmarkStart w:id="92" w:name="ref-tibshirani_walther_hastie_2001"/>
+    <w:bookmarkEnd w:id="89"/>
+    <w:bookmarkStart w:id="90" w:name="ref-tibshirani_walther_hastie_2001"/>
     <w:p>
       <w:pPr>
         <w:pStyle w:val="Bibliography"/>
@@ -3486,20 +3425,20 @@
         <w:t xml:space="preserve">63(2):411–423.</w:t>
       </w:r>
     </w:p>
+    <w:bookmarkEnd w:id="90"/>
+    <w:bookmarkStart w:id="91" w:name="ref-williams_1954"/>
+    <w:p>
+      <w:pPr>
+        <w:pStyle w:val="Bibliography"/>
+      </w:pPr>
+      <w:r>
+        <w:t xml:space="preserve">Williams, Stephen. 1954. An Archeological Study of the Mississippian Culture in Southeast Missouri. PhD thesis, Yale University, New Haven.</w:t>
+      </w:r>
+    </w:p>
+    <w:bookmarkEnd w:id="91"/>
     <w:bookmarkEnd w:id="92"/>
-    <w:bookmarkStart w:id="93" w:name="ref-williams_1954"/>
-    <w:p>
-      <w:pPr>
-        <w:pStyle w:val="Bibliography"/>
-      </w:pPr>
-      <w:r>
-        <w:t xml:space="preserve">Williams, Stephen. 1954. An Archeological Study of the Mississippian Culture in Southeast Missouri. PhD thesis, Yale University, New Haven.</w:t>
-      </w:r>
-    </w:p>
     <w:bookmarkEnd w:id="93"/>
     <w:bookmarkEnd w:id="94"/>
-    <w:bookmarkEnd w:id="95"/>
-    <w:bookmarkEnd w:id="96"/>
     <w:sectPr>
       <w:footnotePr>
         <w:numRestart w:val="eachSect"/>

--- a/docs/manuscript/SUPPLEMENTAL_TEXT.docx
+++ b/docs/manuscript/SUPPLEMENTAL_TEXT.docx
@@ -1114,7 +1114,7 @@
         <w:t xml:space="preserve">(Henrich 2001)</w:t>
       </w:r>
       <w:r>
-        <w:t xml:space="preserve">), and a spatial rule placing group profiles on the landscape. Four generators instantiate the four processes of Table 1. The bounded-groups generator raises divergence and conformity together across spatially bounded groups. Environmental patchiness holds a fixed between-group difference under neutral within-group copying with an environment-keyed layout. Aggregated signaling raises within-group conformity in a single undivided pool with no between-group divergence. Drift with distance-limited interaction produces a smooth spatial gradient under neutral copying. Each generator emits a sequence of group-by-class slices along an ordinal axis. We ran the four-signature procedure on each, blind to its source, and recorded which registered as convergent, repeating this across 20 random seeds and computing the correlation matrix of the four signatures on the bounded-groups output to confirm that their joint movement is informative rather than an artifact of redundancy (Figure S4). This idealized test uses large, clean assemblages (12 groups, several hundred sherds each) and establishes that it discriminates in principle. The record-matched, size-controlled recovery in the main text (Figure 4) is what establishes which signatures survive at the resolution of the actual data.</w:t>
+        <w:t xml:space="preserve">), and a spatial rule placing group profiles on the landscape. Four generators instantiate the four idealized processes of Table 1, where drift is a single process that the main-text table shows under two regimes, smooth and stochastic, of which the smooth, deterministic regime is the one generated here. The bounded-groups generator raises divergence and conformity together across spatially bounded groups. Environmental patchiness holds a fixed between-group difference under neutral within-group copying with an environment-keyed layout. Aggregated signaling raises within-group conformity in a single undivided pool with no between-group divergence. Drift with distance-limited interaction produces a smooth spatial gradient under neutral copying. Each generator emits a sequence of group-by-class slices along an ordinal axis. We ran the four-signature procedure on each, blind to its source, and recorded which registered as convergent, repeating this across 20 random seeds and computing the correlation matrix of the four signatures on the bounded-groups output to confirm that their joint movement is informative rather than an artifact of redundancy (Figure S4). This idealized test uses large, clean assemblages (12 groups, several hundred sherds each) and establishes that it discriminates in principle. The record-matched, size-controlled recovery in the main text (Figure 4) is what establishes which signatures survive at the resolution of the actual data.</w:t>
       </w:r>
     </w:p>
     <w:p>
@@ -1463,7 +1463,7 @@
         <w:pStyle w:val="BodyText"/>
       </w:pPr>
       <w:r>
-        <w:t xml:space="preserve">The assemblages are not contemporaneous, which is both why they can be seriated and why some carry more of the late classes than others, so the evolving field is sampled time-transgressively rather than at a single instant. The field is recorded at 90 evenly spaced time slices over 1,800 generations. Each synthetic assemblage is drawn from the slice that matches its observed seriation position, its rank on the first correspondence-analysis axis of the real data, and accumulated over a trailing window of eight slices so that, like a real death assemblage, it mixes production across its span. Each synthetic assemblage is then sampled to the observed sherd count of the corresponding real assemblage. The synthetic assemblages are read exactly as the empirical ones: interaction communities by the same modularity partition, between-group cultural F_ST on the resulting groups, and a seriation order from a fresh correspondence analysis. A contemporaneous control, with every assemblage drawn from the final slice, is sampled the same way for comparison.</w:t>
+        <w:t xml:space="preserve">The assemblages are not contemporaneous, which is both why they can be seriated and why some carry more of the late classes than others, so the evolving field is sampled time-transgressively rather than at a single instant. The field is recorded at 90 evenly spaced time slices over 1,800 generations. Each synthetic assemblage is drawn from the slice that matches its observed seriation position, its rank on the first correspondence-analysis axis of the real data, and accumulated over a trailing window of eight slices so that, like a real death assemblage, it mixes production across its span. Each synthetic assemblage is then sampled to the observed sherd count of the corresponding real assemblage. The synthetic assemblages are treated exactly as the empirical ones: interaction communities by the same modularity partition, between-group cultural F_ST on the resulting groups, and a seriation order from a fresh correspondence analysis. A contemporaneous control, with every assemblage drawn from the final slice, is sampled the same way for comparison.</w:t>
       </w:r>
     </w:p>
     <w:p>
@@ -1750,7 +1750,7 @@
         <w:pStyle w:val="FirstParagraph"/>
       </w:pPr>
       <w:r>
-        <w:t xml:space="preserve">The four convergence signatures are read as states along the seriation sequence, so on their own they are only partially dynamically sufficient: they describe states rather than the transitions between them. Two further tests work on the transformation between states, and a third, underpowered probe is reported in the code for completeness. The two we rely on are dynamically and empirically sufficient at once, because each models the change between states while respecting the time-averaged resolution of the record.</w:t>
+        <w:t xml:space="preserve">The four convergence signatures are measured as states along the seriation sequence, so on their own they are only partially dynamically sufficient: they describe states rather than the transitions between them. Two further tests work on the transformation between states, and a third, underpowered probe is reported in the code for completeness. The two we rely on are dynamically and empirically sufficient at once, because each models the change between states while respecting the time-averaged resolution of the record.</w:t>
       </w:r>
     </w:p>
     <w:p>
@@ -1758,7 +1758,7 @@
         <w:pStyle w:val="BodyText"/>
       </w:pPr>
       <w:r>
-        <w:t xml:space="preserve">The first infers how potters were copying by simulation. We run many copying scenarios, ranging from strongly conformist to neutral to novelty-seeking, and keep only the ones that reproduce the real assemblages, then read off the kind of copying implied by the surviving scenarios, with the record’s time-averaging built into each simulation (the approximate-Bayesian-computation approach)</w:t>
+        <w:t xml:space="preserve">The first infers how potters were copying by simulation. We run many copying scenarios, ranging from strongly conformist to neutral to novelty-seeking, and keep only the ones that reproduce the real assemblages, then infer the kind of copying implied by the surviving scenarios, with the record’s time-averaging built into each simulation (the approximate-Bayesian-computation approach)</w:t>
       </w:r>
       <w:r>
         <w:t xml:space="preserve"> </w:t>
@@ -1980,7 +1980,7 @@
         </m:r>
       </m:oMath>
       <w:r>
-        <w:t xml:space="preserve">, but it is not resolved as a departure from neutral, and refitting the bias separately to the early and late halves of the sequence recovers no shift between them. The inference rules out the strong conformist bias that a marker- or assortment-based dynamic would require by modeling copying dynamics rather than a single static moment. The posterior contraction should be read with one caveat: rejection sampling at a one percent acceptance tolerance is not formally calibrated here, so we present this inference as concordant with the record-matched recovery and the static signatures rather than as a standalone result.</w:t>
+        <w:t xml:space="preserve">, but it is not resolved as a departure from neutral, and refitting the bias separately to the early and late halves of the sequence recovers no shift between them. The inference rules out the strong conformist bias that a marker- or assortment-based dynamic would require by modeling copying dynamics rather than a single static moment. The posterior contraction should be interpreted with one caveat: rejection sampling at a one percent acceptance tolerance is not formally calibrated here, so we present this inference as concordant with the record-matched recovery and the static signatures rather than as a standalone result.</w:t>
       </w:r>
     </w:p>
     <w:p>
@@ -1988,7 +1988,7 @@
         <w:pStyle w:val="BodyText"/>
       </w:pPr>
       <w:r>
-        <w:t xml:space="preserve">The second test asks, in plain terms, whether the assemblages’ diversity drifts aimlessly through time, heads steadily in one direction, or is pulled back toward a stable value, by comparing four standard time-series models (an unbiased random walk, a directional walk, stasis, and a mean-reverting Ornstein-Uhlenbeck process)</w:t>
+        <w:t xml:space="preserve">The second test asks, in plain terms, whether the assemblages’ diversity drifts without direction through time, heads steadily in one direction, or is pulled back toward a stable value, by comparing four standard time-series models (an unbiased random walk, a directional walk, stasis, and a mean-reverting Ornstein-Uhlenbeck process)</w:t>
       </w:r>
       <w:r>
         <w:t xml:space="preserve"> </w:t>
@@ -1997,7 +1997,7 @@
         <w:t xml:space="preserve">(Hunt 2006; Hunt et al. 2008)</w:t>
       </w:r>
       <w:r>
-        <w:t xml:space="preserve">. For the Gini-Simpson diversity trajectory and for the abundant decorated classes, binned along the oriented axis, we fit on the same level vector an unbiased random walk (Brownian motion, the neutral-drift expectation), a general biased random walk (the directional signature a sustained transition would leave), a stasis model (white noise about a constant mean), and an Ornstein-Uhlenbeck model (mean reversion toward an optimum), and compared them by the small-sample Akaike information criterion. The aggregate diversity trajectory favors the unbiased random walk, with an Akaike weight of 0.81 against 0.19 for the directional model and negligible weight for stasis or the Ornstein-Uhlenbeck model. The model comparison has only six points, so it is weak. This result is a concordance rather than a decisive selection (Figure S4B). The diversity trajectory is the trait of interest here, because the correspondence-analysis ordering does not arrange it by construction. Individual-class trajectories more often favor the directional model. That comparison, however, is weak and partly tautological because the seriation axis is designed to maximize monotonic class-frequency turnover, and only three classes are abundant enough across the sequence to fit. The robust reading is neutral drift, not a sustained directional transition.</w:t>
+        <w:t xml:space="preserve">. For the Gini-Simpson diversity trajectory and for the abundant decorated classes, binned along the oriented axis, we fit on the same level vector an unbiased random walk (Brownian motion, the neutral-drift expectation), a general biased random walk (the directional signature a sustained transition would leave), a stasis model (white noise about a constant mean), and an Ornstein-Uhlenbeck model (mean reversion toward an optimum), and compared them by the small-sample Akaike information criterion. The aggregate diversity trajectory favors the unbiased random walk, with an Akaike weight of 0.81 against 0.19 for the directional model and negligible weight for stasis or the Ornstein-Uhlenbeck model. The model comparison has only six points, so it is weak. This result is a concordance rather than a decisive selection (Figure S4B). The diversity trajectory is the trait of interest here, because the correspondence-analysis ordering does not arrange it by construction. Individual-class trajectories more often favor the directional model. That comparison, however, is weak and partly tautological because the seriation axis is designed to maximize monotonic class-frequency turnover, and only three classes are abundant enough across the sequence to fit. The robust conclusion is neutral drift, not a sustained directional transition.</w:t>
       </w:r>
     </w:p>
     <w:p>

--- a/docs/manuscript/SUPPLEMENTAL_TEXT.docx
+++ b/docs/manuscript/SUPPLEMENTAL_TEXT.docx
@@ -1488,7 +1488,7 @@
               <a:graphicData uri="http://schemas.openxmlformats.org/drawingml/2006/picture">
                 <pic:pic>
                   <pic:nvPicPr>
-                    <pic:cNvPr descr="../../figures/fig8_emergent_phases.png" id="25" name="Picture"/>
+                    <pic:cNvPr descr="../../figures/figS8_emergent_phases.png" id="25" name="Picture"/>
                     <pic:cNvPicPr>
                       <a:picLocks noChangeArrowheads="1" noChangeAspect="1"/>
                     </pic:cNvPicPr>

--- a/docs/manuscript/SUPPLEMENTAL_TEXT.docx
+++ b/docs/manuscript/SUPPLEMENTAL_TEXT.docx
@@ -1367,7 +1367,7 @@
           <wp:inline>
             <wp:extent cx="5334000" cy="3619056"/>
             <wp:effectExtent b="0" l="0" r="0" t="0"/>
-            <wp:docPr descr="Figure S5. Spatial drift versus bounded groups on the basin geography. Top: the four observed signatures (vertical lines) against the null distributions produced by a neutral spatial-drift model (blue) and a bounded-groups model (orange) on the real coordinate layout, both time-averaged and subsampled to the observed counts. Observed values fall inside the drift distribution and far below the bounded-groups distribution for modularity, boundary excess, and cultural F_ST. Bottom: multidimensional scaling of decorated dissimilarity for the observed assemblages and one realization of each model, spatial drift reproducing the weak, spatially blurred structure while bounded groups produce a sharper split than the data show." title="" id="20" name="Picture"/>
+            <wp:docPr descr="Figure S5. Spatial drift versus bounded groups on the basin geography. Top: the four observed signatures (vertical lines) against the null distributions produced by a neutral spatial-drift model (light gray) and a bounded-groups model (dark gray) on the real coordinate layout, both time-averaged and subsampled to the observed counts. Observed values fall inside the drift distribution and far below the bounded-groups distribution for modularity, boundary excess, and cultural F_ST. Bottom: multidimensional scaling of decorated dissimilarity for the observed assemblages and one realization of each model, spatial drift reproducing the weak, spatially blurred structure while bounded groups produce a sharper split than the data show." title="" id="20" name="Picture"/>
             <a:graphic>
               <a:graphicData uri="http://schemas.openxmlformats.org/drawingml/2006/picture">
                 <pic:pic>
@@ -1420,7 +1420,7 @@
         <w:t xml:space="preserve"> </w:t>
       </w:r>
       <w:r>
-        <w:t xml:space="preserve">Spatial drift versus bounded groups on the basin geography. Top: the four observed signatures (vertical lines) against the null distributions produced by a neutral spatial-drift model (blue) and a bounded-groups model (orange) on the real coordinate layout, both time-averaged and subsampled to the observed counts. Observed values fall inside the drift distribution and far below the bounded-groups distribution for modularity, boundary excess, and cultural F_ST. Bottom: multidimensional scaling of decorated dissimilarity for the observed assemblages and one realization of each model, spatial drift reproducing the weak, spatially blurred structure while bounded groups produce a sharper split than the data show.</w:t>
+        <w:t xml:space="preserve">Spatial drift versus bounded groups on the basin geography. Top: the four observed signatures (vertical lines) against the null distributions produced by a neutral spatial-drift model (light gray) and a bounded-groups model (dark gray) on the real coordinate layout, both time-averaged and subsampled to the observed counts. Observed values fall inside the drift distribution and far below the bounded-groups distribution for modularity, boundary excess, and cultural F_ST. Bottom: multidimensional scaling of decorated dissimilarity for the observed assemblages and one realization of each model, spatial drift reproducing the weak, spatially blurred structure while bounded groups produce a sharper split than the data show.</w:t>
       </w:r>
     </w:p>
     <w:bookmarkEnd w:id="22"/>
@@ -1658,7 +1658,7 @@
         <w:t xml:space="preserve">(1954)</w:t>
       </w:r>
       <w:r>
-        <w:t xml:space="preserve">, comprising 50 assemblages from 28 sites, digitized from the survey tables and georeferenced using the Lower Mississippi Survey grid. Within the central-valley regions, the decorated-ceramic differentiation is a Woodland-to-Mississippian composition gradient rather than a synchronic structure: a cultural F_ST of 0.11 across physiographic regions collapses to 0.04, near the drift level, once the analysis is restricted to Mississippian classes. Between the central and lower valleys, the Phillips-Ford-Griffin assemblages present a different picture. Combining the two into one north-south transect of 133 decorated assemblages, the decline of decorated similarity with distance is itself drift-consistent (Mantel r = -0.55, inside the spatial-drift null). Still, the distance-controlled boundary excess at the central-valley and lower-valley divide is +52 Brainerd-Robinson units, far outside the drift null. The two regions carry mutually exclusive, distinctive repertoires (northern Wickliffe, O’Byam, Matthews, Kimmswick, and Varney Red against southern Barton, Walls Engraved, Carson Red-on-Buff, Avenue Polychrome, and Leland), with even the shared classes differing in proportion. Restricting the comparison to classes present in both regions, which removes the mutually exclusive distinctive classes that carry the strongest temporal contrast, reduces the step but does not erase it: the boundary excess falls to +38 Brainerd-Robinson units. It remains above the neutral-drift null, so the boundary is not solely an artifact of distinctive-class turnover, although the shared classes themselves retain some temporal structure. The step is real but confounded by time, because the northern distinctive classes are early- to middle-Mississippian and the southern are late</w:t>
+        <w:t xml:space="preserve">, comprising 50 assemblages from 28 sites, digitized from the survey tables and georeferenced using the Lower Mississippi Survey grid. Within the central-valley regions, the decorated-ceramic differentiation is a Woodland-to-Mississippian composition gradient rather than a synchronic structure: a cultural F_ST of 0.11 across physiographic regions collapses to 0.03, near the drift level, once the analysis is restricted to Mississippian classes. Between the central and lower valleys, the Phillips-Ford-Griffin assemblages present a different picture. Combining the two into one north-south transect of 133 decorated assemblages, the decline of decorated similarity with distance is itself drift-consistent (Mantel r = -0.55, inside the spatial-drift null). Still, the distance-controlled boundary excess at the central-valley and lower-valley divide is +52 Brainerd-Robinson units, far outside the drift null. The two regions carry mutually exclusive, distinctive repertoires (northern Wickliffe, O’Byam, Matthews, Kimmswick, and Varney Red against southern Barton, Walls Engraved, Carson Red-on-Buff, Avenue Polychrome, and Leland), with even the shared classes differing in proportion. Restricting the comparison to classes present in both regions, which removes the mutually exclusive distinctive classes that carry the strongest temporal contrast, reduces the step but does not erase it: the boundary excess falls to +38 Brainerd-Robinson units. It remains above the neutral-drift null, so the boundary is not solely an artifact of distinctive-class turnover, although the shared classes themselves retain some temporal structure. The step is real but confounded by time, because the northern distinctive classes are early- to middle-Mississippian and the southern are late</w:t>
       </w:r>
       <w:r>
         <w:t xml:space="preserve"> </w:t>
@@ -1679,7 +1679,7 @@
           <wp:inline>
             <wp:extent cx="5334000" cy="3424782"/>
             <wp:effectExtent b="0" l="0" r="0" t="0"/>
-            <wp:docPr descr="Figure S6. The central-valley and lower-valley transect. Left: the georeferenced decorated assemblages, central-valley (Williams 1954, blue) and lower-valley (Phillips-Ford-Griffin, orange), with the latitudinal gap between the blocks. Right: distance-decay of decorated Brainerd-Robinson similarity across the transect, within-region and between-region pairs distinguished. Similarity declines smoothly with distance as neutral drift predicts, but within-region pairs are markedly more similar than between-region pairs at matched distance, the step at the boundary." title="" id="32" name="Picture"/>
+            <wp:docPr descr="Figure S6. The central-valley and lower-valley transect. Left: the georeferenced decorated assemblages, central-valley (Williams 1954, light gray) and lower-valley (Phillips-Ford-Griffin, dark gray), with the latitudinal gap between the blocks. Right: distance-decay of decorated Brainerd-Robinson similarity across the transect, within-region and between-region pairs distinguished. Similarity declines smoothly with distance as neutral drift predicts, but within-region pairs are markedly more similar than between-region pairs at matched distance, the step at the boundary." title="" id="32" name="Picture"/>
             <a:graphic>
               <a:graphicData uri="http://schemas.openxmlformats.org/drawingml/2006/picture">
                 <pic:pic>
@@ -1732,7 +1732,7 @@
         <w:t xml:space="preserve"> </w:t>
       </w:r>
       <w:r>
-        <w:t xml:space="preserve">The central-valley and lower-valley transect. Left: the georeferenced decorated assemblages, central-valley (Williams 1954, blue) and lower-valley (Phillips-Ford-Griffin, orange), with the latitudinal gap between the blocks. Right: distance-decay of decorated Brainerd-Robinson similarity across the transect, within-region and between-region pairs distinguished. Similarity declines smoothly with distance as neutral drift predicts, but within-region pairs are markedly more similar than between-region pairs at matched distance, the step at the boundary.</w:t>
+        <w:t xml:space="preserve">The central-valley and lower-valley transect. Left: the georeferenced decorated assemblages, central-valley (Williams 1954, light gray) and lower-valley (Phillips-Ford-Griffin, dark gray), with the latitudinal gap between the blocks. Right: distance-decay of decorated Brainerd-Robinson similarity across the transect, within-region and between-region pairs distinguished. Similarity declines smoothly with distance as neutral drift predicts, but within-region pairs are markedly more similar than between-region pairs at matched distance, the step at the boundary.</w:t>
       </w:r>
     </w:p>
     <w:bookmarkEnd w:id="34"/>
@@ -1936,7 +1936,7 @@
         <w:t xml:space="preserve"> </w:t>
       </w:r>
       <w:r>
-        <w:t xml:space="preserve">that includes zero (Figure S4A). The posterior standard deviation is 0.021 against a prior of 0.289, so the data appreciably constrain the bias rather than leaving it at the prior, placing it close to neutral. A weak conformist lean is visible, with</w:t>
+        <w:t xml:space="preserve">that includes zero (Figure S2A). The posterior standard deviation is 0.021 against a prior of 0.289, so the data appreciably constrain the bias rather than leaving it at the prior, placing it close to neutral. A weak conformist lean is visible, with</w:t>
       </w:r>
       <w:r>
         <w:t xml:space="preserve"> </w:t>
@@ -1997,7 +1997,7 @@
         <w:t xml:space="preserve">(Hunt 2006; Hunt et al. 2008)</w:t>
       </w:r>
       <w:r>
-        <w:t xml:space="preserve">. For the Gini-Simpson diversity trajectory and for the abundant decorated classes, binned along the oriented axis, we fit on the same level vector an unbiased random walk (Brownian motion, the neutral-drift expectation), a general biased random walk (the directional signature a sustained transition would leave), a stasis model (white noise about a constant mean), and an Ornstein-Uhlenbeck model (mean reversion toward an optimum), and compared them by the small-sample Akaike information criterion. The aggregate diversity trajectory favors the unbiased random walk, with an Akaike weight of 0.81 against 0.19 for the directional model and negligible weight for stasis or the Ornstein-Uhlenbeck model. The model comparison has only six points, so it is weak. This result is a concordance rather than a decisive selection (Figure S4B). The diversity trajectory is the trait of interest here, because the correspondence-analysis ordering does not arrange it by construction. Individual-class trajectories more often favor the directional model. That comparison, however, is weak and partly tautological because the seriation axis is designed to maximize monotonic class-frequency turnover, and only three classes are abundant enough across the sequence to fit. The robust conclusion is neutral drift, not a sustained directional transition.</w:t>
+        <w:t xml:space="preserve">. For the Gini-Simpson diversity trajectory and for the abundant decorated classes, binned along the oriented axis, we fit on the same level vector an unbiased random walk (Brownian motion, the neutral-drift expectation), a general biased random walk (the directional signature a sustained transition would leave), a stasis model (white noise about a constant mean), and an Ornstein-Uhlenbeck model (mean reversion toward an optimum), and compared them by the small-sample Akaike information criterion. The aggregate diversity trajectory favors the unbiased random walk, with an Akaike weight of 0.81 against 0.19 for the directional model and negligible weight for stasis or the Ornstein-Uhlenbeck model. The model comparison has only six points, so it is weak. This result is a concordance rather than a decisive selection (Figure S2B). The diversity trajectory is the trait of interest here, because the correspondence-analysis ordering does not arrange it by construction. Individual-class trajectories more often favor the directional model. That comparison, however, is weak and partly tautological because the seriation axis is designed to maximize monotonic class-frequency turnover, and only three classes are abundant enough across the sequence to fit. The robust conclusion is neutral drift, not a sustained directional transition.</w:t>
       </w:r>
     </w:p>
     <w:p>

--- a/docs/manuscript/SUPPLEMENTAL_TEXT.docx
+++ b/docs/manuscript/SUPPLEMENTAL_TEXT.docx
@@ -1114,7 +1114,7 @@
         <w:t xml:space="preserve">(Henrich 2001)</w:t>
       </w:r>
       <w:r>
-        <w:t xml:space="preserve">), and a spatial rule placing group profiles on the landscape. Four generators instantiate the four idealized processes of Table 1, where drift is a single process that the main-text table shows under two regimes, smooth and stochastic, of which the smooth, deterministic regime is the one generated here. The bounded-groups generator raises divergence and conformity together across spatially bounded groups. Environmental patchiness holds a fixed between-group difference under neutral within-group copying with an environment-keyed layout. Aggregated signaling raises within-group conformity in a single undivided pool with no between-group divergence. Drift with distance-limited interaction produces a smooth spatial gradient under neutral copying. Each generator emits a sequence of group-by-class slices along an ordinal axis. We ran the four-signature procedure on each, blind to its source, and recorded which registered as convergent, repeating this across 20 random seeds and computing the correlation matrix of the four signatures on the bounded-groups output to confirm that their joint movement is informative rather than an artifact of redundancy (Figure S4). This idealized test uses large, clean assemblages (12 groups, several hundred sherds each) and establishes that it discriminates in principle. The record-matched, size-controlled recovery in the main text (Figure 4) is what establishes which signatures survive at the resolution of the actual data.</w:t>
+        <w:t xml:space="preserve">), and a spatial rule placing group profiles on the landscape. Four generators instantiate the four idealized processes of Table 1, where drift is a single process that the main-text table shows under two regimes, smooth and stochastic, of which the smooth, deterministic regime is the one generated here. The bounded-groups generator raises divergence and conformity together across spatially bounded groups. Environmental patchiness holds a fixed between-group difference under neutral within-group copying with an environment-keyed layout. Aggregated signaling raises within-group conformity in a single undivided pool with no between-group divergence. Drift with distance-limited interaction produces a smooth spatial gradient under neutral copying. Each generator emits a sequence of group-by-class slices along an ordinal axis. We ran the four-signature procedure on each generator, blind to its source, and recorded which registered as convergent, repeating this across 20 random seeds. On the bounded-groups output we also computed the correlation matrix of the four signatures, to confirm that their joint movement is informative rather than an artifact of redundancy (Figure S4). This idealized test uses large, clean assemblages (12 groups, several hundred sherds each) and establishes that it discriminates in principle. The record-matched, size-controlled recovery in the main text (Figure 4) is what establishes which signatures survive at the resolution of the actual data.</w:t>
       </w:r>
     </w:p>
     <w:p>
@@ -1209,7 +1209,7 @@
         <w:t xml:space="preserve"> </w:t>
       </w:r>
       <w:r>
-        <w:t xml:space="preserve">sample-size diagnostic for the neutrality estimators supports the Discussion: across the 29 basin assemblages, we computed the homozygosity-based and richness-based estimates of the transmission parameter and their signed difference, and correlated each with assemblage size and with seriation position, following Neiman’s protocol for separating a transmission signal from a sample-size artifact. Several further checks support the Results. A forking-paths sensitivity grid recomputes the convergence verdict across twenty-seven combinations of the basin’s spatial cutoff, bin count, and cluster number. The frequency increment test</w:t>
+        <w:t xml:space="preserve">sample-size diagnostic for the neutrality estimators supports the Discussion. Across the 29 basin assemblages, we computed the homozygosity-based and richness-based estimates of the transmission parameter and their signed difference. We then correlated each with assemblage size and with seriation position, following Neiman’s protocol for separating a transmission signal from a sample-size artifact. Several further checks support the Results. A forking-paths sensitivity grid recomputes the convergence verdict across twenty-seven combinations of the basin’s spatial cutoff, bin count, and cluster number. The frequency increment test</w:t>
       </w:r>
       <w:r>
         <w:t xml:space="preserve"> </w:t>
@@ -1355,7 +1355,7 @@
         <w:t xml:space="preserve">(2021)</w:t>
       </w:r>
       <w:r>
-        <w:t xml:space="preserve">. Each assemblage is a node holding a finite population of learners that copies decorated-class variants within the node and, at a low rate, from other nodes with a probability that decays with geographic distance, with innovation and the record’s trailing-window time-averaging imposed. We compared this neutral model against a bounded-groups model in which interactions are concentrated within spatially contiguous groups, with only a small leak between them, both run on the same coordinates and subsampled to the observed per-assemblage counts. We swept the interaction range (6, 12, and 24 km), the between-node mixing rate (0.02, 0.05, and 0.20), and the innovation rate (0.005, 0.01, and 0.02), in both snapshot and time-averaged form, at 100 seeds per cell, recording for each cell whether the four observed statistics fall inside the neutral null. Across the time-averaged sweep, the region that brackets all four at once is the low-mixing, sub-basin-range corner (24 km, mixing 0.02, innovation 0.01), as reported in Figure S5. At shorter ranges, drift over-produces the distance decay. At higher mixing, it underproduces the structure, so the all-four match holds only in a plausible but specific region of parameter space rather than across the whole parameter space. In every cell, the bounded-groups model overshoots the three structural statistics by roughly two to seven times relative to the observed values, so the contrast between drift, which can reproduce the data, and bounded groups, which cannot, is robust even where the all-four drift match is not. The control also demonstrates that the distance-controlled boundary excess, near zero under smooth deterministic isolation by distance, takes substantial positive values under stochastic neutral drift, so a positive boundary excess does not by itself distinguish a social boundary from drift on a finite network.</w:t>
+        <w:t xml:space="preserve">. Each assemblage is a node holding a finite population of learners that copies decorated-class variants within the node and, at a low rate, from other nodes with a probability that decays with geographic distance, with innovation and the record’s trailing-window time-averaging imposed. We compared this neutral model against a bounded-groups model in which interactions are concentrated within spatially contiguous groups, with only a small leak between them, both run on the same coordinates and subsampled to the observed per-assemblage counts. We swept the interaction range (6, 12, and 24 km), the between-node mixing rate (0.02, 0.05, and 0.20), and the innovation rate (0.005, 0.01, and 0.02), in both snapshot and time-averaged form, at 100 seeds per cell. For each cell we recorded whether the four observed statistics fall inside the neutral null. Across the time-averaged sweep, the region that brackets all four at once is the low-mixing, sub-basin-range corner (24 km, mixing 0.02, innovation 0.01), as reported in Figure S5. At shorter ranges, drift over-produces the distance decay. At higher mixing, it underproduces the structure, so the all-four match holds only in a plausible but specific region of parameter space rather than across the whole parameter space. In every cell, the bounded-groups model overshoots the three structural statistics by roughly two to seven times relative to the observed values. The contrast between drift, which can reproduce the data, and bounded groups, which cannot, is therefore robust even where the all-four drift match is not. The control also demonstrates that the distance-controlled boundary excess, near zero under smooth deterministic isolation by distance, takes substantial positive values under stochastic neutral drift, so a positive boundary excess does not by itself distinguish a social boundary from drift on a finite network.</w:t>
       </w:r>
     </w:p>
     <w:p>
@@ -1367,7 +1367,7 @@
           <wp:inline>
             <wp:extent cx="5334000" cy="3619056"/>
             <wp:effectExtent b="0" l="0" r="0" t="0"/>
-            <wp:docPr descr="Figure S5. Spatial drift versus bounded groups on the basin geography. Top: the four observed signatures (vertical lines) against the null distributions produced by a neutral spatial-drift model (light gray) and a bounded-groups model (dark gray) on the real coordinate layout, both time-averaged and subsampled to the observed counts. Observed values fall inside the drift distribution and far below the bounded-groups distribution for modularity, boundary excess, and cultural F_ST. Bottom: multidimensional scaling of decorated dissimilarity for the observed assemblages and one realization of each model, spatial drift reproducing the weak, spatially blurred structure while bounded groups produce a sharper split than the data show." title="" id="20" name="Picture"/>
+            <wp:docPr descr="Figure S5. Spatial drift versus bounded groups on the basin geography. Top: the four observed signatures (vertical lines) against the null distributions produced by a neutral spatial-drift model (blue) and a bounded-groups model (orange) on the real coordinate layout, both time-averaged and subsampled to the observed counts. Observed values fall inside the drift distribution and far below the bounded-groups distribution for modularity, boundary excess, and cultural F_ST. Bottom: multidimensional scaling of decorated dissimilarity for the observed assemblages and one realization of each model, spatial drift reproducing the weak, spatially blurred structure while bounded groups produce a sharper split than the data show." title="" id="20" name="Picture"/>
             <a:graphic>
               <a:graphicData uri="http://schemas.openxmlformats.org/drawingml/2006/picture">
                 <pic:pic>
@@ -1420,7 +1420,7 @@
         <w:t xml:space="preserve"> </w:t>
       </w:r>
       <w:r>
-        <w:t xml:space="preserve">Spatial drift versus bounded groups on the basin geography. Top: the four observed signatures (vertical lines) against the null distributions produced by a neutral spatial-drift model (light gray) and a bounded-groups model (dark gray) on the real coordinate layout, both time-averaged and subsampled to the observed counts. Observed values fall inside the drift distribution and far below the bounded-groups distribution for modularity, boundary excess, and cultural F_ST. Bottom: multidimensional scaling of decorated dissimilarity for the observed assemblages and one realization of each model, spatial drift reproducing the weak, spatially blurred structure while bounded groups produce a sharper split than the data show.</w:t>
+        <w:t xml:space="preserve">Spatial drift versus bounded groups on the basin geography. Top: the four observed signatures (vertical lines) against the null distributions produced by a neutral spatial-drift model (blue) and a bounded-groups model (orange) on the real coordinate layout, both time-averaged and subsampled to the observed counts. Observed values fall inside the drift distribution and far below the bounded-groups distribution for modularity, boundary excess, and cultural F_ST. Bottom: multidimensional scaling of decorated dissimilarity for the observed assemblages and one realization of each model, spatial drift reproducing the weak, spatially blurred structure while bounded groups produce a sharper split than the data show.</w:t>
       </w:r>
     </w:p>
     <w:bookmarkEnd w:id="22"/>
@@ -1438,7 +1438,7 @@
         <w:pStyle w:val="FirstParagraph"/>
       </w:pPr>
       <w:r>
-        <w:t xml:space="preserve">The forward demonstrations in the main text (Figures 8 and 9) and the basin positive control (Figure S8) use the same neutral-drift model run on the real geography, distinct from the null-comparison of the positive control above. The model is run at two scales: on the 29 St. Francis basin assemblages for the positive control (Figure S8) and on all 55 Mainfort-PFG decorated assemblages of the wider lower Mississippi Valley for the region-wide group counts (Figure 8) and the Parkin pull-out (Figure 9). The model evolves a population of decorated-class variants at each assemblage location. Each location holds a fixed finite population of 120 learners. In each generation every learner copies the decorated class of another learner, drawn from its own location with high probability and, with probability 0.02, from another location chosen with a weight that decays exponentially with along-waterway (river-network) distance, described below, at a length scale of 24 river-km. With probability 0.012 a learner instead adopts a newly invented class, so the decorated repertoire turns over and new classes appear through time. That turnover is the source of the differential late-class frequencies that let assemblages be seriated. No interaction boundary is imposed anywhere, so any structure in the output is produced by river-network position and time alone. The engine is the finite-population network-drift model of Lipo, DiNapoli, Madsen, and Hunt</w:t>
+        <w:t xml:space="preserve">The forward demonstrations in the main text (Figures 8 and 9) and the basin positive control (Figure S8) use the same neutral-drift model run on the real geography, distinct from the null-comparison of the positive control above. The model is run at two scales: on the 29 St. Francis basin assemblages for the positive control (Figure S8) and on all 55 Mainfort-PFG decorated assemblages of the wider lower Mississippi Valley for the region-wide group counts (Figure 8) and the Parkin pull-out (Figure 9). The model evolves a population of decorated-class variants at each assemblage location. Each location holds a fixed finite population of 120 learners. In each generation every learner copies the decorated class of another learner. That partner is drawn from the learner’s own location with high probability and, with probability 0.02, from another location. The other location is chosen with a weight that decays exponentially with along-waterway (river-network) distance, described below, at a length scale of 24 river-km. With probability 0.012 a learner instead adopts a newly invented class, so the decorated repertoire turns over and new classes appear through time. That turnover is the source of the differential late-class frequencies that let assemblages be seriated. No interaction boundary is imposed anywhere, so any structure in the output is produced by river-network position and time alone. The engine is the finite-population network-drift model of Lipo, DiNapoli, Madsen, and Hunt</w:t>
       </w:r>
       <w:r>
         <w:t xml:space="preserve"> </w:t>
@@ -1455,7 +1455,7 @@
         <w:pStyle w:val="BodyText"/>
       </w:pPr>
       <w:r>
-        <w:t xml:space="preserve">Interaction in this riverine settlement system travels along watercourses, so the copying kernel uses river-network distance rather than straight-line distance. We build a graph from the mapped hydrography (the LMVHydrology centerlines clipped to the basin with a 25 km margin), repair its topology by bridging vertices within 250 m of one another, keep the largest connected component, and snap each assemblage to the nearest network node, adding the snap distance as an access cost at both ends. The distance between two assemblages is the shortest along-water path between their snapped nodes. All 29 assemblages connect on the resulting network, the mean access distance from an assemblage to a mapped channel is 3.1 km, and along-water paths average about 2.3 times the straight-line distance. Substituting straight-line distance changes the results negligibly (between-group F_ST and community counts shift within sampling error), so the conclusions do not depend on the choice, but the river-network distance is the more faithful representation of how potters in the basin could interact. The same construction over all 55 lower-valley assemblages yields a single connected network for the wider-valley analyses (maximum access 19.6 km).</w:t>
+        <w:t xml:space="preserve">Interaction in this riverine settlement system travels along watercourses, so the copying kernel uses river-network distance rather than straight-line distance. We build a graph from the mapped hydrography (the LMVHydrology centerlines clipped to the basin with a 25 km margin), repair its topology by bridging vertices within 250 m of one another, keep the largest connected component, and snap each assemblage to the nearest network node, adding the snap distance as an access cost at both ends. The distance between two assemblages is the shortest along-water path between their snapped nodes. All 29 assemblages connect on the resulting network, the mean access distance from an assemblage to a mapped channel is 3.1 km, and along-water paths average about 2.3 times the straight-line distance. Substituting straight-line distance changes the results negligibly (between-group F_ST and community counts shift within sampling error), so the conclusions do not depend on the choice. We use river-network distance because it more faithfully represents how potters in the basin could interact. The same construction over all 55 lower-valley assemblages yields a single connected network for the wider-valley analyses (maximum access 19.6 km).</w:t>
       </w:r>
     </w:p>
     <w:p>
@@ -1463,7 +1463,7 @@
         <w:pStyle w:val="BodyText"/>
       </w:pPr>
       <w:r>
-        <w:t xml:space="preserve">The assemblages are not contemporaneous, which is both why they can be seriated and why some carry more of the late classes than others, so the evolving field is sampled time-transgressively rather than at a single instant. The field is recorded at 90 evenly spaced time slices over 1,800 generations. Each synthetic assemblage is drawn from the slice that matches its observed seriation position, its rank on the first correspondence-analysis axis of the real data, and accumulated over a trailing window of eight slices so that, like a real death assemblage, it mixes production across its span. Each synthetic assemblage is then sampled to the observed sherd count of the corresponding real assemblage. The synthetic assemblages are treated exactly as the empirical ones: interaction communities by the same modularity partition, between-group cultural F_ST on the resulting groups, and a seriation order from a fresh correspondence analysis. A contemporaneous control, with every assemblage drawn from the final slice, is sampled the same way for comparison.</w:t>
+        <w:t xml:space="preserve">The assemblages are not contemporaneous, which is both why they can be seriated and why some carry more of the late classes than others, so the evolving field is sampled time-transgressively rather than at a single instant. The field is recorded at 90 evenly spaced time slices over 1,800 generations. Each synthetic assemblage is drawn from the slice that matches its observed seriation position, its rank on the first correspondence-analysis axis of the real data. It is accumulated over a trailing window of eight slices so that, like a real death assemblage, it mixes production across its span. Each synthetic assemblage is then sampled to the observed sherd count of the corresponding real assemblage. The synthetic assemblages are treated exactly as the empirical ones: interaction communities by the same modularity partition, between-group cultural F_ST on the resulting groups, and a seriation order from a fresh correspondence analysis. A contemporaneous control, with every assemblage drawn from the final slice, is sampled the same way for comparison.</w:t>
       </w:r>
     </w:p>
     <w:p>
@@ -1471,7 +1471,7 @@
         <w:pStyle w:val="BodyText"/>
       </w:pPr>
       <w:r>
-        <w:t xml:space="preserve">For the basin positive control (Figure S8) we summarize 500 independent realizations at the positive-control corner (interaction length 24 river-km, between-node mixing 0.02, innovation 0.012). Because group labels are arbitrary and switch between runs, groupness is summarized by co-membership rather than by a single partition: for each assemblage, the fraction of the 500 runs in which it falls in the same drift-detected group as Parkin. This quantity is label-invariant, needs no alignment across runs, and expresses the contingency of any single solution as a probability surface. Figure S8A shows this for the contemporaneous snapshot, in which every assemblage is drawn from the same final time slice, so it isolates the spatial signal: co-membership with Parkin falls off with river distance. Under the full time-transgressive sampling that gradient disappears, because assemblages drawn at different seriation positions carry different repertoires and fall into different, time-defined groups. Membership then reflects space and time jointly, and a site’s nearest neighbors need not share its phase. Either way, no assemblage is a certain member or non-member, so the phase has no stable membership. Figure S7 repeats the experiment across a grid of the three governing parameters to show that the result does not depend on this corner. The same model applied to the wider 55-assemblage valley gives the region-wide group counts of Figure 8 and the Parkin pull-out of Figure 9.</w:t>
+        <w:t xml:space="preserve">For the basin positive control (Figure S8) we summarize 500 independent realizations at the positive-control corner (interaction length 24 river-km, between-node mixing 0.02, innovation 0.012). Because group labels are arbitrary and switch between runs, groupness is summarized by co-membership rather than by a single partition. For each assemblage, this is the fraction of the 500 runs in which it falls in the same drift-detected group as Parkin. This quantity is label-invariant, needs no alignment across runs, and expresses the contingency of any single solution as a probability surface. Figure S8A shows this for the contemporaneous snapshot, in which every assemblage is drawn from the same final time slice, so it isolates the spatial signal. Co-membership with Parkin falls off with river distance. Under the full time-transgressive sampling that gradient disappears, because assemblages drawn at different seriation positions carry different repertoires and fall into different, time-defined groups. Membership then reflects space and time jointly, and a site’s nearest neighbors need not share its phase. Either way, no assemblage is a certain member or non-member, so the phase has no stable membership. Figure S7 repeats the experiment across a grid of the three governing parameters to show that the result does not depend on this corner. The same model applied to the wider 55-assemblage valley gives the region-wide group counts of Figure 8 and the Parkin pull-out of Figure 9.</w:t>
       </w:r>
     </w:p>
     <w:p>
@@ -1483,7 +1483,7 @@
           <wp:inline>
             <wp:extent cx="5334000" cy="4248345"/>
             <wp:effectExtent b="0" l="0" r="0" t="0"/>
-            <wp:docPr descr="Figure S8. Basin positive control: phase-like structure generated by neutral drift on the 29 St. Francis basin assemblages, with no bounded group imposed, over 500 realizations. (A) Each assemblage shaded by the probability that it shares Parkin’s drift-detected group (star) under the contemporaneous snapshot that isolates the spatial signal; the probability falls off smoothly with river distance from Parkin (Spearman rho = -0.72), from about 0.70 nearby to 0.17 far away, so Parkin’s “phase” is a graded, probabilistic field rather than a bounded set. (B) Between-group cultural F_ST for the observed data (0.04) against contemporaneous and time-transgressive drift (medians with 95% intervals across the 500 runs); the observed value falls within the contemporaneous-drift interval, with 7.4% of drift runs reaching or exceeding it, so drift reproduces the observed level rather than the higher value a bounded group would leave." title="" id="24" name="Picture"/>
+            <wp:docPr descr="Figure S8. Basin positive control: phase-like structure generated by neutral drift on the 29 St. Francis basin assemblages, with no bounded group imposed, over 500 realizations. (A) Each assemblage is shaded by the probability that it shares Parkin’s drift-detected group (star) under the contemporaneous snapshot that isolates the spatial signal. The probability falls off smoothly with river distance from Parkin (Spearman rho = -0.72), from about 0.70 nearby to 0.17 far away, so Parkin’s “phase” is a graded, probabilistic field rather than a bounded set. (B) Between-group cultural F_ST for the observed data (0.04) against contemporaneous and time-transgressive drift (medians with 95% intervals across the 500 runs). The observed value falls within the contemporaneous-drift interval, with 7.4% of drift runs reaching or exceeding it, so drift reproduces the observed level rather than the higher value a bounded group would leave." title="" id="24" name="Picture"/>
             <a:graphic>
               <a:graphicData uri="http://schemas.openxmlformats.org/drawingml/2006/picture">
                 <pic:pic>
@@ -1536,7 +1536,7 @@
         <w:t xml:space="preserve"> </w:t>
       </w:r>
       <w:r>
-        <w:t xml:space="preserve">Basin positive control: phase-like structure generated by neutral drift on the 29 St. Francis basin assemblages, with no bounded group imposed, over 500 realizations. (A) Each assemblage shaded by the probability that it shares Parkin’s drift-detected group (star) under the contemporaneous snapshot that isolates the spatial signal; the probability falls off smoothly with river distance from Parkin (Spearman rho = -0.72), from about 0.70 nearby to 0.17 far away, so Parkin’s</w:t>
+        <w:t xml:space="preserve">Basin positive control: phase-like structure generated by neutral drift on the 29 St. Francis basin assemblages, with no bounded group imposed, over 500 realizations. (A) Each assemblage is shaded by the probability that it shares Parkin’s drift-detected group (star) under the contemporaneous snapshot that isolates the spatial signal. The probability falls off smoothly with river distance from Parkin (Spearman rho = -0.72), from about 0.70 nearby to 0.17 far away, so Parkin’s</w:t>
       </w:r>
       <w:r>
         <w:t xml:space="preserve"> </w:t>
@@ -1548,7 +1548,7 @@
         <w:t xml:space="preserve"> </w:t>
       </w:r>
       <w:r>
-        <w:t xml:space="preserve">is a graded, probabilistic field rather than a bounded set. (B) Between-group cultural F_ST for the observed data (0.04) against contemporaneous and time-transgressive drift (medians with 95% intervals across the 500 runs); the observed value falls within the contemporaneous-drift interval, with 7.4% of drift runs reaching or exceeding it, so drift reproduces the observed level rather than the higher value a bounded group would leave.</w:t>
+        <w:t xml:space="preserve">is a graded, probabilistic field rather than a bounded set. (B) Between-group cultural F_ST for the observed data (0.04) against contemporaneous and time-transgressive drift (medians with 95% intervals across the 500 runs). The observed value falls within the contemporaneous-drift interval, with 7.4% of drift runs reaching or exceeding it, so drift reproduces the observed level rather than the higher value a bounded group would leave.</w:t>
       </w:r>
     </w:p>
     <w:bookmarkEnd w:id="26"/>
@@ -1566,7 +1566,7 @@
         <w:pStyle w:val="FirstParagraph"/>
       </w:pPr>
       <w:r>
-        <w:t xml:space="preserve">The positive control shows the observed structure falls inside the drift distribution. The wider-valley demonstration (Figure 8) goes further, generating phase-like structure from drift on the real geography, and we checked that this result is not contingent on a single stochastic draw or a tuned parameter set. We repeated the time-transgressive drift experiment across 432 runs spanning a grid of interaction length (12, 18, 24, and 36 river-km), between-node mixing (0.01, 0.02, and 0.05), and innovation rate (0.006, 0.012, and 0.024), with twelve seeds per cell (Figure S7). Two or more spatially coherent groups, the phase-like territories a culture historian would name, appear in every run. The between-group cultural F_ST sits at or below the observed value in 85 percent of runs and within a factor of two of it in 53 percent, short of the bounded-groups expectation throughout. F_ST is essentially flat across interaction length and declines with more mixing or more innovation, the expected behavior of a drift process, and the synthetic record re-seriates across the full grid (mean absolute Spearman correlation 0.44 between recovered and imposed order). The appearance of phase-like structure at the observed magnitude is therefore a generic outcome of distance-structured drift on this geography rather than a product of the chosen parameters.</w:t>
+        <w:t xml:space="preserve">The positive control shows the observed structure falls inside the drift distribution. The wider-valley demonstration (Figure 8) goes further, generating phase-like structure from drift on the real geography, and we checked that this result is not contingent on a single stochastic draw or a tuned parameter set. We repeated the time-transgressive drift experiment across 432 runs spanning a grid of interaction length (12, 18, 24, and 36 river-km), between-node mixing (0.01, 0.02, and 0.05), and innovation rate (0.006, 0.012, and 0.024), with twelve seeds per cell (Figure S7). Two or more spatially coherent groups, the phase-like territories a culture historian would name, appear in every run. The between-group cultural F_ST sits at or below the observed value in 85 percent of runs and within a factor of two of it in 53 percent, short of the bounded-groups expectation throughout. F_ST is essentially flat across interaction length and declines with more mixing or more innovation, the expected behavior of a drift process. The synthetic record re-seriates across the full grid (mean absolute Spearman correlation 0.44 between recovered and imposed order). The appearance of phase-like structure at the observed magnitude is therefore a generic outcome of distance-structured drift on this geography rather than a product of the chosen parameters.</w:t>
       </w:r>
     </w:p>
     <w:p>
@@ -1658,7 +1658,7 @@
         <w:t xml:space="preserve">(1954)</w:t>
       </w:r>
       <w:r>
-        <w:t xml:space="preserve">, comprising 50 assemblages from 28 sites, digitized from the survey tables and georeferenced using the Lower Mississippi Survey grid. Within the central-valley regions, the decorated-ceramic differentiation is a Woodland-to-Mississippian composition gradient rather than a synchronic structure: a cultural F_ST of 0.11 across physiographic regions collapses to 0.03, near the drift level, once the analysis is restricted to Mississippian classes. Between the central and lower valleys, the Phillips-Ford-Griffin assemblages present a different picture. Combining the two into one north-south transect of 133 decorated assemblages, the decline of decorated similarity with distance is itself drift-consistent (Mantel r = -0.55, inside the spatial-drift null). Still, the distance-controlled boundary excess at the central-valley and lower-valley divide is +52 Brainerd-Robinson units, far outside the drift null. The two regions carry mutually exclusive, distinctive repertoires (northern Wickliffe, O’Byam, Matthews, Kimmswick, and Varney Red against southern Barton, Walls Engraved, Carson Red-on-Buff, Avenue Polychrome, and Leland), with even the shared classes differing in proportion. Restricting the comparison to classes present in both regions, which removes the mutually exclusive distinctive classes that carry the strongest temporal contrast, reduces the step but does not erase it: the boundary excess falls to +38 Brainerd-Robinson units. It remains above the neutral-drift null, so the boundary is not solely an artifact of distinctive-class turnover, although the shared classes themselves retain some temporal structure. The step is real but confounded by time, because the northern distinctive classes are early- to middle-Mississippian and the southern are late</w:t>
+        <w:t xml:space="preserve">, comprising 50 assemblages from 28 sites, digitized from the survey tables and georeferenced using the Lower Mississippi Survey grid. Within the central-valley regions, the decorated-ceramic differentiation is a Woodland-to-Mississippian composition gradient rather than a synchronic structure. A cultural F_ST of 0.11 across physiographic regions collapses to 0.03, near the drift level, once the analysis is restricted to Mississippian classes. Between the central and lower valleys, the Phillips-Ford-Griffin assemblages present a different picture. Combining the two into one north-south transect of 133 decorated assemblages, the decline of decorated similarity with distance is itself drift-consistent (Mantel r = -0.55, inside the spatial-drift null). Still, the distance-controlled boundary excess at the central-valley and lower-valley divide is +52 Brainerd-Robinson units, far outside the drift null. The two regions carry mutually exclusive, distinctive repertoires (northern Wickliffe, O’Byam, Matthews, Kimmswick, and Varney Red against southern Barton, Walls Engraved, Carson Red-on-Buff, Avenue Polychrome, and Leland), with even the shared classes differing in proportion. Restricting the comparison to classes present in both regions, which removes the mutually exclusive distinctive classes that carry the strongest temporal contrast, reduces the step but does not erase it. The boundary excess falls to +38 Brainerd-Robinson units. It remains above the neutral-drift null, so the boundary is not solely an artifact of distinctive-class turnover, although the shared classes themselves retain some temporal structure. The step is real but confounded by time. The northern distinctive classes are early- to middle-Mississippian and the southern are late</w:t>
       </w:r>
       <w:r>
         <w:t xml:space="preserve"> </w:t>
@@ -1667,7 +1667,7 @@
         <w:t xml:space="preserve">(Phillips 1970; Williams 1954)</w:t>
       </w:r>
       <w:r>
-        <w:t xml:space="preserve">, so it cannot be separated from a chronological succession without independent central-valley radiocarbon (Figure S6). It is further confounded by analytical history: the lower-valley assemblages were classified in the Phillips-Ford-Griffin tradition, and the central-valley assemblages were classified separately by Williams, so even shared class names may have been applied to different criteria. The shared-class restriction (boundary excess falling to +38 Brainerd-Robinson units but not vanishing) limits this artifact without removing it, leaving open the possibility that the interaction was continuous across the entire region and that the apparent boundary is a product of two separate assemblage and analysis histories.</w:t>
+        <w:t xml:space="preserve">, so it cannot be separated from a chronological succession without independent central-valley radiocarbon (Figure S6). It is further confounded by analytical history. The lower-valley assemblages were classified in the Phillips-Ford-Griffin tradition, and the central-valley assemblages were classified separately by Williams, so even shared class names may have been applied to different criteria. The shared-class restriction (boundary excess falling to +38 Brainerd-Robinson units but not vanishing) limits this artifact without removing it. It leaves open the possibility that interaction was continuous across the entire region and that the apparent boundary is a product of two separate assemblage and analysis histories.</w:t>
       </w:r>
     </w:p>
     <w:p>
@@ -1679,7 +1679,7 @@
           <wp:inline>
             <wp:extent cx="5334000" cy="3424782"/>
             <wp:effectExtent b="0" l="0" r="0" t="0"/>
-            <wp:docPr descr="Figure S6. The central-valley and lower-valley transect. Left: the georeferenced decorated assemblages, central-valley (Williams 1954, light gray) and lower-valley (Phillips-Ford-Griffin, dark gray), with the latitudinal gap between the blocks. Right: distance-decay of decorated Brainerd-Robinson similarity across the transect, within-region and between-region pairs distinguished. Similarity declines smoothly with distance as neutral drift predicts, but within-region pairs are markedly more similar than between-region pairs at matched distance, the step at the boundary." title="" id="32" name="Picture"/>
+            <wp:docPr descr="Figure S6. The central-valley and lower-valley transect. Left: the georeferenced decorated assemblages, central-valley (Williams 1954, blue) and lower-valley (Phillips-Ford-Griffin, orange), with the latitudinal gap between the blocks. Right: distance-decay of decorated Brainerd-Robinson similarity across the transect, within-region and between-region pairs distinguished. Similarity declines smoothly with distance as neutral drift predicts, but within-region pairs are markedly more similar than between-region pairs at matched distance, the step at the boundary." title="" id="32" name="Picture"/>
             <a:graphic>
               <a:graphicData uri="http://schemas.openxmlformats.org/drawingml/2006/picture">
                 <pic:pic>
@@ -1732,7 +1732,7 @@
         <w:t xml:space="preserve"> </w:t>
       </w:r>
       <w:r>
-        <w:t xml:space="preserve">The central-valley and lower-valley transect. Left: the georeferenced decorated assemblages, central-valley (Williams 1954, light gray) and lower-valley (Phillips-Ford-Griffin, dark gray), with the latitudinal gap between the blocks. Right: distance-decay of decorated Brainerd-Robinson similarity across the transect, within-region and between-region pairs distinguished. Similarity declines smoothly with distance as neutral drift predicts, but within-region pairs are markedly more similar than between-region pairs at matched distance, the step at the boundary.</w:t>
+        <w:t xml:space="preserve">The central-valley and lower-valley transect. Left: the georeferenced decorated assemblages, central-valley (Williams 1954, blue) and lower-valley (Phillips-Ford-Griffin, orange), with the latitudinal gap between the blocks. Right: distance-decay of decorated Brainerd-Robinson similarity across the transect, within-region and between-region pairs distinguished. Similarity declines smoothly with distance as neutral drift predicts, but within-region pairs are markedly more similar than between-region pairs at matched distance, the step at the boundary.</w:t>
       </w:r>
     </w:p>
     <w:bookmarkEnd w:id="34"/>
@@ -1750,7 +1750,7 @@
         <w:pStyle w:val="FirstParagraph"/>
       </w:pPr>
       <w:r>
-        <w:t xml:space="preserve">The four convergence signatures are measured as states along the seriation sequence, so on their own they are only partially dynamically sufficient: they describe states rather than the transitions between them. Two further tests work on the transformation between states, and a third, underpowered probe is reported in the code for completeness. The two we rely on are dynamically and empirically sufficient at once, because each models the change between states while respecting the time-averaged resolution of the record.</w:t>
+        <w:t xml:space="preserve">The four convergence signatures are measured as states along the seriation sequence, so on their own they are only partially dynamically sufficient. They describe states rather than the transitions between them. Two further tests work on the transformation between states, and a third, underpowered probe is reported in the code for completeness. The two we rely on are dynamically and empirically sufficient at once, because each models the change between states while respecting the time-averaged resolution of the record.</w:t>
       </w:r>
     </w:p>
     <w:p>
@@ -1758,7 +1758,7 @@
         <w:pStyle w:val="BodyText"/>
       </w:pPr>
       <w:r>
-        <w:t xml:space="preserve">The first infers how potters were copying by simulation. We run many copying scenarios, ranging from strongly conformist to neutral to novelty-seeking, and keep only the ones that reproduce the real assemblages, then infer the kind of copying implied by the surviving scenarios, with the record’s time-averaging built into each simulation (the approximate-Bayesian-computation approach)</w:t>
+        <w:t xml:space="preserve">The first infers how potters were copying by simulation. We run many copying scenarios, ranging from strongly conformist to neutral to novelty-seeking, and keep only the ones that reproduce the real assemblages. From the surviving scenarios we infer the kind of copying implied, with the record’s time-averaging built into each simulation (the approximate-Bayesian-computation approach)</w:t>
       </w:r>
       <w:r>
         <w:t xml:space="preserve"> </w:t>
@@ -1867,7 +1867,7 @@
         </m:r>
       </m:oMath>
       <w:r>
-        <w:t xml:space="preserve">, population size, and time-averaging window), simulated a six-bin sequence from each, and accepted the 400 parameter sets closest to the observed diversity trajectory and rank-frequency profile, ranked by Euclidean distance over the summary statistics. The posterior of the bias is tightly constrained near neutral, with mean</w:t>
+        <w:t xml:space="preserve">, population size, and time-averaging window) and simulated a six-bin sequence from each. We then accepted the 400 parameter sets closest to the observed diversity trajectory and rank-frequency profile, ranked by Euclidean distance over the summary statistics. The posterior of the bias is tightly constrained near neutral, with mean</w:t>
       </w:r>
       <w:r>
         <w:t xml:space="preserve"> </w:t>
@@ -1980,7 +1980,7 @@
         </m:r>
       </m:oMath>
       <w:r>
-        <w:t xml:space="preserve">, but it is not resolved as a departure from neutral, and refitting the bias separately to the early and late halves of the sequence recovers no shift between them. The inference rules out the strong conformist bias that a marker- or assortment-based dynamic would require by modeling copying dynamics rather than a single static moment. The posterior contraction should be interpreted with one caveat: rejection sampling at a one percent acceptance tolerance is not formally calibrated here, so we present this inference as concordant with the record-matched recovery and the static signatures rather than as a standalone result.</w:t>
+        <w:t xml:space="preserve">, but it is not resolved as a departure from neutral. Refitting the bias separately to the early and late halves of the sequence recovers no shift between them. The inference rules out the strong conformist bias that a marker- or assortment-based dynamic would require by modeling copying dynamics rather than a single static moment. The posterior contraction should be interpreted with one caveat. Rejection sampling at a one percent acceptance tolerance is not formally calibrated here, so we present this inference as concordant with the record-matched recovery and the static signatures rather than as a standalone result.</w:t>
       </w:r>
     </w:p>
     <w:p>
@@ -1997,7 +1997,7 @@
         <w:t xml:space="preserve">(Hunt 2006; Hunt et al. 2008)</w:t>
       </w:r>
       <w:r>
-        <w:t xml:space="preserve">. For the Gini-Simpson diversity trajectory and for the abundant decorated classes, binned along the oriented axis, we fit on the same level vector an unbiased random walk (Brownian motion, the neutral-drift expectation), a general biased random walk (the directional signature a sustained transition would leave), a stasis model (white noise about a constant mean), and an Ornstein-Uhlenbeck model (mean reversion toward an optimum), and compared them by the small-sample Akaike information criterion. The aggregate diversity trajectory favors the unbiased random walk, with an Akaike weight of 0.81 against 0.19 for the directional model and negligible weight for stasis or the Ornstein-Uhlenbeck model. The model comparison has only six points, so it is weak. This result is a concordance rather than a decisive selection (Figure S2B). The diversity trajectory is the trait of interest here, because the correspondence-analysis ordering does not arrange it by construction. Individual-class trajectories more often favor the directional model. That comparison, however, is weak and partly tautological because the seriation axis is designed to maximize monotonic class-frequency turnover, and only three classes are abundant enough across the sequence to fit. The robust conclusion is neutral drift, not a sustained directional transition.</w:t>
+        <w:t xml:space="preserve">. For the Gini-Simpson diversity trajectory and for the abundant decorated classes, binned along the oriented axis, we fit four time-series models on the same level vector: an unbiased random walk (Brownian motion, the neutral-drift expectation), a general biased random walk (the directional signature a sustained transition would leave), a stasis model (white noise about a constant mean), and an Ornstein-Uhlenbeck model (mean reversion toward an optimum). We compared them by the small-sample Akaike information criterion. The aggregate diversity trajectory favors the unbiased random walk, with an Akaike weight of 0.81 against 0.19 for the directional model and negligible weight for stasis or the Ornstein-Uhlenbeck model. The model comparison has only six points, so it is weak. This result is a concordance rather than a decisive selection (Figure S2B). The diversity trajectory is the trait of interest here, because the correspondence-analysis ordering does not arrange it by construction. Individual-class trajectories more often favor the directional model. That comparison, however, is weak and partly tautological because the seriation axis is designed to maximize monotonic class-frequency turnover, and only three classes are abundant enough across the sequence to fit. The robust conclusion is neutral drift, not a sustained directional transition.</w:t>
       </w:r>
     </w:p>
     <w:p>
@@ -2070,7 +2070,7 @@
         <w:pStyle w:val="BodyText"/>
       </w:pPr>
       <w:r>
-        <w:t xml:space="preserve">A third probe, for the early-warning signature of a critical transition, is underpowered at this ordinal resolution and does not meet empirical sufficiency: across the correspondence-analysis-ordered sequence the rolling variance shows no rising trend (Kendall tau</w:t>
+        <w:t xml:space="preserve">A third probe, for the early-warning signature of a critical transition, is underpowered at this ordinal resolution and does not meet empirical sufficiency. Across the correspondence-analysis-ordered sequence the rolling variance shows no rising trend (Kendall tau</w:t>
       </w:r>
       <w:r>
         <w:t xml:space="preserve"> </w:t>
@@ -2173,7 +2173,7 @@
         <w:t xml:space="preserve">2020)</w:t>
       </w:r>
       <w:r>
-        <w:t xml:space="preserve">. Forty-one determinations come from seven St. Francis Basin Parkin-phase sites, nineteen of them from Parkin. The summed probability distribution of the basin dates concentrates the occupation in the fourteenth to sixteenth centuries, with a median of AD 1422 (Parkin alone, AD 1483), and declines across the contact interval: 29 percent of the basin probability mass postdates AD 1541 and 18 percent postdates AD 1600 (Figure S3). This is consistent with occupation continuing through the De Soto entrada, which the chronicles place at Casqui, and declining thereafter, rather than with a sequence running unbroken into the seventeenth century. However, the protohistoric tail is partly a calibration artifact of low-activity determinations near the post-1650 plateau</w:t>
+        <w:t xml:space="preserve">. Forty-one determinations come from seven St. Francis Basin Parkin-phase sites, nineteen of them from Parkin. The summed probability distribution of the basin dates concentrates the occupation in the fourteenth to sixteenth centuries, with a median of AD 1422 (Parkin alone, AD 1483). It declines across the contact interval: 29 percent of the basin probability mass postdates AD 1541 and 18 percent postdates AD 1600 (Figure S3). This is consistent with occupation continuing through the De Soto entrada, which the chronicles place at Casqui, and declining thereafter, rather than with a sequence running unbroken into the seventeenth century. However, the protohistoric tail is partly a calibration artifact of low-activity determinations near the post-1650 plateau</w:t>
       </w:r>
       <w:r>
         <w:t xml:space="preserve"> </w:t>

--- a/docs/manuscript/SUPPLEMENTAL_TEXT.docx
+++ b/docs/manuscript/SUPPLEMENTAL_TEXT.docx
@@ -1114,7 +1114,7 @@
         <w:t xml:space="preserve">(Henrich 2001)</w:t>
       </w:r>
       <w:r>
-        <w:t xml:space="preserve">), and a spatial rule placing group profiles on the landscape. Four generators instantiate the four idealized processes of Table 1, where drift is a single process that the main-text table shows under two regimes, smooth and stochastic, of which the smooth, deterministic regime is the one generated here. The bounded-groups generator raises divergence and conformity together across spatially bounded groups. Environmental patchiness holds a fixed between-group difference under neutral within-group copying with an environment-keyed layout. Aggregated signaling raises within-group conformity in a single undivided pool with no between-group divergence. Drift with distance-limited interaction produces a smooth spatial gradient under neutral copying. Each generator emits a sequence of group-by-class slices along an ordinal axis. We ran the four-signature procedure on each generator, blind to its source, and recorded which registered as convergent, repeating this across 20 random seeds. On the bounded-groups output we also computed the correlation matrix of the four signatures, to confirm that their joint movement is informative rather than an artifact of redundancy (Figure S4). This idealized test uses large, clean assemblages (12 groups, several hundred sherds each) and establishes that it discriminates in principle. The record-matched, size-controlled recovery in the main text (Figure 4) is what establishes which signatures survive at the resolution of the actual data.</w:t>
+        <w:t xml:space="preserve">), and a spatial rule placing group profiles on the landscape. Four generators instantiate the four idealized processes of Table 1, where drift is a single process that the main-text table shows under two regimes, smooth and stochastic, of which the smooth, deterministic regime is the one generated here. The bounded-groups generator raises divergence and conformity together across spatially bounded groups. Environmental patchiness holds a fixed between-group difference under neutral within-group copying with an environment-keyed layout. Aggregated signaling raises within-group conformity in a single undivided pool with no between-group divergence. Drift with distance-limited interaction produces a smooth spatial gradient under neutral copying. Each generator emits a sequence of group-by-class slices along an ordinal axis. We ran the four-signature procedure on each generator, blind to its source, and recorded which registered as convergent, repeating this across 20 random seeds. On the bounded-groups output we also computed the correlation matrix of the four signatures, to confirm that their joint movement is informative rather than an artifact of redundancy (Figure S1). This idealized test uses large, clean assemblages (12 groups, several hundred sherds each) and establishes that it discriminates in principle. The record-matched, size-controlled recovery in the main text (Figure 4) is what establishes which signatures survive at the resolution of the actual data.</w:t>
       </w:r>
     </w:p>
     <w:p>
@@ -1126,12 +1126,12 @@
           <wp:inline>
             <wp:extent cx="5334000" cy="4811808"/>
             <wp:effectExtent b="0" l="0" r="0" t="0"/>
-            <wp:docPr descr="Figure S4. Idealized criterion validation. Four-signature ordinal trajectories under each of the four generative mechanisms on large, clean synthetic assemblages. Only a bounded interaction group drives all four together (starred), and no mimic is flagged as convergent across 20 random seeds (the bounded-groups case flagged in 19 of 20, 95 percent interval 0.75 to 0.99, and no mimic flagged at all, 95 percent upper bound about 0.17). Inset: the signature-independence audit (mean absolute pairwise correlation among the four signatures), high under closure (about 0.88), and low under the mimics (about 0.2). This shows the convergence concept works on idealized data. Figure 4 shows what survives at the record’s resolution." title="" id="11" name="Picture"/>
+            <wp:docPr descr="Figure S1. Idealized criterion validation. Four-signature ordinal trajectories under each of the four generative mechanisms on large, clean synthetic assemblages. Only a bounded interaction group drives all four together (starred), and no mimic is flagged as convergent across 20 random seeds (the bounded-groups case flagged in 19 of 20, 95 percent interval 0.75 to 0.99, and no mimic flagged at all, 95 percent upper bound about 0.17). Inset: the signature-independence audit (mean absolute pairwise correlation among the four signatures), high under closure (about 0.88), and low under the mimics (about 0.2). This shows the convergence concept works on idealized data. Figure 4 shows what survives at the record’s resolution." title="" id="11" name="Picture"/>
             <a:graphic>
               <a:graphicData uri="http://schemas.openxmlformats.org/drawingml/2006/picture">
                 <pic:pic>
                   <pic:nvPicPr>
-                    <pic:cNvPr descr="../../figures/figS4_validation.png" id="12" name="Picture"/>
+                    <pic:cNvPr descr="../../figures/figS1_validation.png" id="12" name="Picture"/>
                     <pic:cNvPicPr>
                       <a:picLocks noChangeArrowheads="1" noChangeAspect="1"/>
                     </pic:cNvPicPr>
@@ -1173,7 +1173,7 @@
           <w:b/>
           <w:bCs/>
         </w:rPr>
-        <w:t xml:space="preserve">Figure S4.</w:t>
+        <w:t xml:space="preserve">Figure S1.</w:t>
       </w:r>
       <w:r>
         <w:t xml:space="preserve"> </w:t>
@@ -1245,7 +1245,7 @@
         <w:t xml:space="preserve"> </w:t>
       </w:r>
       <w:r>
-        <w:t xml:space="preserve">on the correspondence-analysis ordination favor a single group, with a maximum silhouette of only 0.47, consistent with a near-continuum rather than sharply bounded ceramic groups. All are provided in the supplementary code. The Neiman interassemblage-distance result is shown in Figure S1.</w:t>
+        <w:t xml:space="preserve">on the correspondence-analysis ordination favor a single group, with a maximum silhouette of only 0.47, consistent with a near-continuum rather than sharply bounded ceramic groups. All are provided in the supplementary code. The Neiman interassemblage-distance result is shown in Figure S2.</w:t>
       </w:r>
     </w:p>
     <w:p>
@@ -1257,12 +1257,12 @@
           <wp:inline>
             <wp:extent cx="5334000" cy="2759675"/>
             <wp:effectExtent b="0" l="0" r="0" t="0"/>
-            <wp:docPr descr="Figure S1. Neiman interassemblage-distance result. (A) Within-assemblage diversity against mean interassemblage distance, with Parkin starred. The weak negative association (Spearman rho = -0.28, not significant) is directionally consistent with the drift signature Neiman (1995) reported at rho = -0.62, not with the positive relationship that bounded, assorting groups would produce. (B) Mean within-bin interassemblage distance along the CA seriation axis. Between-assemblage divergence does not grow toward contact (rho = +0.37, not significant)." title="" id="15" name="Picture"/>
+            <wp:docPr descr="Figure S2. Neiman interassemblage-distance result. (A) Within-assemblage diversity against mean interassemblage distance, with Parkin starred. The weak negative association (Spearman rho = -0.28, not significant) is directionally consistent with the drift signature Neiman (1995) reported at rho = -0.62, not with the positive relationship that bounded, assorting groups would produce. (B) Mean within-bin interassemblage distance along the CA seriation axis. Between-assemblage divergence does not grow toward contact (rho = +0.37, not significant)." title="" id="15" name="Picture"/>
             <a:graphic>
               <a:graphicData uri="http://schemas.openxmlformats.org/drawingml/2006/picture">
                 <pic:pic>
                   <pic:nvPicPr>
-                    <pic:cNvPr descr="../../figures/figS1_neiman.png" id="16" name="Picture"/>
+                    <pic:cNvPr descr="../../figures/figS2_neiman.png" id="16" name="Picture"/>
                     <pic:cNvPicPr>
                       <a:picLocks noChangeArrowheads="1" noChangeAspect="1"/>
                     </pic:cNvPicPr>
@@ -1304,7 +1304,7 @@
           <w:b/>
           <w:bCs/>
         </w:rPr>
-        <w:t xml:space="preserve">Figure S1.</w:t>
+        <w:t xml:space="preserve">Figure S2.</w:t>
       </w:r>
       <w:r>
         <w:t xml:space="preserve"> </w:t>
@@ -1355,7 +1355,7 @@
         <w:t xml:space="preserve">(2021)</w:t>
       </w:r>
       <w:r>
-        <w:t xml:space="preserve">. Each assemblage is a node holding a finite population of learners that copies decorated-class variants within the node and, at a low rate, from other nodes with a probability that decays with geographic distance, with innovation and the record’s trailing-window time-averaging imposed. We compared this neutral model against a bounded-groups model in which interactions are concentrated within spatially contiguous groups, with only a small leak between them, both run on the same coordinates and subsampled to the observed per-assemblage counts. We swept the interaction range (6, 12, and 24 km), the between-node mixing rate (0.02, 0.05, and 0.20), and the innovation rate (0.005, 0.01, and 0.02), in both snapshot and time-averaged form, at 100 seeds per cell. For each cell we recorded whether the four observed statistics fall inside the neutral null. Across the time-averaged sweep, the region that brackets all four at once is the low-mixing, sub-basin-range corner (24 km, mixing 0.02, innovation 0.01), as reported in Figure S5. At shorter ranges, drift over-produces the distance decay. At higher mixing, it underproduces the structure, so the all-four match holds only in a plausible but specific region of parameter space rather than across the whole parameter space. In every cell, the bounded-groups model overshoots the three structural statistics by roughly two to seven times relative to the observed values. The contrast between drift, which can reproduce the data, and bounded groups, which cannot, is therefore robust even where the all-four drift match is not. The control also demonstrates that the distance-controlled boundary excess, near zero under smooth deterministic isolation by distance, takes substantial positive values under stochastic neutral drift, so a positive boundary excess does not by itself distinguish a social boundary from drift on a finite network.</w:t>
+        <w:t xml:space="preserve">. Each assemblage is a node holding a finite population of learners that copies decorated-class variants within the node and, at a low rate, from other nodes with a probability that decays with geographic distance, with innovation and the record’s trailing-window time-averaging imposed. We compared this neutral model against a bounded-groups model in which interactions are concentrated within spatially contiguous groups, with only a small leak between them, both run on the same coordinates and subsampled to the observed per-assemblage counts. We swept the interaction range (6, 12, and 24 km), the between-node mixing rate (0.02, 0.05, and 0.20), and the innovation rate (0.005, 0.01, and 0.02), in both snapshot and time-averaged form, at 100 seeds per cell. For each cell we recorded whether the four observed statistics fall inside the neutral null. Across the time-averaged sweep, the region that brackets all four at once is the low-mixing, sub-basin-range corner (24 km, mixing 0.02, innovation 0.01), as reported in Figure S3. At shorter ranges, drift over-produces the distance decay. At higher mixing, it underproduces the structure, so the all-four match holds only in a plausible but specific region of parameter space rather than across the whole parameter space. In every cell, the bounded-groups model overshoots the three structural statistics by roughly two to seven times relative to the observed values. The contrast between drift, which can reproduce the data, and bounded groups, which cannot, is therefore robust even where the all-four drift match is not. The control also demonstrates that the distance-controlled boundary excess, near zero under smooth deterministic isolation by distance, takes substantial positive values under stochastic neutral drift, so a positive boundary excess does not by itself distinguish a social boundary from drift on a finite network.</w:t>
       </w:r>
     </w:p>
     <w:p>
@@ -1367,12 +1367,12 @@
           <wp:inline>
             <wp:extent cx="5334000" cy="3619056"/>
             <wp:effectExtent b="0" l="0" r="0" t="0"/>
-            <wp:docPr descr="Figure S5. Spatial drift versus bounded groups on the basin geography. Top: the four observed signatures (vertical lines) against the null distributions produced by a neutral spatial-drift model (blue) and a bounded-groups model (orange) on the real coordinate layout, both time-averaged and subsampled to the observed counts. Observed values fall inside the drift distribution and far below the bounded-groups distribution for modularity, boundary excess, and cultural F_ST. Bottom: multidimensional scaling of decorated dissimilarity for the observed assemblages and one realization of each model, spatial drift reproducing the weak, spatially blurred structure while bounded groups produce a sharper split than the data show." title="" id="20" name="Picture"/>
+            <wp:docPr descr="Figure S3. Spatial drift versus bounded groups on the basin geography. Top: the four observed signatures (vertical lines) against the null distributions produced by a neutral spatial-drift model (blue) and a bounded-groups model (orange) on the real coordinate layout, both time-averaged and subsampled to the observed counts. Observed values fall inside the drift distribution and far below the bounded-groups distribution for modularity, boundary excess, and cultural F_ST. Bottom: multidimensional scaling of decorated dissimilarity for the observed assemblages and one realization of each model, spatial drift reproducing the weak, spatially blurred structure while bounded groups produce a sharper split than the data show." title="" id="20" name="Picture"/>
             <a:graphic>
               <a:graphicData uri="http://schemas.openxmlformats.org/drawingml/2006/picture">
                 <pic:pic>
                   <pic:nvPicPr>
-                    <pic:cNvPr descr="../../figures/figS5_drift_vs_groups.png" id="21" name="Picture"/>
+                    <pic:cNvPr descr="../../figures/figS3_drift_vs_groups.png" id="21" name="Picture"/>
                     <pic:cNvPicPr>
                       <a:picLocks noChangeArrowheads="1" noChangeAspect="1"/>
                     </pic:cNvPicPr>
@@ -1414,7 +1414,7 @@
           <w:b/>
           <w:bCs/>
         </w:rPr>
-        <w:t xml:space="preserve">Figure S5.</w:t>
+        <w:t xml:space="preserve">Figure S3.</w:t>
       </w:r>
       <w:r>
         <w:t xml:space="preserve"> </w:t>
@@ -1438,7 +1438,7 @@
         <w:pStyle w:val="FirstParagraph"/>
       </w:pPr>
       <w:r>
-        <w:t xml:space="preserve">The forward demonstrations in the main text (Figures 8 and 9) and the basin positive control (Figure S8) use the same neutral-drift model run on the real geography, distinct from the null-comparison of the positive control above. The model is run at two scales: on the 29 St. Francis basin assemblages for the positive control (Figure S8) and on all 55 Mainfort-PFG decorated assemblages of the wider lower Mississippi Valley for the region-wide group counts (Figure 8) and the Parkin pull-out (Figure 9). The model evolves a population of decorated-class variants at each assemblage location. Each location holds a fixed finite population of 120 learners. In each generation every learner copies the decorated class of another learner. That partner is drawn from the learner’s own location with high probability and, with probability 0.02, from another location. The other location is chosen with a weight that decays exponentially with along-waterway (river-network) distance, described below, at a length scale of 24 river-km. With probability 0.012 a learner instead adopts a newly invented class, so the decorated repertoire turns over and new classes appear through time. That turnover is the source of the differential late-class frequencies that let assemblages be seriated. No interaction boundary is imposed anywhere, so any structure in the output is produced by river-network position and time alone. The engine is the finite-population network-drift model of Lipo, DiNapoli, Madsen, and Hunt</w:t>
+        <w:t xml:space="preserve">The forward demonstrations in the main text (Figures 8 and 9) and the basin positive control (Figure S4) use the same neutral-drift model run on the real geography, distinct from the null-comparison of the positive control above. The model is run at two scales: on the 29 St. Francis basin assemblages for the positive control (Figure S4) and on all 55 Mainfort-PFG decorated assemblages of the wider lower Mississippi Valley for the region-wide group counts (Figure 8) and the Parkin pull-out (Figure 9). The model evolves a population of decorated-class variants at each assemblage location. Each location holds a fixed finite population of 120 learners. In each generation every learner copies the decorated class of another learner. That partner is drawn from the learner’s own location with high probability and, with probability 0.02, from another location. The other location is chosen with a weight that decays exponentially with along-waterway (river-network) distance, described below, at a length scale of 24 river-km. With probability 0.012 a learner instead adopts a newly invented class, so the decorated repertoire turns over and new classes appear through time. That turnover is the source of the differential late-class frequencies that let assemblages be seriated. No interaction boundary is imposed anywhere, so any structure in the output is produced by river-network position and time alone. The engine is the finite-population network-drift model of Lipo, DiNapoli, Madsen, and Hunt</w:t>
       </w:r>
       <w:r>
         <w:t xml:space="preserve"> </w:t>
@@ -1471,7 +1471,7 @@
         <w:pStyle w:val="BodyText"/>
       </w:pPr>
       <w:r>
-        <w:t xml:space="preserve">For the basin positive control (Figure S8) we summarize 500 independent realizations at the positive-control corner (interaction length 24 river-km, between-node mixing 0.02, innovation 0.012). Because group labels are arbitrary and switch between runs, groupness is summarized by co-membership rather than by a single partition. For each assemblage, this is the fraction of the 500 runs in which it falls in the same drift-detected group as Parkin. This quantity is label-invariant, needs no alignment across runs, and expresses the contingency of any single solution as a probability surface. Figure S8A shows this for the contemporaneous snapshot, in which every assemblage is drawn from the same final time slice, so it isolates the spatial signal. Co-membership with Parkin falls off with river distance. Under the full time-transgressive sampling that gradient disappears, because assemblages drawn at different seriation positions carry different repertoires and fall into different, time-defined groups. Membership then reflects space and time jointly, and a site’s nearest neighbors need not share its phase. Either way, no assemblage is a certain member or non-member, so the phase has no stable membership. Figure S7 repeats the experiment across a grid of the three governing parameters to show that the result does not depend on this corner. The same model applied to the wider 55-assemblage valley gives the region-wide group counts of Figure 8 and the Parkin pull-out of Figure 9.</w:t>
+        <w:t xml:space="preserve">For the basin positive control (Figure S4) we summarize 500 independent realizations at the positive-control corner (interaction length 24 river-km, between-node mixing 0.02, innovation 0.012). Because group labels are arbitrary and switch between runs, groupness is summarized by co-membership rather than by a single partition. For each assemblage, this is the fraction of the 500 runs in which it falls in the same drift-detected group as Parkin. This quantity is label-invariant, needs no alignment across runs, and expresses the contingency of any single solution as a probability surface. Figure S4A shows this for the contemporaneous snapshot, in which every assemblage is drawn from the same final time slice, so it isolates the spatial signal. Co-membership with Parkin falls off with river distance. Under the full time-transgressive sampling that gradient disappears, because assemblages drawn at different seriation positions carry different repertoires and fall into different, time-defined groups. Membership then reflects space and time jointly, and a site’s nearest neighbors need not share its phase. Either way, no assemblage is a certain member or non-member, so the phase has no stable membership. Figure S5 repeats the experiment across a grid of the three governing parameters to show that the result does not depend on this corner. The same model applied to the wider 55-assemblage valley gives the region-wide group counts of Figure 8 and the Parkin pull-out of Figure 9.</w:t>
       </w:r>
     </w:p>
     <w:p>
@@ -1483,12 +1483,12 @@
           <wp:inline>
             <wp:extent cx="5334000" cy="4248345"/>
             <wp:effectExtent b="0" l="0" r="0" t="0"/>
-            <wp:docPr descr="Figure S8. Basin positive control: phase-like structure generated by neutral drift on the 29 St. Francis basin assemblages, with no bounded group imposed, over 500 realizations. (A) Each assemblage is shaded by the probability that it shares Parkin’s drift-detected group (star) under the contemporaneous snapshot that isolates the spatial signal. The probability falls off smoothly with river distance from Parkin (Spearman rho = -0.72), from about 0.70 nearby to 0.17 far away, so Parkin’s “phase” is a graded, probabilistic field rather than a bounded set. (B) Between-group cultural F_ST for the observed data (0.04) against contemporaneous and time-transgressive drift (medians with 95% intervals across the 500 runs). The observed value falls within the contemporaneous-drift interval, with 7.4% of drift runs reaching or exceeding it, so drift reproduces the observed level rather than the higher value a bounded group would leave." title="" id="24" name="Picture"/>
+            <wp:docPr descr="Figure S4. Basin positive control: phase-like structure generated by neutral drift on the 29 St. Francis basin assemblages, with no bounded group imposed, over 500 realizations. (A) Each assemblage is shaded by the probability that it shares Parkin’s drift-detected group (star) under the contemporaneous snapshot that isolates the spatial signal. The probability falls off smoothly with river distance from Parkin (Spearman rho = -0.72), from about 0.70 nearby to 0.17 far away, so Parkin’s “phase” is a graded, probabilistic field rather than a bounded set. (B) Between-group cultural F_ST for the observed data (0.04) against contemporaneous and time-transgressive drift (medians with 95% intervals across the 500 runs). The observed value falls within the contemporaneous-drift interval, with 7.4% of drift runs reaching or exceeding it, so drift reproduces the observed level rather than the higher value a bounded group would leave." title="" id="24" name="Picture"/>
             <a:graphic>
               <a:graphicData uri="http://schemas.openxmlformats.org/drawingml/2006/picture">
                 <pic:pic>
                   <pic:nvPicPr>
-                    <pic:cNvPr descr="../../figures/figS8_emergent_phases.png" id="25" name="Picture"/>
+                    <pic:cNvPr descr="../../figures/figS4_emergent_phases.png" id="25" name="Picture"/>
                     <pic:cNvPicPr>
                       <a:picLocks noChangeArrowheads="1" noChangeAspect="1"/>
                     </pic:cNvPicPr>
@@ -1530,7 +1530,7 @@
           <w:b/>
           <w:bCs/>
         </w:rPr>
-        <w:t xml:space="preserve">Figure S8.</w:t>
+        <w:t xml:space="preserve">Figure S4.</w:t>
       </w:r>
       <w:r>
         <w:t xml:space="preserve"> </w:t>
@@ -1566,7 +1566,7 @@
         <w:pStyle w:val="FirstParagraph"/>
       </w:pPr>
       <w:r>
-        <w:t xml:space="preserve">The positive control shows the observed structure falls inside the drift distribution. The wider-valley demonstration (Figure 8) goes further, generating phase-like structure from drift on the real geography, and we checked that this result is not contingent on a single stochastic draw or a tuned parameter set. We repeated the time-transgressive drift experiment across 432 runs spanning a grid of interaction length (12, 18, 24, and 36 river-km), between-node mixing (0.01, 0.02, and 0.05), and innovation rate (0.006, 0.012, and 0.024), with twelve seeds per cell (Figure S7). Two or more spatially coherent groups, the phase-like territories a culture historian would name, appear in every run. The between-group cultural F_ST sits at or below the observed value in 85 percent of runs and within a factor of two of it in 53 percent, short of the bounded-groups expectation throughout. F_ST is essentially flat across interaction length and declines with more mixing or more innovation, the expected behavior of a drift process. The synthetic record re-seriates across the full grid (mean absolute Spearman correlation 0.44 between recovered and imposed order). The appearance of phase-like structure at the observed magnitude is therefore a generic outcome of distance-structured drift on this geography rather than a product of the chosen parameters.</w:t>
+        <w:t xml:space="preserve">The positive control shows the observed structure falls inside the drift distribution. The wider-valley demonstration (Figure 8) goes further, generating phase-like structure from drift on the real geography, and we checked that this result is not contingent on a single stochastic draw or a tuned parameter set. We repeated the time-transgressive drift experiment across 432 runs spanning a grid of interaction length (12, 18, 24, and 36 river-km), between-node mixing (0.01, 0.02, and 0.05), and innovation rate (0.006, 0.012, and 0.024), with twelve seeds per cell (Figure S5). Two or more spatially coherent groups, the phase-like territories a culture historian would name, appear in every run. The between-group cultural F_ST sits at or below the observed value in 85 percent of runs and within a factor of two of it in 53 percent, short of the bounded-groups expectation throughout. F_ST is essentially flat across interaction length and declines with more mixing or more innovation, the expected behavior of a drift process. The synthetic record re-seriates across the full grid (mean absolute Spearman correlation 0.44 between recovered and imposed order). The appearance of phase-like structure at the observed magnitude is therefore a generic outcome of distance-structured drift on this geography rather than a product of the chosen parameters.</w:t>
       </w:r>
     </w:p>
     <w:p>
@@ -1578,12 +1578,12 @@
           <wp:inline>
             <wp:extent cx="5334000" cy="4112375"/>
             <wp:effectExtent b="0" l="0" r="0" t="0"/>
-            <wp:docPr descr="Figure S7. Robustness of phase-like grouping to contingency and model factors, across 432 time-transgressive runs (a grid of interaction length, between-node mixing, and innovation rate, twelve seeds per cell). (A) Between-group cultural F_ST by between-node mixing and (B) by innovation rate, boxes taken over all other factors and seeds. The observed value (dashed) is bracketed, and F_ST falls with both factors but never reaches the bounded-groups level. (C) Distribution of the number of drift-detected groups per run, with every run yielding two or more. (D) Distribution of seriation recovery, the absolute Spearman correlation between the recovered CA1 rank and the imposed time order, across runs (mean 0.44)." title="" id="28" name="Picture"/>
+            <wp:docPr descr="Figure S5. Robustness of phase-like grouping to contingency and model factors, across 432 time-transgressive runs (a grid of interaction length, between-node mixing, and innovation rate, twelve seeds per cell). (A) Between-group cultural F_ST by between-node mixing and (B) by innovation rate, boxes taken over all other factors and seeds. The observed value (dashed) is bracketed, and F_ST falls with both factors but never reaches the bounded-groups level. (C) Distribution of the number of drift-detected groups per run, with every run yielding two or more. (D) Distribution of seriation recovery, the absolute Spearman correlation between the recovered CA1 rank and the imposed time order, across runs (mean 0.44)." title="" id="28" name="Picture"/>
             <a:graphic>
               <a:graphicData uri="http://schemas.openxmlformats.org/drawingml/2006/picture">
                 <pic:pic>
                   <pic:nvPicPr>
-                    <pic:cNvPr descr="../../figures/figS7_emergence_robustness.png" id="29" name="Picture"/>
+                    <pic:cNvPr descr="../../figures/figS5_emergence_robustness.png" id="29" name="Picture"/>
                     <pic:cNvPicPr>
                       <a:picLocks noChangeArrowheads="1" noChangeAspect="1"/>
                     </pic:cNvPicPr>
@@ -1625,7 +1625,7 @@
           <w:b/>
           <w:bCs/>
         </w:rPr>
-        <w:t xml:space="preserve">Figure S7.</w:t>
+        <w:t xml:space="preserve">Figure S5.</w:t>
       </w:r>
       <w:r>
         <w:t xml:space="preserve"> </w:t>
@@ -1936,7 +1936,7 @@
         <w:t xml:space="preserve"> </w:t>
       </w:r>
       <w:r>
-        <w:t xml:space="preserve">that includes zero (Figure S2A). The posterior standard deviation is 0.021 against a prior of 0.289, so the data appreciably constrain the bias rather than leaving it at the prior, placing it close to neutral. A weak conformist lean is visible, with</w:t>
+        <w:t xml:space="preserve">that includes zero (Figure S7A). The posterior standard deviation is 0.021 against a prior of 0.289, so the data appreciably constrain the bias rather than leaving it at the prior, placing it close to neutral. A weak conformist lean is visible, with</w:t>
       </w:r>
       <w:r>
         <w:t xml:space="preserve"> </w:t>
@@ -1997,7 +1997,7 @@
         <w:t xml:space="preserve">(Hunt 2006; Hunt et al. 2008)</w:t>
       </w:r>
       <w:r>
-        <w:t xml:space="preserve">. For the Gini-Simpson diversity trajectory and for the abundant decorated classes, binned along the oriented axis, we fit four time-series models on the same level vector: an unbiased random walk (Brownian motion, the neutral-drift expectation), a general biased random walk (the directional signature a sustained transition would leave), a stasis model (white noise about a constant mean), and an Ornstein-Uhlenbeck model (mean reversion toward an optimum). We compared them by the small-sample Akaike information criterion. The aggregate diversity trajectory favors the unbiased random walk, with an Akaike weight of 0.81 against 0.19 for the directional model and negligible weight for stasis or the Ornstein-Uhlenbeck model. The model comparison has only six points, so it is weak. This result is a concordance rather than a decisive selection (Figure S2B). The diversity trajectory is the trait of interest here, because the correspondence-analysis ordering does not arrange it by construction. Individual-class trajectories more often favor the directional model. That comparison, however, is weak and partly tautological because the seriation axis is designed to maximize monotonic class-frequency turnover, and only three classes are abundant enough across the sequence to fit. The robust conclusion is neutral drift, not a sustained directional transition.</w:t>
+        <w:t xml:space="preserve">. For the Gini-Simpson diversity trajectory and for the abundant decorated classes, binned along the oriented axis, we fit four time-series models on the same level vector: an unbiased random walk (Brownian motion, the neutral-drift expectation), a general biased random walk (the directional signature a sustained transition would leave), a stasis model (white noise about a constant mean), and an Ornstein-Uhlenbeck model (mean reversion toward an optimum). We compared them by the small-sample Akaike information criterion. The aggregate diversity trajectory favors the unbiased random walk, with an Akaike weight of 0.81 against 0.19 for the directional model and negligible weight for stasis or the Ornstein-Uhlenbeck model. The model comparison has only six points, so it is weak. This result is a concordance rather than a decisive selection (Figure S7B). The diversity trajectory is the trait of interest here, because the correspondence-analysis ordering does not arrange it by construction. Individual-class trajectories more often favor the directional model. That comparison, however, is weak and partly tautological because the seriation axis is designed to maximize monotonic class-frequency turnover, and only three classes are abundant enough across the sequence to fit. The robust conclusion is neutral drift, not a sustained directional transition.</w:t>
       </w:r>
     </w:p>
     <w:p>
@@ -2009,12 +2009,12 @@
           <wp:inline>
             <wp:extent cx="5334000" cy="2794140"/>
             <wp:effectExtent b="0" l="0" r="0" t="0"/>
-            <wp:docPr descr="Figure S2. Dynamic-sufficiency tests. (A) Posterior of the transmission-bias parameter b from the generative, time-averaging-aware inference (b = 0 neutral, b &gt; 0 conformist, b &lt; 0 anti-conformist). The whole-sequence posterior (filled) and the early- and late-half posteriors (outlines) are all tightly constrained near neutral and include zero, ruling out the strong conformity a marker dynamic would require. (B) Tempo-and-mode Akaike weights of the four time-series models (BM unbiased random walk, GRW directional walk, Stasis, OU mean reversion) for the Gini-Simpson diversity trajectory and averaged across the abundant class trajectories. The diversity trajectory, which the correspondence-analysis ordering does not arrange by construction, favors the unbiased random walk (neutral drift), a concordance rather than a decisive selection given only six points." title="" id="36" name="Picture"/>
+            <wp:docPr descr="Figure S7. Dynamic-sufficiency tests. (A) Posterior of the transmission-bias parameter b from the generative, time-averaging-aware inference (b = 0 neutral, b &gt; 0 conformist, b &lt; 0 anti-conformist). The whole-sequence posterior (filled) and the early- and late-half posteriors (outlines) are all tightly constrained near neutral and include zero, ruling out the strong conformity a marker dynamic would require. (B) Tempo-and-mode Akaike weights of the four time-series models (BM unbiased random walk, GRW directional walk, Stasis, OU mean reversion) for the Gini-Simpson diversity trajectory and averaged across the abundant class trajectories. The diversity trajectory, which the correspondence-analysis ordering does not arrange by construction, favors the unbiased random walk (neutral drift), a concordance rather than a decisive selection given only six points." title="" id="36" name="Picture"/>
             <a:graphic>
               <a:graphicData uri="http://schemas.openxmlformats.org/drawingml/2006/picture">
                 <pic:pic>
                   <pic:nvPicPr>
-                    <pic:cNvPr descr="../../figures/figS2_dynamic.png" id="37" name="Picture"/>
+                    <pic:cNvPr descr="../../figures/figS7_dynamic.png" id="37" name="Picture"/>
                     <pic:cNvPicPr>
                       <a:picLocks noChangeArrowheads="1" noChangeAspect="1"/>
                     </pic:cNvPicPr>
@@ -2056,7 +2056,7 @@
           <w:b/>
           <w:bCs/>
         </w:rPr>
-        <w:t xml:space="preserve">Figure S2.</w:t>
+        <w:t xml:space="preserve">Figure S7.</w:t>
       </w:r>
       <w:r>
         <w:t xml:space="preserve"> </w:t>
@@ -2173,7 +2173,7 @@
         <w:t xml:space="preserve">2020)</w:t>
       </w:r>
       <w:r>
-        <w:t xml:space="preserve">. Forty-one determinations come from seven St. Francis Basin Parkin-phase sites, nineteen of them from Parkin. The summed probability distribution of the basin dates concentrates the occupation in the fourteenth to sixteenth centuries, with a median of AD 1422 (Parkin alone, AD 1483). It declines across the contact interval: 29 percent of the basin probability mass postdates AD 1541 and 18 percent postdates AD 1600 (Figure S3). This is consistent with occupation continuing through the De Soto entrada, which the chronicles place at Casqui, and declining thereafter, rather than with a sequence running unbroken into the seventeenth century. However, the protohistoric tail is partly a calibration artifact of low-activity determinations near the post-1650 plateau</w:t>
+        <w:t xml:space="preserve">. Forty-one determinations come from seven St. Francis Basin Parkin-phase sites, nineteen of them from Parkin. The summed probability distribution of the basin dates concentrates the occupation in the fourteenth to sixteenth centuries, with a median of AD 1422 (Parkin alone, AD 1483). It declines across the contact interval: 29 percent of the basin probability mass postdates AD 1541 and 18 percent postdates AD 1600 (Figure S8). This is consistent with occupation continuing through the De Soto entrada, which the chronicles place at Casqui, and declining thereafter, rather than with a sequence running unbroken into the seventeenth century. However, the protohistoric tail is partly a calibration artifact of low-activity determinations near the post-1650 plateau</w:t>
       </w:r>
       <w:r>
         <w:t xml:space="preserve"> </w:t>
@@ -2194,12 +2194,12 @@
           <wp:inline>
             <wp:extent cx="5334000" cy="2715284"/>
             <wp:effectExtent b="0" l="0" r="0" t="0"/>
-            <wp:docPr descr="Figure S3. Radiocarbon chronology of the St. Francis basin (Mainfort determinations calibrated against IntCal20). Left: summed probability distribution for the basin Parkin-phase sites (filled) and for Parkin alone (line, scaled), with the De Soto entrada (AD 1541) marked. Occupation concentrates in the fourteenth to sixteenth centuries and declines across contact. Right: CA1 seriation position against the pooled median calibrated age for the five proveniences matching curated assemblages (point size proportional to the number of dates). The axis tracks calendar age (Spearman +0.70) except for the late-dated Clay Hill." title="" id="40" name="Picture"/>
+            <wp:docPr descr="Figure S8. Radiocarbon chronology of the St. Francis basin (Mainfort determinations calibrated against IntCal20). Left: summed probability distribution for the basin Parkin-phase sites (filled) and for Parkin alone (line, scaled), with the De Soto entrada (AD 1541) marked. Occupation concentrates in the fourteenth to sixteenth centuries and declines across contact. Right: CA1 seriation position against the pooled median calibrated age for the five proveniences matching curated assemblages (point size proportional to the number of dates). The axis tracks calendar age (Spearman +0.70) except for the late-dated Clay Hill." title="" id="40" name="Picture"/>
             <a:graphic>
               <a:graphicData uri="http://schemas.openxmlformats.org/drawingml/2006/picture">
                 <pic:pic>
                   <pic:nvPicPr>
-                    <pic:cNvPr descr="../../figures/figS3_chronology.png" id="41" name="Picture"/>
+                    <pic:cNvPr descr="../../figures/figS8_chronology.png" id="41" name="Picture"/>
                     <pic:cNvPicPr>
                       <a:picLocks noChangeArrowheads="1" noChangeAspect="1"/>
                     </pic:cNvPicPr>
@@ -2241,7 +2241,7 @@
           <w:b/>
           <w:bCs/>
         </w:rPr>
-        <w:t xml:space="preserve">Figure S3.</w:t>
+        <w:t xml:space="preserve">Figure S8.</w:t>
       </w:r>
       <w:r>
         <w:t xml:space="preserve"> </w:t>

--- a/docs/manuscript/SUPPLEMENTAL_TEXT.docx
+++ b/docs/manuscript/SUPPLEMENTAL_TEXT.docx
@@ -20,7 +20,7 @@
           <w:b/>
           <w:bCs/>
         </w:rPr>
-        <w:t xml:space="preserve">Are the phases real? Distinguishing bounded interaction groups from spatially structured drift in central Mississippi Valley decorated ceramics</w:t>
+        <w:t xml:space="preserve">Are the phases real? Distinguishing bounded interaction groups from spatially structured drift in lower Mississippi Valley decorated ceramics</w:t>
       </w:r>
     </w:p>
     <w:p>
@@ -1114,7 +1114,7 @@
         <w:t xml:space="preserve">(Henrich 2001)</w:t>
       </w:r>
       <w:r>
-        <w:t xml:space="preserve">), and a spatial rule placing group profiles on the landscape. Four generators instantiate the four idealized processes of Table 1, where drift is a single process that the main-text table shows under two regimes, smooth and stochastic, of which the smooth, deterministic regime is the one generated here. The bounded-groups generator raises divergence and conformity together across spatially bounded groups. Environmental patchiness holds a fixed between-group difference under neutral within-group copying with an environment-keyed layout. Aggregated signaling raises within-group conformity in a single undivided pool with no between-group divergence. Drift with distance-limited interaction produces a smooth spatial gradient under neutral copying. Each generator emits a sequence of group-by-class slices along an ordinal axis. We ran the four-signature procedure on each generator, blind to its source, and recorded which registered as convergent, repeating this across 20 random seeds. On the bounded-groups output we also computed the correlation matrix of the four signatures, to confirm that their joint movement is informative rather than an artifact of redundancy (Figure S1). This idealized test uses large, clean assemblages (12 groups, several hundred sherds each) and establishes that it discriminates in principle. The record-matched, size-controlled recovery in the main text (Figure 4) is what establishes which signatures survive at the resolution of the actual data.</w:t>
+        <w:t xml:space="preserve">), and a spatial rule placing group profiles on the landscape. Four generators instantiate the four idealized processes of Table 1, where drift is a single process that the main-text table shows under two regimes, smooth and stochastic, of which the smooth, deterministic regime is the one generated here. The bounded-groups generator raises divergence and conformity together across spatially bounded groups. Environmental patchiness holds a fixed between-group difference under neutral within-group copying with an environment-keyed layout. Aggregated signaling raises within-group conformity in a single undivided pool with no between-group divergence. Drift with distance-limited interaction produces a smooth spatial gradient under neutral copying. Each generator emits a sequence of group-by-class slices along an ordinal axis. We ran the four-signature procedure on each generator, blind to its source, and recorded which registered as convergent, repeating this across 500 random seeds. On the bounded-groups output we also computed the correlation matrix of the four signatures, to confirm that their joint movement is informative rather than an artifact of redundancy (Figure S1). This idealized test uses large, clean assemblages (12 groups, several hundred sherds each) and establishes that it discriminates in principle. The record-matched, size-controlled recovery in the main text (Figure 4) is what establishes which signatures survive at the resolution of the actual data.</w:t>
       </w:r>
     </w:p>
     <w:p>
@@ -1126,7 +1126,7 @@
           <wp:inline>
             <wp:extent cx="5334000" cy="4811808"/>
             <wp:effectExtent b="0" l="0" r="0" t="0"/>
-            <wp:docPr descr="Figure S1. Idealized criterion validation. Four-signature ordinal trajectories under each of the four generative mechanisms on large, clean synthetic assemblages. Only a bounded interaction group drives all four together (starred), and no mimic is flagged as convergent across 20 random seeds (the bounded-groups case flagged in 19 of 20, 95 percent interval 0.75 to 0.99, and no mimic flagged at all, 95 percent upper bound about 0.17). Inset: the signature-independence audit (mean absolute pairwise correlation among the four signatures), high under closure (about 0.88), and low under the mimics (about 0.2). This shows the convergence concept works on idealized data. Figure 4 shows what survives at the record’s resolution." title="" id="11" name="Picture"/>
+            <wp:docPr descr="Figure S1. Idealized criterion validation. Four-signature ordinal trajectories under each of the four generative mechanisms on large, clean synthetic assemblages. Only a bounded interaction group drives all four together (starred), and no mimic is flagged as convergent across 500 random seeds (the bounded-groups case flagged in 493 of 500, 95 percent interval 0.97 to 0.99, and no mimic flagged at all, 95 percent upper bound about 0.006). Inset: the signature-independence audit (mean absolute pairwise correlation among the four signatures), high under closure (about 0.88), and low under the mimics (about 0.2). This shows the convergence concept works on idealized data. Figure 4 shows what survives at the record’s resolution." title="" id="11" name="Picture"/>
             <a:graphic>
               <a:graphicData uri="http://schemas.openxmlformats.org/drawingml/2006/picture">
                 <pic:pic>
@@ -1179,7 +1179,7 @@
         <w:t xml:space="preserve"> </w:t>
       </w:r>
       <w:r>
-        <w:t xml:space="preserve">Idealized criterion validation. Four-signature ordinal trajectories under each of the four generative mechanisms on large, clean synthetic assemblages. Only a bounded interaction group drives all four together (starred), and no mimic is flagged as convergent across 20 random seeds (the bounded-groups case flagged in 19 of 20, 95 percent interval 0.75 to 0.99, and no mimic flagged at all, 95 percent upper bound about 0.17). Inset: the signature-independence audit (mean absolute pairwise correlation among the four signatures), high under closure (about 0.88), and low under the mimics (about 0.2). This shows the convergence concept works on idealized data. Figure 4 shows what survives at the record’s resolution.</w:t>
+        <w:t xml:space="preserve">Idealized criterion validation. Four-signature ordinal trajectories under each of the four generative mechanisms on large, clean synthetic assemblages. Only a bounded interaction group drives all four together (starred), and no mimic is flagged as convergent across 500 random seeds (the bounded-groups case flagged in 493 of 500, 95 percent interval 0.97 to 0.99, and no mimic flagged at all, 95 percent upper bound about 0.006). Inset: the signature-independence audit (mean absolute pairwise correlation among the four signatures), high under closure (about 0.88), and low under the mimics (about 0.2). This shows the convergence concept works on idealized data. Figure 4 shows what survives at the record’s resolution.</w:t>
       </w:r>
     </w:p>
     <w:bookmarkEnd w:id="13"/>
@@ -2155,7 +2155,7 @@
         <w:t xml:space="preserve"> </w:t>
       </w:r>
       <w:r>
-        <w:t xml:space="preserve">compilation of central-valley determinations against IntCal20</w:t>
+        <w:t xml:space="preserve">radiocarbon compilation against IntCal20</w:t>
       </w:r>
       <w:r>
         <w:t xml:space="preserve"> </w:t>

--- a/docs/manuscript/SUPPLEMENTAL_TEXT.docx
+++ b/docs/manuscript/SUPPLEMENTAL_TEXT.docx
@@ -2,7 +2,7 @@
 <file path=word/document.xml><?xml version="1.0" encoding="utf-8"?>
 <w:document xmlns:w="http://schemas.openxmlformats.org/wordprocessingml/2006/main" xmlns:m="http://schemas.openxmlformats.org/officeDocument/2006/math" xmlns:r="http://schemas.openxmlformats.org/officeDocument/2006/relationships" xmlns:o="urn:schemas-microsoft-com:office:office" xmlns:v="urn:schemas-microsoft-com:vml" xmlns:w10="urn:schemas-microsoft-com:office:word" xmlns:a="http://schemas.openxmlformats.org/drawingml/2006/main" xmlns:pic="http://schemas.openxmlformats.org/drawingml/2006/picture" xmlns:wp="http://schemas.openxmlformats.org/drawingml/2006/wordprocessingDrawing">
   <w:body>
-    <w:bookmarkStart w:id="94" w:name="supplemental-material"/>
+    <w:bookmarkStart w:id="91" w:name="supplemental-material"/>
     <w:p>
       <w:pPr>
         <w:pStyle w:val="Heading1"/>
@@ -1635,13 +1635,13 @@
       </w:r>
     </w:p>
     <w:bookmarkEnd w:id="30"/>
-    <w:bookmarkStart w:id="34" w:name="X4b657c0117a02bedc64d2fce6fe36b11976cd64"/>
+    <w:bookmarkStart w:id="31" w:name="X5d6952d695dbc914608b60821375c599c91309d"/>
     <w:p>
       <w:pPr>
         <w:pStyle w:val="Heading2"/>
       </w:pPr>
       <w:r>
-        <w:t xml:space="preserve">Regional extension: the central-valley and lower-valley assemblages</w:t>
+        <w:t xml:space="preserve">Regional extension: the southeast-Missouri phases</w:t>
       </w:r>
     </w:p>
     <w:p>
@@ -1649,7 +1649,7 @@
         <w:pStyle w:val="FirstParagraph"/>
       </w:pPr>
       <w:r>
-        <w:t xml:space="preserve">We extended the analysis to the southeast Missouri survey assemblages of Williams</w:t>
+        <w:t xml:space="preserve">We extended the within-region test to the southeast-Missouri survey assemblages of Williams</w:t>
       </w:r>
       <w:r>
         <w:t xml:space="preserve"> </w:t>
@@ -1658,16 +1658,284 @@
         <w:t xml:space="preserve">(1954)</w:t>
       </w:r>
       <w:r>
-        <w:t xml:space="preserve">, comprising 50 assemblages from 28 sites, digitized from the survey tables and georeferenced using the Lower Mississippi Survey grid. Within the central-valley regions, the decorated-ceramic differentiation is a Woodland-to-Mississippian composition gradient rather than a synchronic structure. A cultural F_ST of 0.11 across physiographic regions collapses to 0.03, near the drift level, once the analysis is restricted to Mississippian classes. Between the central and lower valleys, the Phillips-Ford-Griffin assemblages present a different picture. Combining the two into one north-south transect of 133 decorated assemblages, the decline of decorated similarity with distance is itself drift-consistent (Mantel r = -0.55, inside the spatial-drift null). Still, the distance-controlled boundary excess at the central-valley and lower-valley divide is +52 Brainerd-Robinson units, far outside the drift null. The two regions carry mutually exclusive, distinctive repertoires (northern Wickliffe, O’Byam, Matthews, Kimmswick, and Varney Red against southern Barton, Walls Engraved, Carson Red-on-Buff, Avenue Polychrome, and Leland), with even the shared classes differing in proportion. Restricting the comparison to classes present in both regions, which removes the mutually exclusive distinctive classes that carry the strongest temporal contrast, reduces the step but does not erase it. The boundary excess falls to +38 Brainerd-Robinson units. It remains above the neutral-drift null, so the boundary is not solely an artifact of distinctive-class turnover, although the shared classes themselves retain some temporal structure. The step is real but confounded by time. The northern distinctive classes are early- to middle-Mississippian and the southern are late</w:t>
-      </w:r>
-      <w:r>
-        <w:t xml:space="preserve"> </w:t>
-      </w:r>
-      <w:r>
-        <w:t xml:space="preserve">(Phillips 1970; Williams 1954)</w:t>
-      </w:r>
-      <w:r>
-        <w:t xml:space="preserve">, so it cannot be separated from a chronological succession without independent central-valley radiocarbon (Figure S6). It is further confounded by analytical history. The lower-valley assemblages were classified in the Phillips-Ford-Griffin tradition, and the central-valley assemblages were classified separately by Williams, so even shared class names may have been applied to different criteria. The shared-class restriction (boundary excess falling to +38 Brainerd-Robinson units but not vanishing) limits this artifact without removing it. It leaves open the possibility that interaction was continuous across the entire region and that the apparent boundary is a product of two separate assemblage and analysis histories.</w:t>
+        <w:t xml:space="preserve">, comprising 50 assemblages from 28 sites, digitized from the survey tables and georeferenced using the Lower Mississippi Survey grid. Williams divided these lowlands into four named Mississippian phases. Across the named physiographic regions the cultural F_ST is 0.11. Most of that differentiation is a Woodland-to-Mississippian composition gradient rather than synchronic social structure. Restricting the analysis to Mississippian classes collapses the F_ST to 0.03, near the drift level. Within the region the assemblages do not separate into bounded clusters. They intermix on the ordination, and the between-cluster F_ST sits at the neutral-drift expectation and far below the bounded-groups null (Figure 11). Williams’s southeast-Missouri phases, like the named phases of the St. Francis basin, are arbitrary divisions of a continuous field structured by geography and time. This is the same verdict Fox</w:t>
+      </w:r>
+      <w:r>
+        <w:t xml:space="preserve"> </w:t>
+      </w:r>
+      <w:r>
+        <w:t xml:space="preserve">(1998)</w:t>
+      </w:r>
+      <w:r>
+        <w:t xml:space="preserve"> </w:t>
+      </w:r>
+      <w:r>
+        <w:t xml:space="preserve">reached for these phases by cluster analysis and ordination.</w:t>
+      </w:r>
+    </w:p>
+    <w:bookmarkEnd w:id="31"/>
+    <w:bookmarkStart w:id="35" w:name="X61b4c874ea32e31666b882bda5fae1d71873809"/>
+    <w:p>
+      <w:pPr>
+        <w:pStyle w:val="Heading2"/>
+      </w:pPr>
+      <w:r>
+        <w:t xml:space="preserve">Dynamic-sufficiency tests in the time domain</w:t>
+      </w:r>
+    </w:p>
+    <w:p>
+      <w:pPr>
+        <w:pStyle w:val="FirstParagraph"/>
+      </w:pPr>
+      <w:r>
+        <w:t xml:space="preserve">The four convergence signatures are measured as states along the seriation sequence, so on their own they are only partially dynamically sufficient. They describe states rather than the transitions between them. Two further tests work on the transformation between states, and a third, underpowered probe is reported in the code for completeness. The two we rely on are dynamically and empirically sufficient at once, because each models the change between states while respecting the time-averaged resolution of the record.</w:t>
+      </w:r>
+    </w:p>
+    <w:p>
+      <w:pPr>
+        <w:pStyle w:val="BodyText"/>
+      </w:pPr>
+      <w:r>
+        <w:t xml:space="preserve">The first infers how potters were copying by simulation. We run many copying scenarios, ranging from strongly conformist to neutral to novelty-seeking, and keep only the ones that reproduce the real assemblages. From the surviving scenarios we infer the kind of copying implied, with the record’s time-averaging built into each simulation (the approximate-Bayesian-computation approach)</w:t>
+      </w:r>
+      <w:r>
+        <w:t xml:space="preserve"> </w:t>
+      </w:r>
+      <w:r>
+        <w:t xml:space="preserve">(Carrignon et al. 2019; Crema et al. 2014, 2016)</w:t>
+      </w:r>
+      <w:r>
+        <w:t xml:space="preserve">. We modeled the basin sequence as frequency-dependent copying among the ten decorated classes in a finite population. Each generation, the adoption weight of a class is proportional to its frequency raised to the power</w:t>
+      </w:r>
+      <w:r>
+        <w:t xml:space="preserve"> </w:t>
+      </w:r>
+      <m:oMath>
+        <m:r>
+          <m:t>1</m:t>
+        </m:r>
+        <m:r>
+          <m:rPr>
+            <m:sty m:val="p"/>
+          </m:rPr>
+          <m:t>+</m:t>
+        </m:r>
+        <m:r>
+          <m:t>b</m:t>
+        </m:r>
+      </m:oMath>
+      <w:r>
+        <w:t xml:space="preserve">, where</w:t>
+      </w:r>
+      <w:r>
+        <w:t xml:space="preserve"> </w:t>
+      </w:r>
+      <m:oMath>
+        <m:r>
+          <m:t>b</m:t>
+        </m:r>
+        <m:r>
+          <m:rPr>
+            <m:sty m:val="p"/>
+          </m:rPr>
+          <m:t>&gt;</m:t>
+        </m:r>
+        <m:r>
+          <m:t>0</m:t>
+        </m:r>
+      </m:oMath>
+      <w:r>
+        <w:t xml:space="preserve"> </w:t>
+      </w:r>
+      <w:r>
+        <w:t xml:space="preserve">is conformity,</w:t>
+      </w:r>
+      <w:r>
+        <w:t xml:space="preserve"> </w:t>
+      </w:r>
+      <m:oMath>
+        <m:r>
+          <m:t>b</m:t>
+        </m:r>
+        <m:r>
+          <m:rPr>
+            <m:sty m:val="p"/>
+          </m:rPr>
+          <m:t>&lt;</m:t>
+        </m:r>
+        <m:r>
+          <m:t>0</m:t>
+        </m:r>
+      </m:oMath>
+      <w:r>
+        <w:t xml:space="preserve"> </w:t>
+      </w:r>
+      <w:r>
+        <w:t xml:space="preserve">is anti-conformity, and</w:t>
+      </w:r>
+      <w:r>
+        <w:t xml:space="preserve"> </w:t>
+      </w:r>
+      <m:oMath>
+        <m:r>
+          <m:t>b</m:t>
+        </m:r>
+        <m:r>
+          <m:rPr>
+            <m:sty m:val="p"/>
+          </m:rPr>
+          <m:t>=</m:t>
+        </m:r>
+        <m:r>
+          <m:t>0</m:t>
+        </m:r>
+      </m:oMath>
+      <w:r>
+        <w:t xml:space="preserve"> </w:t>
+      </w:r>
+      <w:r>
+        <w:t xml:space="preserve">is neutral copying, with an innovation rate that mixes in a uniform draw from the set of classes. An assemblage pools production over a window of generations, so the time-averaging that distorts the static statistics is built into the generative process rather than corrected after the fact. This is what makes the test both empirically and dynamically sufficient. We drew 40,000 parameter sets from broad priors (innovation rate, bias</w:t>
+      </w:r>
+      <w:r>
+        <w:t xml:space="preserve"> </w:t>
+      </w:r>
+      <m:oMath>
+        <m:r>
+          <m:t>b</m:t>
+        </m:r>
+      </m:oMath>
+      <w:r>
+        <w:t xml:space="preserve">, population size, and time-averaging window) and simulated a six-bin sequence from each. We then accepted the 400 parameter sets closest to the observed diversity trajectory and rank-frequency profile, ranked by Euclidean distance over the summary statistics. The posterior of the bias is tightly constrained near neutral, with mean</w:t>
+      </w:r>
+      <w:r>
+        <w:t xml:space="preserve"> </w:t>
+      </w:r>
+      <m:oMath>
+        <m:r>
+          <m:t>b</m:t>
+        </m:r>
+        <m:r>
+          <m:rPr>
+            <m:sty m:val="p"/>
+          </m:rPr>
+          <m:t>=</m:t>
+        </m:r>
+        <m:r>
+          <m:rPr>
+            <m:sty m:val="p"/>
+          </m:rPr>
+          <m:t>+</m:t>
+        </m:r>
+        <m:r>
+          <m:t>0.028</m:t>
+        </m:r>
+      </m:oMath>
+      <w:r>
+        <w:t xml:space="preserve"> </w:t>
+      </w:r>
+      <w:r>
+        <w:t xml:space="preserve">and a 95 percent interval of</w:t>
+      </w:r>
+      <w:r>
+        <w:t xml:space="preserve"> </w:t>
+      </w:r>
+      <m:oMath>
+        <m:r>
+          <m:rPr>
+            <m:sty m:val="p"/>
+          </m:rPr>
+          <m:t>−</m:t>
+        </m:r>
+        <m:r>
+          <m:t>0.021</m:t>
+        </m:r>
+      </m:oMath>
+      <w:r>
+        <w:t xml:space="preserve"> </w:t>
+      </w:r>
+      <w:r>
+        <w:t xml:space="preserve">to</w:t>
+      </w:r>
+      <w:r>
+        <w:t xml:space="preserve"> </w:t>
+      </w:r>
+      <m:oMath>
+        <m:r>
+          <m:rPr>
+            <m:sty m:val="p"/>
+          </m:rPr>
+          <m:t>+</m:t>
+        </m:r>
+        <m:r>
+          <m:t>0.063</m:t>
+        </m:r>
+      </m:oMath>
+      <w:r>
+        <w:t xml:space="preserve"> </w:t>
+      </w:r>
+      <w:r>
+        <w:t xml:space="preserve">that includes zero (Figure S6A). The posterior standard deviation is 0.021 against a prior of 0.289, so the data appreciably constrain the bias rather than leaving it at the prior, placing it close to neutral. A weak conformist lean is visible, with</w:t>
+      </w:r>
+      <w:r>
+        <w:t xml:space="preserve"> </w:t>
+      </w:r>
+      <m:oMath>
+        <m:r>
+          <m:t>P</m:t>
+        </m:r>
+        <m:r>
+          <m:rPr>
+            <m:sty m:val="p"/>
+          </m:rPr>
+          <m:t>(</m:t>
+        </m:r>
+        <m:r>
+          <m:t>b</m:t>
+        </m:r>
+        <m:r>
+          <m:rPr>
+            <m:sty m:val="p"/>
+          </m:rPr>
+          <m:t>&gt;</m:t>
+        </m:r>
+        <m:r>
+          <m:t>0</m:t>
+        </m:r>
+        <m:r>
+          <m:rPr>
+            <m:sty m:val="p"/>
+          </m:rPr>
+          <m:t>)</m:t>
+        </m:r>
+        <m:r>
+          <m:rPr>
+            <m:sty m:val="p"/>
+          </m:rPr>
+          <m:t>=</m:t>
+        </m:r>
+        <m:r>
+          <m:t>0.91</m:t>
+        </m:r>
+      </m:oMath>
+      <w:r>
+        <w:t xml:space="preserve">, but it is not resolved as a departure from neutral. Refitting the bias separately to the early and late halves of the sequence recovers no shift between them. The inference rules out the strong conformist bias that a marker- or assortment-based dynamic would require by modeling copying dynamics rather than a single static moment. The posterior contraction should be interpreted with one caveat. Rejection sampling at a one percent acceptance tolerance is not formally calibrated here, so we present this inference as concordant with the record-matched recovery and the static signatures rather than as a standalone result.</w:t>
+      </w:r>
+    </w:p>
+    <w:p>
+      <w:pPr>
+        <w:pStyle w:val="BodyText"/>
+      </w:pPr>
+      <w:r>
+        <w:t xml:space="preserve">The second test asks, in plain terms, whether the assemblages’ diversity drifts without direction through time, heads steadily in one direction, or is pulled back toward a stable value, by comparing four standard time-series models (an unbiased random walk, a directional walk, stasis, and a mean-reverting Ornstein-Uhlenbeck process)</w:t>
+      </w:r>
+      <w:r>
+        <w:t xml:space="preserve"> </w:t>
+      </w:r>
+      <w:r>
+        <w:t xml:space="preserve">(Hunt 2006; Hunt et al. 2008)</w:t>
+      </w:r>
+      <w:r>
+        <w:t xml:space="preserve">. For the Gini-Simpson diversity trajectory and for the abundant decorated classes, binned along the oriented axis, we fit four time-series models on the same level vector: an unbiased random walk (Brownian motion, the neutral-drift expectation), a general biased random walk (the directional signature a sustained transition would leave), a stasis model (white noise about a constant mean), and an Ornstein-Uhlenbeck model (mean reversion toward an optimum). We compared them by the small-sample Akaike information criterion. The aggregate diversity trajectory favors the unbiased random walk, with an Akaike weight of 0.81 against 0.19 for the directional model and negligible weight for stasis or the Ornstein-Uhlenbeck model. The model comparison has only six points, so it is weak. This result is a concordance rather than a decisive selection (Figure S6B). The diversity trajectory is the trait of interest here, because the correspondence-analysis ordering does not arrange it by construction. Individual-class trajectories more often favor the directional model. That comparison, however, is weak and partly tautological because the seriation axis is designed to maximize monotonic class-frequency turnover, and only three classes are abundant enough across the sequence to fit. The robust conclusion is neutral drift, not a sustained directional transition.</w:t>
       </w:r>
     </w:p>
     <w:p>
@@ -1677,350 +1945,20 @@
       <w:r>
         <w:drawing>
           <wp:inline>
-            <wp:extent cx="5334000" cy="3424782"/>
+            <wp:extent cx="5334000" cy="2794140"/>
             <wp:effectExtent b="0" l="0" r="0" t="0"/>
-            <wp:docPr descr="Figure S6. The central-valley and lower-valley transect. Left: the georeferenced decorated assemblages, central-valley (Williams 1954, blue) and lower-valley (Phillips-Ford-Griffin, orange), with the latitudinal gap between the blocks. Right: distance-decay of decorated Brainerd-Robinson similarity across the transect, within-region and between-region pairs distinguished. Similarity declines smoothly with distance as neutral drift predicts, but within-region pairs are markedly more similar than between-region pairs at matched distance, the step at the boundary." title="" id="32" name="Picture"/>
+            <wp:docPr descr="Figure S6. Dynamic-sufficiency tests. (A) Posterior of the transmission-bias parameter b from the generative, time-averaging-aware inference (b = 0 neutral, b &gt; 0 conformist, b &lt; 0 anti-conformist). The whole-sequence posterior (filled) and the early- and late-half posteriors (outlines) are all tightly constrained near neutral and include zero, ruling out the strong conformity a marker dynamic would require. (B) Tempo-and-mode Akaike weights of the four time-series models (BM unbiased random walk, GRW directional walk, Stasis, OU mean reversion) for the Gini-Simpson diversity trajectory and averaged across the abundant class trajectories. The diversity trajectory, which the correspondence-analysis ordering does not arrange by construction, favors the unbiased random walk (neutral drift), a concordance rather than a decisive selection given only six points." title="" id="33" name="Picture"/>
             <a:graphic>
               <a:graphicData uri="http://schemas.openxmlformats.org/drawingml/2006/picture">
                 <pic:pic>
                   <pic:nvPicPr>
-                    <pic:cNvPr descr="../../figures/figS6_macro_transect.png" id="33" name="Picture"/>
+                    <pic:cNvPr descr="../../figures/figS6_dynamic.png" id="34" name="Picture"/>
                     <pic:cNvPicPr>
                       <a:picLocks noChangeArrowheads="1" noChangeAspect="1"/>
                     </pic:cNvPicPr>
                   </pic:nvPicPr>
                   <pic:blipFill>
-                    <a:blip r:embed="rId31"/>
-                    <a:stretch>
-                      <a:fillRect/>
-                    </a:stretch>
-                  </pic:blipFill>
-                  <pic:spPr bwMode="auto">
-                    <a:xfrm>
-                      <a:off x="0" y="0"/>
-                      <a:ext cx="5334000" cy="3424782"/>
-                    </a:xfrm>
-                    <a:prstGeom prst="rect">
-                      <a:avLst/>
-                    </a:prstGeom>
-                    <a:noFill/>
-                    <a:ln w="9525">
-                      <a:noFill/>
-                      <a:headEnd/>
-                      <a:tailEnd/>
-                    </a:ln>
-                  </pic:spPr>
-                </pic:pic>
-              </a:graphicData>
-            </a:graphic>
-          </wp:inline>
-        </w:drawing>
-      </w:r>
-    </w:p>
-    <w:p>
-      <w:pPr>
-        <w:pStyle w:val="ImageCaption"/>
-      </w:pPr>
-      <w:r>
-        <w:rPr>
-          <w:b/>
-          <w:bCs/>
-        </w:rPr>
-        <w:t xml:space="preserve">Figure S6.</w:t>
-      </w:r>
-      <w:r>
-        <w:t xml:space="preserve"> </w:t>
-      </w:r>
-      <w:r>
-        <w:t xml:space="preserve">The central-valley and lower-valley transect. Left: the georeferenced decorated assemblages, central-valley (Williams 1954, blue) and lower-valley (Phillips-Ford-Griffin, orange), with the latitudinal gap between the blocks. Right: distance-decay of decorated Brainerd-Robinson similarity across the transect, within-region and between-region pairs distinguished. Similarity declines smoothly with distance as neutral drift predicts, but within-region pairs are markedly more similar than between-region pairs at matched distance, the step at the boundary.</w:t>
-      </w:r>
-    </w:p>
-    <w:bookmarkEnd w:id="34"/>
-    <w:bookmarkStart w:id="38" w:name="X61b4c874ea32e31666b882bda5fae1d71873809"/>
-    <w:p>
-      <w:pPr>
-        <w:pStyle w:val="Heading2"/>
-      </w:pPr>
-      <w:r>
-        <w:t xml:space="preserve">Dynamic-sufficiency tests in the time domain</w:t>
-      </w:r>
-    </w:p>
-    <w:p>
-      <w:pPr>
-        <w:pStyle w:val="FirstParagraph"/>
-      </w:pPr>
-      <w:r>
-        <w:t xml:space="preserve">The four convergence signatures are measured as states along the seriation sequence, so on their own they are only partially dynamically sufficient. They describe states rather than the transitions between them. Two further tests work on the transformation between states, and a third, underpowered probe is reported in the code for completeness. The two we rely on are dynamically and empirically sufficient at once, because each models the change between states while respecting the time-averaged resolution of the record.</w:t>
-      </w:r>
-    </w:p>
-    <w:p>
-      <w:pPr>
-        <w:pStyle w:val="BodyText"/>
-      </w:pPr>
-      <w:r>
-        <w:t xml:space="preserve">The first infers how potters were copying by simulation. We run many copying scenarios, ranging from strongly conformist to neutral to novelty-seeking, and keep only the ones that reproduce the real assemblages. From the surviving scenarios we infer the kind of copying implied, with the record’s time-averaging built into each simulation (the approximate-Bayesian-computation approach)</w:t>
-      </w:r>
-      <w:r>
-        <w:t xml:space="preserve"> </w:t>
-      </w:r>
-      <w:r>
-        <w:t xml:space="preserve">(Carrignon et al. 2019; Crema et al. 2014, 2016)</w:t>
-      </w:r>
-      <w:r>
-        <w:t xml:space="preserve">. We modeled the basin sequence as frequency-dependent copying among the ten decorated classes in a finite population. Each generation, the adoption weight of a class is proportional to its frequency raised to the power</w:t>
-      </w:r>
-      <w:r>
-        <w:t xml:space="preserve"> </w:t>
-      </w:r>
-      <m:oMath>
-        <m:r>
-          <m:t>1</m:t>
-        </m:r>
-        <m:r>
-          <m:rPr>
-            <m:sty m:val="p"/>
-          </m:rPr>
-          <m:t>+</m:t>
-        </m:r>
-        <m:r>
-          <m:t>b</m:t>
-        </m:r>
-      </m:oMath>
-      <w:r>
-        <w:t xml:space="preserve">, where</w:t>
-      </w:r>
-      <w:r>
-        <w:t xml:space="preserve"> </w:t>
-      </w:r>
-      <m:oMath>
-        <m:r>
-          <m:t>b</m:t>
-        </m:r>
-        <m:r>
-          <m:rPr>
-            <m:sty m:val="p"/>
-          </m:rPr>
-          <m:t>&gt;</m:t>
-        </m:r>
-        <m:r>
-          <m:t>0</m:t>
-        </m:r>
-      </m:oMath>
-      <w:r>
-        <w:t xml:space="preserve"> </w:t>
-      </w:r>
-      <w:r>
-        <w:t xml:space="preserve">is conformity,</w:t>
-      </w:r>
-      <w:r>
-        <w:t xml:space="preserve"> </w:t>
-      </w:r>
-      <m:oMath>
-        <m:r>
-          <m:t>b</m:t>
-        </m:r>
-        <m:r>
-          <m:rPr>
-            <m:sty m:val="p"/>
-          </m:rPr>
-          <m:t>&lt;</m:t>
-        </m:r>
-        <m:r>
-          <m:t>0</m:t>
-        </m:r>
-      </m:oMath>
-      <w:r>
-        <w:t xml:space="preserve"> </w:t>
-      </w:r>
-      <w:r>
-        <w:t xml:space="preserve">is anti-conformity, and</w:t>
-      </w:r>
-      <w:r>
-        <w:t xml:space="preserve"> </w:t>
-      </w:r>
-      <m:oMath>
-        <m:r>
-          <m:t>b</m:t>
-        </m:r>
-        <m:r>
-          <m:rPr>
-            <m:sty m:val="p"/>
-          </m:rPr>
-          <m:t>=</m:t>
-        </m:r>
-        <m:r>
-          <m:t>0</m:t>
-        </m:r>
-      </m:oMath>
-      <w:r>
-        <w:t xml:space="preserve"> </w:t>
-      </w:r>
-      <w:r>
-        <w:t xml:space="preserve">is neutral copying, with an innovation rate that mixes in a uniform draw from the set of classes. An assemblage pools production over a window of generations, so the time-averaging that distorts the static statistics is built into the generative process rather than corrected after the fact. This is what makes the test both empirically and dynamically sufficient. We drew 40,000 parameter sets from broad priors (innovation rate, bias</w:t>
-      </w:r>
-      <w:r>
-        <w:t xml:space="preserve"> </w:t>
-      </w:r>
-      <m:oMath>
-        <m:r>
-          <m:t>b</m:t>
-        </m:r>
-      </m:oMath>
-      <w:r>
-        <w:t xml:space="preserve">, population size, and time-averaging window) and simulated a six-bin sequence from each. We then accepted the 400 parameter sets closest to the observed diversity trajectory and rank-frequency profile, ranked by Euclidean distance over the summary statistics. The posterior of the bias is tightly constrained near neutral, with mean</w:t>
-      </w:r>
-      <w:r>
-        <w:t xml:space="preserve"> </w:t>
-      </w:r>
-      <m:oMath>
-        <m:r>
-          <m:t>b</m:t>
-        </m:r>
-        <m:r>
-          <m:rPr>
-            <m:sty m:val="p"/>
-          </m:rPr>
-          <m:t>=</m:t>
-        </m:r>
-        <m:r>
-          <m:rPr>
-            <m:sty m:val="p"/>
-          </m:rPr>
-          <m:t>+</m:t>
-        </m:r>
-        <m:r>
-          <m:t>0.028</m:t>
-        </m:r>
-      </m:oMath>
-      <w:r>
-        <w:t xml:space="preserve"> </w:t>
-      </w:r>
-      <w:r>
-        <w:t xml:space="preserve">and a 95 percent interval of</w:t>
-      </w:r>
-      <w:r>
-        <w:t xml:space="preserve"> </w:t>
-      </w:r>
-      <m:oMath>
-        <m:r>
-          <m:rPr>
-            <m:sty m:val="p"/>
-          </m:rPr>
-          <m:t>−</m:t>
-        </m:r>
-        <m:r>
-          <m:t>0.021</m:t>
-        </m:r>
-      </m:oMath>
-      <w:r>
-        <w:t xml:space="preserve"> </w:t>
-      </w:r>
-      <w:r>
-        <w:t xml:space="preserve">to</w:t>
-      </w:r>
-      <w:r>
-        <w:t xml:space="preserve"> </w:t>
-      </w:r>
-      <m:oMath>
-        <m:r>
-          <m:rPr>
-            <m:sty m:val="p"/>
-          </m:rPr>
-          <m:t>+</m:t>
-        </m:r>
-        <m:r>
-          <m:t>0.063</m:t>
-        </m:r>
-      </m:oMath>
-      <w:r>
-        <w:t xml:space="preserve"> </w:t>
-      </w:r>
-      <w:r>
-        <w:t xml:space="preserve">that includes zero (Figure S7A). The posterior standard deviation is 0.021 against a prior of 0.289, so the data appreciably constrain the bias rather than leaving it at the prior, placing it close to neutral. A weak conformist lean is visible, with</w:t>
-      </w:r>
-      <w:r>
-        <w:t xml:space="preserve"> </w:t>
-      </w:r>
-      <m:oMath>
-        <m:r>
-          <m:t>P</m:t>
-        </m:r>
-        <m:r>
-          <m:rPr>
-            <m:sty m:val="p"/>
-          </m:rPr>
-          <m:t>(</m:t>
-        </m:r>
-        <m:r>
-          <m:t>b</m:t>
-        </m:r>
-        <m:r>
-          <m:rPr>
-            <m:sty m:val="p"/>
-          </m:rPr>
-          <m:t>&gt;</m:t>
-        </m:r>
-        <m:r>
-          <m:t>0</m:t>
-        </m:r>
-        <m:r>
-          <m:rPr>
-            <m:sty m:val="p"/>
-          </m:rPr>
-          <m:t>)</m:t>
-        </m:r>
-        <m:r>
-          <m:rPr>
-            <m:sty m:val="p"/>
-          </m:rPr>
-          <m:t>=</m:t>
-        </m:r>
-        <m:r>
-          <m:t>0.91</m:t>
-        </m:r>
-      </m:oMath>
-      <w:r>
-        <w:t xml:space="preserve">, but it is not resolved as a departure from neutral. Refitting the bias separately to the early and late halves of the sequence recovers no shift between them. The inference rules out the strong conformist bias that a marker- or assortment-based dynamic would require by modeling copying dynamics rather than a single static moment. The posterior contraction should be interpreted with one caveat. Rejection sampling at a one percent acceptance tolerance is not formally calibrated here, so we present this inference as concordant with the record-matched recovery and the static signatures rather than as a standalone result.</w:t>
-      </w:r>
-    </w:p>
-    <w:p>
-      <w:pPr>
-        <w:pStyle w:val="BodyText"/>
-      </w:pPr>
-      <w:r>
-        <w:t xml:space="preserve">The second test asks, in plain terms, whether the assemblages’ diversity drifts without direction through time, heads steadily in one direction, or is pulled back toward a stable value, by comparing four standard time-series models (an unbiased random walk, a directional walk, stasis, and a mean-reverting Ornstein-Uhlenbeck process)</w:t>
-      </w:r>
-      <w:r>
-        <w:t xml:space="preserve"> </w:t>
-      </w:r>
-      <w:r>
-        <w:t xml:space="preserve">(Hunt 2006; Hunt et al. 2008)</w:t>
-      </w:r>
-      <w:r>
-        <w:t xml:space="preserve">. For the Gini-Simpson diversity trajectory and for the abundant decorated classes, binned along the oriented axis, we fit four time-series models on the same level vector: an unbiased random walk (Brownian motion, the neutral-drift expectation), a general biased random walk (the directional signature a sustained transition would leave), a stasis model (white noise about a constant mean), and an Ornstein-Uhlenbeck model (mean reversion toward an optimum). We compared them by the small-sample Akaike information criterion. The aggregate diversity trajectory favors the unbiased random walk, with an Akaike weight of 0.81 against 0.19 for the directional model and negligible weight for stasis or the Ornstein-Uhlenbeck model. The model comparison has only six points, so it is weak. This result is a concordance rather than a decisive selection (Figure S7B). The diversity trajectory is the trait of interest here, because the correspondence-analysis ordering does not arrange it by construction. Individual-class trajectories more often favor the directional model. That comparison, however, is weak and partly tautological because the seriation axis is designed to maximize monotonic class-frequency turnover, and only three classes are abundant enough across the sequence to fit. The robust conclusion is neutral drift, not a sustained directional transition.</w:t>
-      </w:r>
-    </w:p>
-    <w:p>
-      <w:pPr>
-        <w:pStyle w:val="CaptionedFigure"/>
-      </w:pPr>
-      <w:r>
-        <w:drawing>
-          <wp:inline>
-            <wp:extent cx="5334000" cy="2794140"/>
-            <wp:effectExtent b="0" l="0" r="0" t="0"/>
-            <wp:docPr descr="Figure S7. Dynamic-sufficiency tests. (A) Posterior of the transmission-bias parameter b from the generative, time-averaging-aware inference (b = 0 neutral, b &gt; 0 conformist, b &lt; 0 anti-conformist). The whole-sequence posterior (filled) and the early- and late-half posteriors (outlines) are all tightly constrained near neutral and include zero, ruling out the strong conformity a marker dynamic would require. (B) Tempo-and-mode Akaike weights of the four time-series models (BM unbiased random walk, GRW directional walk, Stasis, OU mean reversion) for the Gini-Simpson diversity trajectory and averaged across the abundant class trajectories. The diversity trajectory, which the correspondence-analysis ordering does not arrange by construction, favors the unbiased random walk (neutral drift), a concordance rather than a decisive selection given only six points." title="" id="36" name="Picture"/>
-            <a:graphic>
-              <a:graphicData uri="http://schemas.openxmlformats.org/drawingml/2006/picture">
-                <pic:pic>
-                  <pic:nvPicPr>
-                    <pic:cNvPr descr="../../figures/figS7_dynamic.png" id="37" name="Picture"/>
-                    <pic:cNvPicPr>
-                      <a:picLocks noChangeArrowheads="1" noChangeAspect="1"/>
-                    </pic:cNvPicPr>
-                  </pic:nvPicPr>
-                  <pic:blipFill>
-                    <a:blip r:embed="rId35"/>
+                    <a:blip r:embed="rId32"/>
                     <a:stretch>
                       <a:fillRect/>
                     </a:stretch>
@@ -2056,7 +1994,7 @@
           <w:b/>
           <w:bCs/>
         </w:rPr>
-        <w:t xml:space="preserve">Figure S7.</w:t>
+        <w:t xml:space="preserve">Figure S6.</w:t>
       </w:r>
       <w:r>
         <w:t xml:space="preserve"> </w:t>
@@ -2128,8 +2066,8 @@
         <w:t xml:space="preserve">.</w:t>
       </w:r>
     </w:p>
-    <w:bookmarkEnd w:id="38"/>
-    <w:bookmarkStart w:id="42" w:name="radiocarbon-chronology"/>
+    <w:bookmarkEnd w:id="35"/>
+    <w:bookmarkStart w:id="39" w:name="radiocarbon-chronology"/>
     <w:p>
       <w:pPr>
         <w:pStyle w:val="Heading2"/>
@@ -2173,7 +2111,7 @@
         <w:t xml:space="preserve">2020)</w:t>
       </w:r>
       <w:r>
-        <w:t xml:space="preserve">. Forty-one determinations come from seven St. Francis Basin Parkin-phase sites, nineteen of them from Parkin. The summed probability distribution of the basin dates concentrates the occupation in the fourteenth to sixteenth centuries, with a median of AD 1422 (Parkin alone, AD 1483). It declines across the contact interval: 29 percent of the basin probability mass postdates AD 1541 and 18 percent postdates AD 1600 (Figure S8). This is consistent with occupation continuing through the De Soto entrada, which the chronicles place at Casqui, and declining thereafter, rather than with a sequence running unbroken into the seventeenth century. However, the protohistoric tail is partly a calibration artifact of low-activity determinations near the post-1650 plateau</w:t>
+        <w:t xml:space="preserve">. Forty-one determinations come from seven St. Francis Basin Parkin-phase sites, nineteen of them from Parkin. The summed probability distribution of the basin dates concentrates the occupation in the fourteenth to sixteenth centuries, with a median of AD 1422 (Parkin alone, AD 1483). It declines across the contact interval: 29 percent of the basin probability mass postdates AD 1541 and 18 percent postdates AD 1600 (Figure S7). This is consistent with occupation continuing through the De Soto entrada, which the chronicles place at Casqui, and declining thereafter, rather than with a sequence running unbroken into the seventeenth century. However, the protohistoric tail is partly a calibration artifact of low-activity determinations near the post-1650 plateau</w:t>
       </w:r>
       <w:r>
         <w:t xml:space="preserve"> </w:t>
@@ -2194,18 +2132,18 @@
           <wp:inline>
             <wp:extent cx="5334000" cy="2715284"/>
             <wp:effectExtent b="0" l="0" r="0" t="0"/>
-            <wp:docPr descr="Figure S8. Radiocarbon chronology of the St. Francis basin (Mainfort determinations calibrated against IntCal20). Left: summed probability distribution for the basin Parkin-phase sites (filled) and for Parkin alone (line, scaled), with the De Soto entrada (AD 1541) marked. Occupation concentrates in the fourteenth to sixteenth centuries and declines across contact. Right: CA1 seriation position against the pooled median calibrated age for the five proveniences matching curated assemblages (point size proportional to the number of dates). The axis tracks calendar age (Spearman +0.70) except for the late-dated Clay Hill." title="" id="40" name="Picture"/>
+            <wp:docPr descr="Figure S7. Radiocarbon chronology of the St. Francis basin (Mainfort determinations calibrated against IntCal20). Left: summed probability distribution for the basin Parkin-phase sites (filled) and for Parkin alone (line, scaled), with the De Soto entrada (AD 1541) marked. Occupation concentrates in the fourteenth to sixteenth centuries and declines across contact. Right: CA1 seriation position against the pooled median calibrated age for the five proveniences matching curated assemblages (point size proportional to the number of dates). The axis tracks calendar age (Spearman +0.70) except for the late-dated Clay Hill." title="" id="37" name="Picture"/>
             <a:graphic>
               <a:graphicData uri="http://schemas.openxmlformats.org/drawingml/2006/picture">
                 <pic:pic>
                   <pic:nvPicPr>
-                    <pic:cNvPr descr="../../figures/figS8_chronology.png" id="41" name="Picture"/>
+                    <pic:cNvPr descr="../../figures/figS7_chronology.png" id="38" name="Picture"/>
                     <pic:cNvPicPr>
                       <a:picLocks noChangeArrowheads="1" noChangeAspect="1"/>
                     </pic:cNvPicPr>
                   </pic:nvPicPr>
                   <pic:blipFill>
-                    <a:blip r:embed="rId39"/>
+                    <a:blip r:embed="rId36"/>
                     <a:stretch>
                       <a:fillRect/>
                     </a:stretch>
@@ -2241,7 +2179,7 @@
           <w:b/>
           <w:bCs/>
         </w:rPr>
-        <w:t xml:space="preserve">Figure S8.</w:t>
+        <w:t xml:space="preserve">Figure S7.</w:t>
       </w:r>
       <w:r>
         <w:t xml:space="preserve"> </w:t>
@@ -2250,8 +2188,8 @@
         <w:t xml:space="preserve">Radiocarbon chronology of the St. Francis basin (Mainfort determinations calibrated against IntCal20). Left: summed probability distribution for the basin Parkin-phase sites (filled) and for Parkin alone (line, scaled), with the De Soto entrada (AD 1541) marked. Occupation concentrates in the fourteenth to sixteenth centuries and declines across contact. Right: CA1 seriation position against the pooled median calibrated age for the five proveniences matching curated assemblages (point size proportional to the number of dates). The axis tracks calendar age (Spearman +0.70) except for the late-dated Clay Hill.</w:t>
       </w:r>
     </w:p>
-    <w:bookmarkEnd w:id="42"/>
-    <w:bookmarkStart w:id="93" w:name="references"/>
+    <w:bookmarkEnd w:id="39"/>
+    <w:bookmarkStart w:id="90" w:name="references"/>
     <w:p>
       <w:pPr>
         <w:pStyle w:val="Heading2"/>
@@ -2260,8 +2198,8 @@
         <w:t xml:space="preserve">References</w:t>
       </w:r>
     </w:p>
-    <w:bookmarkStart w:id="92" w:name="refs"/>
-    <w:bookmarkStart w:id="44" w:name="ref-bell_richerson_mcelreath_2009"/>
+    <w:bookmarkStart w:id="89" w:name="refs"/>
+    <w:bookmarkStart w:id="41" w:name="ref-bell_richerson_mcelreath_2009"/>
     <w:p>
       <w:pPr>
         <w:pStyle w:val="Bibliography"/>
@@ -2288,7 +2226,7 @@
       <w:r>
         <w:t xml:space="preserve"> </w:t>
       </w:r>
-      <w:hyperlink r:id="rId43">
+      <w:hyperlink r:id="rId40">
         <w:r>
           <w:rPr>
             <w:rStyle w:val="Hyperlink"/>
@@ -2300,8 +2238,8 @@
         <w:t xml:space="preserve">.</w:t>
       </w:r>
     </w:p>
-    <w:bookmarkEnd w:id="44"/>
-    <w:bookmarkStart w:id="46" w:name="ref-bentley_hahn_shennan_2004"/>
+    <w:bookmarkEnd w:id="41"/>
+    <w:bookmarkStart w:id="43" w:name="ref-bentley_hahn_shennan_2004"/>
     <w:p>
       <w:pPr>
         <w:pStyle w:val="Bibliography"/>
@@ -2328,7 +2266,7 @@
       <w:r>
         <w:t xml:space="preserve"> </w:t>
       </w:r>
-      <w:hyperlink r:id="rId45">
+      <w:hyperlink r:id="rId42">
         <w:r>
           <w:rPr>
             <w:rStyle w:val="Hyperlink"/>
@@ -2340,8 +2278,8 @@
         <w:t xml:space="preserve">.</w:t>
       </w:r>
     </w:p>
-    <w:bookmarkEnd w:id="46"/>
-    <w:bookmarkStart w:id="48" w:name="ref-carrignon_bentley_ruck_2019"/>
+    <w:bookmarkEnd w:id="43"/>
+    <w:bookmarkStart w:id="45" w:name="ref-carrignon_bentley_ruck_2019"/>
     <w:p>
       <w:pPr>
         <w:pStyle w:val="Bibliography"/>
@@ -2392,7 +2330,7 @@
       <w:r>
         <w:t xml:space="preserve"> </w:t>
       </w:r>
-      <w:hyperlink r:id="rId47">
+      <w:hyperlink r:id="rId44">
         <w:r>
           <w:rPr>
             <w:rStyle w:val="Hyperlink"/>
@@ -2404,8 +2342,8 @@
         <w:t xml:space="preserve">.</w:t>
       </w:r>
     </w:p>
-    <w:bookmarkEnd w:id="48"/>
-    <w:bookmarkStart w:id="49" w:name="ref-cowgill_1972"/>
+    <w:bookmarkEnd w:id="45"/>
+    <w:bookmarkStart w:id="46" w:name="ref-cowgill_1972"/>
     <w:p>
       <w:pPr>
         <w:pStyle w:val="Bibliography"/>
@@ -2427,8 +2365,8 @@
         <w:t xml:space="preserve">, edited by David L. Clarke, pp. 381–424. Methuen, London.</w:t>
       </w:r>
     </w:p>
-    <w:bookmarkEnd w:id="49"/>
-    <w:bookmarkStart w:id="51" w:name="ref-crema_edinborough_kerig_shennan_2014"/>
+    <w:bookmarkEnd w:id="46"/>
+    <w:bookmarkStart w:id="48" w:name="ref-crema_edinborough_kerig_shennan_2014"/>
     <w:p>
       <w:pPr>
         <w:pStyle w:val="Bibliography"/>
@@ -2467,7 +2405,7 @@
       <w:r>
         <w:t xml:space="preserve"> </w:t>
       </w:r>
-      <w:hyperlink r:id="rId50">
+      <w:hyperlink r:id="rId47">
         <w:r>
           <w:rPr>
             <w:rStyle w:val="Hyperlink"/>
@@ -2479,8 +2417,8 @@
         <w:t xml:space="preserve">.</w:t>
       </w:r>
     </w:p>
-    <w:bookmarkEnd w:id="51"/>
-    <w:bookmarkStart w:id="53" w:name="ref-crema_kandler_shennan_2016"/>
+    <w:bookmarkEnd w:id="48"/>
+    <w:bookmarkStart w:id="50" w:name="ref-crema_kandler_shennan_2016"/>
     <w:p>
       <w:pPr>
         <w:pStyle w:val="Bibliography"/>
@@ -2507,7 +2445,7 @@
       <w:r>
         <w:t xml:space="preserve"> </w:t>
       </w:r>
-      <w:hyperlink r:id="rId52">
+      <w:hyperlink r:id="rId49">
         <w:r>
           <w:rPr>
             <w:rStyle w:val="Hyperlink"/>
@@ -2519,8 +2457,8 @@
         <w:t xml:space="preserve">.</w:t>
       </w:r>
     </w:p>
-    <w:bookmarkEnd w:id="53"/>
-    <w:bookmarkStart w:id="55" w:name="ref-dakos_2012"/>
+    <w:bookmarkEnd w:id="50"/>
+    <w:bookmarkStart w:id="52" w:name="ref-dakos_2012"/>
     <w:p>
       <w:pPr>
         <w:pStyle w:val="Bibliography"/>
@@ -2547,7 +2485,7 @@
       <w:r>
         <w:t xml:space="preserve"> </w:t>
       </w:r>
-      <w:hyperlink r:id="rId54">
+      <w:hyperlink r:id="rId51">
         <w:r>
           <w:rPr>
             <w:rStyle w:val="Hyperlink"/>
@@ -2559,8 +2497,8 @@
         <w:t xml:space="preserve">.</w:t>
       </w:r>
     </w:p>
-    <w:bookmarkEnd w:id="55"/>
-    <w:bookmarkStart w:id="57" w:name="ref-dunnell_1970"/>
+    <w:bookmarkEnd w:id="52"/>
+    <w:bookmarkStart w:id="54" w:name="ref-dunnell_1970"/>
     <w:p>
       <w:pPr>
         <w:pStyle w:val="Bibliography"/>
@@ -2587,7 +2525,7 @@
       <w:r>
         <w:t xml:space="preserve"> </w:t>
       </w:r>
-      <w:hyperlink r:id="rId56">
+      <w:hyperlink r:id="rId53">
         <w:r>
           <w:rPr>
             <w:rStyle w:val="Hyperlink"/>
@@ -2599,8 +2537,8 @@
         <w:t xml:space="preserve">.</w:t>
       </w:r>
     </w:p>
-    <w:bookmarkEnd w:id="57"/>
-    <w:bookmarkStart w:id="58" w:name="ref-ewens_1972"/>
+    <w:bookmarkEnd w:id="54"/>
+    <w:bookmarkStart w:id="55" w:name="ref-ewens_1972"/>
     <w:p>
       <w:pPr>
         <w:pStyle w:val="Bibliography"/>
@@ -2625,8 +2563,8 @@
         <w:t xml:space="preserve">3(1):87–112.</w:t>
       </w:r>
     </w:p>
-    <w:bookmarkEnd w:id="58"/>
-    <w:bookmarkStart w:id="60" w:name="ref-feder_kryazhimskiy_plotkin_2014"/>
+    <w:bookmarkEnd w:id="55"/>
+    <w:bookmarkStart w:id="57" w:name="ref-feder_kryazhimskiy_plotkin_2014"/>
     <w:p>
       <w:pPr>
         <w:pStyle w:val="Bibliography"/>
@@ -2653,7 +2591,7 @@
       <w:r>
         <w:t xml:space="preserve"> </w:t>
       </w:r>
-      <w:hyperlink r:id="rId59">
+      <w:hyperlink r:id="rId56">
         <w:r>
           <w:rPr>
             <w:rStyle w:val="Hyperlink"/>
@@ -2665,8 +2603,31 @@
         <w:t xml:space="preserve">.</w:t>
       </w:r>
     </w:p>
-    <w:bookmarkEnd w:id="60"/>
-    <w:bookmarkStart w:id="61" w:name="ref-graves_cachola-abad_1996"/>
+    <w:bookmarkEnd w:id="57"/>
+    <w:bookmarkStart w:id="58" w:name="ref-fox_1998"/>
+    <w:p>
+      <w:pPr>
+        <w:pStyle w:val="Bibliography"/>
+      </w:pPr>
+      <w:r>
+        <w:t xml:space="preserve">Fox, Gregory L. 1998. An Examination of Mississippian-Period Phases in Southeastern Missouri. In</w:t>
+      </w:r>
+      <w:r>
+        <w:t xml:space="preserve"> </w:t>
+      </w:r>
+      <w:r>
+        <w:rPr>
+          <w:i/>
+          <w:iCs/>
+        </w:rPr>
+        <w:t xml:space="preserve">Changing Perspectives on the Archaeology of the Central Mississippi River Valley</w:t>
+      </w:r>
+      <w:r>
+        <w:t xml:space="preserve">, edited by Michael J. O’Brien and Robert C. Dunnell, pp. 31–58. University of Alabama Press, Tuscaloosa.</w:t>
+      </w:r>
+    </w:p>
+    <w:bookmarkEnd w:id="58"/>
+    <w:bookmarkStart w:id="59" w:name="ref-graves_cachola-abad_1996"/>
     <w:p>
       <w:pPr>
         <w:pStyle w:val="Bibliography"/>
@@ -2700,8 +2661,8 @@
         <w:t xml:space="preserve">31(1):19–32.</w:t>
       </w:r>
     </w:p>
-    <w:bookmarkEnd w:id="61"/>
-    <w:bookmarkStart w:id="63" w:name="ref-henrich_2001"/>
+    <w:bookmarkEnd w:id="59"/>
+    <w:bookmarkStart w:id="61" w:name="ref-henrich_2001"/>
     <w:p>
       <w:pPr>
         <w:pStyle w:val="Bibliography"/>
@@ -2728,7 +2689,7 @@
       <w:r>
         <w:t xml:space="preserve"> </w:t>
       </w:r>
-      <w:hyperlink r:id="rId62">
+      <w:hyperlink r:id="rId60">
         <w:r>
           <w:rPr>
             <w:rStyle w:val="Hyperlink"/>
@@ -2740,8 +2701,8 @@
         <w:t xml:space="preserve">.</w:t>
       </w:r>
     </w:p>
-    <w:bookmarkEnd w:id="63"/>
-    <w:bookmarkStart w:id="64" w:name="ref-hopkins_skellam_1954"/>
+    <w:bookmarkEnd w:id="61"/>
+    <w:bookmarkStart w:id="62" w:name="ref-hopkins_skellam_1954"/>
     <w:p>
       <w:pPr>
         <w:pStyle w:val="Bibliography"/>
@@ -2766,8 +2727,8 @@
         <w:t xml:space="preserve">18(2):213–227.</w:t>
       </w:r>
     </w:p>
-    <w:bookmarkEnd w:id="64"/>
-    <w:bookmarkStart w:id="66" w:name="ref-hunt_2006"/>
+    <w:bookmarkEnd w:id="62"/>
+    <w:bookmarkStart w:id="64" w:name="ref-hunt_2006"/>
     <w:p>
       <w:pPr>
         <w:pStyle w:val="Bibliography"/>
@@ -2794,7 +2755,7 @@
       <w:r>
         <w:t xml:space="preserve"> </w:t>
       </w:r>
-      <w:hyperlink r:id="rId65">
+      <w:hyperlink r:id="rId63">
         <w:r>
           <w:rPr>
             <w:rStyle w:val="Hyperlink"/>
@@ -2806,8 +2767,8 @@
         <w:t xml:space="preserve">.</w:t>
       </w:r>
     </w:p>
-    <w:bookmarkEnd w:id="66"/>
-    <w:bookmarkStart w:id="68" w:name="ref-hunt_bell_travis_2008"/>
+    <w:bookmarkEnd w:id="64"/>
+    <w:bookmarkStart w:id="66" w:name="ref-hunt_bell_travis_2008"/>
     <w:p>
       <w:pPr>
         <w:pStyle w:val="Bibliography"/>
@@ -2834,7 +2795,7 @@
       <w:r>
         <w:t xml:space="preserve"> </w:t>
       </w:r>
-      <w:hyperlink r:id="rId67">
+      <w:hyperlink r:id="rId65">
         <w:r>
           <w:rPr>
             <w:rStyle w:val="Hyperlink"/>
@@ -2846,8 +2807,8 @@
         <w:t xml:space="preserve">.</w:t>
       </w:r>
     </w:p>
-    <w:bookmarkEnd w:id="68"/>
-    <w:bookmarkStart w:id="70" w:name="ref-lipo_dinapoli_madsen_hunt_2021"/>
+    <w:bookmarkEnd w:id="66"/>
+    <w:bookmarkStart w:id="68" w:name="ref-lipo_dinapoli_madsen_hunt_2021"/>
     <w:p>
       <w:pPr>
         <w:pStyle w:val="Bibliography"/>
@@ -2874,7 +2835,7 @@
       <w:r>
         <w:t xml:space="preserve"> </w:t>
       </w:r>
-      <w:hyperlink r:id="rId69">
+      <w:hyperlink r:id="rId67">
         <w:r>
           <w:rPr>
             <w:rStyle w:val="Hyperlink"/>
@@ -2886,8 +2847,8 @@
         <w:t xml:space="preserve">.</w:t>
       </w:r>
     </w:p>
-    <w:bookmarkEnd w:id="70"/>
-    <w:bookmarkStart w:id="72" w:name="ref-lipo_madsen_dunnell_2015"/>
+    <w:bookmarkEnd w:id="68"/>
+    <w:bookmarkStart w:id="70" w:name="ref-lipo_madsen_dunnell_2015"/>
     <w:p>
       <w:pPr>
         <w:pStyle w:val="Bibliography"/>
@@ -2914,7 +2875,7 @@
       <w:r>
         <w:t xml:space="preserve"> </w:t>
       </w:r>
-      <w:hyperlink r:id="rId71">
+      <w:hyperlink r:id="rId69">
         <w:r>
           <w:rPr>
             <w:rStyle w:val="Hyperlink"/>
@@ -2926,8 +2887,8 @@
         <w:t xml:space="preserve">.</w:t>
       </w:r>
     </w:p>
-    <w:bookmarkEnd w:id="72"/>
-    <w:bookmarkStart w:id="74" w:name="ref-lipo_madsen_dunnell_hunt_1997"/>
+    <w:bookmarkEnd w:id="70"/>
+    <w:bookmarkStart w:id="72" w:name="ref-lipo_madsen_dunnell_hunt_1997"/>
     <w:p>
       <w:pPr>
         <w:pStyle w:val="Bibliography"/>
@@ -2954,7 +2915,7 @@
       <w:r>
         <w:t xml:space="preserve"> </w:t>
       </w:r>
-      <w:hyperlink r:id="rId73">
+      <w:hyperlink r:id="rId71">
         <w:r>
           <w:rPr>
             <w:rStyle w:val="Hyperlink"/>
@@ -2966,8 +2927,8 @@
         <w:t xml:space="preserve">.</w:t>
       </w:r>
     </w:p>
-    <w:bookmarkEnd w:id="74"/>
-    <w:bookmarkStart w:id="75" w:name="ref-lyman_obrien_2006"/>
+    <w:bookmarkEnd w:id="72"/>
+    <w:bookmarkStart w:id="73" w:name="ref-lyman_obrien_2006"/>
     <w:p>
       <w:pPr>
         <w:pStyle w:val="Bibliography"/>
@@ -2989,8 +2950,8 @@
         <w:t xml:space="preserve">. University of Nebraska Press, Lincoln.</w:t>
       </w:r>
     </w:p>
-    <w:bookmarkEnd w:id="75"/>
-    <w:bookmarkStart w:id="76" w:name="ref-mainfort_2001"/>
+    <w:bookmarkEnd w:id="73"/>
+    <w:bookmarkStart w:id="74" w:name="ref-mainfort_2001"/>
     <w:p>
       <w:pPr>
         <w:pStyle w:val="Bibliography"/>
@@ -3024,8 +2985,8 @@
         <w:t xml:space="preserve">, edited by David S. Brose, C. Wesley Cowan, and Jr. Mainfort Robert C., pp. 173–190. Smithsonian Institution Press, Washington, DC.</w:t>
       </w:r>
     </w:p>
-    <w:bookmarkEnd w:id="76"/>
-    <w:bookmarkStart w:id="77" w:name="ref-marquardt_1978"/>
+    <w:bookmarkEnd w:id="74"/>
+    <w:bookmarkStart w:id="75" w:name="ref-marquardt_1978"/>
     <w:p>
       <w:pPr>
         <w:pStyle w:val="Bibliography"/>
@@ -3047,8 +3008,8 @@
         <w:t xml:space="preserve">, edited by Michael B. Schiffer, pp. 257–314. Academic Press, New York.</w:t>
       </w:r>
     </w:p>
-    <w:bookmarkEnd w:id="77"/>
-    <w:bookmarkStart w:id="78" w:name="ref-neiman_1995"/>
+    <w:bookmarkEnd w:id="75"/>
+    <w:bookmarkStart w:id="76" w:name="ref-neiman_1995"/>
     <w:p>
       <w:pPr>
         <w:pStyle w:val="Bibliography"/>
@@ -3091,8 +3052,8 @@
         <w:t xml:space="preserve">60(1):7–36.</w:t>
       </w:r>
     </w:p>
-    <w:bookmarkEnd w:id="78"/>
-    <w:bookmarkStart w:id="79" w:name="ref-obrien_lyman_1999"/>
+    <w:bookmarkEnd w:id="76"/>
+    <w:bookmarkStart w:id="77" w:name="ref-obrien_lyman_1999"/>
     <w:p>
       <w:pPr>
         <w:pStyle w:val="Bibliography"/>
@@ -3114,80 +3075,8 @@
         <w:t xml:space="preserve">. Kluwer Academic/Plenum, New York.</w:t>
       </w:r>
     </w:p>
-    <w:bookmarkEnd w:id="79"/>
-    <w:bookmarkStart w:id="80" w:name="ref-phillips_1970"/>
-    <w:p>
-      <w:pPr>
-        <w:pStyle w:val="Bibliography"/>
-      </w:pPr>
-      <w:r>
-        <w:t xml:space="preserve">Phillips, Philip. 1970.</w:t>
-      </w:r>
-      <w:r>
-        <w:t xml:space="preserve"> </w:t>
-      </w:r>
-      <w:r>
-        <w:rPr>
-          <w:i/>
-          <w:iCs/>
-        </w:rPr>
-        <w:t xml:space="preserve">Archaeological Survey in the Lower</w:t>
-      </w:r>
-      <w:r>
-        <w:rPr>
-          <w:i/>
-          <w:iCs/>
-        </w:rPr>
-        <w:t xml:space="preserve"> </w:t>
-      </w:r>
-      <w:r>
-        <w:rPr>
-          <w:i/>
-          <w:iCs/>
-        </w:rPr>
-        <w:t xml:space="preserve">Yazoo</w:t>
-      </w:r>
-      <w:r>
-        <w:rPr>
-          <w:i/>
-          <w:iCs/>
-        </w:rPr>
-        <w:t xml:space="preserve"> </w:t>
-      </w:r>
-      <w:r>
-        <w:rPr>
-          <w:i/>
-          <w:iCs/>
-        </w:rPr>
-        <w:t xml:space="preserve">Basin,</w:t>
-      </w:r>
-      <w:r>
-        <w:rPr>
-          <w:i/>
-          <w:iCs/>
-        </w:rPr>
-        <w:t xml:space="preserve"> </w:t>
-      </w:r>
-      <w:r>
-        <w:rPr>
-          <w:i/>
-          <w:iCs/>
-        </w:rPr>
-        <w:t xml:space="preserve">Mississippi</w:t>
-      </w:r>
-      <w:r>
-        <w:rPr>
-          <w:i/>
-          <w:iCs/>
-        </w:rPr>
-        <w:t xml:space="preserve">, 1949–1955</w:t>
-      </w:r>
-      <w:r>
-        <w:t xml:space="preserve">, Vol. 60. Papers of the Peabody Museum of Archaeology and Ethnology. Peabody Museum, Harvard University, Cambridge, MA.</w:t>
-      </w:r>
-    </w:p>
-    <w:bookmarkEnd w:id="80"/>
-    <w:bookmarkStart w:id="82" w:name="ref-reimer_etal_2020"/>
+    <w:bookmarkEnd w:id="77"/>
+    <w:bookmarkStart w:id="79" w:name="ref-reimer_etal_2020"/>
     <w:p>
       <w:pPr>
         <w:pStyle w:val="Bibliography"/>
@@ -3241,7 +3130,7 @@
       <w:r>
         <w:t xml:space="preserve"> </w:t>
       </w:r>
-      <w:hyperlink r:id="rId81">
+      <w:hyperlink r:id="rId78">
         <w:r>
           <w:rPr>
             <w:rStyle w:val="Hyperlink"/>
@@ -3253,8 +3142,8 @@
         <w:t xml:space="preserve">.</w:t>
       </w:r>
     </w:p>
-    <w:bookmarkEnd w:id="82"/>
-    <w:bookmarkStart w:id="83" w:name="ref-rousseeuw_1987"/>
+    <w:bookmarkEnd w:id="79"/>
+    <w:bookmarkStart w:id="80" w:name="ref-rousseeuw_1987"/>
     <w:p>
       <w:pPr>
         <w:pStyle w:val="Bibliography"/>
@@ -3279,8 +3168,8 @@
         <w:t xml:space="preserve">20:53–65.</w:t>
       </w:r>
     </w:p>
-    <w:bookmarkEnd w:id="83"/>
-    <w:bookmarkStart w:id="85" w:name="ref-scheffer_2009"/>
+    <w:bookmarkEnd w:id="80"/>
+    <w:bookmarkStart w:id="82" w:name="ref-scheffer_2009"/>
     <w:p>
       <w:pPr>
         <w:pStyle w:val="Bibliography"/>
@@ -3307,7 +3196,7 @@
       <w:r>
         <w:t xml:space="preserve"> </w:t>
       </w:r>
-      <w:hyperlink r:id="rId84">
+      <w:hyperlink r:id="rId81">
         <w:r>
           <w:rPr>
             <w:rStyle w:val="Hyperlink"/>
@@ -3319,8 +3208,8 @@
         <w:t xml:space="preserve">.</w:t>
       </w:r>
     </w:p>
-    <w:bookmarkEnd w:id="85"/>
-    <w:bookmarkStart w:id="87" w:name="ref-surovell_brantingham_2007"/>
+    <w:bookmarkEnd w:id="82"/>
+    <w:bookmarkStart w:id="84" w:name="ref-surovell_brantingham_2007"/>
     <w:p>
       <w:pPr>
         <w:pStyle w:val="Bibliography"/>
@@ -3347,7 +3236,7 @@
       <w:r>
         <w:t xml:space="preserve"> </w:t>
       </w:r>
-      <w:hyperlink r:id="rId86">
+      <w:hyperlink r:id="rId83">
         <w:r>
           <w:rPr>
             <w:rStyle w:val="Hyperlink"/>
@@ -3359,8 +3248,8 @@
         <w:t xml:space="preserve">.</w:t>
       </w:r>
     </w:p>
-    <w:bookmarkEnd w:id="87"/>
-    <w:bookmarkStart w:id="89" w:name="ref-surovell_etal_2009"/>
+    <w:bookmarkEnd w:id="84"/>
+    <w:bookmarkStart w:id="86" w:name="ref-surovell_etal_2009"/>
     <w:p>
       <w:pPr>
         <w:pStyle w:val="Bibliography"/>
@@ -3387,7 +3276,7 @@
       <w:r>
         <w:t xml:space="preserve"> </w:t>
       </w:r>
-      <w:hyperlink r:id="rId88">
+      <w:hyperlink r:id="rId85">
         <w:r>
           <w:rPr>
             <w:rStyle w:val="Hyperlink"/>
@@ -3399,8 +3288,8 @@
         <w:t xml:space="preserve">.</w:t>
       </w:r>
     </w:p>
-    <w:bookmarkEnd w:id="89"/>
-    <w:bookmarkStart w:id="90" w:name="ref-tibshirani_walther_hastie_2001"/>
+    <w:bookmarkEnd w:id="86"/>
+    <w:bookmarkStart w:id="87" w:name="ref-tibshirani_walther_hastie_2001"/>
     <w:p>
       <w:pPr>
         <w:pStyle w:val="Bibliography"/>
@@ -3425,20 +3314,20 @@
         <w:t xml:space="preserve">63(2):411–423.</w:t>
       </w:r>
     </w:p>
+    <w:bookmarkEnd w:id="87"/>
+    <w:bookmarkStart w:id="88" w:name="ref-williams_1954"/>
+    <w:p>
+      <w:pPr>
+        <w:pStyle w:val="Bibliography"/>
+      </w:pPr>
+      <w:r>
+        <w:t xml:space="preserve">Williams, Stephen. 1954. An Archeological Study of the Mississippian Culture in Southeast Missouri. PhD thesis, Yale University, New Haven.</w:t>
+      </w:r>
+    </w:p>
+    <w:bookmarkEnd w:id="88"/>
+    <w:bookmarkEnd w:id="89"/>
     <w:bookmarkEnd w:id="90"/>
-    <w:bookmarkStart w:id="91" w:name="ref-williams_1954"/>
-    <w:p>
-      <w:pPr>
-        <w:pStyle w:val="Bibliography"/>
-      </w:pPr>
-      <w:r>
-        <w:t xml:space="preserve">Williams, Stephen. 1954. An Archeological Study of the Mississippian Culture in Southeast Missouri. PhD thesis, Yale University, New Haven.</w:t>
-      </w:r>
-    </w:p>
     <w:bookmarkEnd w:id="91"/>
-    <w:bookmarkEnd w:id="92"/>
-    <w:bookmarkEnd w:id="93"/>
-    <w:bookmarkEnd w:id="94"/>
     <w:sectPr>
       <w:footnotePr>
         <w:numRestart w:val="eachSect"/>

--- a/docs/manuscript/SUPPLEMENTAL_TEXT.docx
+++ b/docs/manuscript/SUPPLEMENTAL_TEXT.docx
@@ -1566,7 +1566,7 @@
         <w:pStyle w:val="FirstParagraph"/>
       </w:pPr>
       <w:r>
-        <w:t xml:space="preserve">The positive control shows the observed structure falls inside the drift distribution. The wider-valley demonstration (Figure 8) goes further, generating phase-like structure from drift on the real geography, and we checked that this result is not contingent on a single stochastic draw or a tuned parameter set. We repeated the time-transgressive drift experiment across 432 runs spanning a grid of interaction length (12, 18, 24, and 36 river-km), between-node mixing (0.01, 0.02, and 0.05), and innovation rate (0.006, 0.012, and 0.024), with twelve seeds per cell (Figure S5). Two or more spatially coherent groups, the phase-like territories a culture historian would name, appear in every run. The between-group cultural F_ST sits at or below the observed value in 85 percent of runs and within a factor of two of it in 53 percent, short of the bounded-groups expectation throughout. F_ST is essentially flat across interaction length and declines with more mixing or more innovation, the expected behavior of a drift process. The synthetic record re-seriates across the full grid (mean absolute Spearman correlation 0.44 between recovered and imposed order). The appearance of phase-like structure at the observed magnitude is therefore a generic outcome of distance-structured drift on this geography rather than a product of the chosen parameters.</w:t>
+        <w:t xml:space="preserve">The positive control shows the observed structure falls inside the drift distribution. The wider-valley demonstration (Figure 8) goes further, generating phase-like structure from drift on the real geography, and we checked that this result is not contingent on a single stochastic draw or a tuned parameter set. We repeated the time-transgressive drift experiment across 432 runs spanning a grid of interaction length (12, 18, 24, and 36 river-km), between-node mixing (0.01, 0.02, and 0.05), and innovation rate (0.006, 0.012, and 0.024), with twelve seeds per cell (Figure S5). Two or more spatially coherent groups, the phase-like territories a culture historian would name, appear in 431 of the 432 runs. The between-group cultural F_ST sits at or below the observed value in 85 percent of runs and within a factor of two of it in 53 percent, short of the bounded-groups expectation throughout. F_ST is essentially flat across interaction length and declines with more mixing or more innovation, the expected behavior of a drift process. The synthetic record re-seriates across the full grid (mean absolute Spearman correlation 0.44 between recovered and imposed order). The appearance of phase-like structure at the observed magnitude is therefore a generic outcome of distance-structured drift on this geography rather than a product of the chosen parameters.</w:t>
       </w:r>
     </w:p>
     <w:p>
@@ -1578,7 +1578,7 @@
           <wp:inline>
             <wp:extent cx="5334000" cy="4112375"/>
             <wp:effectExtent b="0" l="0" r="0" t="0"/>
-            <wp:docPr descr="Figure S5. Robustness of phase-like grouping to contingency and model factors, across 432 time-transgressive runs (a grid of interaction length, between-node mixing, and innovation rate, twelve seeds per cell). (A) Between-group cultural F_ST by between-node mixing and (B) by innovation rate, boxes taken over all other factors and seeds. The observed value (dashed) is bracketed, and F_ST falls with both factors but never reaches the bounded-groups level. (C) Distribution of the number of drift-detected groups per run, with every run yielding two or more. (D) Distribution of seriation recovery, the absolute Spearman correlation between the recovered CA1 rank and the imposed time order, across runs (mean 0.44)." title="" id="28" name="Picture"/>
+            <wp:docPr descr="Figure S5. Robustness of phase-like grouping to contingency and model factors, across 432 time-transgressive runs (a grid of interaction length, between-node mixing, and innovation rate, twelve seeds per cell). (A) Between-group cultural F_ST by between-node mixing and (B) by innovation rate, boxes taken over all other factors and seeds. The observed value (dashed) is bracketed, and F_ST falls with both factors but never reaches the bounded-groups level. (C) Distribution of the number of drift-detected groups per run, with 431 of the 432 runs (99.8 percent) yielding two or more. (D) Distribution of seriation recovery, the absolute Spearman correlation between the recovered CA1 rank and the imposed time order, across runs (mean 0.44)." title="" id="28" name="Picture"/>
             <a:graphic>
               <a:graphicData uri="http://schemas.openxmlformats.org/drawingml/2006/picture">
                 <pic:pic>
@@ -1631,7 +1631,7 @@
         <w:t xml:space="preserve"> </w:t>
       </w:r>
       <w:r>
-        <w:t xml:space="preserve">Robustness of phase-like grouping to contingency and model factors, across 432 time-transgressive runs (a grid of interaction length, between-node mixing, and innovation rate, twelve seeds per cell). (A) Between-group cultural F_ST by between-node mixing and (B) by innovation rate, boxes taken over all other factors and seeds. The observed value (dashed) is bracketed, and F_ST falls with both factors but never reaches the bounded-groups level. (C) Distribution of the number of drift-detected groups per run, with every run yielding two or more. (D) Distribution of seriation recovery, the absolute Spearman correlation between the recovered CA1 rank and the imposed time order, across runs (mean 0.44).</w:t>
+        <w:t xml:space="preserve">Robustness of phase-like grouping to contingency and model factors, across 432 time-transgressive runs (a grid of interaction length, between-node mixing, and innovation rate, twelve seeds per cell). (A) Between-group cultural F_ST by between-node mixing and (B) by innovation rate, boxes taken over all other factors and seeds. The observed value (dashed) is bracketed, and F_ST falls with both factors but never reaches the bounded-groups level. (C) Distribution of the number of drift-detected groups per run, with 431 of the 432 runs (99.8 percent) yielding two or more. (D) Distribution of seriation recovery, the absolute Spearman correlation between the recovered CA1 rank and the imposed time order, across runs (mean 0.44).</w:t>
       </w:r>
     </w:p>
     <w:bookmarkEnd w:id="30"/>

--- a/docs/manuscript/SUPPLEMENTAL_TEXT.docx
+++ b/docs/manuscript/SUPPLEMENTAL_TEXT.docx
@@ -2,7 +2,7 @@
 <file path=word/document.xml><?xml version="1.0" encoding="utf-8"?>
 <w:document xmlns:w="http://schemas.openxmlformats.org/wordprocessingml/2006/main" xmlns:m="http://schemas.openxmlformats.org/officeDocument/2006/math" xmlns:r="http://schemas.openxmlformats.org/officeDocument/2006/relationships" xmlns:o="urn:schemas-microsoft-com:office:office" xmlns:v="urn:schemas-microsoft-com:vml" xmlns:w10="urn:schemas-microsoft-com:office:word" xmlns:a="http://schemas.openxmlformats.org/drawingml/2006/main" xmlns:pic="http://schemas.openxmlformats.org/drawingml/2006/picture" xmlns:wp="http://schemas.openxmlformats.org/drawingml/2006/wordprocessingDrawing">
   <w:body>
-    <w:bookmarkStart w:id="91" w:name="supplemental-material"/>
+    <w:bookmarkStart w:id="97" w:name="supplemental-material"/>
     <w:p>
       <w:pPr>
         <w:pStyle w:val="Heading1"/>
@@ -1078,7 +1078,36 @@
         <w:pStyle w:val="BodyText"/>
       </w:pPr>
       <w:r>
-        <w:t xml:space="preserve">We combined the four signatures by standardizing each across the ordinal sequence and averaging them, so that no single signature would dominate, and summarized the trajectory as the ordinal slope of the combined score and each component, with rank correlations and bootstrap confidence intervals.</w:t>
+        <w:t xml:space="preserve">We combined the four signatures by standardizing each across the ordinal sequence and averaging them, so that no single signature would dominate, and summarized the trajectory as the ordinal slope of the combined score and each component, with rank correlations and bootstrap confidence intervals. A hierarchical Bayesian model of the four slopes, which pools them toward a shared trend and propagates each signature’s measurement uncertainty, puts the posterior probability that all four rise together at zero</w:t>
+      </w:r>
+      <w:r>
+        <w:t xml:space="preserve"> </w:t>
+      </w:r>
+      <w:r>
+        <w:t xml:space="preserve">(Salvatier et al. 2016)</w:t>
+      </w:r>
+      <w:r>
+        <w:t xml:space="preserve">, reinforcing the cultural-</w:t>
+      </w:r>
+      <m:oMath>
+        <m:sSub>
+          <m:e>
+            <m:r>
+              <m:t>F</m:t>
+            </m:r>
+          </m:e>
+          <m:sub>
+            <m:r>
+              <m:t>S</m:t>
+            </m:r>
+            <m:r>
+              <m:t>T</m:t>
+            </m:r>
+          </m:sub>
+        </m:sSub>
+      </m:oMath>
+      <w:r>
+        <w:t xml:space="preserve">-led reading rather than a convergence of the signatures.</w:t>
       </w:r>
     </w:p>
     <w:bookmarkEnd w:id="9"/>
@@ -1114,7 +1143,7 @@
         <w:t xml:space="preserve">(Henrich 2001)</w:t>
       </w:r>
       <w:r>
-        <w:t xml:space="preserve">), and a spatial rule placing group profiles on the landscape. Four generators instantiate the four idealized processes of Table 1, where drift is a single process that the main-text table shows under two regimes, smooth and stochastic, of which the smooth, deterministic regime is the one generated here. The bounded-groups generator raises divergence and conformity together across spatially bounded groups. Environmental patchiness holds a fixed between-group difference under neutral within-group copying with an environment-keyed layout. Aggregated signaling raises within-group conformity in a single undivided pool with no between-group divergence. Drift with distance-limited interaction produces a smooth spatial gradient under neutral copying. Each generator emits a sequence of group-by-class slices along an ordinal axis. We ran the four-signature procedure on each generator, blind to its source, and recorded which registered as convergent, repeating this across 500 random seeds. On the bounded-groups output we also computed the correlation matrix of the four signatures, to confirm that their joint movement is informative rather than an artifact of redundancy (Figure S1). This idealized test uses large, clean assemblages (12 groups, several hundred sherds each) and establishes that it discriminates in principle. The record-matched, size-controlled recovery in the main text (Figure 4) is what establishes which signatures survive at the resolution of the actual data.</w:t>
+        <w:t xml:space="preserve">), and a spatial rule placing group profiles on the landscape. Four generators instantiate the four idealized processes of Table 1, where drift is a single process that the main-text table shows under two regimes, smooth and stochastic, of which the smooth, deterministic regime is the one generated here. The bounded-groups generator raises divergence and conformity together across spatially bounded groups. Environmental patchiness holds a fixed between-group difference under neutral within-group copying with an environment-keyed layout. Aggregated conformity raises within-group conformity in a single undivided pool with no between-group divergence. Drift with distance-limited interaction produces a smooth spatial gradient under neutral copying. Each generator emits a sequence of group-by-class slices along an ordinal axis. We ran the four-signature procedure on each generator, blind to its source, and recorded which registered as convergent, repeating this across 500 random seeds. On the bounded-groups output we also computed the correlation matrix of the four signatures, to confirm that their joint movement is informative rather than an artifact of redundancy (Figure S1). This idealized test uses large, clean assemblages (12 groups, several hundred sherds each) and establishes that it discriminates in principle. The record-matched, size-controlled recovery in the main text (Figure 4) is what establishes which signatures survive at the resolution of the actual data.</w:t>
       </w:r>
     </w:p>
     <w:p>
@@ -1320,7 +1349,30 @@
         <w:pStyle w:val="Heading2"/>
       </w:pPr>
       <w:r>
-        <w:t xml:space="preserve">The F_ST-led reduction is a property of the record, not the generator</w:t>
+        <w:t xml:space="preserve">The</w:t>
+      </w:r>
+      <w:r>
+        <w:t xml:space="preserve"> </w:t>
+      </w:r>
+      <m:oMath>
+        <m:sSub>
+          <m:e>
+            <m:r>
+              <m:t>F</m:t>
+            </m:r>
+          </m:e>
+          <m:sub>
+            <m:r>
+              <m:t>S</m:t>
+            </m:r>
+            <m:r>
+              <m:t>T</m:t>
+            </m:r>
+          </m:sub>
+        </m:sSub>
+      </m:oMath>
+      <w:r>
+        <w:t xml:space="preserve">-led reduction is a property of the record, not the generator</w:t>
       </w:r>
     </w:p>
     <w:p>
@@ -1328,7 +1380,203 @@
         <w:pStyle w:val="FirstParagraph"/>
       </w:pPr>
       <w:r>
-        <w:t xml:space="preserve">The recovery experiment injects group closure as between-cluster divergence, which is what cultural F_ST measures, so one objection is that the experiment only certifies an F_ST test recovering an F_ST-shaped signal. We tested this by injecting closure through two further pathways, each matched to a different signature, and asking which signature recovers each. A within-group conformity pathway raises conformity in a single undivided pool with no between-group divergence, the pathway that the neutral departure is meant to detect. A non-spatial social pathway assembles assemblages into social groups scrambled relative to the spatial clusters, the pathway seriation coherence is meant to detect. The result is one-sided in two ways. First, the conformity pathway is recovered by no signature (the neutral departure, which should detect it, inverts rather than rises), and the non-spatial social pathway is not recovered by seriation either. Hence, the neutral and seriation signatures fail to register an injected signal even through the pathway each is designed for. Second, F_ST is not a clean spatial-divergence test but a near-omnibus one, responding to group structure, however it is organized. It recovers the spatial-divergence pathway strongly (mean trend rising from the null to +0.76 at strong injection) and also recovers the non-spatial social pathway (+0.77), because both ultimately raise between-group variance somewhere the partition can see it. The four signatures are therefore not four independent pathways, even in this diagnostic. The only one that registers an injected signal at this resolution is F_ST, and it does so however the underlying divergence is organized. The reduction to F_ST is a property of the record’s resolution, not an artifact of a generator whose injected closure is collinear with F_ST. That resolution is 29 time-averaged assemblages subsampled to a common count over ten aggregated classes. A subsampling-depth sweep (the weak signatures climb modestly with more sherds but remain well below F_ST) and a cluster-count sweep (the spatial signature stays weak through k = 5) confirm that the limitation is the record’s size and time-averaging rather than a single tuning choice. The consequence, stated in the Discussion, is that the negative bounds only cover closure expressed as between-group divergence. A closure carried purely by conformity or by a non-spatially organized social structure is below detection here at any strength.</w:t>
+        <w:t xml:space="preserve">The recovery experiment injects group closure as between-cluster divergence, which is what cultural</w:t>
+      </w:r>
+      <w:r>
+        <w:t xml:space="preserve"> </w:t>
+      </w:r>
+      <m:oMath>
+        <m:sSub>
+          <m:e>
+            <m:r>
+              <m:t>F</m:t>
+            </m:r>
+          </m:e>
+          <m:sub>
+            <m:r>
+              <m:t>S</m:t>
+            </m:r>
+            <m:r>
+              <m:t>T</m:t>
+            </m:r>
+          </m:sub>
+        </m:sSub>
+      </m:oMath>
+      <w:r>
+        <w:t xml:space="preserve"> </w:t>
+      </w:r>
+      <w:r>
+        <w:t xml:space="preserve">measures, so one objection is that the experiment only certifies an</w:t>
+      </w:r>
+      <w:r>
+        <w:t xml:space="preserve"> </w:t>
+      </w:r>
+      <m:oMath>
+        <m:sSub>
+          <m:e>
+            <m:r>
+              <m:t>F</m:t>
+            </m:r>
+          </m:e>
+          <m:sub>
+            <m:r>
+              <m:t>S</m:t>
+            </m:r>
+            <m:r>
+              <m:t>T</m:t>
+            </m:r>
+          </m:sub>
+        </m:sSub>
+      </m:oMath>
+      <w:r>
+        <w:t xml:space="preserve"> </w:t>
+      </w:r>
+      <w:r>
+        <w:t xml:space="preserve">test recovering an</w:t>
+      </w:r>
+      <w:r>
+        <w:t xml:space="preserve"> </w:t>
+      </w:r>
+      <m:oMath>
+        <m:sSub>
+          <m:e>
+            <m:r>
+              <m:t>F</m:t>
+            </m:r>
+          </m:e>
+          <m:sub>
+            <m:r>
+              <m:t>S</m:t>
+            </m:r>
+            <m:r>
+              <m:t>T</m:t>
+            </m:r>
+          </m:sub>
+        </m:sSub>
+      </m:oMath>
+      <w:r>
+        <w:t xml:space="preserve">-shaped signal. We tested this by injecting closure through two further pathways, each matched to a different signature, and asking which signature recovers each. A within-group conformity pathway raises conformity in a single undivided pool with no between-group divergence, the pathway that the neutral departure is meant to detect. A non-spatial social pathway assembles assemblages into social groups scrambled relative to the spatial clusters, the pathway seriation coherence is meant to detect. The result is one-sided in two ways. First, the conformity pathway is recovered by no signature (the neutral departure, which should detect it, inverts rather than rises), and the non-spatial social pathway is not recovered by seriation either. Hence, the neutral and seriation signatures fail to register an injected signal even through the pathway each is designed for. Second,</w:t>
+      </w:r>
+      <w:r>
+        <w:t xml:space="preserve"> </w:t>
+      </w:r>
+      <m:oMath>
+        <m:sSub>
+          <m:e>
+            <m:r>
+              <m:t>F</m:t>
+            </m:r>
+          </m:e>
+          <m:sub>
+            <m:r>
+              <m:t>S</m:t>
+            </m:r>
+            <m:r>
+              <m:t>T</m:t>
+            </m:r>
+          </m:sub>
+        </m:sSub>
+      </m:oMath>
+      <w:r>
+        <w:t xml:space="preserve"> </w:t>
+      </w:r>
+      <w:r>
+        <w:t xml:space="preserve">is not a clean spatial-divergence test but a near-omnibus one, responding to group structure, however it is organized. It recovers the spatial-divergence pathway strongly (mean trend rising from the null to +0.76 at strong injection) and also recovers the non-spatial social pathway (+0.77), because both ultimately raise between-group variance somewhere the partition can see it. The four signatures are therefore not four independent pathways, even in this diagnostic. The only one that registers an injected signal at this resolution is</w:t>
+      </w:r>
+      <w:r>
+        <w:t xml:space="preserve"> </w:t>
+      </w:r>
+      <m:oMath>
+        <m:sSub>
+          <m:e>
+            <m:r>
+              <m:t>F</m:t>
+            </m:r>
+          </m:e>
+          <m:sub>
+            <m:r>
+              <m:t>S</m:t>
+            </m:r>
+            <m:r>
+              <m:t>T</m:t>
+            </m:r>
+          </m:sub>
+        </m:sSub>
+      </m:oMath>
+      <w:r>
+        <w:t xml:space="preserve">, and it does so however the underlying divergence is organized. The reduction to</w:t>
+      </w:r>
+      <w:r>
+        <w:t xml:space="preserve"> </w:t>
+      </w:r>
+      <m:oMath>
+        <m:sSub>
+          <m:e>
+            <m:r>
+              <m:t>F</m:t>
+            </m:r>
+          </m:e>
+          <m:sub>
+            <m:r>
+              <m:t>S</m:t>
+            </m:r>
+            <m:r>
+              <m:t>T</m:t>
+            </m:r>
+          </m:sub>
+        </m:sSub>
+      </m:oMath>
+      <w:r>
+        <w:t xml:space="preserve"> </w:t>
+      </w:r>
+      <w:r>
+        <w:t xml:space="preserve">is a property of the record’s resolution, not an artifact of a generator whose injected closure is collinear with</w:t>
+      </w:r>
+      <w:r>
+        <w:t xml:space="preserve"> </w:t>
+      </w:r>
+      <m:oMath>
+        <m:sSub>
+          <m:e>
+            <m:r>
+              <m:t>F</m:t>
+            </m:r>
+          </m:e>
+          <m:sub>
+            <m:r>
+              <m:t>S</m:t>
+            </m:r>
+            <m:r>
+              <m:t>T</m:t>
+            </m:r>
+          </m:sub>
+        </m:sSub>
+      </m:oMath>
+      <w:r>
+        <w:t xml:space="preserve">. That resolution is 29 time-averaged assemblages subsampled to a common count over ten aggregated classes. A subsampling-depth sweep (the weak signatures climb modestly with more sherds but remain well below</w:t>
+      </w:r>
+      <w:r>
+        <w:t xml:space="preserve"> </w:t>
+      </w:r>
+      <m:oMath>
+        <m:sSub>
+          <m:e>
+            <m:r>
+              <m:t>F</m:t>
+            </m:r>
+          </m:e>
+          <m:sub>
+            <m:r>
+              <m:t>S</m:t>
+            </m:r>
+            <m:r>
+              <m:t>T</m:t>
+            </m:r>
+          </m:sub>
+        </m:sSub>
+      </m:oMath>
+      <w:r>
+        <w:t xml:space="preserve">) and a cluster-count sweep (the spatial signature stays weak through k = 5) confirm that the limitation is the record’s size and time-averaging rather than a single tuning choice. The consequence, stated in the Discussion, is that the negative bounds only cover closure expressed as between-group divergence. A closure carried purely by conformity or by a non-spatially organized social structure is below detection here at any strength.</w:t>
       </w:r>
     </w:p>
     <w:bookmarkEnd w:id="18"/>
@@ -1367,7 +1615,7 @@
           <wp:inline>
             <wp:extent cx="5334000" cy="3619056"/>
             <wp:effectExtent b="0" l="0" r="0" t="0"/>
-            <wp:docPr descr="Figure S3. Spatial drift versus bounded groups on the basin geography. Top: the four observed signatures (vertical lines) against the null distributions produced by a neutral spatial-drift model (blue) and a bounded-groups model (orange) on the real coordinate layout, both time-averaged and subsampled to the observed counts. Observed values fall inside the drift distribution and far below the bounded-groups distribution for modularity, boundary excess, and cultural F_ST. Bottom: multidimensional scaling of decorated dissimilarity for the observed assemblages and one realization of each model, spatial drift reproducing the weak, spatially blurred structure while bounded groups produce a sharper split than the data show." title="" id="20" name="Picture"/>
+            <wp:docPr descr="Figure S3. Spatial drift versus bounded groups on the basin geography. Top: the four observed signatures (vertical lines) against the null distributions produced by a neutral spatial-drift model (blue) and a bounded-groups model (orange) on the real coordinate layout, both time-averaged and subsampled to the observed counts. Observed values fall inside the drift distribution and far below the bounded-groups distribution for modularity, boundary excess, and cultural F_{ST}. Bottom: multidimensional scaling of decorated dissimilarity for the observed assemblages and one realization of each model, spatial drift reproducing the weak, spatially blurred structure while bounded groups produce a sharper split than the data show." title="" id="20" name="Picture"/>
             <a:graphic>
               <a:graphicData uri="http://schemas.openxmlformats.org/drawingml/2006/picture">
                 <pic:pic>
@@ -1420,7 +1668,30 @@
         <w:t xml:space="preserve"> </w:t>
       </w:r>
       <w:r>
-        <w:t xml:space="preserve">Spatial drift versus bounded groups on the basin geography. Top: the four observed signatures (vertical lines) against the null distributions produced by a neutral spatial-drift model (blue) and a bounded-groups model (orange) on the real coordinate layout, both time-averaged and subsampled to the observed counts. Observed values fall inside the drift distribution and far below the bounded-groups distribution for modularity, boundary excess, and cultural F_ST. Bottom: multidimensional scaling of decorated dissimilarity for the observed assemblages and one realization of each model, spatial drift reproducing the weak, spatially blurred structure while bounded groups produce a sharper split than the data show.</w:t>
+        <w:t xml:space="preserve">Spatial drift versus bounded groups on the basin geography. Top: the four observed signatures (vertical lines) against the null distributions produced by a neutral spatial-drift model (blue) and a bounded-groups model (orange) on the real coordinate layout, both time-averaged and subsampled to the observed counts. Observed values fall inside the drift distribution and far below the bounded-groups distribution for modularity, boundary excess, and cultural</w:t>
+      </w:r>
+      <w:r>
+        <w:t xml:space="preserve"> </w:t>
+      </w:r>
+      <m:oMath>
+        <m:sSub>
+          <m:e>
+            <m:r>
+              <m:t>F</m:t>
+            </m:r>
+          </m:e>
+          <m:sub>
+            <m:r>
+              <m:t>S</m:t>
+            </m:r>
+            <m:r>
+              <m:t>T</m:t>
+            </m:r>
+          </m:sub>
+        </m:sSub>
+      </m:oMath>
+      <w:r>
+        <w:t xml:space="preserve">. Bottom: multidimensional scaling of decorated dissimilarity for the observed assemblages and one realization of each model, spatial drift reproducing the weak, spatially blurred structure while bounded groups produce a sharper split than the data show.</w:t>
       </w:r>
     </w:p>
     <w:bookmarkEnd w:id="22"/>
@@ -1455,7 +1726,33 @@
         <w:pStyle w:val="BodyText"/>
       </w:pPr>
       <w:r>
-        <w:t xml:space="preserve">Interaction in this riverine settlement system travels along watercourses, so the copying kernel uses river-network distance rather than straight-line distance. We build a graph from the mapped hydrography (the LMVHydrology centerlines clipped to the basin with a 25 km margin), repair its topology by bridging vertices within 250 m of one another, keep the largest connected component, and snap each assemblage to the nearest network node, adding the snap distance as an access cost at both ends. The distance between two assemblages is the shortest along-water path between their snapped nodes. All 29 assemblages connect on the resulting network, the mean access distance from an assemblage to a mapped channel is 3.1 km, and along-water paths average about 2.3 times the straight-line distance. Substituting straight-line distance changes the results negligibly (between-group F_ST and community counts shift within sampling error), so the conclusions do not depend on the choice. We use river-network distance because it more faithfully represents how potters in the basin could interact. The same construction over all 55 lower-valley assemblages yields a single connected network for the wider-valley analyses (maximum access 19.6 km).</w:t>
+        <w:t xml:space="preserve">Interaction in this riverine settlement system travels along watercourses, so the copying kernel uses river-network distance rather than straight-line distance. We build a graph from the mapped hydrography (the LMVHydrology centerlines clipped to the basin with a 25 km margin), repair its topology by bridging vertices within 250 m of one another, keep the largest connected component, and snap each assemblage to the nearest network node, adding the snap distance as an access cost at both ends. The distance between two assemblages is the shortest along-water path between their snapped nodes. All 29 assemblages connect on the resulting network, the mean access distance from an assemblage to a mapped channel is 3.1 km, and along-water paths average about 2.3 times the straight-line distance. Substituting straight-line distance changes the results negligibly (between-group</w:t>
+      </w:r>
+      <w:r>
+        <w:t xml:space="preserve"> </w:t>
+      </w:r>
+      <m:oMath>
+        <m:sSub>
+          <m:e>
+            <m:r>
+              <m:t>F</m:t>
+            </m:r>
+          </m:e>
+          <m:sub>
+            <m:r>
+              <m:t>S</m:t>
+            </m:r>
+            <m:r>
+              <m:t>T</m:t>
+            </m:r>
+          </m:sub>
+        </m:sSub>
+      </m:oMath>
+      <w:r>
+        <w:t xml:space="preserve"> </w:t>
+      </w:r>
+      <w:r>
+        <w:t xml:space="preserve">and community counts shift within sampling error), so the conclusions do not depend on the choice. We use river-network distance because it more faithfully represents how potters in the basin could interact. The same construction over all 55 lower-valley assemblages yields a single connected network for the wider-valley analyses (maximum access 19.6 km).</w:t>
       </w:r>
     </w:p>
     <w:p>
@@ -1463,7 +1760,33 @@
         <w:pStyle w:val="BodyText"/>
       </w:pPr>
       <w:r>
-        <w:t xml:space="preserve">The assemblages are not contemporaneous, which is both why they can be seriated and why some carry more of the late classes than others, so the evolving field is sampled time-transgressively rather than at a single instant. The field is recorded at 90 evenly spaced time slices over 1,800 generations. Each synthetic assemblage is drawn from the slice that matches its observed seriation position, its rank on the first correspondence-analysis axis of the real data. It is accumulated over a trailing window of eight slices so that, like a real death assemblage, it mixes production across its span. Each synthetic assemblage is then sampled to the observed sherd count of the corresponding real assemblage. The synthetic assemblages are treated exactly as the empirical ones: interaction communities by the same modularity partition, between-group cultural F_ST on the resulting groups, and a seriation order from a fresh correspondence analysis. A contemporaneous control, with every assemblage drawn from the final slice, is sampled the same way for comparison.</w:t>
+        <w:t xml:space="preserve">The assemblages are not contemporaneous, which is both why they can be seriated and why some carry more of the late classes than others, so the evolving field is sampled time-transgressively rather than at a single instant. The field is recorded at 90 evenly spaced time slices over 1,800 generations. Each synthetic assemblage is drawn from the slice that matches its observed seriation position, its rank on the first correspondence-analysis axis of the real data. It is accumulated over a trailing window of eight slices so that, like a real death assemblage, it mixes production across its span. Each synthetic assemblage is then sampled to the observed sherd count of the corresponding real assemblage. The synthetic assemblages are treated exactly as the empirical ones: interaction communities by the same modularity partition, between-group cultural</w:t>
+      </w:r>
+      <w:r>
+        <w:t xml:space="preserve"> </w:t>
+      </w:r>
+      <m:oMath>
+        <m:sSub>
+          <m:e>
+            <m:r>
+              <m:t>F</m:t>
+            </m:r>
+          </m:e>
+          <m:sub>
+            <m:r>
+              <m:t>S</m:t>
+            </m:r>
+            <m:r>
+              <m:t>T</m:t>
+            </m:r>
+          </m:sub>
+        </m:sSub>
+      </m:oMath>
+      <w:r>
+        <w:t xml:space="preserve"> </w:t>
+      </w:r>
+      <w:r>
+        <w:t xml:space="preserve">on the resulting groups, and a seriation order from a fresh correspondence analysis. A contemporaneous control, with every assemblage drawn from the final slice, is sampled the same way for comparison.</w:t>
       </w:r>
     </w:p>
     <w:p>
@@ -1483,7 +1806,7 @@
           <wp:inline>
             <wp:extent cx="5334000" cy="4248345"/>
             <wp:effectExtent b="0" l="0" r="0" t="0"/>
-            <wp:docPr descr="Figure S4. Basin positive control: phase-like structure generated by neutral drift on the 29 St. Francis basin assemblages, with no bounded group imposed, over 500 realizations. (A) Each assemblage is shaded by the probability that it shares Parkin’s drift-detected group (star) under the contemporaneous snapshot that isolates the spatial signal. The probability falls off smoothly with river distance from Parkin (Spearman rho = -0.72), from about 0.70 nearby to 0.17 far away, so Parkin’s “phase” is a graded, probabilistic field rather than a bounded set. (B) Between-group cultural F_ST for the observed data (0.04) against contemporaneous and time-transgressive drift (medians with 95% intervals across the 500 runs). The observed value falls within the contemporaneous-drift interval, with 7.4% of drift runs reaching or exceeding it, so drift reproduces the observed level rather than the higher value a bounded group would leave." title="" id="24" name="Picture"/>
+            <wp:docPr descr="Figure S4. Basin positive control: phase-like structure generated by neutral drift on the 29 St. Francis basin assemblages, with no bounded group imposed, over 500 realizations. (A) Each assemblage is shaded by the probability that it shares Parkin’s drift-detected group (star) under the contemporaneous snapshot that isolates the spatial signal. The probability falls off smoothly with river distance from Parkin (Spearman rho = -0.72), from about 0.70 nearby to 0.17 far away, so Parkin’s “phase” is a graded, probabilistic field rather than a bounded set. (B) Between-group cultural F_{ST} for the observed data (0.04) against contemporaneous and time-transgressive drift (medians with 95% intervals across the 500 runs). The observed value falls within the contemporaneous-drift interval, with 7.4% of drift runs reaching or exceeding it, so drift reproduces the observed level rather than the higher value a bounded group would leave." title="" id="24" name="Picture"/>
             <a:graphic>
               <a:graphicData uri="http://schemas.openxmlformats.org/drawingml/2006/picture">
                 <pic:pic>
@@ -1548,7 +1871,33 @@
         <w:t xml:space="preserve"> </w:t>
       </w:r>
       <w:r>
-        <w:t xml:space="preserve">is a graded, probabilistic field rather than a bounded set. (B) Between-group cultural F_ST for the observed data (0.04) against contemporaneous and time-transgressive drift (medians with 95% intervals across the 500 runs). The observed value falls within the contemporaneous-drift interval, with 7.4% of drift runs reaching or exceeding it, so drift reproduces the observed level rather than the higher value a bounded group would leave.</w:t>
+        <w:t xml:space="preserve">is a graded, probabilistic field rather than a bounded set. (B) Between-group cultural</w:t>
+      </w:r>
+      <w:r>
+        <w:t xml:space="preserve"> </w:t>
+      </w:r>
+      <m:oMath>
+        <m:sSub>
+          <m:e>
+            <m:r>
+              <m:t>F</m:t>
+            </m:r>
+          </m:e>
+          <m:sub>
+            <m:r>
+              <m:t>S</m:t>
+            </m:r>
+            <m:r>
+              <m:t>T</m:t>
+            </m:r>
+          </m:sub>
+        </m:sSub>
+      </m:oMath>
+      <w:r>
+        <w:t xml:space="preserve"> </w:t>
+      </w:r>
+      <w:r>
+        <w:t xml:space="preserve">for the observed data (0.04) against contemporaneous and time-transgressive drift (medians with 95% intervals across the 500 runs). The observed value falls within the contemporaneous-drift interval, with 7.4% of drift runs reaching or exceeding it, so drift reproduces the observed level rather than the higher value a bounded group would leave.</w:t>
       </w:r>
     </w:p>
     <w:bookmarkEnd w:id="26"/>
@@ -1566,7 +1915,59 @@
         <w:pStyle w:val="FirstParagraph"/>
       </w:pPr>
       <w:r>
-        <w:t xml:space="preserve">The positive control shows the observed structure falls inside the drift distribution. The wider-valley demonstration (Figure 8) goes further, generating phase-like structure from drift on the real geography, and we checked that this result is not contingent on a single stochastic draw or a tuned parameter set. We repeated the time-transgressive drift experiment across 432 runs spanning a grid of interaction length (12, 18, 24, and 36 river-km), between-node mixing (0.01, 0.02, and 0.05), and innovation rate (0.006, 0.012, and 0.024), with twelve seeds per cell (Figure S5). Two or more spatially coherent groups, the phase-like territories a culture historian would name, appear in 431 of the 432 runs. The between-group cultural F_ST sits at or below the observed value in 85 percent of runs and within a factor of two of it in 53 percent, short of the bounded-groups expectation throughout. F_ST is essentially flat across interaction length and declines with more mixing or more innovation, the expected behavior of a drift process. The synthetic record re-seriates across the full grid (mean absolute Spearman correlation 0.44 between recovered and imposed order). The appearance of phase-like structure at the observed magnitude is therefore a generic outcome of distance-structured drift on this geography rather than a product of the chosen parameters.</w:t>
+        <w:t xml:space="preserve">The positive control shows the observed structure falls inside the drift distribution. The wider-valley demonstration (Figure 8) goes further, generating phase-like structure from drift on the real geography, and we checked that this result is not contingent on a single stochastic draw or a tuned parameter set. We repeated the time-transgressive drift experiment across 432 runs spanning a grid of interaction length (12, 18, 24, and 36 river-km), between-node mixing (0.01, 0.02, and 0.05), and innovation rate (0.006, 0.012, and 0.024), with twelve seeds per cell (Figure S5). Two or more spatially coherent groups, the phase-like territories a culture historian would name, appear in 431 of the 432 runs. The between-group cultural</w:t>
+      </w:r>
+      <w:r>
+        <w:t xml:space="preserve"> </w:t>
+      </w:r>
+      <m:oMath>
+        <m:sSub>
+          <m:e>
+            <m:r>
+              <m:t>F</m:t>
+            </m:r>
+          </m:e>
+          <m:sub>
+            <m:r>
+              <m:t>S</m:t>
+            </m:r>
+            <m:r>
+              <m:t>T</m:t>
+            </m:r>
+          </m:sub>
+        </m:sSub>
+      </m:oMath>
+      <w:r>
+        <w:t xml:space="preserve"> </w:t>
+      </w:r>
+      <w:r>
+        <w:t xml:space="preserve">sits at or below the observed value in 85 percent of runs and within a factor of two of it in 53 percent, short of the bounded-groups expectation throughout.</w:t>
+      </w:r>
+      <w:r>
+        <w:t xml:space="preserve"> </w:t>
+      </w:r>
+      <m:oMath>
+        <m:sSub>
+          <m:e>
+            <m:r>
+              <m:t>F</m:t>
+            </m:r>
+          </m:e>
+          <m:sub>
+            <m:r>
+              <m:t>S</m:t>
+            </m:r>
+            <m:r>
+              <m:t>T</m:t>
+            </m:r>
+          </m:sub>
+        </m:sSub>
+      </m:oMath>
+      <w:r>
+        <w:t xml:space="preserve"> </w:t>
+      </w:r>
+      <w:r>
+        <w:t xml:space="preserve">is essentially flat across interaction length and declines with more mixing or more innovation, the expected behavior of a drift process. The synthetic record re-seriates across the full grid (mean absolute Spearman correlation 0.44 between recovered and imposed order). The appearance of phase-like structure at the observed magnitude is therefore a generic outcome of distance-structured drift on this geography rather than a product of the chosen parameters.</w:t>
       </w:r>
     </w:p>
     <w:p>
@@ -1576,9 +1977,9 @@
       <w:r>
         <w:drawing>
           <wp:inline>
-            <wp:extent cx="5334000" cy="4112375"/>
+            <wp:extent cx="5334000" cy="4107231"/>
             <wp:effectExtent b="0" l="0" r="0" t="0"/>
-            <wp:docPr descr="Figure S5. Robustness of phase-like grouping to contingency and model factors, across 432 time-transgressive runs (a grid of interaction length, between-node mixing, and innovation rate, twelve seeds per cell). (A) Between-group cultural F_ST by between-node mixing and (B) by innovation rate, boxes taken over all other factors and seeds. The observed value (dashed) is bracketed, and F_ST falls with both factors but never reaches the bounded-groups level. (C) Distribution of the number of drift-detected groups per run, with 431 of the 432 runs (99.8 percent) yielding two or more. (D) Distribution of seriation recovery, the absolute Spearman correlation between the recovered CA1 rank and the imposed time order, across runs (mean 0.44)." title="" id="28" name="Picture"/>
+            <wp:docPr descr="Figure S5. Robustness of phase-like grouping to contingency and model factors, across 432 time-transgressive runs (a grid of interaction length, between-node mixing, and innovation rate, twelve seeds per cell). (A) Between-group cultural F_{ST} by between-node mixing and (B) by innovation rate, boxes taken over all other factors and seeds. The observed value (dashed) is bracketed, and F_{ST} falls with both factors but never reaches the bounded-groups level. (C) Distribution of the number of drift-detected groups per run, with 431 of the 432 runs (99.8 percent) yielding two or more. (D) Distribution of seriation recovery, the absolute Spearman correlation between the recovered CA1 rank and the imposed time order, across runs (mean 0.44)." title="" id="28" name="Picture"/>
             <a:graphic>
               <a:graphicData uri="http://schemas.openxmlformats.org/drawingml/2006/picture">
                 <pic:pic>
@@ -1597,7 +1998,7 @@
                   <pic:spPr bwMode="auto">
                     <a:xfrm>
                       <a:off x="0" y="0"/>
-                      <a:ext cx="5334000" cy="4112375"/>
+                      <a:ext cx="5334000" cy="4107231"/>
                     </a:xfrm>
                     <a:prstGeom prst="rect">
                       <a:avLst/>
@@ -1631,7 +2032,59 @@
         <w:t xml:space="preserve"> </w:t>
       </w:r>
       <w:r>
-        <w:t xml:space="preserve">Robustness of phase-like grouping to contingency and model factors, across 432 time-transgressive runs (a grid of interaction length, between-node mixing, and innovation rate, twelve seeds per cell). (A) Between-group cultural F_ST by between-node mixing and (B) by innovation rate, boxes taken over all other factors and seeds. The observed value (dashed) is bracketed, and F_ST falls with both factors but never reaches the bounded-groups level. (C) Distribution of the number of drift-detected groups per run, with 431 of the 432 runs (99.8 percent) yielding two or more. (D) Distribution of seriation recovery, the absolute Spearman correlation between the recovered CA1 rank and the imposed time order, across runs (mean 0.44).</w:t>
+        <w:t xml:space="preserve">Robustness of phase-like grouping to contingency and model factors, across 432 time-transgressive runs (a grid of interaction length, between-node mixing, and innovation rate, twelve seeds per cell). (A) Between-group cultural</w:t>
+      </w:r>
+      <w:r>
+        <w:t xml:space="preserve"> </w:t>
+      </w:r>
+      <m:oMath>
+        <m:sSub>
+          <m:e>
+            <m:r>
+              <m:t>F</m:t>
+            </m:r>
+          </m:e>
+          <m:sub>
+            <m:r>
+              <m:t>S</m:t>
+            </m:r>
+            <m:r>
+              <m:t>T</m:t>
+            </m:r>
+          </m:sub>
+        </m:sSub>
+      </m:oMath>
+      <w:r>
+        <w:t xml:space="preserve"> </w:t>
+      </w:r>
+      <w:r>
+        <w:t xml:space="preserve">by between-node mixing and (B) by innovation rate, boxes taken over all other factors and seeds. The observed value (dashed) is bracketed, and</w:t>
+      </w:r>
+      <w:r>
+        <w:t xml:space="preserve"> </w:t>
+      </w:r>
+      <m:oMath>
+        <m:sSub>
+          <m:e>
+            <m:r>
+              <m:t>F</m:t>
+            </m:r>
+          </m:e>
+          <m:sub>
+            <m:r>
+              <m:t>S</m:t>
+            </m:r>
+            <m:r>
+              <m:t>T</m:t>
+            </m:r>
+          </m:sub>
+        </m:sSub>
+      </m:oMath>
+      <w:r>
+        <w:t xml:space="preserve"> </w:t>
+      </w:r>
+      <w:r>
+        <w:t xml:space="preserve">falls with both factors but never reaches the bounded-groups level. (C) Distribution of the number of drift-detected groups per run, with 431 of the 432 runs (99.8 percent) yielding two or more. (D) Distribution of seriation recovery, the absolute Spearman correlation between the recovered CA1 rank and the imposed time order, across runs (mean 0.44).</w:t>
       </w:r>
     </w:p>
     <w:bookmarkEnd w:id="30"/>
@@ -1658,7 +2111,85 @@
         <w:t xml:space="preserve">(1954)</w:t>
       </w:r>
       <w:r>
-        <w:t xml:space="preserve">, comprising 50 assemblages from 28 sites, digitized from the survey tables and georeferenced using the Lower Mississippi Survey grid. Williams divided these lowlands into four named Mississippian phases. Across the named physiographic regions the cultural F_ST is 0.11. Most of that differentiation is a Woodland-to-Mississippian composition gradient rather than synchronic social structure. Restricting the analysis to Mississippian classes collapses the F_ST to 0.03, near the drift level. Within the region the assemblages do not separate into bounded clusters. They intermix on the ordination, and the between-cluster F_ST sits at the neutral-drift expectation and far below the bounded-groups null (Figure 11). Williams’s southeast-Missouri phases, like the named phases of the St. Francis basin, are arbitrary divisions of a continuous field structured by geography and time. This is the same verdict Fox</w:t>
+        <w:t xml:space="preserve">, comprising 50 assemblages from 28 sites, digitized from the survey tables and georeferenced using the Lower Mississippi Survey grid. Williams divided these lowlands into four named Mississippian phases. Across the named physiographic regions the cultural</w:t>
+      </w:r>
+      <w:r>
+        <w:t xml:space="preserve"> </w:t>
+      </w:r>
+      <m:oMath>
+        <m:sSub>
+          <m:e>
+            <m:r>
+              <m:t>F</m:t>
+            </m:r>
+          </m:e>
+          <m:sub>
+            <m:r>
+              <m:t>S</m:t>
+            </m:r>
+            <m:r>
+              <m:t>T</m:t>
+            </m:r>
+          </m:sub>
+        </m:sSub>
+      </m:oMath>
+      <w:r>
+        <w:t xml:space="preserve"> </w:t>
+      </w:r>
+      <w:r>
+        <w:t xml:space="preserve">is 0.11. Most of that differentiation is a Woodland-to-Mississippian composition gradient rather than synchronic social structure. Restricting the analysis to Mississippian classes collapses the</w:t>
+      </w:r>
+      <w:r>
+        <w:t xml:space="preserve"> </w:t>
+      </w:r>
+      <m:oMath>
+        <m:sSub>
+          <m:e>
+            <m:r>
+              <m:t>F</m:t>
+            </m:r>
+          </m:e>
+          <m:sub>
+            <m:r>
+              <m:t>S</m:t>
+            </m:r>
+            <m:r>
+              <m:t>T</m:t>
+            </m:r>
+          </m:sub>
+        </m:sSub>
+      </m:oMath>
+      <w:r>
+        <w:t xml:space="preserve"> </w:t>
+      </w:r>
+      <w:r>
+        <w:t xml:space="preserve">to 0.03, near the drift level. Within the region the assemblages do not separate into bounded clusters. They intermix on the ordination, and the between-cluster</w:t>
+      </w:r>
+      <w:r>
+        <w:t xml:space="preserve"> </w:t>
+      </w:r>
+      <m:oMath>
+        <m:sSub>
+          <m:e>
+            <m:r>
+              <m:t>F</m:t>
+            </m:r>
+          </m:e>
+          <m:sub>
+            <m:r>
+              <m:t>S</m:t>
+            </m:r>
+            <m:r>
+              <m:t>T</m:t>
+            </m:r>
+          </m:sub>
+        </m:sSub>
+      </m:oMath>
+      <w:r>
+        <w:t xml:space="preserve"> </w:t>
+      </w:r>
+      <w:r>
+        <w:t xml:space="preserve">sits at the neutral-drift expectation and far below the bounded-groups null (Figure 11). Williams’s southeast-Missouri phases, like the named phases of the St. Francis basin, are arbitrary divisions of a continuous field structured by geography and time. This is the same verdict Fox</w:t>
       </w:r>
       <w:r>
         <w:t xml:space="preserve"> </w:t>
@@ -1794,7 +2325,7 @@
         <w:t xml:space="preserve"> </w:t>
       </w:r>
       <w:r>
-        <w:t xml:space="preserve">is neutral copying, with an innovation rate that mixes in a uniform draw from the set of classes. An assemblage pools production over a window of generations, so the time-averaging that distorts the static statistics is built into the generative process rather than corrected after the fact. This is what makes the test both empirically and dynamically sufficient. We drew 40,000 parameter sets from broad priors (innovation rate, bias</w:t>
+        <w:t xml:space="preserve">is neutral copying, with an innovation rate that mixes in a uniform draw from the set of classes. An assemblage pools production over a window of generations, so the time-averaging that distorts the static statistics is built into the generative process rather than corrected after the fact. This is what makes the test both empirically and dynamically sufficient. We placed broad priors on the innovation rate, the bias</w:t>
       </w:r>
       <w:r>
         <w:t xml:space="preserve"> </w:t>
@@ -1805,7 +2336,16 @@
         </m:r>
       </m:oMath>
       <w:r>
-        <w:t xml:space="preserve">, population size, and time-averaging window) and simulated a six-bin sequence from each. We then accepted the 400 parameter sets closest to the observed diversity trajectory and rank-frequency profile, ranked by Euclidean distance over the summary statistics. The posterior of the bias is tightly constrained near neutral, with mean</w:t>
+        <w:t xml:space="preserve">, the population size, and the time-averaging window, and fit the model by sequential Monte Carlo approximate Bayesian computation, which advances a population of parameter sets through a sequence of shrinking distance tolerances and corrects the accepted values with a local-linear regression adjustment, matching each simulated six-bin sequence to the observed diversity trajectory and rank-frequency profile</w:t>
+      </w:r>
+      <w:r>
+        <w:t xml:space="preserve"> </w:t>
+      </w:r>
+      <w:r>
+        <w:t xml:space="preserve">(Beaumont et al. 2002; Toni et al. 2009)</w:t>
+      </w:r>
+      <w:r>
+        <w:t xml:space="preserve">. The posterior of the bias is tightly constrained near neutral, with mean</w:t>
       </w:r>
       <w:r>
         <w:t xml:space="preserve"> </w:t>
@@ -1827,7 +2367,7 @@
           <m:t>+</m:t>
         </m:r>
         <m:r>
-          <m:t>0.028</m:t>
+          <m:t>0.006</m:t>
         </m:r>
       </m:oMath>
       <w:r>
@@ -1847,7 +2387,7 @@
           <m:t>−</m:t>
         </m:r>
         <m:r>
-          <m:t>0.021</m:t>
+          <m:t>0.020</m:t>
         </m:r>
       </m:oMath>
       <w:r>
@@ -1867,14 +2407,14 @@
           <m:t>+</m:t>
         </m:r>
         <m:r>
-          <m:t>0.063</m:t>
+          <m:t>0.035</m:t>
         </m:r>
       </m:oMath>
       <w:r>
         <w:t xml:space="preserve"> </w:t>
       </w:r>
       <w:r>
-        <w:t xml:space="preserve">that includes zero (Figure S6A). The posterior standard deviation is 0.021 against a prior of 0.289, so the data appreciably constrain the bias rather than leaving it at the prior, placing it close to neutral. A weak conformist lean is visible, with</w:t>
+        <w:t xml:space="preserve">that includes zero (Figure S6A). The posterior standard deviation is 0.014 against a prior of 0.289, so the data strongly constrain the bias rather than leaving it at the prior. Any conformist lean is weak and unresolved, with</w:t>
       </w:r>
       <w:r>
         <w:t xml:space="preserve"> </w:t>
@@ -1914,11 +2454,20 @@
           <m:t>=</m:t>
         </m:r>
         <m:r>
-          <m:t>0.91</m:t>
+          <m:t>0.70</m:t>
         </m:r>
       </m:oMath>
       <w:r>
-        <w:t xml:space="preserve">, but it is not resolved as a departure from neutral. Refitting the bias separately to the early and late halves of the sequence recovers no shift between them. The inference rules out the strong conformist bias that a marker- or assortment-based dynamic would require by modeling copying dynamics rather than a single static moment. The posterior contraction should be interpreted with one caveat. Rejection sampling at a one percent acceptance tolerance is not formally calibrated here, so we present this inference as concordant with the record-matched recovery and the static signatures rather than as a standalone result.</w:t>
+        <w:t xml:space="preserve">, and refitting the bias separately to the early and late halves of the sequence recovers no shift between them. The inference rules out the strong conformist bias that a marker- or assortment-based dynamic would require by modeling copying dynamics rather than a single static moment. We validated the method by simulation-based calibration, fitting many datasets drawn from the prior and confirming that the rank of each true value within its posterior is uniform (Figure S6B)</w:t>
+      </w:r>
+      <w:r>
+        <w:t xml:space="preserve"> </w:t>
+      </w:r>
+      <w:r>
+        <w:t xml:space="preserve">(Talts et al. 2018)</w:t>
+      </w:r>
+      <w:r>
+        <w:t xml:space="preserve">. The calibrated posterior agrees with an independent rejection-sampling fit of the same model, so we report it as a standalone result rather than only as a concordance.</w:t>
       </w:r>
     </w:p>
     <w:p>
@@ -1935,7 +2484,7 @@
         <w:t xml:space="preserve">(Hunt 2006; Hunt et al. 2008)</w:t>
       </w:r>
       <w:r>
-        <w:t xml:space="preserve">. For the Gini-Simpson diversity trajectory and for the abundant decorated classes, binned along the oriented axis, we fit four time-series models on the same level vector: an unbiased random walk (Brownian motion, the neutral-drift expectation), a general biased random walk (the directional signature a sustained transition would leave), a stasis model (white noise about a constant mean), and an Ornstein-Uhlenbeck model (mean reversion toward an optimum). We compared them by the small-sample Akaike information criterion. The aggregate diversity trajectory favors the unbiased random walk, with an Akaike weight of 0.81 against 0.19 for the directional model and negligible weight for stasis or the Ornstein-Uhlenbeck model. The model comparison has only six points, so it is weak. This result is a concordance rather than a decisive selection (Figure S6B). The diversity trajectory is the trait of interest here, because the correspondence-analysis ordering does not arrange it by construction. Individual-class trajectories more often favor the directional model. That comparison, however, is weak and partly tautological because the seriation axis is designed to maximize monotonic class-frequency turnover, and only three classes are abundant enough across the sequence to fit. The robust conclusion is neutral drift, not a sustained directional transition.</w:t>
+        <w:t xml:space="preserve">. For the Gini-Simpson diversity trajectory and for the abundant decorated classes, binned along the oriented axis, we fit four time-series models on the same level vector: an unbiased random walk (Brownian motion, the neutral-drift expectation), a general biased random walk (the directional signature a sustained transition would leave), a stasis model (white noise about a constant mean), and an Ornstein-Uhlenbeck model (mean reversion toward an optimum). We compared them by the small-sample Akaike information criterion. The aggregate diversity trajectory favors the unbiased random walk, with an Akaike weight of 0.81 against 0.19 for the directional model and negligible weight for stasis or the Ornstein-Uhlenbeck model. The model comparison has only six points, so it is weak. This result is a concordance rather than a decisive selection (Figure S6C). The diversity trajectory is the trait of interest here, because the correspondence-analysis ordering does not arrange it by construction. Individual-class trajectories more often favor the directional model. That comparison, however, is weak and partly tautological because the seriation axis is designed to maximize monotonic class-frequency turnover, and only three classes are abundant enough across the sequence to fit. The robust conclusion is neutral drift, not a sustained directional transition.</w:t>
       </w:r>
     </w:p>
     <w:p>
@@ -1945,9 +2494,9 @@
       <w:r>
         <w:drawing>
           <wp:inline>
-            <wp:extent cx="5334000" cy="2794140"/>
+            <wp:extent cx="5334000" cy="2315145"/>
             <wp:effectExtent b="0" l="0" r="0" t="0"/>
-            <wp:docPr descr="Figure S6. Dynamic-sufficiency tests. (A) Posterior of the transmission-bias parameter b from the generative, time-averaging-aware inference (b = 0 neutral, b &gt; 0 conformist, b &lt; 0 anti-conformist). The whole-sequence posterior (filled) and the early- and late-half posteriors (outlines) are all tightly constrained near neutral and include zero, ruling out the strong conformity a marker dynamic would require. (B) Tempo-and-mode Akaike weights of the four time-series models (BM unbiased random walk, GRW directional walk, Stasis, OU mean reversion) for the Gini-Simpson diversity trajectory and averaged across the abundant class trajectories. The diversity trajectory, which the correspondence-analysis ordering does not arrange by construction, favors the unbiased random walk (neutral drift), a concordance rather than a decisive selection given only six points." title="" id="33" name="Picture"/>
+            <wp:docPr descr="Figure S6. Dynamic-sufficiency tests. (A) Posterior of the transmission-bias parameter b from the generative, time-averaging-aware inference, fit by sequential Monte Carlo approximate Bayesian computation (b = 0 neutral, b &gt; 0 conformist, b &lt; 0 anti-conformist). The whole-sequence posterior (filled) and the early- and late-half posteriors (outlines) are all tightly constrained near neutral and include zero, ruling out the strong conformity a marker dynamic would require. (B) Simulation-based calibration of that inference. Over many datasets drawn from the prior, the rank of the true bias within its posterior is uniform (dashed line the uniform expectation), so the posterior is calibrated rather than merely contracted. (C) Tempo-and-mode Akaike weights of the four time-series models (BM unbiased random walk, GRW directional walk, Stasis, OU mean reversion) for the Gini-Simpson diversity trajectory and averaged across the abundant class trajectories. The diversity trajectory, which the correspondence-analysis ordering does not arrange by construction, favors the unbiased random walk (neutral drift), a concordance rather than a decisive selection given only six points." title="" id="33" name="Picture"/>
             <a:graphic>
               <a:graphicData uri="http://schemas.openxmlformats.org/drawingml/2006/picture">
                 <pic:pic>
@@ -1966,7 +2515,7 @@
                   <pic:spPr bwMode="auto">
                     <a:xfrm>
                       <a:off x="0" y="0"/>
-                      <a:ext cx="5334000" cy="2794140"/>
+                      <a:ext cx="5334000" cy="2315145"/>
                     </a:xfrm>
                     <a:prstGeom prst="rect">
                       <a:avLst/>
@@ -2000,7 +2549,7 @@
         <w:t xml:space="preserve"> </w:t>
       </w:r>
       <w:r>
-        <w:t xml:space="preserve">Dynamic-sufficiency tests. (A) Posterior of the transmission-bias parameter b from the generative, time-averaging-aware inference (b = 0 neutral, b &gt; 0 conformist, b &lt; 0 anti-conformist). The whole-sequence posterior (filled) and the early- and late-half posteriors (outlines) are all tightly constrained near neutral and include zero, ruling out the strong conformity a marker dynamic would require. (B) Tempo-and-mode Akaike weights of the four time-series models (BM unbiased random walk, GRW directional walk, Stasis, OU mean reversion) for the Gini-Simpson diversity trajectory and averaged across the abundant class trajectories. The diversity trajectory, which the correspondence-analysis ordering does not arrange by construction, favors the unbiased random walk (neutral drift), a concordance rather than a decisive selection given only six points.</w:t>
+        <w:t xml:space="preserve">Dynamic-sufficiency tests. (A) Posterior of the transmission-bias parameter b from the generative, time-averaging-aware inference, fit by sequential Monte Carlo approximate Bayesian computation (b = 0 neutral, b &gt; 0 conformist, b &lt; 0 anti-conformist). The whole-sequence posterior (filled) and the early- and late-half posteriors (outlines) are all tightly constrained near neutral and include zero, ruling out the strong conformity a marker dynamic would require. (B) Simulation-based calibration of that inference. Over many datasets drawn from the prior, the rank of the true bias within its posterior is uniform (dashed line the uniform expectation), so the posterior is calibrated rather than merely contracted. (C) Tempo-and-mode Akaike weights of the four time-series models (BM unbiased random walk, GRW directional walk, Stasis, OU mean reversion) for the Gini-Simpson diversity trajectory and averaged across the abundant class trajectories. The diversity trajectory, which the correspondence-analysis ordering does not arrange by construction, favors the unbiased random walk (neutral drift), a concordance rather than a decisive selection given only six points.</w:t>
       </w:r>
     </w:p>
     <w:p>
@@ -2189,7 +2738,7 @@
       </w:r>
     </w:p>
     <w:bookmarkEnd w:id="39"/>
-    <w:bookmarkStart w:id="90" w:name="references"/>
+    <w:bookmarkStart w:id="96" w:name="references"/>
     <w:p>
       <w:pPr>
         <w:pStyle w:val="Heading2"/>
@@ -2198,8 +2747,46 @@
         <w:t xml:space="preserve">References</w:t>
       </w:r>
     </w:p>
-    <w:bookmarkStart w:id="89" w:name="refs"/>
-    <w:bookmarkStart w:id="41" w:name="ref-bell_richerson_mcelreath_2009"/>
+    <w:bookmarkStart w:id="95" w:name="refs"/>
+    <w:bookmarkStart w:id="40" w:name="ref-beaumont_zhang_balding_2002"/>
+    <w:p>
+      <w:pPr>
+        <w:pStyle w:val="Bibliography"/>
+      </w:pPr>
+      <w:r>
+        <w:t xml:space="preserve">Beaumont, Mark A., Wenyang Zhang, and David J. Balding. 2002. Approximate</w:t>
+      </w:r>
+      <w:r>
+        <w:t xml:space="preserve"> </w:t>
+      </w:r>
+      <w:r>
+        <w:t xml:space="preserve">Bayesian</w:t>
+      </w:r>
+      <w:r>
+        <w:t xml:space="preserve"> </w:t>
+      </w:r>
+      <w:r>
+        <w:t xml:space="preserve">Computation in Population Genetics.</w:t>
+      </w:r>
+      <w:r>
+        <w:t xml:space="preserve"> </w:t>
+      </w:r>
+      <w:r>
+        <w:rPr>
+          <w:i/>
+          <w:iCs/>
+        </w:rPr>
+        <w:t xml:space="preserve">Genetics</w:t>
+      </w:r>
+      <w:r>
+        <w:t xml:space="preserve"> </w:t>
+      </w:r>
+      <w:r>
+        <w:t xml:space="preserve">162(4):2025–2035.</w:t>
+      </w:r>
+    </w:p>
+    <w:bookmarkEnd w:id="40"/>
+    <w:bookmarkStart w:id="42" w:name="ref-bell_richerson_mcelreath_2009"/>
     <w:p>
       <w:pPr>
         <w:pStyle w:val="Bibliography"/>
@@ -2226,7 +2813,7 @@
       <w:r>
         <w:t xml:space="preserve"> </w:t>
       </w:r>
-      <w:hyperlink r:id="rId40">
+      <w:hyperlink r:id="rId41">
         <w:r>
           <w:rPr>
             <w:rStyle w:val="Hyperlink"/>
@@ -2238,8 +2825,8 @@
         <w:t xml:space="preserve">.</w:t>
       </w:r>
     </w:p>
-    <w:bookmarkEnd w:id="41"/>
-    <w:bookmarkStart w:id="43" w:name="ref-bentley_hahn_shennan_2004"/>
+    <w:bookmarkEnd w:id="42"/>
+    <w:bookmarkStart w:id="44" w:name="ref-bentley_hahn_shennan_2004"/>
     <w:p>
       <w:pPr>
         <w:pStyle w:val="Bibliography"/>
@@ -2266,7 +2853,7 @@
       <w:r>
         <w:t xml:space="preserve"> </w:t>
       </w:r>
-      <w:hyperlink r:id="rId42">
+      <w:hyperlink r:id="rId43">
         <w:r>
           <w:rPr>
             <w:rStyle w:val="Hyperlink"/>
@@ -2278,8 +2865,8 @@
         <w:t xml:space="preserve">.</w:t>
       </w:r>
     </w:p>
-    <w:bookmarkEnd w:id="43"/>
-    <w:bookmarkStart w:id="45" w:name="ref-carrignon_bentley_ruck_2019"/>
+    <w:bookmarkEnd w:id="44"/>
+    <w:bookmarkStart w:id="46" w:name="ref-carrignon_bentley_ruck_2019"/>
     <w:p>
       <w:pPr>
         <w:pStyle w:val="Bibliography"/>
@@ -2330,7 +2917,7 @@
       <w:r>
         <w:t xml:space="preserve"> </w:t>
       </w:r>
-      <w:hyperlink r:id="rId44">
+      <w:hyperlink r:id="rId45">
         <w:r>
           <w:rPr>
             <w:rStyle w:val="Hyperlink"/>
@@ -2342,8 +2929,8 @@
         <w:t xml:space="preserve">.</w:t>
       </w:r>
     </w:p>
-    <w:bookmarkEnd w:id="45"/>
-    <w:bookmarkStart w:id="46" w:name="ref-cowgill_1972"/>
+    <w:bookmarkEnd w:id="46"/>
+    <w:bookmarkStart w:id="47" w:name="ref-cowgill_1972"/>
     <w:p>
       <w:pPr>
         <w:pStyle w:val="Bibliography"/>
@@ -2365,8 +2952,8 @@
         <w:t xml:space="preserve">, edited by David L. Clarke, pp. 381–424. Methuen, London.</w:t>
       </w:r>
     </w:p>
-    <w:bookmarkEnd w:id="46"/>
-    <w:bookmarkStart w:id="48" w:name="ref-crema_edinborough_kerig_shennan_2014"/>
+    <w:bookmarkEnd w:id="47"/>
+    <w:bookmarkStart w:id="49" w:name="ref-crema_edinborough_kerig_shennan_2014"/>
     <w:p>
       <w:pPr>
         <w:pStyle w:val="Bibliography"/>
@@ -2405,7 +2992,7 @@
       <w:r>
         <w:t xml:space="preserve"> </w:t>
       </w:r>
-      <w:hyperlink r:id="rId47">
+      <w:hyperlink r:id="rId48">
         <w:r>
           <w:rPr>
             <w:rStyle w:val="Hyperlink"/>
@@ -2417,8 +3004,8 @@
         <w:t xml:space="preserve">.</w:t>
       </w:r>
     </w:p>
-    <w:bookmarkEnd w:id="48"/>
-    <w:bookmarkStart w:id="50" w:name="ref-crema_kandler_shennan_2016"/>
+    <w:bookmarkEnd w:id="49"/>
+    <w:bookmarkStart w:id="51" w:name="ref-crema_kandler_shennan_2016"/>
     <w:p>
       <w:pPr>
         <w:pStyle w:val="Bibliography"/>
@@ -2445,7 +3032,7 @@
       <w:r>
         <w:t xml:space="preserve"> </w:t>
       </w:r>
-      <w:hyperlink r:id="rId49">
+      <w:hyperlink r:id="rId50">
         <w:r>
           <w:rPr>
             <w:rStyle w:val="Hyperlink"/>
@@ -2457,8 +3044,8 @@
         <w:t xml:space="preserve">.</w:t>
       </w:r>
     </w:p>
-    <w:bookmarkEnd w:id="50"/>
-    <w:bookmarkStart w:id="52" w:name="ref-dakos_2012"/>
+    <w:bookmarkEnd w:id="51"/>
+    <w:bookmarkStart w:id="53" w:name="ref-dakos_2012"/>
     <w:p>
       <w:pPr>
         <w:pStyle w:val="Bibliography"/>
@@ -2485,7 +3072,7 @@
       <w:r>
         <w:t xml:space="preserve"> </w:t>
       </w:r>
-      <w:hyperlink r:id="rId51">
+      <w:hyperlink r:id="rId52">
         <w:r>
           <w:rPr>
             <w:rStyle w:val="Hyperlink"/>
@@ -2497,8 +3084,8 @@
         <w:t xml:space="preserve">.</w:t>
       </w:r>
     </w:p>
-    <w:bookmarkEnd w:id="52"/>
-    <w:bookmarkStart w:id="54" w:name="ref-dunnell_1970"/>
+    <w:bookmarkEnd w:id="53"/>
+    <w:bookmarkStart w:id="55" w:name="ref-dunnell_1970"/>
     <w:p>
       <w:pPr>
         <w:pStyle w:val="Bibliography"/>
@@ -2525,7 +3112,7 @@
       <w:r>
         <w:t xml:space="preserve"> </w:t>
       </w:r>
-      <w:hyperlink r:id="rId53">
+      <w:hyperlink r:id="rId54">
         <w:r>
           <w:rPr>
             <w:rStyle w:val="Hyperlink"/>
@@ -2537,8 +3124,8 @@
         <w:t xml:space="preserve">.</w:t>
       </w:r>
     </w:p>
-    <w:bookmarkEnd w:id="54"/>
-    <w:bookmarkStart w:id="55" w:name="ref-ewens_1972"/>
+    <w:bookmarkEnd w:id="55"/>
+    <w:bookmarkStart w:id="56" w:name="ref-ewens_1972"/>
     <w:p>
       <w:pPr>
         <w:pStyle w:val="Bibliography"/>
@@ -2563,8 +3150,8 @@
         <w:t xml:space="preserve">3(1):87–112.</w:t>
       </w:r>
     </w:p>
-    <w:bookmarkEnd w:id="55"/>
-    <w:bookmarkStart w:id="57" w:name="ref-feder_kryazhimskiy_plotkin_2014"/>
+    <w:bookmarkEnd w:id="56"/>
+    <w:bookmarkStart w:id="58" w:name="ref-feder_kryazhimskiy_plotkin_2014"/>
     <w:p>
       <w:pPr>
         <w:pStyle w:val="Bibliography"/>
@@ -2591,7 +3178,7 @@
       <w:r>
         <w:t xml:space="preserve"> </w:t>
       </w:r>
-      <w:hyperlink r:id="rId56">
+      <w:hyperlink r:id="rId57">
         <w:r>
           <w:rPr>
             <w:rStyle w:val="Hyperlink"/>
@@ -2603,8 +3190,8 @@
         <w:t xml:space="preserve">.</w:t>
       </w:r>
     </w:p>
-    <w:bookmarkEnd w:id="57"/>
-    <w:bookmarkStart w:id="58" w:name="ref-fox_1998"/>
+    <w:bookmarkEnd w:id="58"/>
+    <w:bookmarkStart w:id="59" w:name="ref-fox_1998"/>
     <w:p>
       <w:pPr>
         <w:pStyle w:val="Bibliography"/>
@@ -2626,8 +3213,8 @@
         <w:t xml:space="preserve">, edited by Michael J. O’Brien and Robert C. Dunnell, pp. 31–58. University of Alabama Press, Tuscaloosa.</w:t>
       </w:r>
     </w:p>
-    <w:bookmarkEnd w:id="58"/>
-    <w:bookmarkStart w:id="59" w:name="ref-graves_cachola-abad_1996"/>
+    <w:bookmarkEnd w:id="59"/>
+    <w:bookmarkStart w:id="60" w:name="ref-graves_cachola-abad_1996"/>
     <w:p>
       <w:pPr>
         <w:pStyle w:val="Bibliography"/>
@@ -2661,8 +3248,8 @@
         <w:t xml:space="preserve">31(1):19–32.</w:t>
       </w:r>
     </w:p>
-    <w:bookmarkEnd w:id="59"/>
-    <w:bookmarkStart w:id="61" w:name="ref-henrich_2001"/>
+    <w:bookmarkEnd w:id="60"/>
+    <w:bookmarkStart w:id="62" w:name="ref-henrich_2001"/>
     <w:p>
       <w:pPr>
         <w:pStyle w:val="Bibliography"/>
@@ -2689,7 +3276,7 @@
       <w:r>
         <w:t xml:space="preserve"> </w:t>
       </w:r>
-      <w:hyperlink r:id="rId60">
+      <w:hyperlink r:id="rId61">
         <w:r>
           <w:rPr>
             <w:rStyle w:val="Hyperlink"/>
@@ -2701,8 +3288,8 @@
         <w:t xml:space="preserve">.</w:t>
       </w:r>
     </w:p>
-    <w:bookmarkEnd w:id="61"/>
-    <w:bookmarkStart w:id="62" w:name="ref-hopkins_skellam_1954"/>
+    <w:bookmarkEnd w:id="62"/>
+    <w:bookmarkStart w:id="63" w:name="ref-hopkins_skellam_1954"/>
     <w:p>
       <w:pPr>
         <w:pStyle w:val="Bibliography"/>
@@ -2727,8 +3314,8 @@
         <w:t xml:space="preserve">18(2):213–227.</w:t>
       </w:r>
     </w:p>
-    <w:bookmarkEnd w:id="62"/>
-    <w:bookmarkStart w:id="64" w:name="ref-hunt_2006"/>
+    <w:bookmarkEnd w:id="63"/>
+    <w:bookmarkStart w:id="65" w:name="ref-hunt_2006"/>
     <w:p>
       <w:pPr>
         <w:pStyle w:val="Bibliography"/>
@@ -2755,7 +3342,7 @@
       <w:r>
         <w:t xml:space="preserve"> </w:t>
       </w:r>
-      <w:hyperlink r:id="rId63">
+      <w:hyperlink r:id="rId64">
         <w:r>
           <w:rPr>
             <w:rStyle w:val="Hyperlink"/>
@@ -2767,8 +3354,8 @@
         <w:t xml:space="preserve">.</w:t>
       </w:r>
     </w:p>
-    <w:bookmarkEnd w:id="64"/>
-    <w:bookmarkStart w:id="66" w:name="ref-hunt_bell_travis_2008"/>
+    <w:bookmarkEnd w:id="65"/>
+    <w:bookmarkStart w:id="67" w:name="ref-hunt_bell_travis_2008"/>
     <w:p>
       <w:pPr>
         <w:pStyle w:val="Bibliography"/>
@@ -2795,7 +3382,7 @@
       <w:r>
         <w:t xml:space="preserve"> </w:t>
       </w:r>
-      <w:hyperlink r:id="rId65">
+      <w:hyperlink r:id="rId66">
         <w:r>
           <w:rPr>
             <w:rStyle w:val="Hyperlink"/>
@@ -2807,8 +3394,8 @@
         <w:t xml:space="preserve">.</w:t>
       </w:r>
     </w:p>
-    <w:bookmarkEnd w:id="66"/>
-    <w:bookmarkStart w:id="68" w:name="ref-lipo_dinapoli_madsen_hunt_2021"/>
+    <w:bookmarkEnd w:id="67"/>
+    <w:bookmarkStart w:id="69" w:name="ref-lipo_dinapoli_madsen_hunt_2021"/>
     <w:p>
       <w:pPr>
         <w:pStyle w:val="Bibliography"/>
@@ -2835,7 +3422,7 @@
       <w:r>
         <w:t xml:space="preserve"> </w:t>
       </w:r>
-      <w:hyperlink r:id="rId67">
+      <w:hyperlink r:id="rId68">
         <w:r>
           <w:rPr>
             <w:rStyle w:val="Hyperlink"/>
@@ -2847,8 +3434,8 @@
         <w:t xml:space="preserve">.</w:t>
       </w:r>
     </w:p>
-    <w:bookmarkEnd w:id="68"/>
-    <w:bookmarkStart w:id="70" w:name="ref-lipo_madsen_dunnell_2015"/>
+    <w:bookmarkEnd w:id="69"/>
+    <w:bookmarkStart w:id="71" w:name="ref-lipo_madsen_dunnell_2015"/>
     <w:p>
       <w:pPr>
         <w:pStyle w:val="Bibliography"/>
@@ -2875,7 +3462,7 @@
       <w:r>
         <w:t xml:space="preserve"> </w:t>
       </w:r>
-      <w:hyperlink r:id="rId69">
+      <w:hyperlink r:id="rId70">
         <w:r>
           <w:rPr>
             <w:rStyle w:val="Hyperlink"/>
@@ -2887,8 +3474,8 @@
         <w:t xml:space="preserve">.</w:t>
       </w:r>
     </w:p>
-    <w:bookmarkEnd w:id="70"/>
-    <w:bookmarkStart w:id="72" w:name="ref-lipo_madsen_dunnell_hunt_1997"/>
+    <w:bookmarkEnd w:id="71"/>
+    <w:bookmarkStart w:id="73" w:name="ref-lipo_madsen_dunnell_hunt_1997"/>
     <w:p>
       <w:pPr>
         <w:pStyle w:val="Bibliography"/>
@@ -2915,7 +3502,7 @@
       <w:r>
         <w:t xml:space="preserve"> </w:t>
       </w:r>
-      <w:hyperlink r:id="rId71">
+      <w:hyperlink r:id="rId72">
         <w:r>
           <w:rPr>
             <w:rStyle w:val="Hyperlink"/>
@@ -2927,8 +3514,8 @@
         <w:t xml:space="preserve">.</w:t>
       </w:r>
     </w:p>
-    <w:bookmarkEnd w:id="72"/>
-    <w:bookmarkStart w:id="73" w:name="ref-lyman_obrien_2006"/>
+    <w:bookmarkEnd w:id="73"/>
+    <w:bookmarkStart w:id="74" w:name="ref-lyman_obrien_2006"/>
     <w:p>
       <w:pPr>
         <w:pStyle w:val="Bibliography"/>
@@ -2950,8 +3537,8 @@
         <w:t xml:space="preserve">. University of Nebraska Press, Lincoln.</w:t>
       </w:r>
     </w:p>
-    <w:bookmarkEnd w:id="73"/>
-    <w:bookmarkStart w:id="74" w:name="ref-mainfort_2001"/>
+    <w:bookmarkEnd w:id="74"/>
+    <w:bookmarkStart w:id="75" w:name="ref-mainfort_2001"/>
     <w:p>
       <w:pPr>
         <w:pStyle w:val="Bibliography"/>
@@ -2985,8 +3572,8 @@
         <w:t xml:space="preserve">, edited by David S. Brose, C. Wesley Cowan, and Jr. Mainfort Robert C., pp. 173–190. Smithsonian Institution Press, Washington, DC.</w:t>
       </w:r>
     </w:p>
-    <w:bookmarkEnd w:id="74"/>
-    <w:bookmarkStart w:id="75" w:name="ref-marquardt_1978"/>
+    <w:bookmarkEnd w:id="75"/>
+    <w:bookmarkStart w:id="76" w:name="ref-marquardt_1978"/>
     <w:p>
       <w:pPr>
         <w:pStyle w:val="Bibliography"/>
@@ -3008,8 +3595,8 @@
         <w:t xml:space="preserve">, edited by Michael B. Schiffer, pp. 257–314. Academic Press, New York.</w:t>
       </w:r>
     </w:p>
-    <w:bookmarkEnd w:id="75"/>
-    <w:bookmarkStart w:id="76" w:name="ref-neiman_1995"/>
+    <w:bookmarkEnd w:id="76"/>
+    <w:bookmarkStart w:id="77" w:name="ref-neiman_1995"/>
     <w:p>
       <w:pPr>
         <w:pStyle w:val="Bibliography"/>
@@ -3052,8 +3639,8 @@
         <w:t xml:space="preserve">60(1):7–36.</w:t>
       </w:r>
     </w:p>
-    <w:bookmarkEnd w:id="76"/>
-    <w:bookmarkStart w:id="77" w:name="ref-obrien_lyman_1999"/>
+    <w:bookmarkEnd w:id="77"/>
+    <w:bookmarkStart w:id="78" w:name="ref-obrien_lyman_1999"/>
     <w:p>
       <w:pPr>
         <w:pStyle w:val="Bibliography"/>
@@ -3075,8 +3662,8 @@
         <w:t xml:space="preserve">. Kluwer Academic/Plenum, New York.</w:t>
       </w:r>
     </w:p>
-    <w:bookmarkEnd w:id="77"/>
-    <w:bookmarkStart w:id="79" w:name="ref-reimer_etal_2020"/>
+    <w:bookmarkEnd w:id="78"/>
+    <w:bookmarkStart w:id="80" w:name="ref-reimer_etal_2020"/>
     <w:p>
       <w:pPr>
         <w:pStyle w:val="Bibliography"/>
@@ -3130,7 +3717,7 @@
       <w:r>
         <w:t xml:space="preserve"> </w:t>
       </w:r>
-      <w:hyperlink r:id="rId78">
+      <w:hyperlink r:id="rId79">
         <w:r>
           <w:rPr>
             <w:rStyle w:val="Hyperlink"/>
@@ -3142,8 +3729,8 @@
         <w:t xml:space="preserve">.</w:t>
       </w:r>
     </w:p>
-    <w:bookmarkEnd w:id="79"/>
-    <w:bookmarkStart w:id="80" w:name="ref-rousseeuw_1987"/>
+    <w:bookmarkEnd w:id="80"/>
+    <w:bookmarkStart w:id="81" w:name="ref-rousseeuw_1987"/>
     <w:p>
       <w:pPr>
         <w:pStyle w:val="Bibliography"/>
@@ -3168,8 +3755,69 @@
         <w:t xml:space="preserve">20:53–65.</w:t>
       </w:r>
     </w:p>
-    <w:bookmarkEnd w:id="80"/>
-    <w:bookmarkStart w:id="82" w:name="ref-scheffer_2009"/>
+    <w:bookmarkEnd w:id="81"/>
+    <w:bookmarkStart w:id="83" w:name="ref-salvatier_wiecki_fonnesbeck_2016"/>
+    <w:p>
+      <w:pPr>
+        <w:pStyle w:val="Bibliography"/>
+      </w:pPr>
+      <w:r>
+        <w:t xml:space="preserve">Salvatier, John, Thomas V. Wiecki, and Christopher Fonnesbeck. 2016. Probabilistic Programming in</w:t>
+      </w:r>
+      <w:r>
+        <w:t xml:space="preserve"> </w:t>
+      </w:r>
+      <w:r>
+        <w:t xml:space="preserve">Python</w:t>
+      </w:r>
+      <w:r>
+        <w:t xml:space="preserve"> </w:t>
+      </w:r>
+      <w:r>
+        <w:t xml:space="preserve">Using</w:t>
+      </w:r>
+      <w:r>
+        <w:t xml:space="preserve"> </w:t>
+      </w:r>
+      <w:r>
+        <w:t xml:space="preserve">PyMC3</w:t>
+      </w:r>
+      <w:r>
+        <w:t xml:space="preserve">.</w:t>
+      </w:r>
+      <w:r>
+        <w:t xml:space="preserve"> </w:t>
+      </w:r>
+      <w:r>
+        <w:rPr>
+          <w:i/>
+          <w:iCs/>
+        </w:rPr>
+        <w:t xml:space="preserve">PeerJ Computer Science</w:t>
+      </w:r>
+      <w:r>
+        <w:t xml:space="preserve"> </w:t>
+      </w:r>
+      <w:r>
+        <w:t xml:space="preserve">2:e55.</w:t>
+      </w:r>
+      <w:r>
+        <w:t xml:space="preserve"> </w:t>
+      </w:r>
+      <w:hyperlink r:id="rId82">
+        <w:r>
+          <w:rPr>
+            <w:rStyle w:val="Hyperlink"/>
+          </w:rPr>
+          <w:t xml:space="preserve">https://doi.org/10.7717/peerj-cs.55</w:t>
+        </w:r>
+      </w:hyperlink>
+      <w:r>
+        <w:t xml:space="preserve">.</w:t>
+      </w:r>
+    </w:p>
+    <w:bookmarkEnd w:id="83"/>
+    <w:bookmarkStart w:id="85" w:name="ref-scheffer_2009"/>
     <w:p>
       <w:pPr>
         <w:pStyle w:val="Bibliography"/>
@@ -3196,7 +3844,7 @@
       <w:r>
         <w:t xml:space="preserve"> </w:t>
       </w:r>
-      <w:hyperlink r:id="rId81">
+      <w:hyperlink r:id="rId84">
         <w:r>
           <w:rPr>
             <w:rStyle w:val="Hyperlink"/>
@@ -3208,8 +3856,8 @@
         <w:t xml:space="preserve">.</w:t>
       </w:r>
     </w:p>
-    <w:bookmarkEnd w:id="82"/>
-    <w:bookmarkStart w:id="84" w:name="ref-surovell_brantingham_2007"/>
+    <w:bookmarkEnd w:id="85"/>
+    <w:bookmarkStart w:id="87" w:name="ref-surovell_brantingham_2007"/>
     <w:p>
       <w:pPr>
         <w:pStyle w:val="Bibliography"/>
@@ -3236,7 +3884,7 @@
       <w:r>
         <w:t xml:space="preserve"> </w:t>
       </w:r>
-      <w:hyperlink r:id="rId83">
+      <w:hyperlink r:id="rId86">
         <w:r>
           <w:rPr>
             <w:rStyle w:val="Hyperlink"/>
@@ -3248,8 +3896,8 @@
         <w:t xml:space="preserve">.</w:t>
       </w:r>
     </w:p>
-    <w:bookmarkEnd w:id="84"/>
-    <w:bookmarkStart w:id="86" w:name="ref-surovell_etal_2009"/>
+    <w:bookmarkEnd w:id="87"/>
+    <w:bookmarkStart w:id="89" w:name="ref-surovell_etal_2009"/>
     <w:p>
       <w:pPr>
         <w:pStyle w:val="Bibliography"/>
@@ -3276,7 +3924,7 @@
       <w:r>
         <w:t xml:space="preserve"> </w:t>
       </w:r>
-      <w:hyperlink r:id="rId85">
+      <w:hyperlink r:id="rId88">
         <w:r>
           <w:rPr>
             <w:rStyle w:val="Hyperlink"/>
@@ -3288,8 +3936,43 @@
         <w:t xml:space="preserve">.</w:t>
       </w:r>
     </w:p>
-    <w:bookmarkEnd w:id="86"/>
-    <w:bookmarkStart w:id="87" w:name="ref-tibshirani_walther_hastie_2001"/>
+    <w:bookmarkEnd w:id="89"/>
+    <w:bookmarkStart w:id="90" w:name="ref-talts_etal_2018"/>
+    <w:p>
+      <w:pPr>
+        <w:pStyle w:val="Bibliography"/>
+      </w:pPr>
+      <w:r>
+        <w:t xml:space="preserve">Talts, Sean, Michael Betancourt, Daniel Simpson, Aki Vehtari, and Andrew Gelman. 2018. Validating</w:t>
+      </w:r>
+      <w:r>
+        <w:t xml:space="preserve"> </w:t>
+      </w:r>
+      <w:r>
+        <w:t xml:space="preserve">Bayesian</w:t>
+      </w:r>
+      <w:r>
+        <w:t xml:space="preserve"> </w:t>
+      </w:r>
+      <w:r>
+        <w:t xml:space="preserve">Inference Algorithms with Simulation-Based Calibration.</w:t>
+      </w:r>
+      <w:r>
+        <w:t xml:space="preserve"> </w:t>
+      </w:r>
+      <w:r>
+        <w:rPr>
+          <w:i/>
+          <w:iCs/>
+        </w:rPr>
+        <w:t xml:space="preserve">arXiv Preprint arXiv:1804.06788</w:t>
+      </w:r>
+      <w:r>
+        <w:t xml:space="preserve">.</w:t>
+      </w:r>
+    </w:p>
+    <w:bookmarkEnd w:id="90"/>
+    <w:bookmarkStart w:id="91" w:name="ref-tibshirani_walther_hastie_2001"/>
     <w:p>
       <w:pPr>
         <w:pStyle w:val="Bibliography"/>
@@ -3314,20 +3997,72 @@
         <w:t xml:space="preserve">63(2):411–423.</w:t>
       </w:r>
     </w:p>
-    <w:bookmarkEnd w:id="87"/>
-    <w:bookmarkStart w:id="88" w:name="ref-williams_1954"/>
+    <w:bookmarkEnd w:id="91"/>
+    <w:bookmarkStart w:id="93" w:name="ref-toni_etal_2009"/>
     <w:p>
       <w:pPr>
         <w:pStyle w:val="Bibliography"/>
       </w:pPr>
       <w:r>
+        <w:t xml:space="preserve">Toni, Tina, David Welch, Natalja Strelkowa, Andreas Ipsen, and Michael P. H. Stumpf. 2009. Approximate</w:t>
+      </w:r>
+      <w:r>
+        <w:t xml:space="preserve"> </w:t>
+      </w:r>
+      <w:r>
+        <w:t xml:space="preserve">Bayesian</w:t>
+      </w:r>
+      <w:r>
+        <w:t xml:space="preserve"> </w:t>
+      </w:r>
+      <w:r>
+        <w:t xml:space="preserve">Computation Scheme for Parameter Inference and Model Selection in Dynamical Systems.</w:t>
+      </w:r>
+      <w:r>
+        <w:t xml:space="preserve"> </w:t>
+      </w:r>
+      <w:r>
+        <w:rPr>
+          <w:i/>
+          <w:iCs/>
+        </w:rPr>
+        <w:t xml:space="preserve">Journal of the Royal Society Interface</w:t>
+      </w:r>
+      <w:r>
+        <w:t xml:space="preserve"> </w:t>
+      </w:r>
+      <w:r>
+        <w:t xml:space="preserve">6(31):187–202.</w:t>
+      </w:r>
+      <w:r>
+        <w:t xml:space="preserve"> </w:t>
+      </w:r>
+      <w:hyperlink r:id="rId92">
+        <w:r>
+          <w:rPr>
+            <w:rStyle w:val="Hyperlink"/>
+          </w:rPr>
+          <w:t xml:space="preserve">https://doi.org/10.1098/rsif.2008.0172</w:t>
+        </w:r>
+      </w:hyperlink>
+      <w:r>
+        <w:t xml:space="preserve">.</w:t>
+      </w:r>
+    </w:p>
+    <w:bookmarkEnd w:id="93"/>
+    <w:bookmarkStart w:id="94" w:name="ref-williams_1954"/>
+    <w:p>
+      <w:pPr>
+        <w:pStyle w:val="Bibliography"/>
+      </w:pPr>
+      <w:r>
         <w:t xml:space="preserve">Williams, Stephen. 1954. An Archeological Study of the Mississippian Culture in Southeast Missouri. PhD thesis, Yale University, New Haven.</w:t>
       </w:r>
     </w:p>
-    <w:bookmarkEnd w:id="88"/>
-    <w:bookmarkEnd w:id="89"/>
-    <w:bookmarkEnd w:id="90"/>
-    <w:bookmarkEnd w:id="91"/>
+    <w:bookmarkEnd w:id="94"/>
+    <w:bookmarkEnd w:id="95"/>
+    <w:bookmarkEnd w:id="96"/>
+    <w:bookmarkEnd w:id="97"/>
     <w:sectPr>
       <w:footnotePr>
         <w:numRestart w:val="eachSect"/>

--- a/docs/manuscript/SUPPLEMENTAL_TEXT.docx
+++ b/docs/manuscript/SUPPLEMENTAL_TEXT.docx
@@ -2,7 +2,7 @@
 <file path=word/document.xml><?xml version="1.0" encoding="utf-8"?>
 <w:document xmlns:w="http://schemas.openxmlformats.org/wordprocessingml/2006/main" xmlns:m="http://schemas.openxmlformats.org/officeDocument/2006/math" xmlns:r="http://schemas.openxmlformats.org/officeDocument/2006/relationships" xmlns:o="urn:schemas-microsoft-com:office:office" xmlns:v="urn:schemas-microsoft-com:vml" xmlns:w10="urn:schemas-microsoft-com:office:word" xmlns:a="http://schemas.openxmlformats.org/drawingml/2006/main" xmlns:pic="http://schemas.openxmlformats.org/drawingml/2006/picture" xmlns:wp="http://schemas.openxmlformats.org/drawingml/2006/wordprocessingDrawing">
   <w:body>
-    <w:bookmarkStart w:id="97" w:name="supplemental-material"/>
+    <w:bookmarkStart w:id="95" w:name="supplemental-material"/>
     <w:p>
       <w:pPr>
         <w:pStyle w:val="Heading1"/>
@@ -1078,36 +1078,7 @@
         <w:pStyle w:val="BodyText"/>
       </w:pPr>
       <w:r>
-        <w:t xml:space="preserve">We combined the four signatures by standardizing each across the ordinal sequence and averaging them, so that no single signature would dominate, and summarized the trajectory as the ordinal slope of the combined score and each component, with rank correlations and bootstrap confidence intervals. A hierarchical Bayesian model of the four slopes, which pools them toward a shared trend and propagates each signature’s measurement uncertainty, puts the posterior probability that all four rise together at zero</w:t>
-      </w:r>
-      <w:r>
-        <w:t xml:space="preserve"> </w:t>
-      </w:r>
-      <w:r>
-        <w:t xml:space="preserve">(Salvatier et al. 2016)</w:t>
-      </w:r>
-      <w:r>
-        <w:t xml:space="preserve">, reinforcing the cultural-</w:t>
-      </w:r>
-      <m:oMath>
-        <m:sSub>
-          <m:e>
-            <m:r>
-              <m:t>F</m:t>
-            </m:r>
-          </m:e>
-          <m:sub>
-            <m:r>
-              <m:t>S</m:t>
-            </m:r>
-            <m:r>
-              <m:t>T</m:t>
-            </m:r>
-          </m:sub>
-        </m:sSub>
-      </m:oMath>
-      <w:r>
-        <w:t xml:space="preserve">-led reading rather than a convergence of the signatures.</w:t>
+        <w:t xml:space="preserve">We combined the four signatures by standardizing each across the ordinal sequence and averaging them, so that no single signature would dominate, and summarized the trajectory as the ordinal slope of the combined score and each component, with rank correlations and bootstrap confidence intervals.</w:t>
       </w:r>
     </w:p>
     <w:bookmarkEnd w:id="9"/>
@@ -2336,7 +2307,7 @@
         </m:r>
       </m:oMath>
       <w:r>
-        <w:t xml:space="preserve">, the population size, and the time-averaging window, and fit the model by sequential Monte Carlo approximate Bayesian computation, which advances a population of parameter sets through a sequence of shrinking distance tolerances and corrects the accepted values with a local-linear regression adjustment, matching each simulated six-bin sequence to the observed diversity trajectory and rank-frequency profile</w:t>
+        <w:t xml:space="preserve">, the population size, and the time-averaging window, and fit the model by sequential Monte Carlo approximate Bayesian computation (800 particles advanced through six rounds of shrinking tolerance), which advances a population of parameter sets through a sequence of shrinking distance tolerances and corrects the accepted values with a local-linear regression adjustment, matching each simulated six-bin sequence to the observed diversity trajectory and rank-frequency profile</w:t>
       </w:r>
       <w:r>
         <w:t xml:space="preserve"> </w:t>
@@ -2458,7 +2429,7 @@
         </m:r>
       </m:oMath>
       <w:r>
-        <w:t xml:space="preserve">, and refitting the bias separately to the early and late halves of the sequence recovers no shift between them. The inference rules out the strong conformist bias that a marker- or assortment-based dynamic would require by modeling copying dynamics rather than a single static moment. We validated the method by simulation-based calibration, fitting many datasets drawn from the prior and confirming that the rank of each true value within its posterior is uniform (Figure S6B)</w:t>
+        <w:t xml:space="preserve">, and refitting the bias separately to the early and late halves of the sequence recovers no shift between them. The inference rules out a strong basin-wide conformist bias by modeling copying dynamics rather than a single static moment. Because it fits the sequence as a single pooled population, it bears on aggregate conformity across the basin rather than on a spatially localized or bounded-group version, which the spatial signatures and the drift comparison address. We validated the method by simulation-based calibration, fitting 200 datasets drawn from the prior and confirming that the rank of each true value within its posterior is uniform (Figure S6B)</w:t>
       </w:r>
       <w:r>
         <w:t xml:space="preserve"> </w:t>
@@ -2467,7 +2438,33 @@
         <w:t xml:space="preserve">(Talts et al. 2018)</w:t>
       </w:r>
       <w:r>
-        <w:t xml:space="preserve">. The calibrated posterior agrees with an independent rejection-sampling fit of the same model, so we report it as a standalone result rather than only as a concordance.</w:t>
+        <w:t xml:space="preserve">. The calibrated posterior is concordant with an independent rejection-sampling fit of the same model (mean</w:t>
+      </w:r>
+      <w:r>
+        <w:t xml:space="preserve"> </w:t>
+      </w:r>
+      <m:oMath>
+        <m:r>
+          <m:t>b</m:t>
+        </m:r>
+        <m:r>
+          <m:rPr>
+            <m:sty m:val="p"/>
+          </m:rPr>
+          <m:t>=</m:t>
+        </m:r>
+        <m:r>
+          <m:rPr>
+            <m:sty m:val="p"/>
+          </m:rPr>
+          <m:t>+</m:t>
+        </m:r>
+        <m:r>
+          <m:t>0.028</m:t>
+        </m:r>
+      </m:oMath>
+      <w:r>
+        <w:t xml:space="preserve">, a wider 95 percent interval that also includes zero), which the calibration sharpens rather than overturns. Full configuration, diagnostics, and software versions are in the supplementary code.</w:t>
       </w:r>
     </w:p>
     <w:p>
@@ -2738,7 +2735,7 @@
       </w:r>
     </w:p>
     <w:bookmarkEnd w:id="39"/>
-    <w:bookmarkStart w:id="96" w:name="references"/>
+    <w:bookmarkStart w:id="94" w:name="references"/>
     <w:p>
       <w:pPr>
         <w:pStyle w:val="Heading2"/>
@@ -2747,7 +2744,7 @@
         <w:t xml:space="preserve">References</w:t>
       </w:r>
     </w:p>
-    <w:bookmarkStart w:id="95" w:name="refs"/>
+    <w:bookmarkStart w:id="93" w:name="refs"/>
     <w:bookmarkStart w:id="40" w:name="ref-beaumont_zhang_balding_2002"/>
     <w:p>
       <w:pPr>
@@ -3756,68 +3753,7 @@
       </w:r>
     </w:p>
     <w:bookmarkEnd w:id="81"/>
-    <w:bookmarkStart w:id="83" w:name="ref-salvatier_wiecki_fonnesbeck_2016"/>
-    <w:p>
-      <w:pPr>
-        <w:pStyle w:val="Bibliography"/>
-      </w:pPr>
-      <w:r>
-        <w:t xml:space="preserve">Salvatier, John, Thomas V. Wiecki, and Christopher Fonnesbeck. 2016. Probabilistic Programming in</w:t>
-      </w:r>
-      <w:r>
-        <w:t xml:space="preserve"> </w:t>
-      </w:r>
-      <w:r>
-        <w:t xml:space="preserve">Python</w:t>
-      </w:r>
-      <w:r>
-        <w:t xml:space="preserve"> </w:t>
-      </w:r>
-      <w:r>
-        <w:t xml:space="preserve">Using</w:t>
-      </w:r>
-      <w:r>
-        <w:t xml:space="preserve"> </w:t>
-      </w:r>
-      <w:r>
-        <w:t xml:space="preserve">PyMC3</w:t>
-      </w:r>
-      <w:r>
-        <w:t xml:space="preserve">.</w:t>
-      </w:r>
-      <w:r>
-        <w:t xml:space="preserve"> </w:t>
-      </w:r>
-      <w:r>
-        <w:rPr>
-          <w:i/>
-          <w:iCs/>
-        </w:rPr>
-        <w:t xml:space="preserve">PeerJ Computer Science</w:t>
-      </w:r>
-      <w:r>
-        <w:t xml:space="preserve"> </w:t>
-      </w:r>
-      <w:r>
-        <w:t xml:space="preserve">2:e55.</w:t>
-      </w:r>
-      <w:r>
-        <w:t xml:space="preserve"> </w:t>
-      </w:r>
-      <w:hyperlink r:id="rId82">
-        <w:r>
-          <w:rPr>
-            <w:rStyle w:val="Hyperlink"/>
-          </w:rPr>
-          <w:t xml:space="preserve">https://doi.org/10.7717/peerj-cs.55</w:t>
-        </w:r>
-      </w:hyperlink>
-      <w:r>
-        <w:t xml:space="preserve">.</w:t>
-      </w:r>
-    </w:p>
-    <w:bookmarkEnd w:id="83"/>
-    <w:bookmarkStart w:id="85" w:name="ref-scheffer_2009"/>
+    <w:bookmarkStart w:id="83" w:name="ref-scheffer_2009"/>
     <w:p>
       <w:pPr>
         <w:pStyle w:val="Bibliography"/>
@@ -3844,7 +3780,7 @@
       <w:r>
         <w:t xml:space="preserve"> </w:t>
       </w:r>
-      <w:hyperlink r:id="rId84">
+      <w:hyperlink r:id="rId82">
         <w:r>
           <w:rPr>
             <w:rStyle w:val="Hyperlink"/>
@@ -3856,8 +3792,8 @@
         <w:t xml:space="preserve">.</w:t>
       </w:r>
     </w:p>
-    <w:bookmarkEnd w:id="85"/>
-    <w:bookmarkStart w:id="87" w:name="ref-surovell_brantingham_2007"/>
+    <w:bookmarkEnd w:id="83"/>
+    <w:bookmarkStart w:id="85" w:name="ref-surovell_brantingham_2007"/>
     <w:p>
       <w:pPr>
         <w:pStyle w:val="Bibliography"/>
@@ -3884,7 +3820,7 @@
       <w:r>
         <w:t xml:space="preserve"> </w:t>
       </w:r>
-      <w:hyperlink r:id="rId86">
+      <w:hyperlink r:id="rId84">
         <w:r>
           <w:rPr>
             <w:rStyle w:val="Hyperlink"/>
@@ -3896,8 +3832,8 @@
         <w:t xml:space="preserve">.</w:t>
       </w:r>
     </w:p>
-    <w:bookmarkEnd w:id="87"/>
-    <w:bookmarkStart w:id="89" w:name="ref-surovell_etal_2009"/>
+    <w:bookmarkEnd w:id="85"/>
+    <w:bookmarkStart w:id="87" w:name="ref-surovell_etal_2009"/>
     <w:p>
       <w:pPr>
         <w:pStyle w:val="Bibliography"/>
@@ -3924,7 +3860,7 @@
       <w:r>
         <w:t xml:space="preserve"> </w:t>
       </w:r>
-      <w:hyperlink r:id="rId88">
+      <w:hyperlink r:id="rId86">
         <w:r>
           <w:rPr>
             <w:rStyle w:val="Hyperlink"/>
@@ -3936,8 +3872,8 @@
         <w:t xml:space="preserve">.</w:t>
       </w:r>
     </w:p>
-    <w:bookmarkEnd w:id="89"/>
-    <w:bookmarkStart w:id="90" w:name="ref-talts_etal_2018"/>
+    <w:bookmarkEnd w:id="87"/>
+    <w:bookmarkStart w:id="88" w:name="ref-talts_etal_2018"/>
     <w:p>
       <w:pPr>
         <w:pStyle w:val="Bibliography"/>
@@ -3971,8 +3907,8 @@
         <w:t xml:space="preserve">.</w:t>
       </w:r>
     </w:p>
-    <w:bookmarkEnd w:id="90"/>
-    <w:bookmarkStart w:id="91" w:name="ref-tibshirani_walther_hastie_2001"/>
+    <w:bookmarkEnd w:id="88"/>
+    <w:bookmarkStart w:id="89" w:name="ref-tibshirani_walther_hastie_2001"/>
     <w:p>
       <w:pPr>
         <w:pStyle w:val="Bibliography"/>
@@ -3997,8 +3933,8 @@
         <w:t xml:space="preserve">63(2):411–423.</w:t>
       </w:r>
     </w:p>
-    <w:bookmarkEnd w:id="91"/>
-    <w:bookmarkStart w:id="93" w:name="ref-toni_etal_2009"/>
+    <w:bookmarkEnd w:id="89"/>
+    <w:bookmarkStart w:id="91" w:name="ref-toni_etal_2009"/>
     <w:p>
       <w:pPr>
         <w:pStyle w:val="Bibliography"/>
@@ -4037,7 +3973,7 @@
       <w:r>
         <w:t xml:space="preserve"> </w:t>
       </w:r>
-      <w:hyperlink r:id="rId92">
+      <w:hyperlink r:id="rId90">
         <w:r>
           <w:rPr>
             <w:rStyle w:val="Hyperlink"/>
@@ -4049,20 +3985,20 @@
         <w:t xml:space="preserve">.</w:t>
       </w:r>
     </w:p>
+    <w:bookmarkEnd w:id="91"/>
+    <w:bookmarkStart w:id="92" w:name="ref-williams_1954"/>
+    <w:p>
+      <w:pPr>
+        <w:pStyle w:val="Bibliography"/>
+      </w:pPr>
+      <w:r>
+        <w:t xml:space="preserve">Williams, Stephen. 1954. An Archeological Study of the Mississippian Culture in Southeast Missouri. PhD thesis, Yale University, New Haven.</w:t>
+      </w:r>
+    </w:p>
+    <w:bookmarkEnd w:id="92"/>
     <w:bookmarkEnd w:id="93"/>
-    <w:bookmarkStart w:id="94" w:name="ref-williams_1954"/>
-    <w:p>
-      <w:pPr>
-        <w:pStyle w:val="Bibliography"/>
-      </w:pPr>
-      <w:r>
-        <w:t xml:space="preserve">Williams, Stephen. 1954. An Archeological Study of the Mississippian Culture in Southeast Missouri. PhD thesis, Yale University, New Haven.</w:t>
-      </w:r>
-    </w:p>
     <w:bookmarkEnd w:id="94"/>
     <w:bookmarkEnd w:id="95"/>
-    <w:bookmarkEnd w:id="96"/>
-    <w:bookmarkEnd w:id="97"/>
     <w:sectPr>
       <w:footnotePr>
         <w:numRestart w:val="eachSect"/>

--- a/docs/manuscript/SUPPLEMENTAL_TEXT.docx
+++ b/docs/manuscript/SUPPLEMENTAL_TEXT.docx
@@ -2,7 +2,7 @@
 <file path=word/document.xml><?xml version="1.0" encoding="utf-8"?>
 <w:document xmlns:w="http://schemas.openxmlformats.org/wordprocessingml/2006/main" xmlns:m="http://schemas.openxmlformats.org/officeDocument/2006/math" xmlns:r="http://schemas.openxmlformats.org/officeDocument/2006/relationships" xmlns:o="urn:schemas-microsoft-com:office:office" xmlns:v="urn:schemas-microsoft-com:vml" xmlns:w10="urn:schemas-microsoft-com:office:word" xmlns:a="http://schemas.openxmlformats.org/drawingml/2006/main" xmlns:pic="http://schemas.openxmlformats.org/drawingml/2006/picture" xmlns:wp="http://schemas.openxmlformats.org/drawingml/2006/wordprocessingDrawing">
   <w:body>
-    <w:bookmarkStart w:id="95" w:name="supplemental-material"/>
+    <w:bookmarkStart w:id="195" w:name="supplemental-material"/>
     <w:p>
       <w:pPr>
         <w:pStyle w:val="Heading1"/>
@@ -47,7 +47,7 @@
         <w:t xml:space="preserve">Supplement to the main text. Figure and section references to the main text (for example, Figure 4, Results, Discussion) point to the primary article. Citations resolve against references.bib.</w:t>
       </w:r>
     </w:p>
-    <w:bookmarkStart w:id="9" w:name="X193c2f99596c44272797617e48f9bee78459a86"/>
+    <w:bookmarkStart w:id="109" w:name="X193c2f99596c44272797617e48f9bee78459a86"/>
     <w:p>
       <w:pPr>
         <w:pStyle w:val="Heading2"/>
@@ -1081,8 +1081,8 @@
         <w:t xml:space="preserve">We combined the four signatures by standardizing each across the ordinal sequence and averaging them, so that no single signature would dominate, and summarized the trajectory as the ordinal slope of the combined score and each component, with rank correlations and bootstrap confidence intervals.</w:t>
       </w:r>
     </w:p>
-    <w:bookmarkEnd w:id="9"/>
-    <w:bookmarkStart w:id="13" w:name="the-generative-validation-model"/>
+    <w:bookmarkEnd w:id="109"/>
+    <w:bookmarkStart w:id="113" w:name="the-generative-validation-model"/>
     <w:p>
       <w:pPr>
         <w:pStyle w:val="Heading2"/>
@@ -1126,18 +1126,18 @@
           <wp:inline>
             <wp:extent cx="5334000" cy="4811808"/>
             <wp:effectExtent b="0" l="0" r="0" t="0"/>
-            <wp:docPr descr="Figure S1. Idealized criterion validation. Four-signature ordinal trajectories under each of the four generative mechanisms on large, clean synthetic assemblages. Only a bounded interaction group drives all four together (starred), and no mimic is flagged as convergent across 500 random seeds (the bounded-groups case flagged in 493 of 500, 95 percent interval 0.97 to 0.99, and no mimic flagged at all, 95 percent upper bound about 0.006). Inset: the signature-independence audit (mean absolute pairwise correlation among the four signatures), high under closure (about 0.88), and low under the mimics (about 0.2). This shows the convergence concept works on idealized data. Figure 4 shows what survives at the record’s resolution." title="" id="11" name="Picture"/>
+            <wp:docPr descr="Figure S1. Idealized criterion validation. Four-signature ordinal trajectories under each of the four generative mechanisms on large, clean synthetic assemblages. Only a bounded interaction group drives all four together (starred), and no mimic is flagged as convergent across 500 random seeds (the bounded-groups case flagged in 493 of 500, 95 percent interval 0.97 to 0.99, and no mimic flagged at all, 95 percent upper bound about 0.006). Inset: the signature-independence audit (mean absolute pairwise correlation among the four signatures), high under closure (about 0.88), and low under the mimics (about 0.2). This shows the convergence concept works on idealized data. Figure 4 shows what survives at the record’s resolution." title="" id="111" name="Picture"/>
             <a:graphic>
               <a:graphicData uri="http://schemas.openxmlformats.org/drawingml/2006/picture">
                 <pic:pic>
                   <pic:nvPicPr>
-                    <pic:cNvPr descr="../../figures/figS1_validation.png" id="12" name="Picture"/>
+                    <pic:cNvPr descr="../../figures/figS1_validation.png" id="112" name="Picture"/>
                     <pic:cNvPicPr>
                       <a:picLocks noChangeArrowheads="1" noChangeAspect="1"/>
                     </pic:cNvPicPr>
                   </pic:nvPicPr>
                   <pic:blipFill>
-                    <a:blip r:embed="rId10"/>
+                    <a:blip r:embed="rId110"/>
                     <a:stretch>
                       <a:fillRect/>
                     </a:stretch>
@@ -1182,8 +1182,8 @@
         <w:t xml:space="preserve">Idealized criterion validation. Four-signature ordinal trajectories under each of the four generative mechanisms on large, clean synthetic assemblages. Only a bounded interaction group drives all four together (starred), and no mimic is flagged as convergent across 500 random seeds (the bounded-groups case flagged in 493 of 500, 95 percent interval 0.97 to 0.99, and no mimic flagged at all, 95 percent upper bound about 0.006). Inset: the signature-independence audit (mean absolute pairwise correlation among the four signatures), high under closure (about 0.88), and low under the mimics (about 0.2). This shows the convergence concept works on idealized data. Figure 4 shows what survives at the record’s resolution.</w:t>
       </w:r>
     </w:p>
-    <w:bookmarkEnd w:id="13"/>
-    <w:bookmarkStart w:id="17" w:name="robustness-checks"/>
+    <w:bookmarkEnd w:id="113"/>
+    <w:bookmarkStart w:id="117" w:name="robustness-checks"/>
     <w:p>
       <w:pPr>
         <w:pStyle w:val="Heading2"/>
@@ -1257,18 +1257,18 @@
           <wp:inline>
             <wp:extent cx="5334000" cy="2759675"/>
             <wp:effectExtent b="0" l="0" r="0" t="0"/>
-            <wp:docPr descr="Figure S2. Neiman interassemblage-distance result. (A) Within-assemblage diversity against mean interassemblage distance, with Parkin starred. The weak negative association (Spearman rho = -0.28, not significant) is directionally consistent with the drift signature Neiman (1995) reported at rho = -0.62, not with the positive relationship that bounded, assorting groups would produce. (B) Mean within-bin interassemblage distance along the CA seriation axis. Between-assemblage divergence does not grow toward contact (rho = +0.37, not significant)." title="" id="15" name="Picture"/>
+            <wp:docPr descr="Figure S2. Neiman interassemblage-distance result. (A) Within-assemblage diversity against mean interassemblage distance, with Parkin starred. The weak negative association (Spearman rho = -0.28, not significant) is directionally consistent with the drift signature Neiman (1995) reported at rho = -0.62, not with the positive relationship that bounded, assorting groups would produce. (B) Mean within-bin interassemblage distance along the CA seriation axis. Between-assemblage divergence does not grow toward contact (rho = +0.37, not significant)." title="" id="115" name="Picture"/>
             <a:graphic>
               <a:graphicData uri="http://schemas.openxmlformats.org/drawingml/2006/picture">
                 <pic:pic>
                   <pic:nvPicPr>
-                    <pic:cNvPr descr="../../figures/figS2_neiman.png" id="16" name="Picture"/>
+                    <pic:cNvPr descr="../../figures/figS2_neiman.png" id="116" name="Picture"/>
                     <pic:cNvPicPr>
                       <a:picLocks noChangeArrowheads="1" noChangeAspect="1"/>
                     </pic:cNvPicPr>
                   </pic:nvPicPr>
                   <pic:blipFill>
-                    <a:blip r:embed="rId14"/>
+                    <a:blip r:embed="rId114"/>
                     <a:stretch>
                       <a:fillRect/>
                     </a:stretch>
@@ -1313,8 +1313,8 @@
         <w:t xml:space="preserve">Neiman interassemblage-distance result. (A) Within-assemblage diversity against mean interassemblage distance, with Parkin starred. The weak negative association (Spearman rho = -0.28, not significant) is directionally consistent with the drift signature Neiman (1995) reported at rho = -0.62, not with the positive relationship that bounded, assorting groups would produce. (B) Mean within-bin interassemblage distance along the CA seriation axis. Between-assemblage divergence does not grow toward contact (rho = +0.37, not significant).</w:t>
       </w:r>
     </w:p>
-    <w:bookmarkEnd w:id="17"/>
-    <w:bookmarkStart w:id="18" w:name="X1e1c56b7070e82b7ccff3b34d2f446c77d2b944"/>
+    <w:bookmarkEnd w:id="117"/>
+    <w:bookmarkStart w:id="118" w:name="X1e1c56b7070e82b7ccff3b34d2f446c77d2b944"/>
     <w:p>
       <w:pPr>
         <w:pStyle w:val="Heading2"/>
@@ -1550,8 +1550,8 @@
         <w:t xml:space="preserve">) and a cluster-count sweep (the spatial signature stays weak through k = 5) confirm that the limitation is the record’s size and time-averaging rather than a single tuning choice. The consequence, stated in the Discussion, is that the negative bounds only cover closure expressed as between-group divergence. A closure carried purely by conformity or by a non-spatially organized social structure is below detection here at any strength.</w:t>
       </w:r>
     </w:p>
-    <w:bookmarkEnd w:id="18"/>
-    <w:bookmarkStart w:id="22" w:name="X901292badd8b907c0b9a36349da4326a6d932c8"/>
+    <w:bookmarkEnd w:id="118"/>
+    <w:bookmarkStart w:id="122" w:name="X901292badd8b907c0b9a36349da4326a6d932c8"/>
     <w:p>
       <w:pPr>
         <w:pStyle w:val="Heading2"/>
@@ -1586,18 +1586,18 @@
           <wp:inline>
             <wp:extent cx="5334000" cy="3619056"/>
             <wp:effectExtent b="0" l="0" r="0" t="0"/>
-            <wp:docPr descr="Figure S3. Spatial drift versus bounded groups on the basin geography. Top: the four observed signatures (vertical lines) against the null distributions produced by a neutral spatial-drift model (blue) and a bounded-groups model (orange) on the real coordinate layout, both time-averaged and subsampled to the observed counts. Observed values fall inside the drift distribution and far below the bounded-groups distribution for modularity, boundary excess, and cultural F_{ST}. Bottom: multidimensional scaling of decorated dissimilarity for the observed assemblages and one realization of each model, spatial drift reproducing the weak, spatially blurred structure while bounded groups produce a sharper split than the data show." title="" id="20" name="Picture"/>
+            <wp:docPr descr="Figure S3. Spatial drift versus bounded groups on the basin geography. Top: the four observed signatures (vertical lines) against the null distributions produced by a neutral spatial-drift model (blue) and a bounded-groups model (orange) on the real coordinate layout, both time-averaged and subsampled to the observed counts. Observed values fall inside the drift distribution and far below the bounded-groups distribution for modularity, boundary excess, and cultural F_{ST}. Bottom: multidimensional scaling of decorated dissimilarity for the observed assemblages and one realization of each model, spatial drift reproducing the weak, spatially blurred structure while bounded groups produce a sharper split than the data show." title="" id="120" name="Picture"/>
             <a:graphic>
               <a:graphicData uri="http://schemas.openxmlformats.org/drawingml/2006/picture">
                 <pic:pic>
                   <pic:nvPicPr>
-                    <pic:cNvPr descr="../../figures/figS3_drift_vs_groups.png" id="21" name="Picture"/>
+                    <pic:cNvPr descr="../../figures/figS3_drift_vs_groups.png" id="121" name="Picture"/>
                     <pic:cNvPicPr>
                       <a:picLocks noChangeArrowheads="1" noChangeAspect="1"/>
                     </pic:cNvPicPr>
                   </pic:nvPicPr>
                   <pic:blipFill>
-                    <a:blip r:embed="rId19"/>
+                    <a:blip r:embed="rId119"/>
                     <a:stretch>
                       <a:fillRect/>
                     </a:stretch>
@@ -1665,8 +1665,8 @@
         <w:t xml:space="preserve">. Bottom: multidimensional scaling of decorated dissimilarity for the observed assemblages and one realization of each model, spatial drift reproducing the weak, spatially blurred structure while bounded groups produce a sharper split than the data show.</w:t>
       </w:r>
     </w:p>
-    <w:bookmarkEnd w:id="22"/>
-    <w:bookmarkStart w:id="26" w:name="the-time-aware-drift-simulation"/>
+    <w:bookmarkEnd w:id="122"/>
+    <w:bookmarkStart w:id="126" w:name="the-time-aware-drift-simulation"/>
     <w:p>
       <w:pPr>
         <w:pStyle w:val="Heading2"/>
@@ -1777,18 +1777,18 @@
           <wp:inline>
             <wp:extent cx="5334000" cy="4248345"/>
             <wp:effectExtent b="0" l="0" r="0" t="0"/>
-            <wp:docPr descr="Figure S4. Basin positive control: phase-like structure generated by neutral drift on the 29 St. Francis basin assemblages, with no bounded group imposed, over 500 realizations. (A) Each assemblage is shaded by the probability that it shares Parkin’s drift-detected group (star) under the contemporaneous snapshot that isolates the spatial signal. The probability falls off smoothly with river distance from Parkin (Spearman rho = -0.72), from about 0.70 nearby to 0.17 far away, so Parkin’s “phase” is a graded, probabilistic field rather than a bounded set. (B) Between-group cultural F_{ST} for the observed data (0.04) against contemporaneous and time-transgressive drift (medians with 95% intervals across the 500 runs). The observed value falls within the contemporaneous-drift interval, with 7.4% of drift runs reaching or exceeding it, so drift reproduces the observed level rather than the higher value a bounded group would leave." title="" id="24" name="Picture"/>
+            <wp:docPr descr="Figure S4. Basin positive control: phase-like structure generated by neutral drift on the 29 St. Francis basin assemblages, with no bounded group imposed, over 500 realizations. (A) Each assemblage is shaded by the probability that it shares Parkin’s drift-detected group (star) under the contemporaneous snapshot that isolates the spatial signal. The probability falls off smoothly with river distance from Parkin (Spearman rho = -0.72), from about 0.70 nearby to 0.17 far away, so Parkin’s “phase” is a graded, probabilistic field rather than a bounded set. (B) Between-group cultural F_{ST} for the observed data (0.04) against contemporaneous and time-transgressive drift (medians with 95% intervals across the 500 runs). The observed value falls within the contemporaneous-drift interval, with 7.4% of drift runs reaching or exceeding it, so drift reproduces the observed level rather than the higher value a bounded group would leave." title="" id="124" name="Picture"/>
             <a:graphic>
               <a:graphicData uri="http://schemas.openxmlformats.org/drawingml/2006/picture">
                 <pic:pic>
                   <pic:nvPicPr>
-                    <pic:cNvPr descr="../../figures/figS4_emergent_phases.png" id="25" name="Picture"/>
+                    <pic:cNvPr descr="../../figures/figS4_emergent_phases.png" id="125" name="Picture"/>
                     <pic:cNvPicPr>
                       <a:picLocks noChangeArrowheads="1" noChangeAspect="1"/>
                     </pic:cNvPicPr>
                   </pic:nvPicPr>
                   <pic:blipFill>
-                    <a:blip r:embed="rId23"/>
+                    <a:blip r:embed="rId123"/>
                     <a:stretch>
                       <a:fillRect/>
                     </a:stretch>
@@ -1871,8 +1871,8 @@
         <w:t xml:space="preserve">for the observed data (0.04) against contemporaneous and time-transgressive drift (medians with 95% intervals across the 500 runs). The observed value falls within the contemporaneous-drift interval, with 7.4% of drift runs reaching or exceeding it, so drift reproduces the observed level rather than the higher value a bounded group would leave.</w:t>
       </w:r>
     </w:p>
-    <w:bookmarkEnd w:id="26"/>
-    <w:bookmarkStart w:id="30" w:name="X6d476687f47a0d618599d6e92ccf5fe018c978b"/>
+    <w:bookmarkEnd w:id="126"/>
+    <w:bookmarkStart w:id="130" w:name="X6d476687f47a0d618599d6e92ccf5fe018c978b"/>
     <w:p>
       <w:pPr>
         <w:pStyle w:val="Heading2"/>
@@ -1950,18 +1950,18 @@
           <wp:inline>
             <wp:extent cx="5334000" cy="4107231"/>
             <wp:effectExtent b="0" l="0" r="0" t="0"/>
-            <wp:docPr descr="Figure S5. Robustness of phase-like grouping to contingency and model factors, across 432 time-transgressive runs (a grid of interaction length, between-node mixing, and innovation rate, twelve seeds per cell). (A) Between-group cultural F_{ST} by between-node mixing and (B) by innovation rate, boxes taken over all other factors and seeds. The observed value (dashed) is bracketed, and F_{ST} falls with both factors but never reaches the bounded-groups level. (C) Distribution of the number of drift-detected groups per run, with 431 of the 432 runs (99.8 percent) yielding two or more. (D) Distribution of seriation recovery, the absolute Spearman correlation between the recovered CA1 rank and the imposed time order, across runs (mean 0.44)." title="" id="28" name="Picture"/>
+            <wp:docPr descr="Figure S5. Robustness of phase-like grouping to contingency and model factors, across 432 time-transgressive runs (a grid of interaction length, between-node mixing, and innovation rate, twelve seeds per cell). (A) Between-group cultural F_{ST} by between-node mixing and (B) by innovation rate, boxes taken over all other factors and seeds. The observed value (dashed) is bracketed, and F_{ST} falls with both factors but never reaches the bounded-groups level. (C) Distribution of the number of drift-detected groups per run, with 431 of the 432 runs (99.8 percent) yielding two or more. (D) Distribution of seriation recovery, the absolute Spearman correlation between the recovered CA1 rank and the imposed time order, across runs (mean 0.44)." title="" id="128" name="Picture"/>
             <a:graphic>
               <a:graphicData uri="http://schemas.openxmlformats.org/drawingml/2006/picture">
                 <pic:pic>
                   <pic:nvPicPr>
-                    <pic:cNvPr descr="../../figures/figS5_emergence_robustness.png" id="29" name="Picture"/>
+                    <pic:cNvPr descr="../../figures/figS5_emergence_robustness.png" id="129" name="Picture"/>
                     <pic:cNvPicPr>
                       <a:picLocks noChangeArrowheads="1" noChangeAspect="1"/>
                     </pic:cNvPicPr>
                   </pic:nvPicPr>
                   <pic:blipFill>
-                    <a:blip r:embed="rId27"/>
+                    <a:blip r:embed="rId127"/>
                     <a:stretch>
                       <a:fillRect/>
                     </a:stretch>
@@ -2058,8 +2058,8 @@
         <w:t xml:space="preserve">falls with both factors but never reaches the bounded-groups level. (C) Distribution of the number of drift-detected groups per run, with 431 of the 432 runs (99.8 percent) yielding two or more. (D) Distribution of seriation recovery, the absolute Spearman correlation between the recovered CA1 rank and the imposed time order, across runs (mean 0.44).</w:t>
       </w:r>
     </w:p>
-    <w:bookmarkEnd w:id="30"/>
-    <w:bookmarkStart w:id="31" w:name="X5d6952d695dbc914608b60821375c599c91309d"/>
+    <w:bookmarkEnd w:id="130"/>
+    <w:bookmarkStart w:id="131" w:name="X5d6952d695dbc914608b60821375c599c91309d"/>
     <w:p>
       <w:pPr>
         <w:pStyle w:val="Heading2"/>
@@ -2175,8 +2175,8 @@
         <w:t xml:space="preserve">reached for these phases by cluster analysis and ordination.</w:t>
       </w:r>
     </w:p>
-    <w:bookmarkEnd w:id="31"/>
-    <w:bookmarkStart w:id="35" w:name="X61b4c874ea32e31666b882bda5fae1d71873809"/>
+    <w:bookmarkEnd w:id="131"/>
+    <w:bookmarkStart w:id="135" w:name="X61b4c874ea32e31666b882bda5fae1d71873809"/>
     <w:p>
       <w:pPr>
         <w:pStyle w:val="Heading2"/>
@@ -2491,20 +2491,20 @@
       <w:r>
         <w:drawing>
           <wp:inline>
-            <wp:extent cx="5334000" cy="2315145"/>
+            <wp:extent cx="5334000" cy="2321058"/>
             <wp:effectExtent b="0" l="0" r="0" t="0"/>
-            <wp:docPr descr="Figure S6. Dynamic-sufficiency tests. (A) Posterior of the transmission-bias parameter b from the generative, time-averaging-aware inference, fit by sequential Monte Carlo approximate Bayesian computation (b = 0 neutral, b &gt; 0 conformist, b &lt; 0 anti-conformist). The whole-sequence posterior (filled) and the early- and late-half posteriors (outlines) are all tightly constrained near neutral and include zero, ruling out the strong conformity a marker dynamic would require. (B) Simulation-based calibration of that inference. Over many datasets drawn from the prior, the rank of the true bias within its posterior is uniform (dashed line the uniform expectation), so the posterior is calibrated rather than merely contracted. (C) Tempo-and-mode Akaike weights of the four time-series models (BM unbiased random walk, GRW directional walk, Stasis, OU mean reversion) for the Gini-Simpson diversity trajectory and averaged across the abundant class trajectories. The diversity trajectory, which the correspondence-analysis ordering does not arrange by construction, favors the unbiased random walk (neutral drift), a concordance rather than a decisive selection given only six points." title="" id="33" name="Picture"/>
+            <wp:docPr descr="Figure S6. Dynamic-sufficiency tests. (A) Posterior of the transmission-bias parameter b from the generative, time-averaging-aware inference, fit by sequential Monte Carlo approximate Bayesian computation (b = 0 neutral, b &gt; 0 conformist, b &lt; 0 anti-conformist). The whole-sequence posterior (filled) and the early- and late-half posteriors (outlines) are all tightly constrained near neutral and include zero, ruling out the strong conformity a marker dynamic would require. (B) Simulation-based calibration of that inference. Over many datasets drawn from the prior, the rank of the true bias within its posterior is uniform (dashed line the uniform expectation), so the posterior is calibrated rather than merely contracted. (C) Tempo-and-mode Akaike weights of the four time-series models (BM unbiased random walk, GRW directional walk, Stasis, OU mean reversion) for the Gini-Simpson diversity trajectory and averaged across the abundant class trajectories. The diversity trajectory, which the correspondence-analysis ordering does not arrange by construction, favors the unbiased random walk (neutral drift), a concordance rather than a decisive selection given only six points." title="" id="133" name="Picture"/>
             <a:graphic>
               <a:graphicData uri="http://schemas.openxmlformats.org/drawingml/2006/picture">
                 <pic:pic>
                   <pic:nvPicPr>
-                    <pic:cNvPr descr="../../figures/figS6_dynamic.png" id="34" name="Picture"/>
+                    <pic:cNvPr descr="../../figures/figS6_dynamic.png" id="134" name="Picture"/>
                     <pic:cNvPicPr>
                       <a:picLocks noChangeArrowheads="1" noChangeAspect="1"/>
                     </pic:cNvPicPr>
                   </pic:nvPicPr>
                   <pic:blipFill>
-                    <a:blip r:embed="rId32"/>
+                    <a:blip r:embed="rId132"/>
                     <a:stretch>
                       <a:fillRect/>
                     </a:stretch>
@@ -2512,7 +2512,7 @@
                   <pic:spPr bwMode="auto">
                     <a:xfrm>
                       <a:off x="0" y="0"/>
-                      <a:ext cx="5334000" cy="2315145"/>
+                      <a:ext cx="5334000" cy="2321058"/>
                     </a:xfrm>
                     <a:prstGeom prst="rect">
                       <a:avLst/>
@@ -2612,8 +2612,8 @@
         <w:t xml:space="preserve">.</w:t>
       </w:r>
     </w:p>
-    <w:bookmarkEnd w:id="35"/>
-    <w:bookmarkStart w:id="39" w:name="radiocarbon-chronology"/>
+    <w:bookmarkEnd w:id="135"/>
+    <w:bookmarkStart w:id="139" w:name="radiocarbon-chronology"/>
     <w:p>
       <w:pPr>
         <w:pStyle w:val="Heading2"/>
@@ -2678,18 +2678,18 @@
           <wp:inline>
             <wp:extent cx="5334000" cy="2715284"/>
             <wp:effectExtent b="0" l="0" r="0" t="0"/>
-            <wp:docPr descr="Figure S7. Radiocarbon chronology of the St. Francis basin (Mainfort determinations calibrated against IntCal20). Left: summed probability distribution for the basin Parkin-phase sites (filled) and for Parkin alone (line, scaled), with the De Soto entrada (AD 1541) marked. Occupation concentrates in the fourteenth to sixteenth centuries and declines across contact. Right: CA1 seriation position against the pooled median calibrated age for the five proveniences matching curated assemblages (point size proportional to the number of dates). The axis tracks calendar age (Spearman +0.70) except for the late-dated Clay Hill." title="" id="37" name="Picture"/>
+            <wp:docPr descr="Figure S7. Radiocarbon chronology of the St. Francis basin (Mainfort determinations calibrated against IntCal20). Left: summed probability distribution for the basin Parkin-phase sites (filled) and for Parkin alone (line, scaled), with the De Soto entrada (AD 1541) marked. Occupation concentrates in the fourteenth to sixteenth centuries and declines across contact. Right: CA1 seriation position against the pooled median calibrated age for the five proveniences matching curated assemblages (point size proportional to the number of dates). The axis tracks calendar age (Spearman +0.70) except for the late-dated Clay Hill." title="" id="137" name="Picture"/>
             <a:graphic>
               <a:graphicData uri="http://schemas.openxmlformats.org/drawingml/2006/picture">
                 <pic:pic>
                   <pic:nvPicPr>
-                    <pic:cNvPr descr="../../figures/figS7_chronology.png" id="38" name="Picture"/>
+                    <pic:cNvPr descr="../../figures/figS7_chronology.png" id="138" name="Picture"/>
                     <pic:cNvPicPr>
                       <a:picLocks noChangeArrowheads="1" noChangeAspect="1"/>
                     </pic:cNvPicPr>
                   </pic:nvPicPr>
                   <pic:blipFill>
-                    <a:blip r:embed="rId36"/>
+                    <a:blip r:embed="rId136"/>
                     <a:stretch>
                       <a:fillRect/>
                     </a:stretch>
@@ -2734,8 +2734,8 @@
         <w:t xml:space="preserve">Radiocarbon chronology of the St. Francis basin (Mainfort determinations calibrated against IntCal20). Left: summed probability distribution for the basin Parkin-phase sites (filled) and for Parkin alone (line, scaled), with the De Soto entrada (AD 1541) marked. Occupation concentrates in the fourteenth to sixteenth centuries and declines across contact. Right: CA1 seriation position against the pooled median calibrated age for the five proveniences matching curated assemblages (point size proportional to the number of dates). The axis tracks calendar age (Spearman +0.70) except for the late-dated Clay Hill.</w:t>
       </w:r>
     </w:p>
-    <w:bookmarkEnd w:id="39"/>
-    <w:bookmarkStart w:id="94" w:name="references"/>
+    <w:bookmarkEnd w:id="139"/>
+    <w:bookmarkStart w:id="194" w:name="references"/>
     <w:p>
       <w:pPr>
         <w:pStyle w:val="Heading2"/>
@@ -2744,8 +2744,8 @@
         <w:t xml:space="preserve">References</w:t>
       </w:r>
     </w:p>
-    <w:bookmarkStart w:id="93" w:name="refs"/>
-    <w:bookmarkStart w:id="40" w:name="ref-beaumont_zhang_balding_2002"/>
+    <w:bookmarkStart w:id="193" w:name="refs"/>
+    <w:bookmarkStart w:id="140" w:name="ref-beaumont_zhang_balding_2002"/>
     <w:p>
       <w:pPr>
         <w:pStyle w:val="Bibliography"/>
@@ -2782,8 +2782,8 @@
         <w:t xml:space="preserve">162(4):2025–2035.</w:t>
       </w:r>
     </w:p>
-    <w:bookmarkEnd w:id="40"/>
-    <w:bookmarkStart w:id="42" w:name="ref-bell_richerson_mcelreath_2009"/>
+    <w:bookmarkEnd w:id="140"/>
+    <w:bookmarkStart w:id="142" w:name="ref-bell_richerson_mcelreath_2009"/>
     <w:p>
       <w:pPr>
         <w:pStyle w:val="Bibliography"/>
@@ -2810,7 +2810,7 @@
       <w:r>
         <w:t xml:space="preserve"> </w:t>
       </w:r>
-      <w:hyperlink r:id="rId41">
+      <w:hyperlink r:id="rId141">
         <w:r>
           <w:rPr>
             <w:rStyle w:val="Hyperlink"/>
@@ -2822,8 +2822,8 @@
         <w:t xml:space="preserve">.</w:t>
       </w:r>
     </w:p>
-    <w:bookmarkEnd w:id="42"/>
-    <w:bookmarkStart w:id="44" w:name="ref-bentley_hahn_shennan_2004"/>
+    <w:bookmarkEnd w:id="142"/>
+    <w:bookmarkStart w:id="144" w:name="ref-bentley_hahn_shennan_2004"/>
     <w:p>
       <w:pPr>
         <w:pStyle w:val="Bibliography"/>
@@ -2850,7 +2850,7 @@
       <w:r>
         <w:t xml:space="preserve"> </w:t>
       </w:r>
-      <w:hyperlink r:id="rId43">
+      <w:hyperlink r:id="rId143">
         <w:r>
           <w:rPr>
             <w:rStyle w:val="Hyperlink"/>
@@ -2862,8 +2862,8 @@
         <w:t xml:space="preserve">.</w:t>
       </w:r>
     </w:p>
-    <w:bookmarkEnd w:id="44"/>
-    <w:bookmarkStart w:id="46" w:name="ref-carrignon_bentley_ruck_2019"/>
+    <w:bookmarkEnd w:id="144"/>
+    <w:bookmarkStart w:id="146" w:name="ref-carrignon_bentley_ruck_2019"/>
     <w:p>
       <w:pPr>
         <w:pStyle w:val="Bibliography"/>
@@ -2914,7 +2914,7 @@
       <w:r>
         <w:t xml:space="preserve"> </w:t>
       </w:r>
-      <w:hyperlink r:id="rId45">
+      <w:hyperlink r:id="rId145">
         <w:r>
           <w:rPr>
             <w:rStyle w:val="Hyperlink"/>
@@ -2926,8 +2926,8 @@
         <w:t xml:space="preserve">.</w:t>
       </w:r>
     </w:p>
-    <w:bookmarkEnd w:id="46"/>
-    <w:bookmarkStart w:id="47" w:name="ref-cowgill_1972"/>
+    <w:bookmarkEnd w:id="146"/>
+    <w:bookmarkStart w:id="147" w:name="ref-cowgill_1972"/>
     <w:p>
       <w:pPr>
         <w:pStyle w:val="Bibliography"/>
@@ -2949,8 +2949,8 @@
         <w:t xml:space="preserve">, edited by David L. Clarke, pp. 381–424. Methuen, London.</w:t>
       </w:r>
     </w:p>
-    <w:bookmarkEnd w:id="47"/>
-    <w:bookmarkStart w:id="49" w:name="ref-crema_edinborough_kerig_shennan_2014"/>
+    <w:bookmarkEnd w:id="147"/>
+    <w:bookmarkStart w:id="149" w:name="ref-crema_edinborough_kerig_shennan_2014"/>
     <w:p>
       <w:pPr>
         <w:pStyle w:val="Bibliography"/>
@@ -2989,7 +2989,7 @@
       <w:r>
         <w:t xml:space="preserve"> </w:t>
       </w:r>
-      <w:hyperlink r:id="rId48">
+      <w:hyperlink r:id="rId148">
         <w:r>
           <w:rPr>
             <w:rStyle w:val="Hyperlink"/>
@@ -3001,8 +3001,8 @@
         <w:t xml:space="preserve">.</w:t>
       </w:r>
     </w:p>
-    <w:bookmarkEnd w:id="49"/>
-    <w:bookmarkStart w:id="51" w:name="ref-crema_kandler_shennan_2016"/>
+    <w:bookmarkEnd w:id="149"/>
+    <w:bookmarkStart w:id="151" w:name="ref-crema_kandler_shennan_2016"/>
     <w:p>
       <w:pPr>
         <w:pStyle w:val="Bibliography"/>
@@ -3029,7 +3029,7 @@
       <w:r>
         <w:t xml:space="preserve"> </w:t>
       </w:r>
-      <w:hyperlink r:id="rId50">
+      <w:hyperlink r:id="rId150">
         <w:r>
           <w:rPr>
             <w:rStyle w:val="Hyperlink"/>
@@ -3041,8 +3041,8 @@
         <w:t xml:space="preserve">.</w:t>
       </w:r>
     </w:p>
-    <w:bookmarkEnd w:id="51"/>
-    <w:bookmarkStart w:id="53" w:name="ref-dakos_2012"/>
+    <w:bookmarkEnd w:id="151"/>
+    <w:bookmarkStart w:id="153" w:name="ref-dakos_2012"/>
     <w:p>
       <w:pPr>
         <w:pStyle w:val="Bibliography"/>
@@ -3069,7 +3069,7 @@
       <w:r>
         <w:t xml:space="preserve"> </w:t>
       </w:r>
-      <w:hyperlink r:id="rId52">
+      <w:hyperlink r:id="rId152">
         <w:r>
           <w:rPr>
             <w:rStyle w:val="Hyperlink"/>
@@ -3081,8 +3081,8 @@
         <w:t xml:space="preserve">.</w:t>
       </w:r>
     </w:p>
-    <w:bookmarkEnd w:id="53"/>
-    <w:bookmarkStart w:id="55" w:name="ref-dunnell_1970"/>
+    <w:bookmarkEnd w:id="153"/>
+    <w:bookmarkStart w:id="155" w:name="ref-dunnell_1970"/>
     <w:p>
       <w:pPr>
         <w:pStyle w:val="Bibliography"/>
@@ -3109,7 +3109,7 @@
       <w:r>
         <w:t xml:space="preserve"> </w:t>
       </w:r>
-      <w:hyperlink r:id="rId54">
+      <w:hyperlink r:id="rId154">
         <w:r>
           <w:rPr>
             <w:rStyle w:val="Hyperlink"/>
@@ -3121,8 +3121,8 @@
         <w:t xml:space="preserve">.</w:t>
       </w:r>
     </w:p>
-    <w:bookmarkEnd w:id="55"/>
-    <w:bookmarkStart w:id="56" w:name="ref-ewens_1972"/>
+    <w:bookmarkEnd w:id="155"/>
+    <w:bookmarkStart w:id="156" w:name="ref-ewens_1972"/>
     <w:p>
       <w:pPr>
         <w:pStyle w:val="Bibliography"/>
@@ -3147,8 +3147,8 @@
         <w:t xml:space="preserve">3(1):87–112.</w:t>
       </w:r>
     </w:p>
-    <w:bookmarkEnd w:id="56"/>
-    <w:bookmarkStart w:id="58" w:name="ref-feder_kryazhimskiy_plotkin_2014"/>
+    <w:bookmarkEnd w:id="156"/>
+    <w:bookmarkStart w:id="158" w:name="ref-feder_kryazhimskiy_plotkin_2014"/>
     <w:p>
       <w:pPr>
         <w:pStyle w:val="Bibliography"/>
@@ -3175,7 +3175,7 @@
       <w:r>
         <w:t xml:space="preserve"> </w:t>
       </w:r>
-      <w:hyperlink r:id="rId57">
+      <w:hyperlink r:id="rId157">
         <w:r>
           <w:rPr>
             <w:rStyle w:val="Hyperlink"/>
@@ -3187,8 +3187,8 @@
         <w:t xml:space="preserve">.</w:t>
       </w:r>
     </w:p>
-    <w:bookmarkEnd w:id="58"/>
-    <w:bookmarkStart w:id="59" w:name="ref-fox_1998"/>
+    <w:bookmarkEnd w:id="158"/>
+    <w:bookmarkStart w:id="159" w:name="ref-fox_1998"/>
     <w:p>
       <w:pPr>
         <w:pStyle w:val="Bibliography"/>
@@ -3210,8 +3210,8 @@
         <w:t xml:space="preserve">, edited by Michael J. O’Brien and Robert C. Dunnell, pp. 31–58. University of Alabama Press, Tuscaloosa.</w:t>
       </w:r>
     </w:p>
-    <w:bookmarkEnd w:id="59"/>
-    <w:bookmarkStart w:id="60" w:name="ref-graves_cachola-abad_1996"/>
+    <w:bookmarkEnd w:id="159"/>
+    <w:bookmarkStart w:id="160" w:name="ref-graves_cachola-abad_1996"/>
     <w:p>
       <w:pPr>
         <w:pStyle w:val="Bibliography"/>
@@ -3245,8 +3245,8 @@
         <w:t xml:space="preserve">31(1):19–32.</w:t>
       </w:r>
     </w:p>
-    <w:bookmarkEnd w:id="60"/>
-    <w:bookmarkStart w:id="62" w:name="ref-henrich_2001"/>
+    <w:bookmarkEnd w:id="160"/>
+    <w:bookmarkStart w:id="162" w:name="ref-henrich_2001"/>
     <w:p>
       <w:pPr>
         <w:pStyle w:val="Bibliography"/>
@@ -3273,7 +3273,7 @@
       <w:r>
         <w:t xml:space="preserve"> </w:t>
       </w:r>
-      <w:hyperlink r:id="rId61">
+      <w:hyperlink r:id="rId161">
         <w:r>
           <w:rPr>
             <w:rStyle w:val="Hyperlink"/>
@@ -3285,8 +3285,8 @@
         <w:t xml:space="preserve">.</w:t>
       </w:r>
     </w:p>
-    <w:bookmarkEnd w:id="62"/>
-    <w:bookmarkStart w:id="63" w:name="ref-hopkins_skellam_1954"/>
+    <w:bookmarkEnd w:id="162"/>
+    <w:bookmarkStart w:id="163" w:name="ref-hopkins_skellam_1954"/>
     <w:p>
       <w:pPr>
         <w:pStyle w:val="Bibliography"/>
@@ -3311,8 +3311,8 @@
         <w:t xml:space="preserve">18(2):213–227.</w:t>
       </w:r>
     </w:p>
-    <w:bookmarkEnd w:id="63"/>
-    <w:bookmarkStart w:id="65" w:name="ref-hunt_2006"/>
+    <w:bookmarkEnd w:id="163"/>
+    <w:bookmarkStart w:id="165" w:name="ref-hunt_2006"/>
     <w:p>
       <w:pPr>
         <w:pStyle w:val="Bibliography"/>
@@ -3339,7 +3339,7 @@
       <w:r>
         <w:t xml:space="preserve"> </w:t>
       </w:r>
-      <w:hyperlink r:id="rId64">
+      <w:hyperlink r:id="rId164">
         <w:r>
           <w:rPr>
             <w:rStyle w:val="Hyperlink"/>
@@ -3351,8 +3351,8 @@
         <w:t xml:space="preserve">.</w:t>
       </w:r>
     </w:p>
-    <w:bookmarkEnd w:id="65"/>
-    <w:bookmarkStart w:id="67" w:name="ref-hunt_bell_travis_2008"/>
+    <w:bookmarkEnd w:id="165"/>
+    <w:bookmarkStart w:id="167" w:name="ref-hunt_bell_travis_2008"/>
     <w:p>
       <w:pPr>
         <w:pStyle w:val="Bibliography"/>
@@ -3379,7 +3379,7 @@
       <w:r>
         <w:t xml:space="preserve"> </w:t>
       </w:r>
-      <w:hyperlink r:id="rId66">
+      <w:hyperlink r:id="rId166">
         <w:r>
           <w:rPr>
             <w:rStyle w:val="Hyperlink"/>
@@ -3391,8 +3391,8 @@
         <w:t xml:space="preserve">.</w:t>
       </w:r>
     </w:p>
-    <w:bookmarkEnd w:id="67"/>
-    <w:bookmarkStart w:id="69" w:name="ref-lipo_dinapoli_madsen_hunt_2021"/>
+    <w:bookmarkEnd w:id="167"/>
+    <w:bookmarkStart w:id="169" w:name="ref-lipo_dinapoli_madsen_hunt_2021"/>
     <w:p>
       <w:pPr>
         <w:pStyle w:val="Bibliography"/>
@@ -3419,7 +3419,7 @@
       <w:r>
         <w:t xml:space="preserve"> </w:t>
       </w:r>
-      <w:hyperlink r:id="rId68">
+      <w:hyperlink r:id="rId168">
         <w:r>
           <w:rPr>
             <w:rStyle w:val="Hyperlink"/>
@@ -3431,8 +3431,8 @@
         <w:t xml:space="preserve">.</w:t>
       </w:r>
     </w:p>
-    <w:bookmarkEnd w:id="69"/>
-    <w:bookmarkStart w:id="71" w:name="ref-lipo_madsen_dunnell_2015"/>
+    <w:bookmarkEnd w:id="169"/>
+    <w:bookmarkStart w:id="171" w:name="ref-lipo_madsen_dunnell_2015"/>
     <w:p>
       <w:pPr>
         <w:pStyle w:val="Bibliography"/>
@@ -3459,7 +3459,7 @@
       <w:r>
         <w:t xml:space="preserve"> </w:t>
       </w:r>
-      <w:hyperlink r:id="rId70">
+      <w:hyperlink r:id="rId170">
         <w:r>
           <w:rPr>
             <w:rStyle w:val="Hyperlink"/>
@@ -3471,8 +3471,8 @@
         <w:t xml:space="preserve">.</w:t>
       </w:r>
     </w:p>
-    <w:bookmarkEnd w:id="71"/>
-    <w:bookmarkStart w:id="73" w:name="ref-lipo_madsen_dunnell_hunt_1997"/>
+    <w:bookmarkEnd w:id="171"/>
+    <w:bookmarkStart w:id="173" w:name="ref-lipo_madsen_dunnell_hunt_1997"/>
     <w:p>
       <w:pPr>
         <w:pStyle w:val="Bibliography"/>
@@ -3499,7 +3499,7 @@
       <w:r>
         <w:t xml:space="preserve"> </w:t>
       </w:r>
-      <w:hyperlink r:id="rId72">
+      <w:hyperlink r:id="rId172">
         <w:r>
           <w:rPr>
             <w:rStyle w:val="Hyperlink"/>
@@ -3511,8 +3511,8 @@
         <w:t xml:space="preserve">.</w:t>
       </w:r>
     </w:p>
-    <w:bookmarkEnd w:id="73"/>
-    <w:bookmarkStart w:id="74" w:name="ref-lyman_obrien_2006"/>
+    <w:bookmarkEnd w:id="173"/>
+    <w:bookmarkStart w:id="174" w:name="ref-lyman_obrien_2006"/>
     <w:p>
       <w:pPr>
         <w:pStyle w:val="Bibliography"/>
@@ -3534,8 +3534,8 @@
         <w:t xml:space="preserve">. University of Nebraska Press, Lincoln.</w:t>
       </w:r>
     </w:p>
-    <w:bookmarkEnd w:id="74"/>
-    <w:bookmarkStart w:id="75" w:name="ref-mainfort_2001"/>
+    <w:bookmarkEnd w:id="174"/>
+    <w:bookmarkStart w:id="175" w:name="ref-mainfort_2001"/>
     <w:p>
       <w:pPr>
         <w:pStyle w:val="Bibliography"/>
@@ -3569,8 +3569,8 @@
         <w:t xml:space="preserve">, edited by David S. Brose, C. Wesley Cowan, and Jr. Mainfort Robert C., pp. 173–190. Smithsonian Institution Press, Washington, DC.</w:t>
       </w:r>
     </w:p>
-    <w:bookmarkEnd w:id="75"/>
-    <w:bookmarkStart w:id="76" w:name="ref-marquardt_1978"/>
+    <w:bookmarkEnd w:id="175"/>
+    <w:bookmarkStart w:id="176" w:name="ref-marquardt_1978"/>
     <w:p>
       <w:pPr>
         <w:pStyle w:val="Bibliography"/>
@@ -3592,8 +3592,8 @@
         <w:t xml:space="preserve">, edited by Michael B. Schiffer, pp. 257–314. Academic Press, New York.</w:t>
       </w:r>
     </w:p>
-    <w:bookmarkEnd w:id="76"/>
-    <w:bookmarkStart w:id="77" w:name="ref-neiman_1995"/>
+    <w:bookmarkEnd w:id="176"/>
+    <w:bookmarkStart w:id="177" w:name="ref-neiman_1995"/>
     <w:p>
       <w:pPr>
         <w:pStyle w:val="Bibliography"/>
@@ -3636,8 +3636,8 @@
         <w:t xml:space="preserve">60(1):7–36.</w:t>
       </w:r>
     </w:p>
-    <w:bookmarkEnd w:id="77"/>
-    <w:bookmarkStart w:id="78" w:name="ref-obrien_lyman_1999"/>
+    <w:bookmarkEnd w:id="177"/>
+    <w:bookmarkStart w:id="178" w:name="ref-obrien_lyman_1999"/>
     <w:p>
       <w:pPr>
         <w:pStyle w:val="Bibliography"/>
@@ -3659,8 +3659,8 @@
         <w:t xml:space="preserve">. Kluwer Academic/Plenum, New York.</w:t>
       </w:r>
     </w:p>
-    <w:bookmarkEnd w:id="78"/>
-    <w:bookmarkStart w:id="80" w:name="ref-reimer_etal_2020"/>
+    <w:bookmarkEnd w:id="178"/>
+    <w:bookmarkStart w:id="180" w:name="ref-reimer_etal_2020"/>
     <w:p>
       <w:pPr>
         <w:pStyle w:val="Bibliography"/>
@@ -3714,7 +3714,7 @@
       <w:r>
         <w:t xml:space="preserve"> </w:t>
       </w:r>
-      <w:hyperlink r:id="rId79">
+      <w:hyperlink r:id="rId179">
         <w:r>
           <w:rPr>
             <w:rStyle w:val="Hyperlink"/>
@@ -3726,8 +3726,8 @@
         <w:t xml:space="preserve">.</w:t>
       </w:r>
     </w:p>
-    <w:bookmarkEnd w:id="80"/>
-    <w:bookmarkStart w:id="81" w:name="ref-rousseeuw_1987"/>
+    <w:bookmarkEnd w:id="180"/>
+    <w:bookmarkStart w:id="181" w:name="ref-rousseeuw_1987"/>
     <w:p>
       <w:pPr>
         <w:pStyle w:val="Bibliography"/>
@@ -3752,8 +3752,8 @@
         <w:t xml:space="preserve">20:53–65.</w:t>
       </w:r>
     </w:p>
-    <w:bookmarkEnd w:id="81"/>
-    <w:bookmarkStart w:id="83" w:name="ref-scheffer_2009"/>
+    <w:bookmarkEnd w:id="181"/>
+    <w:bookmarkStart w:id="183" w:name="ref-scheffer_2009"/>
     <w:p>
       <w:pPr>
         <w:pStyle w:val="Bibliography"/>
@@ -3780,7 +3780,7 @@
       <w:r>
         <w:t xml:space="preserve"> </w:t>
       </w:r>
-      <w:hyperlink r:id="rId82">
+      <w:hyperlink r:id="rId182">
         <w:r>
           <w:rPr>
             <w:rStyle w:val="Hyperlink"/>
@@ -3792,8 +3792,8 @@
         <w:t xml:space="preserve">.</w:t>
       </w:r>
     </w:p>
-    <w:bookmarkEnd w:id="83"/>
-    <w:bookmarkStart w:id="85" w:name="ref-surovell_brantingham_2007"/>
+    <w:bookmarkEnd w:id="183"/>
+    <w:bookmarkStart w:id="185" w:name="ref-surovell_brantingham_2007"/>
     <w:p>
       <w:pPr>
         <w:pStyle w:val="Bibliography"/>
@@ -3820,7 +3820,7 @@
       <w:r>
         <w:t xml:space="preserve"> </w:t>
       </w:r>
-      <w:hyperlink r:id="rId84">
+      <w:hyperlink r:id="rId184">
         <w:r>
           <w:rPr>
             <w:rStyle w:val="Hyperlink"/>
@@ -3832,8 +3832,8 @@
         <w:t xml:space="preserve">.</w:t>
       </w:r>
     </w:p>
-    <w:bookmarkEnd w:id="85"/>
-    <w:bookmarkStart w:id="87" w:name="ref-surovell_etal_2009"/>
+    <w:bookmarkEnd w:id="185"/>
+    <w:bookmarkStart w:id="187" w:name="ref-surovell_etal_2009"/>
     <w:p>
       <w:pPr>
         <w:pStyle w:val="Bibliography"/>
@@ -3860,7 +3860,7 @@
       <w:r>
         <w:t xml:space="preserve"> </w:t>
       </w:r>
-      <w:hyperlink r:id="rId86">
+      <w:hyperlink r:id="rId186">
         <w:r>
           <w:rPr>
             <w:rStyle w:val="Hyperlink"/>
@@ -3872,8 +3872,8 @@
         <w:t xml:space="preserve">.</w:t>
       </w:r>
     </w:p>
-    <w:bookmarkEnd w:id="87"/>
-    <w:bookmarkStart w:id="88" w:name="ref-talts_etal_2018"/>
+    <w:bookmarkEnd w:id="187"/>
+    <w:bookmarkStart w:id="188" w:name="ref-talts_etal_2018"/>
     <w:p>
       <w:pPr>
         <w:pStyle w:val="Bibliography"/>
@@ -3907,8 +3907,8 @@
         <w:t xml:space="preserve">.</w:t>
       </w:r>
     </w:p>
-    <w:bookmarkEnd w:id="88"/>
-    <w:bookmarkStart w:id="89" w:name="ref-tibshirani_walther_hastie_2001"/>
+    <w:bookmarkEnd w:id="188"/>
+    <w:bookmarkStart w:id="189" w:name="ref-tibshirani_walther_hastie_2001"/>
     <w:p>
       <w:pPr>
         <w:pStyle w:val="Bibliography"/>
@@ -3933,8 +3933,8 @@
         <w:t xml:space="preserve">63(2):411–423.</w:t>
       </w:r>
     </w:p>
-    <w:bookmarkEnd w:id="89"/>
-    <w:bookmarkStart w:id="91" w:name="ref-toni_etal_2009"/>
+    <w:bookmarkEnd w:id="189"/>
+    <w:bookmarkStart w:id="191" w:name="ref-toni_etal_2009"/>
     <w:p>
       <w:pPr>
         <w:pStyle w:val="Bibliography"/>
@@ -3973,7 +3973,7 @@
       <w:r>
         <w:t xml:space="preserve"> </w:t>
       </w:r>
-      <w:hyperlink r:id="rId90">
+      <w:hyperlink r:id="rId190">
         <w:r>
           <w:rPr>
             <w:rStyle w:val="Hyperlink"/>
@@ -3985,8 +3985,8 @@
         <w:t xml:space="preserve">.</w:t>
       </w:r>
     </w:p>
-    <w:bookmarkEnd w:id="91"/>
-    <w:bookmarkStart w:id="92" w:name="ref-williams_1954"/>
+    <w:bookmarkEnd w:id="191"/>
+    <w:bookmarkStart w:id="192" w:name="ref-williams_1954"/>
     <w:p>
       <w:pPr>
         <w:pStyle w:val="Bibliography"/>
@@ -3995,11 +3995,12 @@
         <w:t xml:space="preserve">Williams, Stephen. 1954. An Archeological Study of the Mississippian Culture in Southeast Missouri. PhD thesis, Yale University, New Haven.</w:t>
       </w:r>
     </w:p>
-    <w:bookmarkEnd w:id="92"/>
-    <w:bookmarkEnd w:id="93"/>
-    <w:bookmarkEnd w:id="94"/>
-    <w:bookmarkEnd w:id="95"/>
+    <w:bookmarkEnd w:id="192"/>
+    <w:bookmarkEnd w:id="193"/>
+    <w:bookmarkEnd w:id="194"/>
+    <w:bookmarkEnd w:id="195"/>
     <w:sectPr>
+      <w:footerReference r:id="rId100" w:type="default"/>
       <w:footnotePr>
         <w:numRestart w:val="eachSect"/>
       </w:footnotePr>
@@ -4010,6 +4011,25 @@
 
 <file path=word/comments.xml><?xml version="1.0" encoding="utf-8"?>
 <w:comments xmlns:w="http://schemas.openxmlformats.org/wordprocessingml/2006/main" xmlns:m="http://schemas.openxmlformats.org/officeDocument/2006/math" xmlns:r="http://schemas.openxmlformats.org/officeDocument/2006/relationships" xmlns:o="urn:schemas-microsoft-com:office:office" xmlns:v="urn:schemas-microsoft-com:vml" xmlns:w10="urn:schemas-microsoft-com:office:word" xmlns:a="http://schemas.openxmlformats.org/drawingml/2006/main" xmlns:pic="http://schemas.openxmlformats.org/drawingml/2006/picture" xmlns:wp="http://schemas.openxmlformats.org/drawingml/2006/wordprocessingDrawing"/>
+</file>
+
+<file path=word/footer1.xml><?xml version="1.0" encoding="utf-8"?>
+<w:ftr xmlns:w="http://schemas.openxmlformats.org/wordprocessingml/2006/main" xmlns:r="http://schemas.openxmlformats.org/officeDocument/2006/relationships">
+  <w:p>
+    <w:pPr>
+      <w:jc w:val="center"/>
+    </w:pPr>
+    <w:r>
+      <w:fldChar w:fldCharType="begin"/>
+    </w:r>
+    <w:r>
+      <w:instrText xml:space="preserve"> PAGE </w:instrText>
+    </w:r>
+    <w:r>
+      <w:fldChar w:fldCharType="end"/>
+    </w:r>
+  </w:p>
+</w:ftr>
 </file>
 
 <file path=word/footnotes.xml><?xml version="1.0" encoding="utf-8"?>
@@ -4120,7 +4140,8 @@
   <w:docDefaults>
     <w:rPrDefault>
       <w:rPr>
-        <w:rFonts w:asciiTheme="minorHAnsi" w:cstheme="minorBidi" w:eastAsiaTheme="minorEastAsia" w:hAnsiTheme="minorHAnsi"/>
+        <w:color w:val="000000"/>
+        <w:rFonts w:ascii="Times New Roman" w:cs="Times New Roman" w:eastAsia="Times New Roman" w:hAnsi="Times New Roman"/>
         <w:sz w:val="24"/>
         <w:szCs w:val="24"/>
         <w:lang w:bidi="ar-SA" w:eastAsia="zh-CN" w:val="en-US"/>
@@ -4175,8 +4196,8 @@
     </w:pPr>
     <w:rPr>
       <w:rFonts w:asciiTheme="majorHAnsi" w:cstheme="majorBidi" w:eastAsiaTheme="majorEastAsia" w:hAnsiTheme="majorHAnsi"/>
-      <w:sz w:val="56"/>
-      <w:szCs w:val="56"/>
+      <w:sz w:val="24"/>
+      <w:szCs w:val="24"/>
     </w:rPr>
   </w:style>
   <w:style w:customStyle="1" w:styleId="TitleChar" w:type="character">
@@ -4187,8 +4208,8 @@
     <w:rsid w:val="00A10FD9"/>
     <w:rPr>
       <w:rFonts w:asciiTheme="majorHAnsi" w:cstheme="majorBidi" w:eastAsiaTheme="majorEastAsia" w:hAnsiTheme="majorHAnsi"/>
-      <w:sz w:val="56"/>
-      <w:szCs w:val="56"/>
+      <w:sz w:val="24"/>
+      <w:szCs w:val="24"/>
     </w:rPr>
   </w:style>
   <w:style w:styleId="Subtitle" w:type="paragraph">
@@ -4207,8 +4228,8 @@
     <w:rPr>
       <w:rFonts w:cstheme="majorBidi" w:eastAsiaTheme="majorEastAsia"/>
       <w:spacing w:val="15"/>
-      <w:sz w:val="28"/>
-      <w:szCs w:val="28"/>
+      <w:sz w:val="24"/>
+      <w:szCs w:val="24"/>
     </w:rPr>
   </w:style>
   <w:style w:customStyle="1" w:styleId="SubtitleChar" w:type="character">
@@ -4219,10 +4240,10 @@
     <w:rsid w:val="00A10FD9"/>
     <w:rPr>
       <w:rFonts w:cstheme="majorBidi" w:eastAsiaTheme="majorEastAsia"/>
-      <w:color w:themeColor="text1" w:themeTint="A6" w:val="595959"/>
+      <w:color w:themeColor="text1" w:themeTint="A6" w:val="000000"/>
       <w:spacing w:val="15"/>
-      <w:sz w:val="28"/>
-      <w:szCs w:val="28"/>
+      <w:sz w:val="24"/>
+      <w:szCs w:val="24"/>
     </w:rPr>
   </w:style>
   <w:style w:customStyle="1" w:styleId="Author" w:type="paragraph">
@@ -4266,8 +4287,8 @@
     </w:pPr>
     <w:rPr>
       <w:b/>
-      <w:sz w:val="20"/>
-      <w:szCs w:val="20"/>
+      <w:sz w:val="24"/>
+      <w:szCs w:val="24"/>
     </w:rPr>
   </w:style>
   <w:style w:customStyle="1" w:styleId="Abstract" w:type="paragraph">
@@ -4281,8 +4302,8 @@
       <w:spacing w:after="300" w:before="100"/>
     </w:pPr>
     <w:rPr>
-      <w:sz w:val="20"/>
-      <w:szCs w:val="20"/>
+      <w:sz w:val="24"/>
+      <w:szCs w:val="24"/>
     </w:rPr>
   </w:style>
   <w:style w:styleId="Bibliography" w:type="paragraph">
@@ -4309,9 +4330,9 @@
     </w:pPr>
     <w:rPr>
       <w:rFonts w:asciiTheme="majorHAnsi" w:cstheme="majorBidi" w:eastAsiaTheme="majorEastAsia" w:hAnsiTheme="majorHAnsi"/>
-      <w:color w:themeColor="accent1" w:themeShade="BF" w:val="0F4761"/>
-      <w:sz w:val="40"/>
-      <w:szCs w:val="40"/>
+      <w:color w:themeColor="accent1" w:themeShade="BF" w:val="000000"/>
+      <w:sz w:val="24"/>
+      <w:szCs w:val="24"/>
     </w:rPr>
   </w:style>
   <w:style w:styleId="Heading2" w:type="paragraph">
@@ -4332,9 +4353,9 @@
     </w:pPr>
     <w:rPr>
       <w:rFonts w:asciiTheme="majorHAnsi" w:cstheme="majorBidi" w:eastAsiaTheme="majorEastAsia" w:hAnsiTheme="majorHAnsi"/>
-      <w:color w:themeColor="accent1" w:themeShade="BF" w:val="0F4761"/>
-      <w:sz w:val="32"/>
-      <w:szCs w:val="32"/>
+      <w:color w:themeColor="accent1" w:themeShade="BF" w:val="000000"/>
+      <w:sz w:val="24"/>
+      <w:szCs w:val="24"/>
     </w:rPr>
   </w:style>
   <w:style w:styleId="Heading3" w:type="paragraph">
@@ -4355,9 +4376,9 @@
     </w:pPr>
     <w:rPr>
       <w:rFonts w:cstheme="majorBidi" w:eastAsiaTheme="majorEastAsia"/>
-      <w:color w:themeColor="accent1" w:themeShade="BF" w:val="0F4761"/>
-      <w:sz w:val="28"/>
-      <w:szCs w:val="28"/>
+      <w:color w:themeColor="accent1" w:themeShade="BF" w:val="000000"/>
+      <w:sz w:val="24"/>
+      <w:szCs w:val="24"/>
     </w:rPr>
   </w:style>
   <w:style w:styleId="Heading4" w:type="paragraph">
@@ -4380,7 +4401,7 @@
       <w:rFonts w:cstheme="majorBidi" w:eastAsiaTheme="majorEastAsia"/>
       <w:i/>
       <w:iCs/>
-      <w:color w:themeColor="accent1" w:themeShade="BF" w:val="0F4761"/>
+      <w:color w:themeColor="accent1" w:themeShade="BF" w:val="000000"/>
     </w:rPr>
   </w:style>
   <w:style w:styleId="Heading5" w:type="paragraph">
@@ -4401,7 +4422,7 @@
     </w:pPr>
     <w:rPr>
       <w:rFonts w:cstheme="majorBidi" w:eastAsiaTheme="majorEastAsia"/>
-      <w:color w:themeColor="accent1" w:themeShade="BF" w:val="0F4761"/>
+      <w:color w:themeColor="accent1" w:themeShade="BF" w:val="000000"/>
     </w:rPr>
   </w:style>
   <w:style w:styleId="Heading6" w:type="paragraph">
@@ -4424,7 +4445,7 @@
       <w:rFonts w:cstheme="majorBidi" w:eastAsiaTheme="majorEastAsia"/>
       <w:i/>
       <w:iCs/>
-      <w:color w:themeColor="text1" w:themeTint="A6" w:val="595959"/>
+      <w:color w:themeColor="text1" w:themeTint="A6" w:val="000000"/>
     </w:rPr>
   </w:style>
   <w:style w:styleId="Heading7" w:type="paragraph">
@@ -4445,7 +4466,7 @@
     </w:pPr>
     <w:rPr>
       <w:rFonts w:cstheme="majorBidi" w:eastAsiaTheme="majorEastAsia"/>
-      <w:color w:themeColor="text1" w:themeTint="A6" w:val="595959"/>
+      <w:color w:themeColor="text1" w:themeTint="A6" w:val="000000"/>
     </w:rPr>
   </w:style>
   <w:style w:styleId="Heading8" w:type="paragraph">
@@ -4468,7 +4489,7 @@
       <w:rFonts w:cstheme="majorBidi" w:eastAsiaTheme="majorEastAsia"/>
       <w:i/>
       <w:iCs/>
-      <w:color w:themeColor="text1" w:themeTint="D8" w:val="272727"/>
+      <w:color w:themeColor="text1" w:themeTint="D8" w:val="000000"/>
     </w:rPr>
   </w:style>
   <w:style w:styleId="Heading9" w:type="paragraph">
@@ -4489,7 +4510,7 @@
     </w:pPr>
     <w:rPr>
       <w:rFonts w:cstheme="majorBidi" w:eastAsiaTheme="majorEastAsia"/>
-      <w:color w:themeColor="text1" w:themeTint="D8" w:val="272727"/>
+      <w:color w:themeColor="text1" w:themeTint="D8" w:val="000000"/>
     </w:rPr>
   </w:style>
   <w:style w:customStyle="1" w:styleId="Heading1Char" w:type="character">
@@ -4500,9 +4521,9 @@
     <w:rsid w:val="00A10FD9"/>
     <w:rPr>
       <w:rFonts w:asciiTheme="majorHAnsi" w:cstheme="majorBidi" w:eastAsiaTheme="majorEastAsia" w:hAnsiTheme="majorHAnsi"/>
-      <w:color w:themeColor="accent1" w:themeShade="BF" w:val="0F4761"/>
-      <w:sz w:val="40"/>
-      <w:szCs w:val="40"/>
+      <w:color w:themeColor="accent1" w:themeShade="BF" w:val="000000"/>
+      <w:sz w:val="24"/>
+      <w:szCs w:val="24"/>
     </w:rPr>
   </w:style>
   <w:style w:customStyle="1" w:styleId="Heading2Char" w:type="character">
@@ -4514,9 +4535,9 @@
     <w:rsid w:val="00A10FD9"/>
     <w:rPr>
       <w:rFonts w:asciiTheme="majorHAnsi" w:cstheme="majorBidi" w:eastAsiaTheme="majorEastAsia" w:hAnsiTheme="majorHAnsi"/>
-      <w:color w:themeColor="accent1" w:themeShade="BF" w:val="0F4761"/>
-      <w:sz w:val="32"/>
-      <w:szCs w:val="32"/>
+      <w:color w:themeColor="accent1" w:themeShade="BF" w:val="000000"/>
+      <w:sz w:val="24"/>
+      <w:szCs w:val="24"/>
     </w:rPr>
   </w:style>
   <w:style w:customStyle="1" w:styleId="Heading3Char" w:type="character">
@@ -4528,9 +4549,9 @@
     <w:rsid w:val="00A10FD9"/>
     <w:rPr>
       <w:rFonts w:cstheme="majorBidi" w:eastAsiaTheme="majorEastAsia"/>
-      <w:color w:themeColor="accent1" w:themeShade="BF" w:val="0F4761"/>
-      <w:sz w:val="28"/>
-      <w:szCs w:val="28"/>
+      <w:color w:themeColor="accent1" w:themeShade="BF" w:val="000000"/>
+      <w:sz w:val="24"/>
+      <w:szCs w:val="24"/>
     </w:rPr>
   </w:style>
   <w:style w:customStyle="1" w:styleId="Heading4Char" w:type="character">
@@ -4544,7 +4565,7 @@
       <w:rFonts w:cstheme="majorBidi" w:eastAsiaTheme="majorEastAsia"/>
       <w:i/>
       <w:iCs/>
-      <w:color w:themeColor="accent1" w:themeShade="BF" w:val="0F4761"/>
+      <w:color w:themeColor="accent1" w:themeShade="BF" w:val="000000"/>
     </w:rPr>
   </w:style>
   <w:style w:customStyle="1" w:styleId="Heading5Char" w:type="character">
@@ -4556,7 +4577,7 @@
     <w:rsid w:val="00A10FD9"/>
     <w:rPr>
       <w:rFonts w:cstheme="majorBidi" w:eastAsiaTheme="majorEastAsia"/>
-      <w:color w:themeColor="accent1" w:themeShade="BF" w:val="0F4761"/>
+      <w:color w:themeColor="accent1" w:themeShade="BF" w:val="000000"/>
     </w:rPr>
   </w:style>
   <w:style w:customStyle="1" w:styleId="Heading6Char" w:type="character">
@@ -4570,7 +4591,7 @@
       <w:rFonts w:cstheme="majorBidi" w:eastAsiaTheme="majorEastAsia"/>
       <w:i/>
       <w:iCs/>
-      <w:color w:themeColor="text1" w:themeTint="A6" w:val="595959"/>
+      <w:color w:themeColor="text1" w:themeTint="A6" w:val="000000"/>
     </w:rPr>
   </w:style>
   <w:style w:customStyle="1" w:styleId="Heading7Char" w:type="character">
@@ -4582,7 +4603,7 @@
     <w:rsid w:val="00A10FD9"/>
     <w:rPr>
       <w:rFonts w:cstheme="majorBidi" w:eastAsiaTheme="majorEastAsia"/>
-      <w:color w:themeColor="text1" w:themeTint="A6" w:val="595959"/>
+      <w:color w:themeColor="text1" w:themeTint="A6" w:val="000000"/>
     </w:rPr>
   </w:style>
   <w:style w:customStyle="1" w:styleId="Heading8Char" w:type="character">
@@ -4596,7 +4617,7 @@
       <w:rFonts w:cstheme="majorBidi" w:eastAsiaTheme="majorEastAsia"/>
       <w:i/>
       <w:iCs/>
-      <w:color w:themeColor="text1" w:themeTint="D8" w:val="272727"/>
+      <w:color w:themeColor="text1" w:themeTint="D8" w:val="000000"/>
     </w:rPr>
   </w:style>
   <w:style w:customStyle="1" w:styleId="Heading9Char" w:type="character">
@@ -4608,7 +4629,7 @@
     <w:rsid w:val="00A10FD9"/>
     <w:rPr>
       <w:rFonts w:cstheme="majorBidi" w:eastAsiaTheme="majorEastAsia"/>
-      <w:color w:themeColor="text1" w:themeTint="D8" w:val="272727"/>
+      <w:color w:themeColor="text1" w:themeTint="D8" w:val="000000"/>
     </w:rPr>
   </w:style>
   <w:style w:styleId="BlockText" w:type="paragraph">
@@ -4731,8 +4752,8 @@
     <w:name w:val="Verbatim Char"/>
     <w:basedOn w:val="BodyTextChar"/>
     <w:rPr>
-      <w:rFonts w:ascii="Consolas" w:hAnsi="Consolas"/>
-      <w:sz w:val="22"/>
+      <w:rFonts w:ascii="Times New Roman" w:hAnsi="Times New Roman"/>
+      <w:sz w:val="24"/>
     </w:rPr>
   </w:style>
   <w:style w:customStyle="1" w:styleId="SectionNumber" w:type="character">
@@ -4750,7 +4771,7 @@
     <w:name w:val="Hyperlink"/>
     <w:basedOn w:val="BodyTextChar"/>
     <w:rPr>
-      <w:color w:themeColor="accent1" w:val="4F81BD"/>
+      <w:color w:themeColor="accent1" w:val="000000"/>
     </w:rPr>
   </w:style>
   <w:style w:styleId="TOCHeading" w:type="paragraph">
@@ -4768,7 +4789,7 @@
       <w:rFonts w:asciiTheme="majorHAnsi" w:cstheme="majorBidi" w:eastAsiaTheme="majorEastAsia" w:hAnsiTheme="majorHAnsi"/>
       <w:b w:val="0"/>
       <w:bCs w:val="0"/>
-      <w:color w:themeColor="accent1" w:themeShade="BF" w:val="365F91"/>
+      <w:color w:themeColor="accent1" w:themeShade="BF" w:val="000000"/>
     </w:rPr>
   </w:style>
   <w:style w:type="paragraph" w:customStyle="1" w:styleId="SourceCode">
@@ -5051,7 +5072,7 @@
     </a:clrScheme>
     <a:fontScheme name="Office">
       <a:majorFont>
-        <a:latin typeface="Aptos Display" panose="02110004020202020204"/>
+        <a:latin typeface="Times New Roman" panose="02110004020202020204"/>
         <a:ea typeface=""/>
         <a:cs typeface=""/>
         <a:font script="Jpan" typeface="游ゴシック Light"/>
@@ -5103,7 +5124,7 @@
         <a:font script="Tfng" typeface="Ebrima"/>
       </a:majorFont>
       <a:minorFont>
-        <a:latin typeface="Aptos" panose="02110004020202020204"/>
+        <a:latin typeface="Times New Roman" panose="02110004020202020204"/>
         <a:ea typeface=""/>
         <a:cs typeface=""/>
         <a:font script="Jpan" typeface="游明朝"/>

--- a/docs/manuscript/SUPPLEMENTAL_TEXT.docx
+++ b/docs/manuscript/SUPPLEMENTAL_TEXT.docx
@@ -2,7 +2,7 @@
 <file path=word/document.xml><?xml version="1.0" encoding="utf-8"?>
 <w:document xmlns:w="http://schemas.openxmlformats.org/wordprocessingml/2006/main" xmlns:m="http://schemas.openxmlformats.org/officeDocument/2006/math" xmlns:r="http://schemas.openxmlformats.org/officeDocument/2006/relationships" xmlns:o="urn:schemas-microsoft-com:office:office" xmlns:v="urn:schemas-microsoft-com:vml" xmlns:w10="urn:schemas-microsoft-com:office:word" xmlns:a="http://schemas.openxmlformats.org/drawingml/2006/main" xmlns:pic="http://schemas.openxmlformats.org/drawingml/2006/picture" xmlns:wp="http://schemas.openxmlformats.org/drawingml/2006/wordprocessingDrawing">
   <w:body>
-    <w:bookmarkStart w:id="195" w:name="supplemental-material"/>
+    <w:bookmarkStart w:id="196" w:name="supplemental-material"/>
     <w:p>
       <w:pPr>
         <w:pStyle w:val="Heading1"/>
@@ -2666,7 +2666,16 @@
         <w:t xml:space="preserve">(Surovell et al. 2009; Surovell and Brantingham 2007)</w:t>
       </w:r>
       <w:r>
-        <w:t xml:space="preserve">. To test the assumption that the seriation axis tracks calendar time, we pooled the dates of the five proveniences matching curated assemblages. We correlated their pooled median calibrated ages with CA1 position: Spearman’s r = +0.70 (n = 5, 27 dates pooled), with four sites in calendar order and one late-dated site, Clay Hill, departing from it. The orientation of the axis toward later time is supported but not certain, and we treat directional statements as provisional throughout.</w:t>
+        <w:t xml:space="preserve">. To test the assumption that the seriation axis tracks calendar time, we pooled the dates of the five proveniences matching curated assemblages. We correlated their pooled median calibrated ages with CA1 position: Spearman’s r = +0.70 (n = 5, 27 dates pooled), with four sites in calendar order and one late-dated site, Clay Hill, departing from it. The orientation of the axis toward later time is supported but not certain, and we treat directional statements as provisional throughout. The basin chronology is stable under an alternative compilation. Augmenting the Mainfort determinations with the net-new Mississippian dates in the broader lower-valley radiocarbon database compiled by Jeffrey Alvey (personal communication, 2022), twelve determinations concentrated at Hazel and Upper Nodena, shifts the summed-probability median by only eleven years, to AD 1433. The contact-truncation pattern and the CA1-calendar correlation are unchanged (Spearman +0.70). Recent AMS re-dating of the Parkin platform-mound post, interpreted as the base of the cross the De Soto expedition raised at Casqui, independently places it at cal AD 1445 to 1650</w:t>
+      </w:r>
+      <w:r>
+        <w:t xml:space="preserve"> </w:t>
+      </w:r>
+      <w:r>
+        <w:t xml:space="preserve">(Mitchem 2017)</w:t>
+      </w:r>
+      <w:r>
+        <w:t xml:space="preserve">, consistent with the terminal occupation inferred here.</w:t>
       </w:r>
     </w:p>
     <w:p>
@@ -2735,7 +2744,7 @@
       </w:r>
     </w:p>
     <w:bookmarkEnd w:id="139"/>
-    <w:bookmarkStart w:id="194" w:name="references"/>
+    <w:bookmarkStart w:id="195" w:name="references"/>
     <w:p>
       <w:pPr>
         <w:pStyle w:val="Heading2"/>
@@ -2744,7 +2753,7 @@
         <w:t xml:space="preserve">References</w:t>
       </w:r>
     </w:p>
-    <w:bookmarkStart w:id="193" w:name="refs"/>
+    <w:bookmarkStart w:id="194" w:name="refs"/>
     <w:bookmarkStart w:id="140" w:name="ref-beaumont_zhang_balding_2002"/>
     <w:p>
       <w:pPr>
@@ -3593,7 +3602,59 @@
       </w:r>
     </w:p>
     <w:bookmarkEnd w:id="176"/>
-    <w:bookmarkStart w:id="177" w:name="ref-neiman_1995"/>
+    <w:bookmarkStart w:id="177" w:name="ref-mitchem_2017"/>
+    <w:p>
+      <w:pPr>
+        <w:pStyle w:val="Bibliography"/>
+      </w:pPr>
+      <w:r>
+        <w:t xml:space="preserve">Mitchem, Jeffrey M. 2017. Making the Case for the</w:t>
+      </w:r>
+      <w:r>
+        <w:t xml:space="preserve"> </w:t>
+      </w:r>
+      <w:r>
+        <w:t xml:space="preserve">Parkin</w:t>
+      </w:r>
+      <w:r>
+        <w:t xml:space="preserve"> </w:t>
+      </w:r>
+      <w:r>
+        <w:t xml:space="preserve">Site as</w:t>
+      </w:r>
+      <w:r>
+        <w:t xml:space="preserve"> </w:t>
+      </w:r>
+      <w:r>
+        <w:t xml:space="preserve">Casqui</w:t>
+      </w:r>
+      <w:r>
+        <w:t xml:space="preserve">:</w:t>
+      </w:r>
+      <w:r>
+        <w:t xml:space="preserve"> </w:t>
+      </w:r>
+      <w:r>
+        <w:t xml:space="preserve">Hernando</w:t>
+      </w:r>
+      <w:r>
+        <w:t xml:space="preserve"> </w:t>
+      </w:r>
+      <w:r>
+        <w:t xml:space="preserve">de</w:t>
+      </w:r>
+      <w:r>
+        <w:t xml:space="preserve"> </w:t>
+      </w:r>
+      <w:r>
+        <w:t xml:space="preserve">Soto</w:t>
+      </w:r>
+      <w:r>
+        <w:t xml:space="preserve">’s 1541 Cross.</w:t>
+      </w:r>
+    </w:p>
+    <w:bookmarkEnd w:id="177"/>
+    <w:bookmarkStart w:id="178" w:name="ref-neiman_1995"/>
     <w:p>
       <w:pPr>
         <w:pStyle w:val="Bibliography"/>
@@ -3636,8 +3697,8 @@
         <w:t xml:space="preserve">60(1):7–36.</w:t>
       </w:r>
     </w:p>
-    <w:bookmarkEnd w:id="177"/>
-    <w:bookmarkStart w:id="178" w:name="ref-obrien_lyman_1999"/>
+    <w:bookmarkEnd w:id="178"/>
+    <w:bookmarkStart w:id="179" w:name="ref-obrien_lyman_1999"/>
     <w:p>
       <w:pPr>
         <w:pStyle w:val="Bibliography"/>
@@ -3659,8 +3720,8 @@
         <w:t xml:space="preserve">. Kluwer Academic/Plenum, New York.</w:t>
       </w:r>
     </w:p>
-    <w:bookmarkEnd w:id="178"/>
-    <w:bookmarkStart w:id="180" w:name="ref-reimer_etal_2020"/>
+    <w:bookmarkEnd w:id="179"/>
+    <w:bookmarkStart w:id="181" w:name="ref-reimer_etal_2020"/>
     <w:p>
       <w:pPr>
         <w:pStyle w:val="Bibliography"/>
@@ -3714,7 +3775,7 @@
       <w:r>
         <w:t xml:space="preserve"> </w:t>
       </w:r>
-      <w:hyperlink r:id="rId179">
+      <w:hyperlink r:id="rId180">
         <w:r>
           <w:rPr>
             <w:rStyle w:val="Hyperlink"/>
@@ -3726,8 +3787,8 @@
         <w:t xml:space="preserve">.</w:t>
       </w:r>
     </w:p>
-    <w:bookmarkEnd w:id="180"/>
-    <w:bookmarkStart w:id="181" w:name="ref-rousseeuw_1987"/>
+    <w:bookmarkEnd w:id="181"/>
+    <w:bookmarkStart w:id="182" w:name="ref-rousseeuw_1987"/>
     <w:p>
       <w:pPr>
         <w:pStyle w:val="Bibliography"/>
@@ -3752,8 +3813,8 @@
         <w:t xml:space="preserve">20:53–65.</w:t>
       </w:r>
     </w:p>
-    <w:bookmarkEnd w:id="181"/>
-    <w:bookmarkStart w:id="183" w:name="ref-scheffer_2009"/>
+    <w:bookmarkEnd w:id="182"/>
+    <w:bookmarkStart w:id="184" w:name="ref-scheffer_2009"/>
     <w:p>
       <w:pPr>
         <w:pStyle w:val="Bibliography"/>
@@ -3780,7 +3841,7 @@
       <w:r>
         <w:t xml:space="preserve"> </w:t>
       </w:r>
-      <w:hyperlink r:id="rId182">
+      <w:hyperlink r:id="rId183">
         <w:r>
           <w:rPr>
             <w:rStyle w:val="Hyperlink"/>
@@ -3792,8 +3853,8 @@
         <w:t xml:space="preserve">.</w:t>
       </w:r>
     </w:p>
-    <w:bookmarkEnd w:id="183"/>
-    <w:bookmarkStart w:id="185" w:name="ref-surovell_brantingham_2007"/>
+    <w:bookmarkEnd w:id="184"/>
+    <w:bookmarkStart w:id="186" w:name="ref-surovell_brantingham_2007"/>
     <w:p>
       <w:pPr>
         <w:pStyle w:val="Bibliography"/>
@@ -3820,7 +3881,7 @@
       <w:r>
         <w:t xml:space="preserve"> </w:t>
       </w:r>
-      <w:hyperlink r:id="rId184">
+      <w:hyperlink r:id="rId185">
         <w:r>
           <w:rPr>
             <w:rStyle w:val="Hyperlink"/>
@@ -3832,8 +3893,8 @@
         <w:t xml:space="preserve">.</w:t>
       </w:r>
     </w:p>
-    <w:bookmarkEnd w:id="185"/>
-    <w:bookmarkStart w:id="187" w:name="ref-surovell_etal_2009"/>
+    <w:bookmarkEnd w:id="186"/>
+    <w:bookmarkStart w:id="188" w:name="ref-surovell_etal_2009"/>
     <w:p>
       <w:pPr>
         <w:pStyle w:val="Bibliography"/>
@@ -3860,7 +3921,7 @@
       <w:r>
         <w:t xml:space="preserve"> </w:t>
       </w:r>
-      <w:hyperlink r:id="rId186">
+      <w:hyperlink r:id="rId187">
         <w:r>
           <w:rPr>
             <w:rStyle w:val="Hyperlink"/>
@@ -3872,8 +3933,8 @@
         <w:t xml:space="preserve">.</w:t>
       </w:r>
     </w:p>
-    <w:bookmarkEnd w:id="187"/>
-    <w:bookmarkStart w:id="188" w:name="ref-talts_etal_2018"/>
+    <w:bookmarkEnd w:id="188"/>
+    <w:bookmarkStart w:id="189" w:name="ref-talts_etal_2018"/>
     <w:p>
       <w:pPr>
         <w:pStyle w:val="Bibliography"/>
@@ -3907,8 +3968,8 @@
         <w:t xml:space="preserve">.</w:t>
       </w:r>
     </w:p>
-    <w:bookmarkEnd w:id="188"/>
-    <w:bookmarkStart w:id="189" w:name="ref-tibshirani_walther_hastie_2001"/>
+    <w:bookmarkEnd w:id="189"/>
+    <w:bookmarkStart w:id="190" w:name="ref-tibshirani_walther_hastie_2001"/>
     <w:p>
       <w:pPr>
         <w:pStyle w:val="Bibliography"/>
@@ -3933,8 +3994,8 @@
         <w:t xml:space="preserve">63(2):411–423.</w:t>
       </w:r>
     </w:p>
-    <w:bookmarkEnd w:id="189"/>
-    <w:bookmarkStart w:id="191" w:name="ref-toni_etal_2009"/>
+    <w:bookmarkEnd w:id="190"/>
+    <w:bookmarkStart w:id="192" w:name="ref-toni_etal_2009"/>
     <w:p>
       <w:pPr>
         <w:pStyle w:val="Bibliography"/>
@@ -3973,7 +4034,7 @@
       <w:r>
         <w:t xml:space="preserve"> </w:t>
       </w:r>
-      <w:hyperlink r:id="rId190">
+      <w:hyperlink r:id="rId191">
         <w:r>
           <w:rPr>
             <w:rStyle w:val="Hyperlink"/>
@@ -3985,8 +4046,8 @@
         <w:t xml:space="preserve">.</w:t>
       </w:r>
     </w:p>
-    <w:bookmarkEnd w:id="191"/>
-    <w:bookmarkStart w:id="192" w:name="ref-williams_1954"/>
+    <w:bookmarkEnd w:id="192"/>
+    <w:bookmarkStart w:id="193" w:name="ref-williams_1954"/>
     <w:p>
       <w:pPr>
         <w:pStyle w:val="Bibliography"/>
@@ -3995,10 +4056,10 @@
         <w:t xml:space="preserve">Williams, Stephen. 1954. An Archeological Study of the Mississippian Culture in Southeast Missouri. PhD thesis, Yale University, New Haven.</w:t>
       </w:r>
     </w:p>
-    <w:bookmarkEnd w:id="192"/>
     <w:bookmarkEnd w:id="193"/>
     <w:bookmarkEnd w:id="194"/>
     <w:bookmarkEnd w:id="195"/>
+    <w:bookmarkEnd w:id="196"/>
     <w:sectPr>
       <w:footerReference r:id="rId100" w:type="default"/>
       <w:footnotePr>

--- a/docs/manuscript/SUPPLEMENTAL_TEXT.docx
+++ b/docs/manuscript/SUPPLEMENTAL_TEXT.docx
@@ -2657,7 +2657,7 @@
         <w:t xml:space="preserve">2020)</w:t>
       </w:r>
       <w:r>
-        <w:t xml:space="preserve">. Forty-one determinations come from seven St. Francis Basin Parkin-phase sites, nineteen of them from Parkin. The summed probability distribution of the basin dates concentrates the occupation in the fourteenth to sixteenth centuries, with a median of AD 1422 (Parkin alone, AD 1483). It declines across the contact interval: 29 percent of the basin probability mass postdates AD 1541 and 18 percent postdates AD 1600 (Figure S7). This is consistent with occupation continuing through the De Soto entrada, which the chronicles place at Casqui, and declining thereafter, rather than with a sequence running unbroken into the seventeenth century. However, the protohistoric tail is partly a calibration artifact of low-activity determinations near the post-1650 plateau</w:t>
+        <w:t xml:space="preserve">. Forty determinations come from seven St. Francis Basin Parkin-phase sites, nineteen of them from Parkin. The summed probability distribution of the basin dates concentrates the occupation in the fourteenth to sixteenth centuries, with a median of AD 1428 (Parkin alone, AD 1483). It declines across the contact interval: 29 percent of the basin probability mass postdates AD 1541 and 18 percent postdates AD 1600 (Figure S7). This is consistent with occupation continuing through the De Soto entrada, which the chronicles place at Casqui, and declining thereafter, rather than with a sequence running unbroken into the seventeenth century. However, the protohistoric tail is partly a calibration artifact of low-activity determinations near the post-1650 plateau</w:t>
       </w:r>
       <w:r>
         <w:t xml:space="preserve"> </w:t>
@@ -2666,7 +2666,7 @@
         <w:t xml:space="preserve">(Surovell et al. 2009; Surovell and Brantingham 2007)</w:t>
       </w:r>
       <w:r>
-        <w:t xml:space="preserve">. To test the assumption that the seriation axis tracks calendar time, we pooled the dates of the five proveniences matching curated assemblages. We correlated their pooled median calibrated ages with CA1 position: Spearman’s r = +0.70 (n = 5, 27 dates pooled), with four sites in calendar order and one late-dated site, Clay Hill, departing from it. The orientation of the axis toward later time is supported but not certain, and we treat directional statements as provisional throughout. The basin chronology is stable under an alternative compilation. Augmenting the Mainfort determinations with the net-new Mississippian dates in the broader lower-valley radiocarbon database compiled by Jeffrey Alvey (personal communication, 2022), twelve determinations concentrated at Hazel and Upper Nodena, shifts the summed-probability median by only eleven years, to AD 1433. The contact-truncation pattern and the CA1-calendar correlation are unchanged (Spearman +0.70). Recent AMS re-dating of the Parkin platform-mound post, interpreted as the base of the cross the De Soto expedition raised at Casqui, independently places it at cal AD 1445 to 1650</w:t>
+        <w:t xml:space="preserve">. To test the assumption that the seriation axis tracks calendar time, we pooled the dates of the five proveniences matching curated assemblages. We correlated their pooled median calibrated ages with CA1 position: Spearman’s r = +0.70 (n = 5, 27 dates pooled), with four sites in calendar order and one late-dated site, Clay Hill, departing from it. The orientation of the axis toward later time is supported but not certain, and we treat directional statements as provisional throughout. The basin chronology is stable under an alternative compilation. Augmenting the Mainfort determinations with the net-new Mississippian dates in the broader lower-valley radiocarbon database compiled by Jeffrey Alvey (personal communication, 2022), twelve determinations concentrated at Hazel and Upper Nodena, shifts the summed-probability median by only eight years, to AD 1436. The contact-truncation pattern and the CA1-calendar correlation are unchanged (Spearman +0.70). Recent AMS re-dating of the Parkin platform-mound post, interpreted as the base of the cross the De Soto expedition raised at Casqui, independently places it at cal AD 1445 to 1650</w:t>
       </w:r>
       <w:r>
         <w:t xml:space="preserve"> </w:t>
@@ -2675,7 +2675,19 @@
         <w:t xml:space="preserve">(Mitchem 2017)</w:t>
       </w:r>
       <w:r>
-        <w:t xml:space="preserve">, consistent with the terminal occupation inferred here.</w:t>
+        <w:t xml:space="preserve">, consistent with the terminal occupation inferred here. The individual determinations used in the basin chronology, with lab numbers, ages, calibrated medians, and sources, are listed in the supplemental data file</w:t>
+      </w:r>
+      <w:r>
+        <w:t xml:space="preserve"> </w:t>
+      </w:r>
+      <w:r>
+        <w:rPr>
+          <w:rStyle w:val="VerbatimChar"/>
+        </w:rPr>
+        <w:t xml:space="preserve">radiocarbon_dates_used.csv</w:t>
+      </w:r>
+      <w:r>
+        <w:t xml:space="preserve">.</w:t>
       </w:r>
     </w:p>
     <w:p>
